--- a/6-过程管理/运行记录类文件/JXTX-06-15-翔云系统运维服务项目-服务可用性和连续性计划.docx
+++ b/6-过程管理/运行记录类文件/JXTX-06-15-翔云系统运维服务项目-服务可用性和连续性计划.docx
@@ -1,10 +1,11 @@
 
 <file path=word/document.xml><?xml version="1.0" encoding="utf-8"?>
-<w:document xmlns:wpc="http://schemas.microsoft.com/office/word/2010/wordprocessingCanvas" xmlns:mc="http://schemas.openxmlformats.org/markup-compatibility/2006" xmlns:o="urn:schemas-microsoft-com:office:office" xmlns:r="http://schemas.openxmlformats.org/officeDocument/2006/relationships" xmlns:m="http://schemas.openxmlformats.org/officeDocument/2006/math" xmlns:v="urn:schemas-microsoft-com:vml" xmlns:wp14="http://schemas.microsoft.com/office/word/2010/wordprocessingDrawing" xmlns:wp="http://schemas.openxmlformats.org/drawingml/2006/wordprocessingDrawing" xmlns:w="http://schemas.openxmlformats.org/wordprocessingml/2006/main" xmlns:w14="http://schemas.microsoft.com/office/word/2010/wordml" xmlns:w10="urn:schemas-microsoft-com:office:word" xmlns:w15="http://schemas.microsoft.com/office/word/2012/wordml" xmlns:wpg="http://schemas.microsoft.com/office/word/2010/wordprocessingGroup" xmlns:wpi="http://schemas.microsoft.com/office/word/2010/wordprocessingInk" xmlns:wne="http://schemas.microsoft.com/office/word/2006/wordml" xmlns:wps="http://schemas.microsoft.com/office/word/2010/wordprocessingShape" xmlns:wpsCustomData="http://www.wps.cn/officeDocument/2013/wpsCustomData" mc:Ignorable="w14 w15 wp14">
+<w:document xmlns:wpc="http://schemas.microsoft.com/office/word/2010/wordprocessingCanvas" xmlns:mc="http://schemas.openxmlformats.org/markup-compatibility/2006" xmlns:o="urn:schemas-microsoft-com:office:office" xmlns:r="http://schemas.openxmlformats.org/officeDocument/2006/relationships" xmlns:m="http://schemas.openxmlformats.org/officeDocument/2006/math" xmlns:v="urn:schemas-microsoft-com:vml" xmlns:wp14="http://schemas.microsoft.com/office/word/2010/wordprocessingDrawing" xmlns:wp="http://schemas.openxmlformats.org/drawingml/2006/wordprocessingDrawing" xmlns:w10="urn:schemas-microsoft-com:office:word" xmlns:w="http://schemas.openxmlformats.org/wordprocessingml/2006/main" xmlns:w14="http://schemas.microsoft.com/office/word/2010/wordml" xmlns:w15="http://schemas.microsoft.com/office/word/2012/wordml" xmlns:wne="http://schemas.microsoft.com/office/word/2006/wordml" xmlns:wpg="http://schemas.microsoft.com/office/word/2010/wordprocessingGroup" xmlns:wpi="http://schemas.microsoft.com/office/word/2010/wordprocessingInk" xmlns:wps="http://schemas.microsoft.com/office/word/2010/wordprocessingShape" mc:Ignorable="w14 w15 wp14">
+  <!-- Generated by Aspose.Words for .NET 13.3.0.1 -->
   <w:body>
     <w:p>
       <w:pPr>
-        <w:pStyle w:val="24"/>
+        <w:pStyle w:val="a"/>
         <w:keepNext w:val="0"/>
         <w:keepLines w:val="0"/>
         <w:pageBreakBefore w:val="0"/>
@@ -24,7 +25,7 @@
       <w:bookmarkStart w:id="0" w:name="_Toc15925"/>
       <w:r>
         <w:drawing>
-          <wp:anchor distT="0" distB="0" distL="114300" distR="114300" simplePos="0" relativeHeight="251661312" behindDoc="1" locked="0" layoutInCell="1" allowOverlap="1">
+          <wp:anchor distT="0" distB="0" distL="114300" distR="114300" simplePos="0" relativeHeight="251660288" behindDoc="1" locked="0" layoutInCell="1" allowOverlap="1">
             <wp:simplePos x="0" y="0"/>
             <wp:positionH relativeFrom="column">
               <wp:posOffset>-34290</wp:posOffset>
@@ -49,7 +50,7 @@
                     </pic:cNvPicPr>
                   </pic:nvPicPr>
                   <pic:blipFill>
-                    <a:blip r:embed="rId7"/>
+                    <a:blip xmlns:r="http://schemas.openxmlformats.org/officeDocument/2006/relationships" r:embed="rId4"/>
                     <a:stretch>
                       <a:fillRect/>
                     </a:stretch>
@@ -75,7 +76,7 @@
       </w:r>
       <w:r>
         <w:drawing>
-          <wp:anchor distT="0" distB="0" distL="114300" distR="114300" simplePos="0" relativeHeight="251660288" behindDoc="1" locked="0" layoutInCell="1" allowOverlap="1">
+          <wp:anchor distT="0" distB="0" distL="114300" distR="114300" simplePos="0" relativeHeight="251659264" behindDoc="1" locked="0" layoutInCell="1" allowOverlap="1">
             <wp:simplePos x="0" y="0"/>
             <wp:positionH relativeFrom="column">
               <wp:posOffset>0</wp:posOffset>
@@ -100,7 +101,7 @@
                     </pic:cNvPicPr>
                   </pic:nvPicPr>
                   <pic:blipFill>
-                    <a:blip r:embed="rId8"/>
+                    <a:blip xmlns:r="http://schemas.openxmlformats.org/officeDocument/2006/relationships" r:embed="rId5"/>
                     <a:stretch>
                       <a:fillRect/>
                     </a:stretch>
@@ -130,7 +131,7 @@
           <w:lang w:val="en-US" w:eastAsia="zh-CN"/>
         </w:rPr>
         <w:drawing>
-          <wp:anchor distT="0" distB="0" distL="114300" distR="114300" simplePos="0" relativeHeight="251659264" behindDoc="1" locked="0" layoutInCell="1" allowOverlap="1">
+          <wp:anchor distT="0" distB="0" distL="114300" distR="114300" simplePos="0" relativeHeight="251658240" behindDoc="1" locked="0" layoutInCell="1" allowOverlap="1">
             <wp:simplePos x="0" y="0"/>
             <wp:positionH relativeFrom="column">
               <wp:posOffset>635</wp:posOffset>
@@ -155,7 +156,7 @@
                     </pic:cNvPicPr>
                   </pic:nvPicPr>
                   <pic:blipFill>
-                    <a:blip r:embed="rId9">
+                    <a:blip xmlns:r="http://schemas.openxmlformats.org/officeDocument/2006/relationships" r:embed="rId6">
                       <a:alphaModFix amt="58000"/>
                       <a:lum contrast="-52000"/>
                     </a:blip>
@@ -189,7 +190,7 @@
     </w:p>
     <w:p>
       <w:pPr>
-        <w:pStyle w:val="25"/>
+        <w:pStyle w:val="a0"/>
         <w:keepNext w:val="0"/>
         <w:keepLines w:val="0"/>
         <w:pageBreakBefore w:val="0"/>
@@ -236,11 +237,11 @@
         <w:adjustRightInd w:val="0"/>
         <w:snapToGrid w:val="0"/>
         <w:spacing w:after="624" w:afterLines="200" w:line="219" w:lineRule="auto"/>
-        <w:ind w:left="0" w:leftChars="0" w:right="0" w:rightChars="0" w:firstLine="0" w:firstLineChars="0"/>
+        <w:ind w:left="0" w:right="0" w:firstLine="0" w:leftChars="0" w:rightChars="0" w:firstLineChars="0"/>
         <w:jc w:val="center"/>
         <w:textAlignment w:val="baseline"/>
         <w:rPr>
-          <w:rFonts w:hint="default" w:ascii="宋体" w:hAnsi="宋体" w:eastAsia="宋体" w:cs="宋体"/>
+          <w:rFonts w:ascii="宋体" w:eastAsia="宋体" w:hAnsi="宋体" w:cs="宋体" w:hint="default"/>
           <w:sz w:val="24"/>
           <w:szCs w:val="24"/>
           <w:lang w:val="en-US" w:eastAsia="zh-CN"/>
@@ -248,7 +249,7 @@
       </w:pPr>
       <w:r>
         <w:rPr>
-          <w:rFonts w:ascii="宋体" w:hAnsi="宋体" w:eastAsia="宋体" w:cs="宋体"/>
+          <w:rFonts w:ascii="宋体" w:eastAsia="宋体" w:hAnsi="宋体" w:cs="宋体"/>
           <w:b/>
           <w:bCs/>
           <w:spacing w:val="-3"/>
@@ -259,7 +260,7 @@
       </w:r>
       <w:r>
         <w:rPr>
-          <w:rFonts w:hint="eastAsia" w:ascii="宋体" w:hAnsi="宋体" w:eastAsia="宋体" w:cs="宋体"/>
+          <w:rFonts w:ascii="宋体" w:eastAsia="宋体" w:hAnsi="宋体" w:cs="宋体" w:hint="eastAsia"/>
           <w:b/>
           <w:bCs/>
           <w:spacing w:val="-3"/>
@@ -271,7 +272,7 @@
       </w:r>
       <w:r>
         <w:rPr>
-          <w:rFonts w:ascii="宋体" w:hAnsi="宋体" w:eastAsia="宋体" w:cs="宋体"/>
+          <w:rFonts w:ascii="宋体" w:eastAsia="宋体" w:hAnsi="宋体" w:cs="宋体"/>
           <w:b/>
           <w:bCs/>
           <w:spacing w:val="-3"/>
@@ -282,7 +283,7 @@
       </w:r>
       <w:r>
         <w:rPr>
-          <w:rFonts w:hint="eastAsia" w:ascii="宋体" w:hAnsi="宋体" w:cs="宋体"/>
+          <w:rFonts w:ascii="宋体" w:hAnsi="宋体" w:cs="宋体" w:hint="eastAsia"/>
           <w:b/>
           <w:bCs/>
           <w:spacing w:val="-3"/>
@@ -294,7 +295,7 @@
       </w:r>
       <w:r>
         <w:rPr>
-          <w:rFonts w:ascii="宋体" w:hAnsi="宋体" w:eastAsia="宋体" w:cs="宋体"/>
+          <w:rFonts w:ascii="宋体" w:eastAsia="宋体" w:hAnsi="宋体" w:cs="宋体"/>
           <w:b/>
           <w:bCs/>
           <w:spacing w:val="-3"/>
@@ -305,7 +306,7 @@
       </w:r>
       <w:r>
         <w:rPr>
-          <w:rFonts w:hint="eastAsia" w:ascii="宋体" w:hAnsi="宋体" w:cs="宋体"/>
+          <w:rFonts w:ascii="宋体" w:hAnsi="宋体" w:cs="宋体" w:hint="eastAsia"/>
           <w:b/>
           <w:bCs/>
           <w:spacing w:val="-3"/>
@@ -313,23 +314,24 @@
           <w:szCs w:val="24"/>
           <w:lang w:val="en-US" w:eastAsia="zh-CN"/>
         </w:rPr>
-        <w:t>14</w:t>
-      </w:r>
+        <w:t>15</w:t>
+      </w:r>
+      <w:bookmarkStart w:id="2" w:name="_GoBack"/>
+      <w:bookmarkEnd w:id="2"/>
     </w:p>
     <w:tbl>
       <w:tblPr>
-        <w:tblStyle w:val="21"/>
+        <w:tblStyle w:val="TableGrid"/>
         <w:tblW w:w="0" w:type="auto"/>
         <w:jc w:val="center"/>
         <w:tblBorders>
-          <w:top w:val="none" w:color="auto" w:sz="0" w:space="0"/>
-          <w:left w:val="none" w:color="auto" w:sz="0" w:space="0"/>
-          <w:bottom w:val="none" w:color="auto" w:sz="0" w:space="0"/>
-          <w:right w:val="none" w:color="auto" w:sz="0" w:space="0"/>
-          <w:insideH w:val="none" w:color="auto" w:sz="0" w:space="0"/>
-          <w:insideV w:val="none" w:color="auto" w:sz="0" w:space="0"/>
+          <w:top w:val="nil"/>
+          <w:left w:val="nil"/>
+          <w:bottom w:val="nil"/>
+          <w:right w:val="nil"/>
+          <w:insideH w:val="nil"/>
+          <w:insideV w:val="nil"/>
         </w:tblBorders>
-        <w:tblLayout w:type="autofit"/>
         <w:tblCellMar>
           <w:top w:w="0" w:type="dxa"/>
           <w:left w:w="108" w:type="dxa"/>
@@ -343,13 +345,15 @@
       </w:tblGrid>
       <w:tr>
         <w:tblPrEx>
+          <w:tblW w:w="0" w:type="auto"/>
+          <w:jc w:val="center"/>
           <w:tblBorders>
-            <w:top w:val="none" w:color="auto" w:sz="0" w:space="0"/>
-            <w:left w:val="none" w:color="auto" w:sz="0" w:space="0"/>
-            <w:bottom w:val="none" w:color="auto" w:sz="0" w:space="0"/>
-            <w:right w:val="none" w:color="auto" w:sz="0" w:space="0"/>
-            <w:insideH w:val="none" w:color="auto" w:sz="0" w:space="0"/>
-            <w:insideV w:val="none" w:color="auto" w:sz="0" w:space="0"/>
+            <w:top w:val="nil"/>
+            <w:left w:val="nil"/>
+            <w:bottom w:val="nil"/>
+            <w:right w:val="nil"/>
+            <w:insideH w:val="nil"/>
+            <w:insideV w:val="nil"/>
           </w:tblBorders>
           <w:tblCellMar>
             <w:top w:w="0" w:type="dxa"/>
@@ -359,7 +363,7 @@
           </w:tblCellMar>
         </w:tblPrEx>
         <w:trPr>
-          <w:trHeight w:val="810" w:hRule="atLeast"/>
+          <w:trHeight w:val="810"/>
           <w:jc w:val="center"/>
         </w:trPr>
         <w:tc>
@@ -398,7 +402,7 @@
             </w:r>
             <w:r>
               <w:rPr>
-                <w:rFonts w:hint="default" w:asciiTheme="minorAscii" w:hAnsiTheme="minorAscii" w:eastAsiaTheme="minorEastAsia"/>
+                <w:rFonts w:asciiTheme="minorAscii" w:eastAsiaTheme="minorEastAsia" w:hAnsiTheme="minorAscii" w:hint="default"/>
                 <w:spacing w:val="227"/>
                 <w:sz w:val="21"/>
                 <w:vertAlign w:val="baseline"/>
@@ -453,7 +457,7 @@
             </w:r>
             <w:r>
               <w:rPr>
-                <w:rFonts w:hint="eastAsia" w:asciiTheme="minorAscii" w:hAnsiTheme="minorAscii" w:eastAsiaTheme="minorEastAsia"/>
+                <w:rFonts w:asciiTheme="minorAscii" w:eastAsiaTheme="minorEastAsia" w:hAnsiTheme="minorAscii" w:hint="eastAsia"/>
                 <w:spacing w:val="227"/>
                 <w:sz w:val="21"/>
                 <w:vertAlign w:val="baseline"/>
@@ -475,14 +479,8 @@
       </w:tr>
       <w:tr>
         <w:tblPrEx>
-          <w:tblBorders>
-            <w:top w:val="none" w:color="auto" w:sz="0" w:space="0"/>
-            <w:left w:val="none" w:color="auto" w:sz="0" w:space="0"/>
-            <w:bottom w:val="none" w:color="auto" w:sz="0" w:space="0"/>
-            <w:right w:val="none" w:color="auto" w:sz="0" w:space="0"/>
-            <w:insideH w:val="none" w:color="auto" w:sz="0" w:space="0"/>
-            <w:insideV w:val="none" w:color="auto" w:sz="0" w:space="0"/>
-          </w:tblBorders>
+          <w:tblW w:w="0" w:type="auto"/>
+          <w:jc w:val="center"/>
           <w:tblCellMar>
             <w:top w:w="0" w:type="dxa"/>
             <w:left w:w="108" w:type="dxa"/>
@@ -491,7 +489,7 @@
           </w:tblCellMar>
         </w:tblPrEx>
         <w:trPr>
-          <w:trHeight w:val="810" w:hRule="atLeast"/>
+          <w:trHeight w:val="810"/>
           <w:jc w:val="center"/>
         </w:trPr>
         <w:tc>
@@ -516,7 +514,7 @@
               <w:snapToGrid w:val="0"/>
               <w:textAlignment w:val="baseline"/>
               <w:rPr>
-                <w:rFonts w:hint="default" w:ascii="Arial" w:hAnsi="Arial" w:eastAsia="Arial" w:cs="Arial"/>
+                <w:rFonts w:ascii="Arial" w:eastAsia="Arial" w:hAnsi="Arial" w:cs="Arial" w:hint="default"/>
                 <w:snapToGrid w:val="0"/>
                 <w:color w:val="000000"/>
                 <w:kern w:val="0"/>
@@ -548,7 +546,7 @@
             </w:r>
             <w:r>
               <w:rPr>
-                <w:rFonts w:hint="default" w:asciiTheme="minorAscii" w:hAnsiTheme="minorAscii" w:eastAsiaTheme="minorEastAsia"/>
+                <w:rFonts w:asciiTheme="minorAscii" w:eastAsiaTheme="minorEastAsia" w:hAnsiTheme="minorAscii" w:hint="default"/>
                 <w:spacing w:val="227"/>
                 <w:sz w:val="21"/>
                 <w:vertAlign w:val="baseline"/>
@@ -602,7 +600,7 @@
               <w:snapToGrid w:val="0"/>
               <w:textAlignment w:val="baseline"/>
               <w:rPr>
-                <w:rFonts w:hint="default" w:ascii="Arial" w:hAnsi="Arial" w:eastAsia="Arial" w:cs="Arial"/>
+                <w:rFonts w:ascii="Arial" w:eastAsia="Arial" w:hAnsi="Arial" w:cs="Arial" w:hint="default"/>
                 <w:snapToGrid w:val="0"/>
                 <w:color w:val="000000"/>
                 <w:kern w:val="0"/>
@@ -622,7 +620,7 @@
             </w:r>
             <w:r>
               <w:rPr>
-                <w:rFonts w:hint="eastAsia" w:asciiTheme="minorAscii" w:hAnsiTheme="minorAscii" w:eastAsiaTheme="minorEastAsia"/>
+                <w:rFonts w:asciiTheme="minorAscii" w:eastAsiaTheme="minorEastAsia" w:hAnsiTheme="minorAscii" w:hint="eastAsia"/>
                 <w:spacing w:val="227"/>
                 <w:sz w:val="21"/>
                 <w:vertAlign w:val="baseline"/>
@@ -644,14 +642,8 @@
       </w:tr>
       <w:tr>
         <w:tblPrEx>
-          <w:tblBorders>
-            <w:top w:val="none" w:color="auto" w:sz="0" w:space="0"/>
-            <w:left w:val="none" w:color="auto" w:sz="0" w:space="0"/>
-            <w:bottom w:val="none" w:color="auto" w:sz="0" w:space="0"/>
-            <w:right w:val="none" w:color="auto" w:sz="0" w:space="0"/>
-            <w:insideH w:val="none" w:color="auto" w:sz="0" w:space="0"/>
-            <w:insideV w:val="none" w:color="auto" w:sz="0" w:space="0"/>
-          </w:tblBorders>
+          <w:tblW w:w="0" w:type="auto"/>
+          <w:jc w:val="center"/>
           <w:tblCellMar>
             <w:top w:w="0" w:type="dxa"/>
             <w:left w:w="108" w:type="dxa"/>
@@ -660,7 +652,7 @@
           </w:tblCellMar>
         </w:tblPrEx>
         <w:trPr>
-          <w:trHeight w:val="635" w:hRule="atLeast"/>
+          <w:trHeight w:val="635"/>
           <w:jc w:val="center"/>
         </w:trPr>
         <w:tc>
@@ -711,7 +703,7 @@
             </w:r>
             <w:r>
               <w:rPr>
-                <w:rFonts w:hint="eastAsia" w:asciiTheme="minorAscii" w:hAnsiTheme="minorAscii" w:eastAsiaTheme="minorEastAsia"/>
+                <w:rFonts w:asciiTheme="minorAscii" w:eastAsiaTheme="minorEastAsia" w:hAnsiTheme="minorAscii" w:hint="eastAsia"/>
                 <w:spacing w:val="227"/>
                 <w:sz w:val="21"/>
                 <w:vertAlign w:val="baseline"/>
@@ -765,7 +757,7 @@
             </w:r>
             <w:r>
               <w:rPr>
-                <w:rFonts w:hint="eastAsia" w:asciiTheme="minorAscii" w:hAnsiTheme="minorAscii" w:eastAsiaTheme="minorEastAsia"/>
+                <w:rFonts w:asciiTheme="minorAscii" w:eastAsiaTheme="minorEastAsia" w:hAnsiTheme="minorAscii" w:hint="eastAsia"/>
                 <w:spacing w:val="227"/>
                 <w:sz w:val="21"/>
                 <w:vertAlign w:val="baseline"/>
@@ -826,14 +818,14 @@
         <w:ind w:left="3634"/>
         <w:textAlignment w:val="baseline"/>
         <w:rPr>
-          <w:rFonts w:ascii="宋体" w:hAnsi="宋体" w:eastAsia="宋体" w:cs="宋体"/>
+          <w:rFonts w:ascii="宋体" w:eastAsia="宋体" w:hAnsi="宋体" w:cs="宋体"/>
           <w:sz w:val="31"/>
           <w:szCs w:val="31"/>
         </w:rPr>
       </w:pPr>
       <w:r>
         <w:rPr>
-          <w:rFonts w:ascii="宋体" w:hAnsi="宋体" w:eastAsia="宋体" w:cs="宋体"/>
+          <w:rFonts w:ascii="宋体" w:eastAsia="宋体" w:hAnsi="宋体" w:cs="宋体"/>
           <w:b/>
           <w:bCs/>
           <w:spacing w:val="4"/>
@@ -845,16 +837,16 @@
     </w:p>
     <w:tbl>
       <w:tblPr>
-        <w:tblStyle w:val="26"/>
+        <w:tblStyle w:val="TableNormal0"/>
         <w:tblW w:w="8214" w:type="dxa"/>
         <w:jc w:val="center"/>
         <w:tblBorders>
-          <w:top w:val="single" w:color="000000" w:sz="2" w:space="0"/>
-          <w:left w:val="single" w:color="000000" w:sz="2" w:space="0"/>
-          <w:bottom w:val="single" w:color="000000" w:sz="2" w:space="0"/>
-          <w:right w:val="single" w:color="000000" w:sz="2" w:space="0"/>
-          <w:insideH w:val="single" w:color="000000" w:sz="2" w:space="0"/>
-          <w:insideV w:val="single" w:color="000000" w:sz="2" w:space="0"/>
+          <w:top w:val="single" w:sz="2" w:space="0" w:color="000000"/>
+          <w:left w:val="single" w:sz="2" w:space="0" w:color="000000"/>
+          <w:bottom w:val="single" w:sz="2" w:space="0" w:color="000000"/>
+          <w:right w:val="single" w:sz="2" w:space="0" w:color="000000"/>
+          <w:insideH w:val="single" w:sz="2" w:space="0" w:color="000000"/>
+          <w:insideV w:val="single" w:sz="2" w:space="0" w:color="000000"/>
         </w:tblBorders>
         <w:tblLayout w:type="fixed"/>
         <w:tblCellMar>
@@ -874,14 +866,17 @@
       </w:tblGrid>
       <w:tr>
         <w:tblPrEx>
+          <w:tblW w:w="8214" w:type="dxa"/>
+          <w:jc w:val="center"/>
           <w:tblBorders>
-            <w:top w:val="single" w:color="000000" w:sz="2" w:space="0"/>
-            <w:left w:val="single" w:color="000000" w:sz="2" w:space="0"/>
-            <w:bottom w:val="single" w:color="000000" w:sz="2" w:space="0"/>
-            <w:right w:val="single" w:color="000000" w:sz="2" w:space="0"/>
-            <w:insideH w:val="single" w:color="000000" w:sz="2" w:space="0"/>
-            <w:insideV w:val="single" w:color="000000" w:sz="2" w:space="0"/>
+            <w:top w:val="single" w:sz="2" w:space="0" w:color="000000"/>
+            <w:left w:val="single" w:sz="2" w:space="0" w:color="000000"/>
+            <w:bottom w:val="single" w:sz="2" w:space="0" w:color="000000"/>
+            <w:right w:val="single" w:sz="2" w:space="0" w:color="000000"/>
+            <w:insideH w:val="single" w:sz="2" w:space="0" w:color="000000"/>
+            <w:insideV w:val="single" w:sz="2" w:space="0" w:color="000000"/>
           </w:tblBorders>
+          <w:tblLayout w:type="fixed"/>
           <w:tblCellMar>
             <w:top w:w="0" w:type="dxa"/>
             <w:left w:w="0" w:type="dxa"/>
@@ -890,7 +885,7 @@
           </w:tblCellMar>
         </w:tblPrEx>
         <w:trPr>
-          <w:trHeight w:val="593" w:hRule="atLeast"/>
+          <w:trHeight w:val="593"/>
           <w:jc w:val="center"/>
         </w:trPr>
         <w:tc>
@@ -912,18 +907,18 @@
               <w:adjustRightInd w:val="0"/>
               <w:snapToGrid w:val="0"/>
               <w:spacing w:before="176" w:line="228" w:lineRule="auto"/>
-              <w:ind w:left="0" w:leftChars="0" w:right="0" w:rightChars="0" w:firstLine="0" w:firstLineChars="0"/>
+              <w:ind w:left="0" w:right="0" w:firstLine="0" w:leftChars="0" w:rightChars="0" w:firstLineChars="0"/>
               <w:jc w:val="center"/>
               <w:textAlignment w:val="baseline"/>
               <w:rPr>
-                <w:rFonts w:ascii="宋体" w:hAnsi="宋体" w:eastAsia="宋体" w:cs="宋体"/>
+                <w:rFonts w:ascii="宋体" w:eastAsia="宋体" w:hAnsi="宋体" w:cs="宋体"/>
                 <w:sz w:val="20"/>
                 <w:szCs w:val="20"/>
               </w:rPr>
             </w:pPr>
             <w:r>
               <w:rPr>
-                <w:rFonts w:hint="eastAsia" w:ascii="宋体" w:hAnsi="宋体" w:cs="宋体"/>
+                <w:rFonts w:ascii="宋体" w:hAnsi="宋体" w:cs="宋体" w:hint="eastAsia"/>
                 <w:spacing w:val="-14"/>
                 <w:sz w:val="20"/>
                 <w:szCs w:val="20"/>
@@ -933,7 +928,7 @@
             </w:r>
             <w:r>
               <w:rPr>
-                <w:rFonts w:ascii="宋体" w:hAnsi="宋体" w:eastAsia="宋体" w:cs="宋体"/>
+                <w:rFonts w:ascii="宋体" w:eastAsia="宋体" w:hAnsi="宋体" w:cs="宋体"/>
                 <w:spacing w:val="-14"/>
                 <w:sz w:val="20"/>
                 <w:szCs w:val="20"/>
@@ -961,18 +956,18 @@
               <w:adjustRightInd w:val="0"/>
               <w:snapToGrid w:val="0"/>
               <w:spacing w:before="175" w:line="227" w:lineRule="auto"/>
-              <w:ind w:left="0" w:leftChars="0" w:right="0" w:rightChars="0" w:firstLine="0" w:firstLineChars="0"/>
+              <w:ind w:left="0" w:right="0" w:firstLine="0" w:leftChars="0" w:rightChars="0" w:firstLineChars="0"/>
               <w:jc w:val="center"/>
               <w:textAlignment w:val="baseline"/>
               <w:rPr>
-                <w:rFonts w:ascii="宋体" w:hAnsi="宋体" w:eastAsia="宋体" w:cs="宋体"/>
+                <w:rFonts w:ascii="宋体" w:eastAsia="宋体" w:hAnsi="宋体" w:cs="宋体"/>
                 <w:sz w:val="20"/>
                 <w:szCs w:val="20"/>
               </w:rPr>
             </w:pPr>
             <w:r>
               <w:rPr>
-                <w:rFonts w:ascii="宋体" w:hAnsi="宋体" w:eastAsia="宋体" w:cs="宋体"/>
+                <w:rFonts w:ascii="宋体" w:eastAsia="宋体" w:hAnsi="宋体" w:cs="宋体"/>
                 <w:spacing w:val="4"/>
                 <w:sz w:val="20"/>
                 <w:szCs w:val="20"/>
@@ -1000,18 +995,18 @@
               <w:adjustRightInd w:val="0"/>
               <w:snapToGrid w:val="0"/>
               <w:spacing w:before="175" w:line="228" w:lineRule="auto"/>
-              <w:ind w:left="0" w:leftChars="0" w:right="0" w:rightChars="0" w:firstLine="0" w:firstLineChars="0"/>
+              <w:ind w:left="0" w:right="0" w:firstLine="0" w:leftChars="0" w:rightChars="0" w:firstLineChars="0"/>
               <w:jc w:val="center"/>
               <w:textAlignment w:val="baseline"/>
               <w:rPr>
-                <w:rFonts w:ascii="宋体" w:hAnsi="宋体" w:eastAsia="宋体" w:cs="宋体"/>
+                <w:rFonts w:ascii="宋体" w:eastAsia="宋体" w:hAnsi="宋体" w:cs="宋体"/>
                 <w:sz w:val="20"/>
                 <w:szCs w:val="20"/>
               </w:rPr>
             </w:pPr>
             <w:r>
               <w:rPr>
-                <w:rFonts w:ascii="宋体" w:hAnsi="宋体" w:eastAsia="宋体" w:cs="宋体"/>
+                <w:rFonts w:ascii="宋体" w:eastAsia="宋体" w:hAnsi="宋体" w:cs="宋体"/>
                 <w:spacing w:val="7"/>
                 <w:sz w:val="20"/>
                 <w:szCs w:val="20"/>
@@ -1039,11 +1034,11 @@
               <w:adjustRightInd w:val="0"/>
               <w:snapToGrid w:val="0"/>
               <w:spacing w:before="175" w:line="228" w:lineRule="auto"/>
-              <w:ind w:left="0" w:leftChars="0" w:right="0" w:rightChars="0" w:firstLine="0" w:firstLineChars="0"/>
+              <w:ind w:left="0" w:right="0" w:firstLine="0" w:leftChars="0" w:rightChars="0" w:firstLineChars="0"/>
               <w:jc w:val="center"/>
               <w:textAlignment w:val="baseline"/>
               <w:rPr>
-                <w:rFonts w:hint="eastAsia" w:ascii="宋体" w:hAnsi="宋体" w:eastAsia="宋体" w:cs="宋体"/>
+                <w:rFonts w:ascii="宋体" w:eastAsia="宋体" w:hAnsi="宋体" w:cs="宋体" w:hint="eastAsia"/>
                 <w:spacing w:val="7"/>
                 <w:sz w:val="20"/>
                 <w:szCs w:val="20"/>
@@ -1052,7 +1047,7 @@
             </w:pPr>
             <w:r>
               <w:rPr>
-                <w:rFonts w:hint="eastAsia" w:ascii="宋体" w:hAnsi="宋体" w:cs="宋体"/>
+                <w:rFonts w:ascii="宋体" w:hAnsi="宋体" w:cs="宋体" w:hint="eastAsia"/>
                 <w:spacing w:val="7"/>
                 <w:sz w:val="20"/>
                 <w:szCs w:val="20"/>
@@ -1081,11 +1076,11 @@
               <w:adjustRightInd w:val="0"/>
               <w:snapToGrid w:val="0"/>
               <w:spacing w:before="175" w:line="228" w:lineRule="auto"/>
-              <w:ind w:left="0" w:leftChars="0" w:right="0" w:rightChars="0" w:firstLine="0" w:firstLineChars="0"/>
+              <w:ind w:left="0" w:right="0" w:firstLine="0" w:leftChars="0" w:rightChars="0" w:firstLineChars="0"/>
               <w:jc w:val="center"/>
               <w:textAlignment w:val="baseline"/>
               <w:rPr>
-                <w:rFonts w:hint="default" w:ascii="宋体" w:hAnsi="宋体" w:cs="宋体"/>
+                <w:rFonts w:ascii="宋体" w:hAnsi="宋体" w:cs="宋体" w:hint="default"/>
                 <w:spacing w:val="7"/>
                 <w:sz w:val="20"/>
                 <w:szCs w:val="20"/>
@@ -1094,7 +1089,7 @@
             </w:pPr>
             <w:r>
               <w:rPr>
-                <w:rFonts w:hint="eastAsia" w:ascii="宋体" w:hAnsi="宋体" w:cs="宋体"/>
+                <w:rFonts w:ascii="宋体" w:hAnsi="宋体" w:cs="宋体" w:hint="eastAsia"/>
                 <w:spacing w:val="7"/>
                 <w:sz w:val="20"/>
                 <w:szCs w:val="20"/>
@@ -1123,18 +1118,18 @@
               <w:adjustRightInd w:val="0"/>
               <w:snapToGrid w:val="0"/>
               <w:spacing w:before="176" w:line="229" w:lineRule="auto"/>
-              <w:ind w:left="0" w:leftChars="0" w:right="0" w:rightChars="0" w:firstLine="0" w:firstLineChars="0"/>
+              <w:ind w:left="0" w:right="0" w:firstLine="0" w:leftChars="0" w:rightChars="0" w:firstLineChars="0"/>
               <w:jc w:val="center"/>
               <w:textAlignment w:val="baseline"/>
               <w:rPr>
-                <w:rFonts w:ascii="宋体" w:hAnsi="宋体" w:eastAsia="宋体" w:cs="宋体"/>
+                <w:rFonts w:ascii="宋体" w:eastAsia="宋体" w:hAnsi="宋体" w:cs="宋体"/>
                 <w:sz w:val="20"/>
                 <w:szCs w:val="20"/>
               </w:rPr>
             </w:pPr>
             <w:r>
               <w:rPr>
-                <w:rFonts w:ascii="宋体" w:hAnsi="宋体" w:eastAsia="宋体" w:cs="宋体"/>
+                <w:rFonts w:ascii="宋体" w:eastAsia="宋体" w:hAnsi="宋体" w:cs="宋体"/>
                 <w:spacing w:val="7"/>
                 <w:sz w:val="20"/>
                 <w:szCs w:val="20"/>
@@ -1146,14 +1141,9 @@
       </w:tr>
       <w:tr>
         <w:tblPrEx>
-          <w:tblBorders>
-            <w:top w:val="single" w:color="000000" w:sz="2" w:space="0"/>
-            <w:left w:val="single" w:color="000000" w:sz="2" w:space="0"/>
-            <w:bottom w:val="single" w:color="000000" w:sz="2" w:space="0"/>
-            <w:right w:val="single" w:color="000000" w:sz="2" w:space="0"/>
-            <w:insideH w:val="single" w:color="000000" w:sz="2" w:space="0"/>
-            <w:insideV w:val="single" w:color="000000" w:sz="2" w:space="0"/>
-          </w:tblBorders>
+          <w:tblW w:w="8214" w:type="dxa"/>
+          <w:jc w:val="center"/>
+          <w:tblLayout w:type="fixed"/>
           <w:tblCellMar>
             <w:top w:w="0" w:type="dxa"/>
             <w:left w:w="0" w:type="dxa"/>
@@ -1162,7 +1152,7 @@
           </w:tblCellMar>
         </w:tblPrEx>
         <w:trPr>
-          <w:trHeight w:val="516" w:hRule="atLeast"/>
+          <w:trHeight w:val="516"/>
           <w:jc w:val="center"/>
         </w:trPr>
         <w:tc>
@@ -1184,11 +1174,11 @@
               <w:adjustRightInd w:val="0"/>
               <w:snapToGrid w:val="0"/>
               <w:spacing w:before="173" w:line="267" w:lineRule="exact"/>
-              <w:ind w:left="0" w:leftChars="0" w:right="0" w:rightChars="0" w:firstLine="0" w:firstLineChars="0"/>
+              <w:ind w:left="0" w:right="0" w:firstLine="0" w:leftChars="0" w:rightChars="0" w:firstLineChars="0"/>
               <w:jc w:val="center"/>
               <w:textAlignment w:val="baseline"/>
               <w:rPr>
-                <w:rFonts w:hint="default" w:ascii="宋体" w:hAnsi="宋体" w:eastAsia="宋体" w:cs="宋体"/>
+                <w:rFonts w:ascii="宋体" w:eastAsia="宋体" w:hAnsi="宋体" w:cs="宋体" w:hint="default"/>
                 <w:sz w:val="20"/>
                 <w:szCs w:val="20"/>
                 <w:lang w:val="en-US"/>
@@ -1196,7 +1186,7 @@
             </w:pPr>
             <w:r>
               <w:rPr>
-                <w:rFonts w:ascii="宋体" w:hAnsi="宋体" w:eastAsia="宋体" w:cs="宋体"/>
+                <w:rFonts w:ascii="宋体" w:eastAsia="宋体" w:hAnsi="宋体" w:cs="宋体"/>
                 <w:spacing w:val="3"/>
                 <w:position w:val="1"/>
                 <w:sz w:val="20"/>
@@ -1206,7 +1196,7 @@
             </w:r>
             <w:r>
               <w:rPr>
-                <w:rFonts w:hint="eastAsia" w:ascii="宋体" w:hAnsi="宋体" w:cs="宋体"/>
+                <w:rFonts w:ascii="宋体" w:hAnsi="宋体" w:cs="宋体" w:hint="eastAsia"/>
                 <w:spacing w:val="3"/>
                 <w:position w:val="1"/>
                 <w:sz w:val="20"/>
@@ -1217,7 +1207,7 @@
             </w:r>
             <w:r>
               <w:rPr>
-                <w:rFonts w:ascii="宋体" w:hAnsi="宋体" w:eastAsia="宋体" w:cs="宋体"/>
+                <w:rFonts w:ascii="宋体" w:eastAsia="宋体" w:hAnsi="宋体" w:cs="宋体"/>
                 <w:spacing w:val="3"/>
                 <w:position w:val="1"/>
                 <w:sz w:val="20"/>
@@ -1227,7 +1217,7 @@
             </w:r>
             <w:r>
               <w:rPr>
-                <w:rFonts w:hint="eastAsia" w:ascii="宋体" w:hAnsi="宋体" w:cs="宋体"/>
+                <w:rFonts w:ascii="宋体" w:hAnsi="宋体" w:cs="宋体" w:hint="eastAsia"/>
                 <w:spacing w:val="3"/>
                 <w:position w:val="1"/>
                 <w:sz w:val="20"/>
@@ -1257,18 +1247,18 @@
               <w:adjustRightInd w:val="0"/>
               <w:snapToGrid w:val="0"/>
               <w:spacing w:before="173" w:line="267" w:lineRule="exact"/>
-              <w:ind w:left="0" w:leftChars="0" w:right="0" w:rightChars="0" w:firstLine="0" w:firstLineChars="0"/>
+              <w:ind w:left="0" w:right="0" w:firstLine="0" w:leftChars="0" w:rightChars="0" w:firstLineChars="0"/>
               <w:jc w:val="center"/>
               <w:textAlignment w:val="baseline"/>
               <w:rPr>
-                <w:rFonts w:ascii="宋体" w:hAnsi="宋体" w:eastAsia="宋体" w:cs="宋体"/>
+                <w:rFonts w:ascii="宋体" w:eastAsia="宋体" w:hAnsi="宋体" w:cs="宋体"/>
                 <w:sz w:val="20"/>
                 <w:szCs w:val="20"/>
               </w:rPr>
             </w:pPr>
             <w:r>
               <w:rPr>
-                <w:rFonts w:ascii="宋体" w:hAnsi="宋体" w:eastAsia="宋体" w:cs="宋体"/>
+                <w:rFonts w:ascii="宋体" w:eastAsia="宋体" w:hAnsi="宋体" w:cs="宋体"/>
                 <w:spacing w:val="4"/>
                 <w:position w:val="1"/>
                 <w:sz w:val="20"/>
@@ -1297,18 +1287,18 @@
               <w:adjustRightInd w:val="0"/>
               <w:snapToGrid w:val="0"/>
               <w:spacing w:before="172" w:line="228" w:lineRule="auto"/>
-              <w:ind w:left="0" w:leftChars="0" w:right="0" w:rightChars="0" w:firstLine="0" w:firstLineChars="0"/>
+              <w:ind w:left="0" w:right="0" w:firstLine="0" w:leftChars="0" w:rightChars="0" w:firstLineChars="0"/>
               <w:jc w:val="center"/>
               <w:textAlignment w:val="baseline"/>
               <w:rPr>
-                <w:rFonts w:ascii="宋体" w:hAnsi="宋体" w:eastAsia="宋体" w:cs="宋体"/>
+                <w:rFonts w:ascii="宋体" w:eastAsia="宋体" w:hAnsi="宋体" w:cs="宋体"/>
                 <w:sz w:val="20"/>
                 <w:szCs w:val="20"/>
               </w:rPr>
             </w:pPr>
             <w:r>
               <w:rPr>
-                <w:rFonts w:ascii="宋体" w:hAnsi="宋体" w:eastAsia="宋体" w:cs="宋体"/>
+                <w:rFonts w:ascii="宋体" w:eastAsia="宋体" w:hAnsi="宋体" w:cs="宋体"/>
                 <w:spacing w:val="200"/>
                 <w:kern w:val="0"/>
                 <w:sz w:val="20"/>
@@ -1318,7 +1308,7 @@
             </w:r>
             <w:r>
               <w:rPr>
-                <w:rFonts w:ascii="宋体" w:hAnsi="宋体" w:eastAsia="宋体" w:cs="宋体"/>
+                <w:rFonts w:ascii="宋体" w:eastAsia="宋体" w:hAnsi="宋体" w:cs="宋体"/>
                 <w:spacing w:val="0"/>
                 <w:kern w:val="0"/>
                 <w:sz w:val="20"/>
@@ -1347,11 +1337,11 @@
               <w:adjustRightInd w:val="0"/>
               <w:snapToGrid w:val="0"/>
               <w:spacing w:before="173" w:line="229" w:lineRule="auto"/>
-              <w:ind w:left="0" w:leftChars="0" w:right="0" w:rightChars="0" w:firstLine="0" w:firstLineChars="0"/>
+              <w:ind w:left="0" w:right="0" w:firstLine="0" w:leftChars="0" w:rightChars="0" w:firstLineChars="0"/>
               <w:jc w:val="center"/>
               <w:textAlignment w:val="baseline"/>
               <w:rPr>
-                <w:rFonts w:ascii="宋体" w:hAnsi="宋体" w:eastAsia="宋体" w:cs="宋体"/>
+                <w:rFonts w:ascii="宋体" w:eastAsia="宋体" w:hAnsi="宋体" w:cs="宋体"/>
                 <w:spacing w:val="200"/>
                 <w:kern w:val="0"/>
                 <w:sz w:val="20"/>
@@ -1360,7 +1350,7 @@
             </w:pPr>
             <w:r>
               <w:rPr>
-                <w:rFonts w:hint="eastAsia" w:asciiTheme="minorAscii" w:hAnsiTheme="minorAscii" w:eastAsiaTheme="minorEastAsia"/>
+                <w:rFonts w:asciiTheme="minorAscii" w:eastAsiaTheme="minorEastAsia" w:hAnsiTheme="minorAscii" w:hint="eastAsia"/>
                 <w:spacing w:val="0"/>
                 <w:kern w:val="0"/>
                 <w:sz w:val="21"/>
@@ -1390,11 +1380,11 @@
               <w:adjustRightInd w:val="0"/>
               <w:snapToGrid w:val="0"/>
               <w:spacing w:before="172" w:line="228" w:lineRule="auto"/>
-              <w:ind w:left="0" w:leftChars="0" w:right="0" w:rightChars="0" w:firstLine="0" w:firstLineChars="0"/>
+              <w:ind w:left="0" w:right="0" w:firstLine="0" w:leftChars="0" w:rightChars="0" w:firstLineChars="0"/>
               <w:jc w:val="center"/>
               <w:textAlignment w:val="baseline"/>
               <w:rPr>
-                <w:rFonts w:ascii="宋体" w:hAnsi="宋体" w:eastAsia="宋体" w:cs="宋体"/>
+                <w:rFonts w:ascii="宋体" w:eastAsia="宋体" w:hAnsi="宋体" w:cs="宋体"/>
                 <w:spacing w:val="200"/>
                 <w:kern w:val="0"/>
                 <w:sz w:val="20"/>
@@ -1403,7 +1393,7 @@
             </w:pPr>
             <w:r>
               <w:rPr>
-                <w:rFonts w:hint="eastAsia" w:ascii="宋体" w:hAnsi="宋体" w:eastAsia="宋体" w:cs="宋体"/>
+                <w:rFonts w:ascii="宋体" w:eastAsia="宋体" w:hAnsi="宋体" w:cs="宋体" w:hint="eastAsia"/>
                 <w:spacing w:val="200"/>
                 <w:kern w:val="0"/>
                 <w:sz w:val="20"/>
@@ -1413,7 +1403,7 @@
             </w:r>
             <w:r>
               <w:rPr>
-                <w:rFonts w:hint="eastAsia" w:asciiTheme="minorAscii" w:hAnsiTheme="minorAscii" w:eastAsiaTheme="minorEastAsia"/>
+                <w:rFonts w:asciiTheme="minorAscii" w:eastAsiaTheme="minorEastAsia" w:hAnsiTheme="minorAscii" w:hint="eastAsia"/>
                 <w:spacing w:val="0"/>
                 <w:kern w:val="0"/>
                 <w:sz w:val="21"/>
@@ -1443,18 +1433,18 @@
               <w:adjustRightInd w:val="0"/>
               <w:snapToGrid w:val="0"/>
               <w:spacing w:before="173" w:line="229" w:lineRule="auto"/>
-              <w:ind w:left="0" w:leftChars="0" w:right="0" w:rightChars="0" w:firstLine="0" w:firstLineChars="0"/>
+              <w:ind w:left="0" w:right="0" w:firstLine="0" w:leftChars="0" w:rightChars="0" w:firstLineChars="0"/>
               <w:jc w:val="center"/>
               <w:textAlignment w:val="baseline"/>
               <w:rPr>
-                <w:rFonts w:ascii="宋体" w:hAnsi="宋体" w:eastAsia="宋体" w:cs="宋体"/>
+                <w:rFonts w:ascii="宋体" w:eastAsia="宋体" w:hAnsi="宋体" w:cs="宋体"/>
                 <w:sz w:val="20"/>
                 <w:szCs w:val="20"/>
               </w:rPr>
             </w:pPr>
             <w:r>
               <w:rPr>
-                <w:rFonts w:hint="eastAsia" w:asciiTheme="minorAscii" w:hAnsiTheme="minorAscii" w:eastAsiaTheme="minorEastAsia"/>
+                <w:rFonts w:asciiTheme="minorAscii" w:eastAsiaTheme="minorEastAsia" w:hAnsiTheme="minorAscii" w:hint="eastAsia"/>
                 <w:spacing w:val="0"/>
                 <w:kern w:val="0"/>
                 <w:sz w:val="21"/>
@@ -1468,14 +1458,9 @@
       </w:tr>
       <w:tr>
         <w:tblPrEx>
-          <w:tblBorders>
-            <w:top w:val="single" w:color="000000" w:sz="2" w:space="0"/>
-            <w:left w:val="single" w:color="000000" w:sz="2" w:space="0"/>
-            <w:bottom w:val="single" w:color="000000" w:sz="2" w:space="0"/>
-            <w:right w:val="single" w:color="000000" w:sz="2" w:space="0"/>
-            <w:insideH w:val="single" w:color="000000" w:sz="2" w:space="0"/>
-            <w:insideV w:val="single" w:color="000000" w:sz="2" w:space="0"/>
-          </w:tblBorders>
+          <w:tblW w:w="8214" w:type="dxa"/>
+          <w:jc w:val="center"/>
+          <w:tblLayout w:type="fixed"/>
           <w:tblCellMar>
             <w:top w:w="0" w:type="dxa"/>
             <w:left w:w="0" w:type="dxa"/>
@@ -1484,7 +1469,7 @@
           </w:tblCellMar>
         </w:tblPrEx>
         <w:trPr>
-          <w:trHeight w:val="556" w:hRule="atLeast"/>
+          <w:trHeight w:val="556"/>
           <w:jc w:val="center"/>
         </w:trPr>
         <w:tc>
@@ -1493,7 +1478,7 @@
           </w:tcPr>
           <w:p>
             <w:pPr>
-              <w:pStyle w:val="27"/>
+              <w:pStyle w:val="TableText"/>
               <w:keepNext w:val="0"/>
               <w:keepLines w:val="0"/>
               <w:pageBreakBefore w:val="0"/>
@@ -1506,7 +1491,7 @@
               <w:bidi w:val="0"/>
               <w:adjustRightInd w:val="0"/>
               <w:snapToGrid w:val="0"/>
-              <w:ind w:left="0" w:leftChars="0" w:right="0" w:rightChars="0" w:firstLine="0" w:firstLineChars="0"/>
+              <w:ind w:left="0" w:right="0" w:firstLine="0" w:leftChars="0" w:rightChars="0" w:firstLineChars="0"/>
               <w:jc w:val="center"/>
               <w:textAlignment w:val="baseline"/>
             </w:pPr>
@@ -1518,7 +1503,7 @@
           </w:tcPr>
           <w:p>
             <w:pPr>
-              <w:pStyle w:val="27"/>
+              <w:pStyle w:val="TableText"/>
               <w:keepNext w:val="0"/>
               <w:keepLines w:val="0"/>
               <w:pageBreakBefore w:val="0"/>
@@ -1531,7 +1516,7 @@
               <w:bidi w:val="0"/>
               <w:adjustRightInd w:val="0"/>
               <w:snapToGrid w:val="0"/>
-              <w:ind w:left="0" w:leftChars="0" w:right="0" w:rightChars="0" w:firstLine="0" w:firstLineChars="0"/>
+              <w:ind w:left="0" w:right="0" w:firstLine="0" w:leftChars="0" w:rightChars="0" w:firstLineChars="0"/>
               <w:jc w:val="center"/>
               <w:textAlignment w:val="baseline"/>
             </w:pPr>
@@ -1543,7 +1528,7 @@
           </w:tcPr>
           <w:p>
             <w:pPr>
-              <w:pStyle w:val="27"/>
+              <w:pStyle w:val="TableText"/>
               <w:keepNext w:val="0"/>
               <w:keepLines w:val="0"/>
               <w:pageBreakBefore w:val="0"/>
@@ -1556,7 +1541,7 @@
               <w:bidi w:val="0"/>
               <w:adjustRightInd w:val="0"/>
               <w:snapToGrid w:val="0"/>
-              <w:ind w:left="0" w:leftChars="0" w:right="0" w:rightChars="0" w:firstLine="0" w:firstLineChars="0"/>
+              <w:ind w:left="0" w:right="0" w:firstLine="0" w:leftChars="0" w:rightChars="0" w:firstLineChars="0"/>
               <w:jc w:val="center"/>
               <w:textAlignment w:val="baseline"/>
             </w:pPr>
@@ -1568,7 +1553,7 @@
           </w:tcPr>
           <w:p>
             <w:pPr>
-              <w:pStyle w:val="27"/>
+              <w:pStyle w:val="TableText"/>
               <w:keepNext w:val="0"/>
               <w:keepLines w:val="0"/>
               <w:pageBreakBefore w:val="0"/>
@@ -1581,7 +1566,7 @@
               <w:bidi w:val="0"/>
               <w:adjustRightInd w:val="0"/>
               <w:snapToGrid w:val="0"/>
-              <w:ind w:left="0" w:leftChars="0" w:right="0" w:rightChars="0" w:firstLine="0" w:firstLineChars="0"/>
+              <w:ind w:left="0" w:right="0" w:firstLine="0" w:leftChars="0" w:rightChars="0" w:firstLineChars="0"/>
               <w:jc w:val="center"/>
               <w:textAlignment w:val="baseline"/>
             </w:pPr>
@@ -1593,7 +1578,7 @@
           </w:tcPr>
           <w:p>
             <w:pPr>
-              <w:pStyle w:val="27"/>
+              <w:pStyle w:val="TableText"/>
               <w:keepNext w:val="0"/>
               <w:keepLines w:val="0"/>
               <w:pageBreakBefore w:val="0"/>
@@ -1606,7 +1591,7 @@
               <w:bidi w:val="0"/>
               <w:adjustRightInd w:val="0"/>
               <w:snapToGrid w:val="0"/>
-              <w:ind w:left="0" w:leftChars="0" w:right="0" w:rightChars="0" w:firstLine="0" w:firstLineChars="0"/>
+              <w:ind w:left="0" w:right="0" w:firstLine="0" w:leftChars="0" w:rightChars="0" w:firstLineChars="0"/>
               <w:jc w:val="center"/>
               <w:textAlignment w:val="baseline"/>
             </w:pPr>
@@ -1618,7 +1603,7 @@
           </w:tcPr>
           <w:p>
             <w:pPr>
-              <w:pStyle w:val="27"/>
+              <w:pStyle w:val="TableText"/>
               <w:keepNext w:val="0"/>
               <w:keepLines w:val="0"/>
               <w:pageBreakBefore w:val="0"/>
@@ -1631,7 +1616,7 @@
               <w:bidi w:val="0"/>
               <w:adjustRightInd w:val="0"/>
               <w:snapToGrid w:val="0"/>
-              <w:ind w:left="0" w:leftChars="0" w:right="0" w:rightChars="0" w:firstLine="0" w:firstLineChars="0"/>
+              <w:ind w:left="0" w:right="0" w:firstLine="0" w:leftChars="0" w:rightChars="0" w:firstLineChars="0"/>
               <w:jc w:val="center"/>
               <w:textAlignment w:val="baseline"/>
             </w:pPr>
@@ -1640,14 +1625,9 @@
       </w:tr>
       <w:tr>
         <w:tblPrEx>
-          <w:tblBorders>
-            <w:top w:val="single" w:color="000000" w:sz="2" w:space="0"/>
-            <w:left w:val="single" w:color="000000" w:sz="2" w:space="0"/>
-            <w:bottom w:val="single" w:color="000000" w:sz="2" w:space="0"/>
-            <w:right w:val="single" w:color="000000" w:sz="2" w:space="0"/>
-            <w:insideH w:val="single" w:color="000000" w:sz="2" w:space="0"/>
-            <w:insideV w:val="single" w:color="000000" w:sz="2" w:space="0"/>
-          </w:tblBorders>
+          <w:tblW w:w="8214" w:type="dxa"/>
+          <w:jc w:val="center"/>
+          <w:tblLayout w:type="fixed"/>
           <w:tblCellMar>
             <w:top w:w="0" w:type="dxa"/>
             <w:left w:w="0" w:type="dxa"/>
@@ -1656,7 +1636,7 @@
           </w:tblCellMar>
         </w:tblPrEx>
         <w:trPr>
-          <w:trHeight w:val="556" w:hRule="atLeast"/>
+          <w:trHeight w:val="556"/>
           <w:jc w:val="center"/>
         </w:trPr>
         <w:tc>
@@ -1665,7 +1645,7 @@
           </w:tcPr>
           <w:p>
             <w:pPr>
-              <w:pStyle w:val="27"/>
+              <w:pStyle w:val="TableText"/>
               <w:keepNext w:val="0"/>
               <w:keepLines w:val="0"/>
               <w:pageBreakBefore w:val="0"/>
@@ -1678,7 +1658,7 @@
               <w:bidi w:val="0"/>
               <w:adjustRightInd w:val="0"/>
               <w:snapToGrid w:val="0"/>
-              <w:ind w:left="0" w:leftChars="0" w:right="0" w:rightChars="0" w:firstLine="0" w:firstLineChars="0"/>
+              <w:ind w:left="0" w:right="0" w:firstLine="0" w:leftChars="0" w:rightChars="0" w:firstLineChars="0"/>
               <w:jc w:val="center"/>
               <w:textAlignment w:val="baseline"/>
             </w:pPr>
@@ -1690,7 +1670,7 @@
           </w:tcPr>
           <w:p>
             <w:pPr>
-              <w:pStyle w:val="27"/>
+              <w:pStyle w:val="TableText"/>
               <w:keepNext w:val="0"/>
               <w:keepLines w:val="0"/>
               <w:pageBreakBefore w:val="0"/>
@@ -1703,7 +1683,7 @@
               <w:bidi w:val="0"/>
               <w:adjustRightInd w:val="0"/>
               <w:snapToGrid w:val="0"/>
-              <w:ind w:left="0" w:leftChars="0" w:right="0" w:rightChars="0" w:firstLine="0" w:firstLineChars="0"/>
+              <w:ind w:left="0" w:right="0" w:firstLine="0" w:leftChars="0" w:rightChars="0" w:firstLineChars="0"/>
               <w:jc w:val="center"/>
               <w:textAlignment w:val="baseline"/>
             </w:pPr>
@@ -1715,7 +1695,7 @@
           </w:tcPr>
           <w:p>
             <w:pPr>
-              <w:pStyle w:val="27"/>
+              <w:pStyle w:val="TableText"/>
               <w:keepNext w:val="0"/>
               <w:keepLines w:val="0"/>
               <w:pageBreakBefore w:val="0"/>
@@ -1728,7 +1708,7 @@
               <w:bidi w:val="0"/>
               <w:adjustRightInd w:val="0"/>
               <w:snapToGrid w:val="0"/>
-              <w:ind w:left="0" w:leftChars="0" w:right="0" w:rightChars="0" w:firstLine="0" w:firstLineChars="0"/>
+              <w:ind w:left="0" w:right="0" w:firstLine="0" w:leftChars="0" w:rightChars="0" w:firstLineChars="0"/>
               <w:jc w:val="center"/>
               <w:textAlignment w:val="baseline"/>
             </w:pPr>
@@ -1740,7 +1720,7 @@
           </w:tcPr>
           <w:p>
             <w:pPr>
-              <w:pStyle w:val="27"/>
+              <w:pStyle w:val="TableText"/>
               <w:keepNext w:val="0"/>
               <w:keepLines w:val="0"/>
               <w:pageBreakBefore w:val="0"/>
@@ -1753,7 +1733,7 @@
               <w:bidi w:val="0"/>
               <w:adjustRightInd w:val="0"/>
               <w:snapToGrid w:val="0"/>
-              <w:ind w:left="0" w:leftChars="0" w:right="0" w:rightChars="0" w:firstLine="0" w:firstLineChars="0"/>
+              <w:ind w:left="0" w:right="0" w:firstLine="0" w:leftChars="0" w:rightChars="0" w:firstLineChars="0"/>
               <w:jc w:val="center"/>
               <w:textAlignment w:val="baseline"/>
             </w:pPr>
@@ -1765,7 +1745,7 @@
           </w:tcPr>
           <w:p>
             <w:pPr>
-              <w:pStyle w:val="27"/>
+              <w:pStyle w:val="TableText"/>
               <w:keepNext w:val="0"/>
               <w:keepLines w:val="0"/>
               <w:pageBreakBefore w:val="0"/>
@@ -1778,7 +1758,7 @@
               <w:bidi w:val="0"/>
               <w:adjustRightInd w:val="0"/>
               <w:snapToGrid w:val="0"/>
-              <w:ind w:left="0" w:leftChars="0" w:right="0" w:rightChars="0" w:firstLine="0" w:firstLineChars="0"/>
+              <w:ind w:left="0" w:right="0" w:firstLine="0" w:leftChars="0" w:rightChars="0" w:firstLineChars="0"/>
               <w:jc w:val="center"/>
               <w:textAlignment w:val="baseline"/>
             </w:pPr>
@@ -1790,7 +1770,7 @@
           </w:tcPr>
           <w:p>
             <w:pPr>
-              <w:pStyle w:val="27"/>
+              <w:pStyle w:val="TableText"/>
               <w:keepNext w:val="0"/>
               <w:keepLines w:val="0"/>
               <w:pageBreakBefore w:val="0"/>
@@ -1803,7 +1783,7 @@
               <w:bidi w:val="0"/>
               <w:adjustRightInd w:val="0"/>
               <w:snapToGrid w:val="0"/>
-              <w:ind w:left="0" w:leftChars="0" w:right="0" w:rightChars="0" w:firstLine="0" w:firstLineChars="0"/>
+              <w:ind w:left="0" w:right="0" w:firstLine="0" w:leftChars="0" w:rightChars="0" w:firstLineChars="0"/>
               <w:jc w:val="center"/>
               <w:textAlignment w:val="baseline"/>
             </w:pPr>
@@ -1812,14 +1792,9 @@
       </w:tr>
       <w:tr>
         <w:tblPrEx>
-          <w:tblBorders>
-            <w:top w:val="single" w:color="000000" w:sz="2" w:space="0"/>
-            <w:left w:val="single" w:color="000000" w:sz="2" w:space="0"/>
-            <w:bottom w:val="single" w:color="000000" w:sz="2" w:space="0"/>
-            <w:right w:val="single" w:color="000000" w:sz="2" w:space="0"/>
-            <w:insideH w:val="single" w:color="000000" w:sz="2" w:space="0"/>
-            <w:insideV w:val="single" w:color="000000" w:sz="2" w:space="0"/>
-          </w:tblBorders>
+          <w:tblW w:w="8214" w:type="dxa"/>
+          <w:jc w:val="center"/>
+          <w:tblLayout w:type="fixed"/>
           <w:tblCellMar>
             <w:top w:w="0" w:type="dxa"/>
             <w:left w:w="0" w:type="dxa"/>
@@ -1828,7 +1803,7 @@
           </w:tblCellMar>
         </w:tblPrEx>
         <w:trPr>
-          <w:trHeight w:val="557" w:hRule="atLeast"/>
+          <w:trHeight w:val="557"/>
           <w:jc w:val="center"/>
         </w:trPr>
         <w:tc>
@@ -1837,7 +1812,7 @@
           </w:tcPr>
           <w:p>
             <w:pPr>
-              <w:pStyle w:val="27"/>
+              <w:pStyle w:val="TableText"/>
               <w:keepNext w:val="0"/>
               <w:keepLines w:val="0"/>
               <w:pageBreakBefore w:val="0"/>
@@ -1850,7 +1825,7 @@
               <w:bidi w:val="0"/>
               <w:adjustRightInd w:val="0"/>
               <w:snapToGrid w:val="0"/>
-              <w:ind w:left="0" w:leftChars="0" w:right="0" w:rightChars="0" w:firstLine="0" w:firstLineChars="0"/>
+              <w:ind w:left="0" w:right="0" w:firstLine="0" w:leftChars="0" w:rightChars="0" w:firstLineChars="0"/>
               <w:jc w:val="center"/>
               <w:textAlignment w:val="baseline"/>
             </w:pPr>
@@ -1862,7 +1837,7 @@
           </w:tcPr>
           <w:p>
             <w:pPr>
-              <w:pStyle w:val="27"/>
+              <w:pStyle w:val="TableText"/>
               <w:keepNext w:val="0"/>
               <w:keepLines w:val="0"/>
               <w:pageBreakBefore w:val="0"/>
@@ -1875,7 +1850,7 @@
               <w:bidi w:val="0"/>
               <w:adjustRightInd w:val="0"/>
               <w:snapToGrid w:val="0"/>
-              <w:ind w:left="0" w:leftChars="0" w:right="0" w:rightChars="0" w:firstLine="0" w:firstLineChars="0"/>
+              <w:ind w:left="0" w:right="0" w:firstLine="0" w:leftChars="0" w:rightChars="0" w:firstLineChars="0"/>
               <w:jc w:val="center"/>
               <w:textAlignment w:val="baseline"/>
             </w:pPr>
@@ -1887,7 +1862,7 @@
           </w:tcPr>
           <w:p>
             <w:pPr>
-              <w:pStyle w:val="27"/>
+              <w:pStyle w:val="TableText"/>
               <w:keepNext w:val="0"/>
               <w:keepLines w:val="0"/>
               <w:pageBreakBefore w:val="0"/>
@@ -1900,7 +1875,7 @@
               <w:bidi w:val="0"/>
               <w:adjustRightInd w:val="0"/>
               <w:snapToGrid w:val="0"/>
-              <w:ind w:left="0" w:leftChars="0" w:right="0" w:rightChars="0" w:firstLine="0" w:firstLineChars="0"/>
+              <w:ind w:left="0" w:right="0" w:firstLine="0" w:leftChars="0" w:rightChars="0" w:firstLineChars="0"/>
               <w:jc w:val="center"/>
               <w:textAlignment w:val="baseline"/>
             </w:pPr>
@@ -1912,7 +1887,7 @@
           </w:tcPr>
           <w:p>
             <w:pPr>
-              <w:pStyle w:val="27"/>
+              <w:pStyle w:val="TableText"/>
               <w:keepNext w:val="0"/>
               <w:keepLines w:val="0"/>
               <w:pageBreakBefore w:val="0"/>
@@ -1925,7 +1900,7 @@
               <w:bidi w:val="0"/>
               <w:adjustRightInd w:val="0"/>
               <w:snapToGrid w:val="0"/>
-              <w:ind w:left="0" w:leftChars="0" w:right="0" w:rightChars="0" w:firstLine="0" w:firstLineChars="0"/>
+              <w:ind w:left="0" w:right="0" w:firstLine="0" w:leftChars="0" w:rightChars="0" w:firstLineChars="0"/>
               <w:jc w:val="center"/>
               <w:textAlignment w:val="baseline"/>
             </w:pPr>
@@ -1937,7 +1912,7 @@
           </w:tcPr>
           <w:p>
             <w:pPr>
-              <w:pStyle w:val="27"/>
+              <w:pStyle w:val="TableText"/>
               <w:keepNext w:val="0"/>
               <w:keepLines w:val="0"/>
               <w:pageBreakBefore w:val="0"/>
@@ -1950,7 +1925,7 @@
               <w:bidi w:val="0"/>
               <w:adjustRightInd w:val="0"/>
               <w:snapToGrid w:val="0"/>
-              <w:ind w:left="0" w:leftChars="0" w:right="0" w:rightChars="0" w:firstLine="0" w:firstLineChars="0"/>
+              <w:ind w:left="0" w:right="0" w:firstLine="0" w:leftChars="0" w:rightChars="0" w:firstLineChars="0"/>
               <w:jc w:val="center"/>
               <w:textAlignment w:val="baseline"/>
             </w:pPr>
@@ -1962,7 +1937,7 @@
           </w:tcPr>
           <w:p>
             <w:pPr>
-              <w:pStyle w:val="27"/>
+              <w:pStyle w:val="TableText"/>
               <w:keepNext w:val="0"/>
               <w:keepLines w:val="0"/>
               <w:pageBreakBefore w:val="0"/>
@@ -1975,7 +1950,7 @@
               <w:bidi w:val="0"/>
               <w:adjustRightInd w:val="0"/>
               <w:snapToGrid w:val="0"/>
-              <w:ind w:left="0" w:leftChars="0" w:right="0" w:rightChars="0" w:firstLine="0" w:firstLineChars="0"/>
+              <w:ind w:left="0" w:right="0" w:firstLine="0" w:leftChars="0" w:rightChars="0" w:firstLineChars="0"/>
               <w:jc w:val="center"/>
               <w:textAlignment w:val="baseline"/>
             </w:pPr>
@@ -2007,7 +1982,7 @@
     <w:sdt>
       <w:sdtPr>
         <w:rPr>
-          <w:rFonts w:hint="eastAsia" w:ascii="宋体" w:hAnsi="宋体" w:eastAsia="宋体" w:cs="宋体"/>
+          <w:rFonts w:ascii="宋体" w:eastAsia="宋体" w:hAnsi="宋体" w:cs="宋体" w:hint="eastAsia"/>
           <w:snapToGrid w:val="0"/>
           <w:color w:val="000000"/>
           <w:kern w:val="0"/>
@@ -2023,7 +1998,7 @@
       </w:sdtPr>
       <w:sdtEndPr>
         <w:rPr>
-          <w:rFonts w:hint="eastAsia" w:ascii="宋体" w:hAnsi="宋体" w:eastAsia="宋体" w:cs="宋体"/>
+          <w:rFonts w:ascii="宋体" w:eastAsia="宋体" w:hAnsi="宋体" w:cs="宋体" w:hint="eastAsia"/>
           <w:snapToGrid w:val="0"/>
           <w:color w:val="000000"/>
           <w:kern w:val="0"/>
@@ -2049,18 +2024,18 @@
             <w:adjustRightInd w:val="0"/>
             <w:snapToGrid w:val="0"/>
             <w:spacing w:before="0" w:beforeLines="0" w:after="0" w:afterLines="0" w:line="312" w:lineRule="auto"/>
-            <w:ind w:left="0" w:leftChars="0" w:right="0" w:rightChars="0" w:firstLine="0" w:firstLineChars="0"/>
+            <w:ind w:left="0" w:right="0" w:firstLine="0" w:leftChars="0" w:rightChars="0" w:firstLineChars="0"/>
             <w:jc w:val="center"/>
             <w:textAlignment w:val="baseline"/>
             <w:rPr>
-              <w:rFonts w:hint="eastAsia" w:ascii="宋体" w:hAnsi="宋体" w:eastAsia="宋体" w:cs="宋体"/>
+              <w:rFonts w:ascii="宋体" w:eastAsia="宋体" w:hAnsi="宋体" w:cs="宋体" w:hint="eastAsia"/>
               <w:sz w:val="24"/>
               <w:szCs w:val="24"/>
             </w:rPr>
           </w:pPr>
           <w:r>
             <w:rPr>
-              <w:rFonts w:hint="eastAsia" w:ascii="宋体" w:hAnsi="宋体" w:eastAsia="宋体" w:cs="宋体"/>
+              <w:rFonts w:ascii="宋体" w:eastAsia="宋体" w:hAnsi="宋体" w:cs="宋体" w:hint="eastAsia"/>
               <w:sz w:val="24"/>
               <w:szCs w:val="24"/>
             </w:rPr>
@@ -2069,16 +2044,14 @@
         </w:p>
         <w:p>
           <w:pPr>
-            <w:pStyle w:val="16"/>
+            <w:pStyle w:val="TOC1"/>
             <w:tabs>
               <w:tab w:val="right" w:leader="dot" w:pos="8306"/>
             </w:tabs>
           </w:pPr>
-          <w:bookmarkStart w:id="21" w:name="_GoBack"/>
-          <w:bookmarkEnd w:id="21"/>
-          <w:r>
-            <w:rPr>
-              <w:rFonts w:hint="eastAsia" w:ascii="宋体" w:hAnsi="宋体" w:eastAsia="宋体" w:cs="宋体"/>
+          <w:r>
+            <w:rPr>
+              <w:rFonts w:ascii="宋体" w:eastAsia="宋体" w:hAnsi="宋体" w:cs="宋体" w:hint="eastAsia"/>
               <w:sz w:val="24"/>
               <w:szCs w:val="24"/>
             </w:rPr>
@@ -2086,7 +2059,7 @@
           </w:r>
           <w:r>
             <w:rPr>
-              <w:rFonts w:hint="eastAsia" w:ascii="宋体" w:hAnsi="宋体" w:eastAsia="宋体" w:cs="宋体"/>
+              <w:rFonts w:ascii="宋体" w:eastAsia="宋体" w:hAnsi="宋体" w:cs="宋体" w:hint="eastAsia"/>
               <w:sz w:val="24"/>
               <w:szCs w:val="24"/>
             </w:rPr>
@@ -2094,7 +2067,7 @@
           </w:r>
           <w:r>
             <w:rPr>
-              <w:rFonts w:hint="eastAsia" w:ascii="宋体" w:hAnsi="宋体" w:eastAsia="宋体" w:cs="宋体"/>
+              <w:rFonts w:ascii="宋体" w:eastAsia="宋体" w:hAnsi="宋体" w:cs="宋体" w:hint="eastAsia"/>
               <w:sz w:val="24"/>
               <w:szCs w:val="24"/>
             </w:rPr>
@@ -2102,21 +2075,21 @@
           </w:r>
           <w:r>
             <w:rPr>
-              <w:rFonts w:hint="eastAsia" w:ascii="宋体" w:hAnsi="宋体" w:eastAsia="宋体" w:cs="宋体"/>
+              <w:rFonts w:ascii="宋体" w:eastAsia="宋体" w:hAnsi="宋体" w:cs="宋体" w:hint="eastAsia"/>
               <w:szCs w:val="24"/>
             </w:rPr>
             <w:fldChar w:fldCharType="begin"/>
           </w:r>
           <w:r>
             <w:rPr>
-              <w:rFonts w:hint="eastAsia" w:ascii="宋体" w:hAnsi="宋体" w:eastAsia="宋体" w:cs="宋体"/>
+              <w:rFonts w:ascii="宋体" w:eastAsia="宋体" w:hAnsi="宋体" w:cs="宋体" w:hint="eastAsia"/>
               <w:szCs w:val="24"/>
             </w:rPr>
             <w:instrText xml:space="preserve"> HYPERLINK \l _Toc15925 </w:instrText>
           </w:r>
           <w:r>
             <w:rPr>
-              <w:rFonts w:hint="eastAsia" w:ascii="宋体" w:hAnsi="宋体" w:eastAsia="宋体" w:cs="宋体"/>
+              <w:rFonts w:ascii="宋体" w:eastAsia="宋体" w:hAnsi="宋体" w:cs="宋体" w:hint="eastAsia"/>
               <w:szCs w:val="24"/>
             </w:rPr>
             <w:fldChar w:fldCharType="separate"/>
@@ -2148,7 +2121,7 @@
           </w:r>
           <w:r>
             <w:rPr>
-              <w:rFonts w:hint="eastAsia" w:ascii="宋体" w:hAnsi="宋体" w:eastAsia="宋体" w:cs="宋体"/>
+              <w:rFonts w:ascii="宋体" w:eastAsia="宋体" w:hAnsi="宋体" w:cs="宋体" w:hint="eastAsia"/>
               <w:szCs w:val="24"/>
             </w:rPr>
             <w:fldChar w:fldCharType="end"/>
@@ -2156,28 +2129,28 @@
         </w:p>
         <w:p>
           <w:pPr>
-            <w:pStyle w:val="16"/>
+            <w:pStyle w:val="TOC1"/>
             <w:tabs>
               <w:tab w:val="right" w:leader="dot" w:pos="8306"/>
             </w:tabs>
           </w:pPr>
           <w:r>
             <w:rPr>
-              <w:rFonts w:hint="eastAsia" w:ascii="宋体" w:hAnsi="宋体" w:eastAsia="宋体" w:cs="宋体"/>
+              <w:rFonts w:ascii="宋体" w:eastAsia="宋体" w:hAnsi="宋体" w:cs="宋体" w:hint="eastAsia"/>
               <w:szCs w:val="24"/>
             </w:rPr>
             <w:fldChar w:fldCharType="begin"/>
           </w:r>
           <w:r>
             <w:rPr>
-              <w:rFonts w:hint="eastAsia" w:ascii="宋体" w:hAnsi="宋体" w:eastAsia="宋体" w:cs="宋体"/>
+              <w:rFonts w:ascii="宋体" w:eastAsia="宋体" w:hAnsi="宋体" w:cs="宋体" w:hint="eastAsia"/>
               <w:szCs w:val="24"/>
             </w:rPr>
             <w:instrText xml:space="preserve"> HYPERLINK \l _Toc11832 </w:instrText>
           </w:r>
           <w:r>
             <w:rPr>
-              <w:rFonts w:hint="eastAsia" w:ascii="宋体" w:hAnsi="宋体" w:eastAsia="宋体" w:cs="宋体"/>
+              <w:rFonts w:ascii="宋体" w:eastAsia="宋体" w:hAnsi="宋体" w:cs="宋体" w:hint="eastAsia"/>
               <w:szCs w:val="24"/>
             </w:rPr>
             <w:fldChar w:fldCharType="separate"/>
@@ -2209,7 +2182,7 @@
           </w:r>
           <w:r>
             <w:rPr>
-              <w:rFonts w:hint="eastAsia" w:ascii="宋体" w:hAnsi="宋体" w:eastAsia="宋体" w:cs="宋体"/>
+              <w:rFonts w:ascii="宋体" w:eastAsia="宋体" w:hAnsi="宋体" w:cs="宋体" w:hint="eastAsia"/>
               <w:szCs w:val="24"/>
             </w:rPr>
             <w:fldChar w:fldCharType="end"/>
@@ -2217,28 +2190,28 @@
         </w:p>
         <w:p>
           <w:pPr>
-            <w:pStyle w:val="16"/>
+            <w:pStyle w:val="TOC1"/>
             <w:tabs>
               <w:tab w:val="right" w:leader="dot" w:pos="8306"/>
             </w:tabs>
           </w:pPr>
           <w:r>
             <w:rPr>
-              <w:rFonts w:hint="eastAsia" w:ascii="宋体" w:hAnsi="宋体" w:eastAsia="宋体" w:cs="宋体"/>
+              <w:rFonts w:ascii="宋体" w:eastAsia="宋体" w:hAnsi="宋体" w:cs="宋体" w:hint="eastAsia"/>
               <w:szCs w:val="24"/>
             </w:rPr>
             <w:fldChar w:fldCharType="begin"/>
           </w:r>
           <w:r>
             <w:rPr>
-              <w:rFonts w:hint="eastAsia" w:ascii="宋体" w:hAnsi="宋体" w:eastAsia="宋体" w:cs="宋体"/>
+              <w:rFonts w:ascii="宋体" w:eastAsia="宋体" w:hAnsi="宋体" w:cs="宋体" w:hint="eastAsia"/>
               <w:szCs w:val="24"/>
             </w:rPr>
             <w:instrText xml:space="preserve"> HYPERLINK \l _Toc18055 </w:instrText>
           </w:r>
           <w:r>
             <w:rPr>
-              <w:rFonts w:hint="eastAsia" w:ascii="宋体" w:hAnsi="宋体" w:eastAsia="宋体" w:cs="宋体"/>
+              <w:rFonts w:ascii="宋体" w:eastAsia="宋体" w:hAnsi="宋体" w:cs="宋体" w:hint="eastAsia"/>
               <w:szCs w:val="24"/>
             </w:rPr>
             <w:fldChar w:fldCharType="separate"/>
@@ -2277,7 +2250,7 @@
           </w:r>
           <w:r>
             <w:rPr>
-              <w:rFonts w:hint="eastAsia" w:ascii="宋体" w:hAnsi="宋体" w:eastAsia="宋体" w:cs="宋体"/>
+              <w:rFonts w:ascii="宋体" w:eastAsia="宋体" w:hAnsi="宋体" w:cs="宋体" w:hint="eastAsia"/>
               <w:szCs w:val="24"/>
             </w:rPr>
             <w:fldChar w:fldCharType="end"/>
@@ -2285,28 +2258,28 @@
         </w:p>
         <w:p>
           <w:pPr>
-            <w:pStyle w:val="16"/>
+            <w:pStyle w:val="TOC1"/>
             <w:tabs>
               <w:tab w:val="right" w:leader="dot" w:pos="8306"/>
             </w:tabs>
           </w:pPr>
           <w:r>
             <w:rPr>
-              <w:rFonts w:hint="eastAsia" w:ascii="宋体" w:hAnsi="宋体" w:eastAsia="宋体" w:cs="宋体"/>
+              <w:rFonts w:ascii="宋体" w:eastAsia="宋体" w:hAnsi="宋体" w:cs="宋体" w:hint="eastAsia"/>
               <w:szCs w:val="24"/>
             </w:rPr>
             <w:fldChar w:fldCharType="begin"/>
           </w:r>
           <w:r>
             <w:rPr>
-              <w:rFonts w:hint="eastAsia" w:ascii="宋体" w:hAnsi="宋体" w:eastAsia="宋体" w:cs="宋体"/>
+              <w:rFonts w:ascii="宋体" w:eastAsia="宋体" w:hAnsi="宋体" w:cs="宋体" w:hint="eastAsia"/>
               <w:szCs w:val="24"/>
             </w:rPr>
             <w:instrText xml:space="preserve"> HYPERLINK \l _Toc15364 </w:instrText>
           </w:r>
           <w:r>
             <w:rPr>
-              <w:rFonts w:hint="eastAsia" w:ascii="宋体" w:hAnsi="宋体" w:eastAsia="宋体" w:cs="宋体"/>
+              <w:rFonts w:ascii="宋体" w:eastAsia="宋体" w:hAnsi="宋体" w:cs="宋体" w:hint="eastAsia"/>
               <w:szCs w:val="24"/>
             </w:rPr>
             <w:fldChar w:fldCharType="separate"/>
@@ -2345,7 +2318,7 @@
           </w:r>
           <w:r>
             <w:rPr>
-              <w:rFonts w:hint="eastAsia" w:ascii="宋体" w:hAnsi="宋体" w:eastAsia="宋体" w:cs="宋体"/>
+              <w:rFonts w:ascii="宋体" w:eastAsia="宋体" w:hAnsi="宋体" w:cs="宋体" w:hint="eastAsia"/>
               <w:szCs w:val="24"/>
             </w:rPr>
             <w:fldChar w:fldCharType="end"/>
@@ -2353,28 +2326,28 @@
         </w:p>
         <w:p>
           <w:pPr>
-            <w:pStyle w:val="17"/>
+            <w:pStyle w:val="TOC2"/>
             <w:tabs>
               <w:tab w:val="right" w:leader="dot" w:pos="8306"/>
             </w:tabs>
           </w:pPr>
           <w:r>
             <w:rPr>
-              <w:rFonts w:hint="eastAsia" w:ascii="宋体" w:hAnsi="宋体" w:eastAsia="宋体" w:cs="宋体"/>
+              <w:rFonts w:ascii="宋体" w:eastAsia="宋体" w:hAnsi="宋体" w:cs="宋体" w:hint="eastAsia"/>
               <w:szCs w:val="24"/>
             </w:rPr>
             <w:fldChar w:fldCharType="begin"/>
           </w:r>
           <w:r>
             <w:rPr>
-              <w:rFonts w:hint="eastAsia" w:ascii="宋体" w:hAnsi="宋体" w:eastAsia="宋体" w:cs="宋体"/>
+              <w:rFonts w:ascii="宋体" w:eastAsia="宋体" w:hAnsi="宋体" w:cs="宋体" w:hint="eastAsia"/>
               <w:szCs w:val="24"/>
             </w:rPr>
             <w:instrText xml:space="preserve"> HYPERLINK \l _Toc31230 </w:instrText>
           </w:r>
           <w:r>
             <w:rPr>
-              <w:rFonts w:hint="eastAsia" w:ascii="宋体" w:hAnsi="宋体" w:eastAsia="宋体" w:cs="宋体"/>
+              <w:rFonts w:ascii="宋体" w:eastAsia="宋体" w:hAnsi="宋体" w:cs="宋体" w:hint="eastAsia"/>
               <w:szCs w:val="24"/>
             </w:rPr>
             <w:fldChar w:fldCharType="separate"/>
@@ -2413,7 +2386,7 @@
           </w:r>
           <w:r>
             <w:rPr>
-              <w:rFonts w:hint="eastAsia" w:ascii="宋体" w:hAnsi="宋体" w:eastAsia="宋体" w:cs="宋体"/>
+              <w:rFonts w:ascii="宋体" w:eastAsia="宋体" w:hAnsi="宋体" w:cs="宋体" w:hint="eastAsia"/>
               <w:szCs w:val="24"/>
             </w:rPr>
             <w:fldChar w:fldCharType="end"/>
@@ -2421,28 +2394,28 @@
         </w:p>
         <w:p>
           <w:pPr>
-            <w:pStyle w:val="17"/>
+            <w:pStyle w:val="TOC2"/>
             <w:tabs>
               <w:tab w:val="right" w:leader="dot" w:pos="8306"/>
             </w:tabs>
           </w:pPr>
           <w:r>
             <w:rPr>
-              <w:rFonts w:hint="eastAsia" w:ascii="宋体" w:hAnsi="宋体" w:eastAsia="宋体" w:cs="宋体"/>
+              <w:rFonts w:ascii="宋体" w:eastAsia="宋体" w:hAnsi="宋体" w:cs="宋体" w:hint="eastAsia"/>
               <w:szCs w:val="24"/>
             </w:rPr>
             <w:fldChar w:fldCharType="begin"/>
           </w:r>
           <w:r>
             <w:rPr>
-              <w:rFonts w:hint="eastAsia" w:ascii="宋体" w:hAnsi="宋体" w:eastAsia="宋体" w:cs="宋体"/>
+              <w:rFonts w:ascii="宋体" w:eastAsia="宋体" w:hAnsi="宋体" w:cs="宋体" w:hint="eastAsia"/>
               <w:szCs w:val="24"/>
             </w:rPr>
             <w:instrText xml:space="preserve"> HYPERLINK \l _Toc6063 </w:instrText>
           </w:r>
           <w:r>
             <w:rPr>
-              <w:rFonts w:hint="eastAsia" w:ascii="宋体" w:hAnsi="宋体" w:eastAsia="宋体" w:cs="宋体"/>
+              <w:rFonts w:ascii="宋体" w:eastAsia="宋体" w:hAnsi="宋体" w:cs="宋体" w:hint="eastAsia"/>
               <w:szCs w:val="24"/>
             </w:rPr>
             <w:fldChar w:fldCharType="separate"/>
@@ -2481,7 +2454,7 @@
           </w:r>
           <w:r>
             <w:rPr>
-              <w:rFonts w:hint="eastAsia" w:ascii="宋体" w:hAnsi="宋体" w:eastAsia="宋体" w:cs="宋体"/>
+              <w:rFonts w:ascii="宋体" w:eastAsia="宋体" w:hAnsi="宋体" w:cs="宋体" w:hint="eastAsia"/>
               <w:szCs w:val="24"/>
             </w:rPr>
             <w:fldChar w:fldCharType="end"/>
@@ -2489,28 +2462,28 @@
         </w:p>
         <w:p>
           <w:pPr>
-            <w:pStyle w:val="16"/>
+            <w:pStyle w:val="TOC1"/>
             <w:tabs>
               <w:tab w:val="right" w:leader="dot" w:pos="8306"/>
             </w:tabs>
           </w:pPr>
           <w:r>
             <w:rPr>
-              <w:rFonts w:hint="eastAsia" w:ascii="宋体" w:hAnsi="宋体" w:eastAsia="宋体" w:cs="宋体"/>
+              <w:rFonts w:ascii="宋体" w:eastAsia="宋体" w:hAnsi="宋体" w:cs="宋体" w:hint="eastAsia"/>
               <w:szCs w:val="24"/>
             </w:rPr>
             <w:fldChar w:fldCharType="begin"/>
           </w:r>
           <w:r>
             <w:rPr>
-              <w:rFonts w:hint="eastAsia" w:ascii="宋体" w:hAnsi="宋体" w:eastAsia="宋体" w:cs="宋体"/>
+              <w:rFonts w:ascii="宋体" w:eastAsia="宋体" w:hAnsi="宋体" w:cs="宋体" w:hint="eastAsia"/>
               <w:szCs w:val="24"/>
             </w:rPr>
             <w:instrText xml:space="preserve"> HYPERLINK \l _Toc24301 </w:instrText>
           </w:r>
           <w:r>
             <w:rPr>
-              <w:rFonts w:hint="eastAsia" w:ascii="宋体" w:hAnsi="宋体" w:eastAsia="宋体" w:cs="宋体"/>
+              <w:rFonts w:ascii="宋体" w:eastAsia="宋体" w:hAnsi="宋体" w:cs="宋体" w:hint="eastAsia"/>
               <w:szCs w:val="24"/>
             </w:rPr>
             <w:fldChar w:fldCharType="separate"/>
@@ -2549,7 +2522,7 @@
           </w:r>
           <w:r>
             <w:rPr>
-              <w:rFonts w:hint="eastAsia" w:ascii="宋体" w:hAnsi="宋体" w:eastAsia="宋体" w:cs="宋体"/>
+              <w:rFonts w:ascii="宋体" w:eastAsia="宋体" w:hAnsi="宋体" w:cs="宋体" w:hint="eastAsia"/>
               <w:szCs w:val="24"/>
             </w:rPr>
             <w:fldChar w:fldCharType="end"/>
@@ -2557,28 +2530,28 @@
         </w:p>
         <w:p>
           <w:pPr>
-            <w:pStyle w:val="17"/>
+            <w:pStyle w:val="TOC2"/>
             <w:tabs>
               <w:tab w:val="right" w:leader="dot" w:pos="8306"/>
             </w:tabs>
           </w:pPr>
           <w:r>
             <w:rPr>
-              <w:rFonts w:hint="eastAsia" w:ascii="宋体" w:hAnsi="宋体" w:eastAsia="宋体" w:cs="宋体"/>
+              <w:rFonts w:ascii="宋体" w:eastAsia="宋体" w:hAnsi="宋体" w:cs="宋体" w:hint="eastAsia"/>
               <w:szCs w:val="24"/>
             </w:rPr>
             <w:fldChar w:fldCharType="begin"/>
           </w:r>
           <w:r>
             <w:rPr>
-              <w:rFonts w:hint="eastAsia" w:ascii="宋体" w:hAnsi="宋体" w:eastAsia="宋体" w:cs="宋体"/>
+              <w:rFonts w:ascii="宋体" w:eastAsia="宋体" w:hAnsi="宋体" w:cs="宋体" w:hint="eastAsia"/>
               <w:szCs w:val="24"/>
             </w:rPr>
             <w:instrText xml:space="preserve"> HYPERLINK \l _Toc29364 </w:instrText>
           </w:r>
           <w:r>
             <w:rPr>
-              <w:rFonts w:hint="eastAsia" w:ascii="宋体" w:hAnsi="宋体" w:eastAsia="宋体" w:cs="宋体"/>
+              <w:rFonts w:ascii="宋体" w:eastAsia="宋体" w:hAnsi="宋体" w:cs="宋体" w:hint="eastAsia"/>
               <w:szCs w:val="24"/>
             </w:rPr>
             <w:fldChar w:fldCharType="separate"/>
@@ -2617,7 +2590,7 @@
           </w:r>
           <w:r>
             <w:rPr>
-              <w:rFonts w:hint="eastAsia" w:ascii="宋体" w:hAnsi="宋体" w:eastAsia="宋体" w:cs="宋体"/>
+              <w:rFonts w:ascii="宋体" w:eastAsia="宋体" w:hAnsi="宋体" w:cs="宋体" w:hint="eastAsia"/>
               <w:szCs w:val="24"/>
             </w:rPr>
             <w:fldChar w:fldCharType="end"/>
@@ -2625,28 +2598,28 @@
         </w:p>
         <w:p>
           <w:pPr>
-            <w:pStyle w:val="17"/>
+            <w:pStyle w:val="TOC2"/>
             <w:tabs>
               <w:tab w:val="right" w:leader="dot" w:pos="8306"/>
             </w:tabs>
           </w:pPr>
           <w:r>
             <w:rPr>
-              <w:rFonts w:hint="eastAsia" w:ascii="宋体" w:hAnsi="宋体" w:eastAsia="宋体" w:cs="宋体"/>
+              <w:rFonts w:ascii="宋体" w:eastAsia="宋体" w:hAnsi="宋体" w:cs="宋体" w:hint="eastAsia"/>
               <w:szCs w:val="24"/>
             </w:rPr>
             <w:fldChar w:fldCharType="begin"/>
           </w:r>
           <w:r>
             <w:rPr>
-              <w:rFonts w:hint="eastAsia" w:ascii="宋体" w:hAnsi="宋体" w:eastAsia="宋体" w:cs="宋体"/>
+              <w:rFonts w:ascii="宋体" w:eastAsia="宋体" w:hAnsi="宋体" w:cs="宋体" w:hint="eastAsia"/>
               <w:szCs w:val="24"/>
             </w:rPr>
             <w:instrText xml:space="preserve"> HYPERLINK \l _Toc23437 </w:instrText>
           </w:r>
           <w:r>
             <w:rPr>
-              <w:rFonts w:hint="eastAsia" w:ascii="宋体" w:hAnsi="宋体" w:eastAsia="宋体" w:cs="宋体"/>
+              <w:rFonts w:ascii="宋体" w:eastAsia="宋体" w:hAnsi="宋体" w:cs="宋体" w:hint="eastAsia"/>
               <w:szCs w:val="24"/>
             </w:rPr>
             <w:fldChar w:fldCharType="separate"/>
@@ -2685,7 +2658,7 @@
           </w:r>
           <w:r>
             <w:rPr>
-              <w:rFonts w:hint="eastAsia" w:ascii="宋体" w:hAnsi="宋体" w:eastAsia="宋体" w:cs="宋体"/>
+              <w:rFonts w:ascii="宋体" w:eastAsia="宋体" w:hAnsi="宋体" w:cs="宋体" w:hint="eastAsia"/>
               <w:szCs w:val="24"/>
             </w:rPr>
             <w:fldChar w:fldCharType="end"/>
@@ -2693,28 +2666,28 @@
         </w:p>
         <w:p>
           <w:pPr>
-            <w:pStyle w:val="13"/>
+            <w:pStyle w:val="TOC3"/>
             <w:tabs>
               <w:tab w:val="right" w:leader="dot" w:pos="8306"/>
             </w:tabs>
           </w:pPr>
           <w:r>
             <w:rPr>
-              <w:rFonts w:hint="eastAsia" w:ascii="宋体" w:hAnsi="宋体" w:eastAsia="宋体" w:cs="宋体"/>
+              <w:rFonts w:ascii="宋体" w:eastAsia="宋体" w:hAnsi="宋体" w:cs="宋体" w:hint="eastAsia"/>
               <w:szCs w:val="24"/>
             </w:rPr>
             <w:fldChar w:fldCharType="begin"/>
           </w:r>
           <w:r>
             <w:rPr>
-              <w:rFonts w:hint="eastAsia" w:ascii="宋体" w:hAnsi="宋体" w:eastAsia="宋体" w:cs="宋体"/>
+              <w:rFonts w:ascii="宋体" w:eastAsia="宋体" w:hAnsi="宋体" w:cs="宋体" w:hint="eastAsia"/>
               <w:szCs w:val="24"/>
             </w:rPr>
             <w:instrText xml:space="preserve"> HYPERLINK \l _Toc21095 </w:instrText>
           </w:r>
           <w:r>
             <w:rPr>
-              <w:rFonts w:hint="eastAsia" w:ascii="宋体" w:hAnsi="宋体" w:eastAsia="宋体" w:cs="宋体"/>
+              <w:rFonts w:ascii="宋体" w:eastAsia="宋体" w:hAnsi="宋体" w:cs="宋体" w:hint="eastAsia"/>
               <w:szCs w:val="24"/>
             </w:rPr>
             <w:fldChar w:fldCharType="separate"/>
@@ -2753,7 +2726,7 @@
           </w:r>
           <w:r>
             <w:rPr>
-              <w:rFonts w:hint="eastAsia" w:ascii="宋体" w:hAnsi="宋体" w:eastAsia="宋体" w:cs="宋体"/>
+              <w:rFonts w:ascii="宋体" w:eastAsia="宋体" w:hAnsi="宋体" w:cs="宋体" w:hint="eastAsia"/>
               <w:szCs w:val="24"/>
             </w:rPr>
             <w:fldChar w:fldCharType="end"/>
@@ -2761,28 +2734,28 @@
         </w:p>
         <w:p>
           <w:pPr>
-            <w:pStyle w:val="13"/>
+            <w:pStyle w:val="TOC3"/>
             <w:tabs>
               <w:tab w:val="right" w:leader="dot" w:pos="8306"/>
             </w:tabs>
           </w:pPr>
           <w:r>
             <w:rPr>
-              <w:rFonts w:hint="eastAsia" w:ascii="宋体" w:hAnsi="宋体" w:eastAsia="宋体" w:cs="宋体"/>
+              <w:rFonts w:ascii="宋体" w:eastAsia="宋体" w:hAnsi="宋体" w:cs="宋体" w:hint="eastAsia"/>
               <w:szCs w:val="24"/>
             </w:rPr>
             <w:fldChar w:fldCharType="begin"/>
           </w:r>
           <w:r>
             <w:rPr>
-              <w:rFonts w:hint="eastAsia" w:ascii="宋体" w:hAnsi="宋体" w:eastAsia="宋体" w:cs="宋体"/>
+              <w:rFonts w:ascii="宋体" w:eastAsia="宋体" w:hAnsi="宋体" w:cs="宋体" w:hint="eastAsia"/>
               <w:szCs w:val="24"/>
             </w:rPr>
             <w:instrText xml:space="preserve"> HYPERLINK \l _Toc16349 </w:instrText>
           </w:r>
           <w:r>
             <w:rPr>
-              <w:rFonts w:hint="eastAsia" w:ascii="宋体" w:hAnsi="宋体" w:eastAsia="宋体" w:cs="宋体"/>
+              <w:rFonts w:ascii="宋体" w:eastAsia="宋体" w:hAnsi="宋体" w:cs="宋体" w:hint="eastAsia"/>
               <w:szCs w:val="24"/>
             </w:rPr>
             <w:fldChar w:fldCharType="separate"/>
@@ -2821,7 +2794,7 @@
           </w:r>
           <w:r>
             <w:rPr>
-              <w:rFonts w:hint="eastAsia" w:ascii="宋体" w:hAnsi="宋体" w:eastAsia="宋体" w:cs="宋体"/>
+              <w:rFonts w:ascii="宋体" w:eastAsia="宋体" w:hAnsi="宋体" w:cs="宋体" w:hint="eastAsia"/>
               <w:szCs w:val="24"/>
             </w:rPr>
             <w:fldChar w:fldCharType="end"/>
@@ -2829,28 +2802,28 @@
         </w:p>
         <w:p>
           <w:pPr>
-            <w:pStyle w:val="13"/>
+            <w:pStyle w:val="TOC3"/>
             <w:tabs>
               <w:tab w:val="right" w:leader="dot" w:pos="8306"/>
             </w:tabs>
           </w:pPr>
           <w:r>
             <w:rPr>
-              <w:rFonts w:hint="eastAsia" w:ascii="宋体" w:hAnsi="宋体" w:eastAsia="宋体" w:cs="宋体"/>
+              <w:rFonts w:ascii="宋体" w:eastAsia="宋体" w:hAnsi="宋体" w:cs="宋体" w:hint="eastAsia"/>
               <w:szCs w:val="24"/>
             </w:rPr>
             <w:fldChar w:fldCharType="begin"/>
           </w:r>
           <w:r>
             <w:rPr>
-              <w:rFonts w:hint="eastAsia" w:ascii="宋体" w:hAnsi="宋体" w:eastAsia="宋体" w:cs="宋体"/>
+              <w:rFonts w:ascii="宋体" w:eastAsia="宋体" w:hAnsi="宋体" w:cs="宋体" w:hint="eastAsia"/>
               <w:szCs w:val="24"/>
             </w:rPr>
             <w:instrText xml:space="preserve"> HYPERLINK \l _Toc3804 </w:instrText>
           </w:r>
           <w:r>
             <w:rPr>
-              <w:rFonts w:hint="eastAsia" w:ascii="宋体" w:hAnsi="宋体" w:eastAsia="宋体" w:cs="宋体"/>
+              <w:rFonts w:ascii="宋体" w:eastAsia="宋体" w:hAnsi="宋体" w:cs="宋体" w:hint="eastAsia"/>
               <w:szCs w:val="24"/>
             </w:rPr>
             <w:fldChar w:fldCharType="separate"/>
@@ -2889,7 +2862,7 @@
           </w:r>
           <w:r>
             <w:rPr>
-              <w:rFonts w:hint="eastAsia" w:ascii="宋体" w:hAnsi="宋体" w:eastAsia="宋体" w:cs="宋体"/>
+              <w:rFonts w:ascii="宋体" w:eastAsia="宋体" w:hAnsi="宋体" w:cs="宋体" w:hint="eastAsia"/>
               <w:szCs w:val="24"/>
             </w:rPr>
             <w:fldChar w:fldCharType="end"/>
@@ -2897,28 +2870,28 @@
         </w:p>
         <w:p>
           <w:pPr>
-            <w:pStyle w:val="13"/>
+            <w:pStyle w:val="TOC3"/>
             <w:tabs>
               <w:tab w:val="right" w:leader="dot" w:pos="8306"/>
             </w:tabs>
           </w:pPr>
           <w:r>
             <w:rPr>
-              <w:rFonts w:hint="eastAsia" w:ascii="宋体" w:hAnsi="宋体" w:eastAsia="宋体" w:cs="宋体"/>
+              <w:rFonts w:ascii="宋体" w:eastAsia="宋体" w:hAnsi="宋体" w:cs="宋体" w:hint="eastAsia"/>
               <w:szCs w:val="24"/>
             </w:rPr>
             <w:fldChar w:fldCharType="begin"/>
           </w:r>
           <w:r>
             <w:rPr>
-              <w:rFonts w:hint="eastAsia" w:ascii="宋体" w:hAnsi="宋体" w:eastAsia="宋体" w:cs="宋体"/>
+              <w:rFonts w:ascii="宋体" w:eastAsia="宋体" w:hAnsi="宋体" w:cs="宋体" w:hint="eastAsia"/>
               <w:szCs w:val="24"/>
             </w:rPr>
             <w:instrText xml:space="preserve"> HYPERLINK \l _Toc29544 </w:instrText>
           </w:r>
           <w:r>
             <w:rPr>
-              <w:rFonts w:hint="eastAsia" w:ascii="宋体" w:hAnsi="宋体" w:eastAsia="宋体" w:cs="宋体"/>
+              <w:rFonts w:ascii="宋体" w:eastAsia="宋体" w:hAnsi="宋体" w:cs="宋体" w:hint="eastAsia"/>
               <w:szCs w:val="24"/>
             </w:rPr>
             <w:fldChar w:fldCharType="separate"/>
@@ -2957,7 +2930,7 @@
           </w:r>
           <w:r>
             <w:rPr>
-              <w:rFonts w:hint="eastAsia" w:ascii="宋体" w:hAnsi="宋体" w:eastAsia="宋体" w:cs="宋体"/>
+              <w:rFonts w:ascii="宋体" w:eastAsia="宋体" w:hAnsi="宋体" w:cs="宋体" w:hint="eastAsia"/>
               <w:szCs w:val="24"/>
             </w:rPr>
             <w:fldChar w:fldCharType="end"/>
@@ -2965,28 +2938,28 @@
         </w:p>
         <w:p>
           <w:pPr>
-            <w:pStyle w:val="13"/>
+            <w:pStyle w:val="TOC3"/>
             <w:tabs>
               <w:tab w:val="right" w:leader="dot" w:pos="8306"/>
             </w:tabs>
           </w:pPr>
           <w:r>
             <w:rPr>
-              <w:rFonts w:hint="eastAsia" w:ascii="宋体" w:hAnsi="宋体" w:eastAsia="宋体" w:cs="宋体"/>
+              <w:rFonts w:ascii="宋体" w:eastAsia="宋体" w:hAnsi="宋体" w:cs="宋体" w:hint="eastAsia"/>
               <w:szCs w:val="24"/>
             </w:rPr>
             <w:fldChar w:fldCharType="begin"/>
           </w:r>
           <w:r>
             <w:rPr>
-              <w:rFonts w:hint="eastAsia" w:ascii="宋体" w:hAnsi="宋体" w:eastAsia="宋体" w:cs="宋体"/>
+              <w:rFonts w:ascii="宋体" w:eastAsia="宋体" w:hAnsi="宋体" w:cs="宋体" w:hint="eastAsia"/>
               <w:szCs w:val="24"/>
             </w:rPr>
             <w:instrText xml:space="preserve"> HYPERLINK \l _Toc18970 </w:instrText>
           </w:r>
           <w:r>
             <w:rPr>
-              <w:rFonts w:hint="eastAsia" w:ascii="宋体" w:hAnsi="宋体" w:eastAsia="宋体" w:cs="宋体"/>
+              <w:rFonts w:ascii="宋体" w:eastAsia="宋体" w:hAnsi="宋体" w:cs="宋体" w:hint="eastAsia"/>
               <w:szCs w:val="24"/>
             </w:rPr>
             <w:fldChar w:fldCharType="separate"/>
@@ -3025,7 +2998,7 @@
           </w:r>
           <w:r>
             <w:rPr>
-              <w:rFonts w:hint="eastAsia" w:ascii="宋体" w:hAnsi="宋体" w:eastAsia="宋体" w:cs="宋体"/>
+              <w:rFonts w:ascii="宋体" w:eastAsia="宋体" w:hAnsi="宋体" w:cs="宋体" w:hint="eastAsia"/>
               <w:szCs w:val="24"/>
             </w:rPr>
             <w:fldChar w:fldCharType="end"/>
@@ -3033,28 +3006,28 @@
         </w:p>
         <w:p>
           <w:pPr>
-            <w:pStyle w:val="13"/>
+            <w:pStyle w:val="TOC3"/>
             <w:tabs>
               <w:tab w:val="right" w:leader="dot" w:pos="8306"/>
             </w:tabs>
           </w:pPr>
           <w:r>
             <w:rPr>
-              <w:rFonts w:hint="eastAsia" w:ascii="宋体" w:hAnsi="宋体" w:eastAsia="宋体" w:cs="宋体"/>
+              <w:rFonts w:ascii="宋体" w:eastAsia="宋体" w:hAnsi="宋体" w:cs="宋体" w:hint="eastAsia"/>
               <w:szCs w:val="24"/>
             </w:rPr>
             <w:fldChar w:fldCharType="begin"/>
           </w:r>
           <w:r>
             <w:rPr>
-              <w:rFonts w:hint="eastAsia" w:ascii="宋体" w:hAnsi="宋体" w:eastAsia="宋体" w:cs="宋体"/>
+              <w:rFonts w:ascii="宋体" w:eastAsia="宋体" w:hAnsi="宋体" w:cs="宋体" w:hint="eastAsia"/>
               <w:szCs w:val="24"/>
             </w:rPr>
             <w:instrText xml:space="preserve"> HYPERLINK \l _Toc3640 </w:instrText>
           </w:r>
           <w:r>
             <w:rPr>
-              <w:rFonts w:hint="eastAsia" w:ascii="宋体" w:hAnsi="宋体" w:eastAsia="宋体" w:cs="宋体"/>
+              <w:rFonts w:ascii="宋体" w:eastAsia="宋体" w:hAnsi="宋体" w:cs="宋体" w:hint="eastAsia"/>
               <w:szCs w:val="24"/>
             </w:rPr>
             <w:fldChar w:fldCharType="separate"/>
@@ -3093,7 +3066,7 @@
           </w:r>
           <w:r>
             <w:rPr>
-              <w:rFonts w:hint="eastAsia" w:ascii="宋体" w:hAnsi="宋体" w:eastAsia="宋体" w:cs="宋体"/>
+              <w:rFonts w:ascii="宋体" w:eastAsia="宋体" w:hAnsi="宋体" w:cs="宋体" w:hint="eastAsia"/>
               <w:szCs w:val="24"/>
             </w:rPr>
             <w:fldChar w:fldCharType="end"/>
@@ -3101,28 +3074,28 @@
         </w:p>
         <w:p>
           <w:pPr>
-            <w:pStyle w:val="13"/>
+            <w:pStyle w:val="TOC3"/>
             <w:tabs>
               <w:tab w:val="right" w:leader="dot" w:pos="8306"/>
             </w:tabs>
           </w:pPr>
           <w:r>
             <w:rPr>
-              <w:rFonts w:hint="eastAsia" w:ascii="宋体" w:hAnsi="宋体" w:eastAsia="宋体" w:cs="宋体"/>
+              <w:rFonts w:ascii="宋体" w:eastAsia="宋体" w:hAnsi="宋体" w:cs="宋体" w:hint="eastAsia"/>
               <w:szCs w:val="24"/>
             </w:rPr>
             <w:fldChar w:fldCharType="begin"/>
           </w:r>
           <w:r>
             <w:rPr>
-              <w:rFonts w:hint="eastAsia" w:ascii="宋体" w:hAnsi="宋体" w:eastAsia="宋体" w:cs="宋体"/>
+              <w:rFonts w:ascii="宋体" w:eastAsia="宋体" w:hAnsi="宋体" w:cs="宋体" w:hint="eastAsia"/>
               <w:szCs w:val="24"/>
             </w:rPr>
             <w:instrText xml:space="preserve"> HYPERLINK \l _Toc10670 </w:instrText>
           </w:r>
           <w:r>
             <w:rPr>
-              <w:rFonts w:hint="eastAsia" w:ascii="宋体" w:hAnsi="宋体" w:eastAsia="宋体" w:cs="宋体"/>
+              <w:rFonts w:ascii="宋体" w:eastAsia="宋体" w:hAnsi="宋体" w:cs="宋体" w:hint="eastAsia"/>
               <w:szCs w:val="24"/>
             </w:rPr>
             <w:fldChar w:fldCharType="separate"/>
@@ -3161,7 +3134,7 @@
           </w:r>
           <w:r>
             <w:rPr>
-              <w:rFonts w:hint="eastAsia" w:ascii="宋体" w:hAnsi="宋体" w:eastAsia="宋体" w:cs="宋体"/>
+              <w:rFonts w:ascii="宋体" w:eastAsia="宋体" w:hAnsi="宋体" w:cs="宋体" w:hint="eastAsia"/>
               <w:szCs w:val="24"/>
             </w:rPr>
             <w:fldChar w:fldCharType="end"/>
@@ -3169,28 +3142,28 @@
         </w:p>
         <w:p>
           <w:pPr>
-            <w:pStyle w:val="17"/>
+            <w:pStyle w:val="TOC2"/>
             <w:tabs>
               <w:tab w:val="right" w:leader="dot" w:pos="8306"/>
             </w:tabs>
           </w:pPr>
           <w:r>
             <w:rPr>
-              <w:rFonts w:hint="eastAsia" w:ascii="宋体" w:hAnsi="宋体" w:eastAsia="宋体" w:cs="宋体"/>
+              <w:rFonts w:ascii="宋体" w:eastAsia="宋体" w:hAnsi="宋体" w:cs="宋体" w:hint="eastAsia"/>
               <w:szCs w:val="24"/>
             </w:rPr>
             <w:fldChar w:fldCharType="begin"/>
           </w:r>
           <w:r>
             <w:rPr>
-              <w:rFonts w:hint="eastAsia" w:ascii="宋体" w:hAnsi="宋体" w:eastAsia="宋体" w:cs="宋体"/>
+              <w:rFonts w:ascii="宋体" w:eastAsia="宋体" w:hAnsi="宋体" w:cs="宋体" w:hint="eastAsia"/>
               <w:szCs w:val="24"/>
             </w:rPr>
             <w:instrText xml:space="preserve"> HYPERLINK \l _Toc7820 </w:instrText>
           </w:r>
           <w:r>
             <w:rPr>
-              <w:rFonts w:hint="eastAsia" w:ascii="宋体" w:hAnsi="宋体" w:eastAsia="宋体" w:cs="宋体"/>
+              <w:rFonts w:ascii="宋体" w:eastAsia="宋体" w:hAnsi="宋体" w:cs="宋体" w:hint="eastAsia"/>
               <w:szCs w:val="24"/>
             </w:rPr>
             <w:fldChar w:fldCharType="separate"/>
@@ -3229,7 +3202,7 @@
           </w:r>
           <w:r>
             <w:rPr>
-              <w:rFonts w:hint="eastAsia" w:ascii="宋体" w:hAnsi="宋体" w:eastAsia="宋体" w:cs="宋体"/>
+              <w:rFonts w:ascii="宋体" w:eastAsia="宋体" w:hAnsi="宋体" w:cs="宋体" w:hint="eastAsia"/>
               <w:szCs w:val="24"/>
             </w:rPr>
             <w:fldChar w:fldCharType="end"/>
@@ -3237,28 +3210,28 @@
         </w:p>
         <w:p>
           <w:pPr>
-            <w:pStyle w:val="16"/>
+            <w:pStyle w:val="TOC1"/>
             <w:tabs>
               <w:tab w:val="right" w:leader="dot" w:pos="8306"/>
             </w:tabs>
           </w:pPr>
           <w:r>
             <w:rPr>
-              <w:rFonts w:hint="eastAsia" w:ascii="宋体" w:hAnsi="宋体" w:eastAsia="宋体" w:cs="宋体"/>
+              <w:rFonts w:ascii="宋体" w:eastAsia="宋体" w:hAnsi="宋体" w:cs="宋体" w:hint="eastAsia"/>
               <w:szCs w:val="24"/>
             </w:rPr>
             <w:fldChar w:fldCharType="begin"/>
           </w:r>
           <w:r>
             <w:rPr>
-              <w:rFonts w:hint="eastAsia" w:ascii="宋体" w:hAnsi="宋体" w:eastAsia="宋体" w:cs="宋体"/>
+              <w:rFonts w:ascii="宋体" w:eastAsia="宋体" w:hAnsi="宋体" w:cs="宋体" w:hint="eastAsia"/>
               <w:szCs w:val="24"/>
             </w:rPr>
             <w:instrText xml:space="preserve"> HYPERLINK \l _Toc11809 </w:instrText>
           </w:r>
           <w:r>
             <w:rPr>
-              <w:rFonts w:hint="eastAsia" w:ascii="宋体" w:hAnsi="宋体" w:eastAsia="宋体" w:cs="宋体"/>
+              <w:rFonts w:ascii="宋体" w:eastAsia="宋体" w:hAnsi="宋体" w:cs="宋体" w:hint="eastAsia"/>
               <w:szCs w:val="24"/>
             </w:rPr>
             <w:fldChar w:fldCharType="separate"/>
@@ -3297,7 +3270,7 @@
           </w:r>
           <w:r>
             <w:rPr>
-              <w:rFonts w:hint="eastAsia" w:ascii="宋体" w:hAnsi="宋体" w:eastAsia="宋体" w:cs="宋体"/>
+              <w:rFonts w:ascii="宋体" w:eastAsia="宋体" w:hAnsi="宋体" w:cs="宋体" w:hint="eastAsia"/>
               <w:szCs w:val="24"/>
             </w:rPr>
             <w:fldChar w:fldCharType="end"/>
@@ -3305,28 +3278,28 @@
         </w:p>
         <w:p>
           <w:pPr>
-            <w:pStyle w:val="17"/>
+            <w:pStyle w:val="TOC2"/>
             <w:tabs>
               <w:tab w:val="right" w:leader="dot" w:pos="8306"/>
             </w:tabs>
           </w:pPr>
           <w:r>
             <w:rPr>
-              <w:rFonts w:hint="eastAsia" w:ascii="宋体" w:hAnsi="宋体" w:eastAsia="宋体" w:cs="宋体"/>
+              <w:rFonts w:ascii="宋体" w:eastAsia="宋体" w:hAnsi="宋体" w:cs="宋体" w:hint="eastAsia"/>
               <w:szCs w:val="24"/>
             </w:rPr>
             <w:fldChar w:fldCharType="begin"/>
           </w:r>
           <w:r>
             <w:rPr>
-              <w:rFonts w:hint="eastAsia" w:ascii="宋体" w:hAnsi="宋体" w:eastAsia="宋体" w:cs="宋体"/>
+              <w:rFonts w:ascii="宋体" w:eastAsia="宋体" w:hAnsi="宋体" w:cs="宋体" w:hint="eastAsia"/>
               <w:szCs w:val="24"/>
             </w:rPr>
             <w:instrText xml:space="preserve"> HYPERLINK \l _Toc10502 </w:instrText>
           </w:r>
           <w:r>
             <w:rPr>
-              <w:rFonts w:hint="eastAsia" w:ascii="宋体" w:hAnsi="宋体" w:eastAsia="宋体" w:cs="宋体"/>
+              <w:rFonts w:ascii="宋体" w:eastAsia="宋体" w:hAnsi="宋体" w:cs="宋体" w:hint="eastAsia"/>
               <w:szCs w:val="24"/>
             </w:rPr>
             <w:fldChar w:fldCharType="separate"/>
@@ -3365,7 +3338,7 @@
           </w:r>
           <w:r>
             <w:rPr>
-              <w:rFonts w:hint="eastAsia" w:ascii="宋体" w:hAnsi="宋体" w:eastAsia="宋体" w:cs="宋体"/>
+              <w:rFonts w:ascii="宋体" w:eastAsia="宋体" w:hAnsi="宋体" w:cs="宋体" w:hint="eastAsia"/>
               <w:szCs w:val="24"/>
             </w:rPr>
             <w:fldChar w:fldCharType="end"/>
@@ -3373,28 +3346,28 @@
         </w:p>
         <w:p>
           <w:pPr>
-            <w:pStyle w:val="17"/>
+            <w:pStyle w:val="TOC2"/>
             <w:tabs>
               <w:tab w:val="right" w:leader="dot" w:pos="8306"/>
             </w:tabs>
           </w:pPr>
           <w:r>
             <w:rPr>
-              <w:rFonts w:hint="eastAsia" w:ascii="宋体" w:hAnsi="宋体" w:eastAsia="宋体" w:cs="宋体"/>
+              <w:rFonts w:ascii="宋体" w:eastAsia="宋体" w:hAnsi="宋体" w:cs="宋体" w:hint="eastAsia"/>
               <w:szCs w:val="24"/>
             </w:rPr>
             <w:fldChar w:fldCharType="begin"/>
           </w:r>
           <w:r>
             <w:rPr>
-              <w:rFonts w:hint="eastAsia" w:ascii="宋体" w:hAnsi="宋体" w:eastAsia="宋体" w:cs="宋体"/>
+              <w:rFonts w:ascii="宋体" w:eastAsia="宋体" w:hAnsi="宋体" w:cs="宋体" w:hint="eastAsia"/>
               <w:szCs w:val="24"/>
             </w:rPr>
             <w:instrText xml:space="preserve"> HYPERLINK \l _Toc7905 </w:instrText>
           </w:r>
           <w:r>
             <w:rPr>
-              <w:rFonts w:hint="eastAsia" w:ascii="宋体" w:hAnsi="宋体" w:eastAsia="宋体" w:cs="宋体"/>
+              <w:rFonts w:ascii="宋体" w:eastAsia="宋体" w:hAnsi="宋体" w:cs="宋体" w:hint="eastAsia"/>
               <w:szCs w:val="24"/>
             </w:rPr>
             <w:fldChar w:fldCharType="separate"/>
@@ -3433,7 +3406,7 @@
           </w:r>
           <w:r>
             <w:rPr>
-              <w:rFonts w:hint="eastAsia" w:ascii="宋体" w:hAnsi="宋体" w:eastAsia="宋体" w:cs="宋体"/>
+              <w:rFonts w:ascii="宋体" w:eastAsia="宋体" w:hAnsi="宋体" w:cs="宋体" w:hint="eastAsia"/>
               <w:szCs w:val="24"/>
             </w:rPr>
             <w:fldChar w:fldCharType="end"/>
@@ -3441,28 +3414,28 @@
         </w:p>
         <w:p>
           <w:pPr>
-            <w:pStyle w:val="16"/>
+            <w:pStyle w:val="TOC1"/>
             <w:tabs>
               <w:tab w:val="right" w:leader="dot" w:pos="8306"/>
             </w:tabs>
           </w:pPr>
           <w:r>
             <w:rPr>
-              <w:rFonts w:hint="eastAsia" w:ascii="宋体" w:hAnsi="宋体" w:eastAsia="宋体" w:cs="宋体"/>
+              <w:rFonts w:ascii="宋体" w:eastAsia="宋体" w:hAnsi="宋体" w:cs="宋体" w:hint="eastAsia"/>
               <w:szCs w:val="24"/>
             </w:rPr>
             <w:fldChar w:fldCharType="begin"/>
           </w:r>
           <w:r>
             <w:rPr>
-              <w:rFonts w:hint="eastAsia" w:ascii="宋体" w:hAnsi="宋体" w:eastAsia="宋体" w:cs="宋体"/>
+              <w:rFonts w:ascii="宋体" w:eastAsia="宋体" w:hAnsi="宋体" w:cs="宋体" w:hint="eastAsia"/>
               <w:szCs w:val="24"/>
             </w:rPr>
             <w:instrText xml:space="preserve"> HYPERLINK \l _Toc8034 </w:instrText>
           </w:r>
           <w:r>
             <w:rPr>
-              <w:rFonts w:hint="eastAsia" w:ascii="宋体" w:hAnsi="宋体" w:eastAsia="宋体" w:cs="宋体"/>
+              <w:rFonts w:ascii="宋体" w:eastAsia="宋体" w:hAnsi="宋体" w:cs="宋体" w:hint="eastAsia"/>
               <w:szCs w:val="24"/>
             </w:rPr>
             <w:fldChar w:fldCharType="separate"/>
@@ -3501,7 +3474,7 @@
           </w:r>
           <w:r>
             <w:rPr>
-              <w:rFonts w:hint="eastAsia" w:ascii="宋体" w:hAnsi="宋体" w:eastAsia="宋体" w:cs="宋体"/>
+              <w:rFonts w:ascii="宋体" w:eastAsia="宋体" w:hAnsi="宋体" w:cs="宋体" w:hint="eastAsia"/>
               <w:szCs w:val="24"/>
             </w:rPr>
             <w:fldChar w:fldCharType="end"/>
@@ -3525,7 +3498,7 @@
             <w:spacing w:line="312" w:lineRule="auto"/>
             <w:textAlignment w:val="baseline"/>
             <w:rPr>
-              <w:rFonts w:hint="eastAsia" w:ascii="宋体" w:hAnsi="宋体" w:eastAsia="宋体" w:cs="宋体"/>
+              <w:rFonts w:ascii="宋体" w:eastAsia="宋体" w:hAnsi="宋体" w:cs="宋体" w:hint="eastAsia"/>
               <w:snapToGrid w:val="0"/>
               <w:color w:val="000000"/>
               <w:kern w:val="0"/>
@@ -3536,7 +3509,7 @@
           </w:pPr>
           <w:r>
             <w:rPr>
-              <w:rFonts w:hint="eastAsia" w:ascii="宋体" w:hAnsi="宋体" w:eastAsia="宋体" w:cs="宋体"/>
+              <w:rFonts w:ascii="宋体" w:eastAsia="宋体" w:hAnsi="宋体" w:cs="宋体" w:hint="eastAsia"/>
               <w:szCs w:val="24"/>
             </w:rPr>
             <w:fldChar w:fldCharType="end"/>
@@ -3561,7 +3534,7 @@
         <w:snapToGrid w:val="0"/>
         <w:textAlignment w:val="baseline"/>
         <w:rPr>
-          <w:rFonts w:ascii="Arial" w:hAnsi="Arial" w:eastAsia="Arial" w:cs="Arial"/>
+          <w:rFonts w:ascii="Arial" w:eastAsia="Arial" w:hAnsi="Arial" w:cs="Arial"/>
           <w:snapToGrid w:val="0"/>
           <w:color w:val="000000"/>
           <w:kern w:val="0"/>
@@ -3572,7 +3545,7 @@
       </w:pPr>
       <w:r>
         <w:rPr>
-          <w:rFonts w:ascii="Arial" w:hAnsi="Arial" w:eastAsia="Arial" w:cs="Arial"/>
+          <w:rFonts w:ascii="Arial" w:eastAsia="Arial" w:hAnsi="Arial" w:cs="Arial"/>
           <w:snapToGrid w:val="0"/>
           <w:color w:val="000000"/>
           <w:kern w:val="0"/>
@@ -3585,14 +3558,14 @@
     </w:p>
     <w:p>
       <w:pPr>
-        <w:pStyle w:val="28"/>
+        <w:pStyle w:val="1"/>
         <w:bidi w:val="0"/>
         <w:rPr>
           <w:rFonts w:hint="eastAsia"/>
           <w:lang w:val="en-US" w:eastAsia="zh-CN"/>
         </w:rPr>
       </w:pPr>
-      <w:bookmarkStart w:id="2" w:name="_Toc18055"/>
+      <w:bookmarkStart w:id="3" w:name="_Toc18055"/>
       <w:r>
         <w:rPr>
           <w:rFonts w:hint="eastAsia"/>
@@ -3600,11 +3573,11 @@
         </w:rPr>
         <w:t>计划目标</w:t>
       </w:r>
-      <w:bookmarkEnd w:id="2"/>
+      <w:bookmarkEnd w:id="3"/>
     </w:p>
     <w:p>
       <w:pPr>
-        <w:pStyle w:val="29"/>
+        <w:pStyle w:val="a1"/>
         <w:keepNext w:val="0"/>
         <w:keepLines w:val="0"/>
         <w:pageBreakBefore w:val="0"/>
@@ -3634,7 +3607,7 @@
     </w:p>
     <w:p>
       <w:pPr>
-        <w:pStyle w:val="29"/>
+        <w:pStyle w:val="a1"/>
         <w:keepNext w:val="0"/>
         <w:keepLines w:val="0"/>
         <w:pageBreakBefore w:val="0"/>
@@ -3664,7 +3637,7 @@
     </w:p>
     <w:p>
       <w:pPr>
-        <w:pStyle w:val="29"/>
+        <w:pStyle w:val="a1"/>
         <w:keepNext w:val="0"/>
         <w:keepLines w:val="0"/>
         <w:pageBreakBefore w:val="0"/>
@@ -3694,7 +3667,7 @@
     </w:p>
     <w:p>
       <w:pPr>
-        <w:pStyle w:val="29"/>
+        <w:pStyle w:val="a1"/>
         <w:keepNext w:val="0"/>
         <w:keepLines w:val="0"/>
         <w:pageBreakBefore w:val="0"/>
@@ -3724,7 +3697,7 @@
     </w:p>
     <w:p>
       <w:pPr>
-        <w:pStyle w:val="29"/>
+        <w:pStyle w:val="a1"/>
         <w:keepNext w:val="0"/>
         <w:keepLines w:val="0"/>
         <w:pageBreakBefore w:val="0"/>
@@ -3754,7 +3727,7 @@
     </w:p>
     <w:p>
       <w:pPr>
-        <w:pStyle w:val="29"/>
+        <w:pStyle w:val="a1"/>
         <w:keepNext w:val="0"/>
         <w:keepLines w:val="0"/>
         <w:pageBreakBefore w:val="0"/>
@@ -3784,14 +3757,14 @@
     </w:p>
     <w:p>
       <w:pPr>
-        <w:pStyle w:val="28"/>
+        <w:pStyle w:val="1"/>
         <w:bidi w:val="0"/>
         <w:rPr>
           <w:rFonts w:hint="eastAsia"/>
           <w:lang w:val="en-US" w:eastAsia="zh-CN"/>
         </w:rPr>
       </w:pPr>
-      <w:bookmarkStart w:id="3" w:name="_Toc15364"/>
+      <w:bookmarkStart w:id="4" w:name="_Toc15364"/>
       <w:r>
         <w:rPr>
           <w:rFonts w:hint="eastAsia"/>
@@ -3799,11 +3772,11 @@
         </w:rPr>
         <w:t>可用性保障体系</w:t>
       </w:r>
-      <w:bookmarkEnd w:id="3"/>
+      <w:bookmarkEnd w:id="4"/>
     </w:p>
     <w:p>
       <w:pPr>
-        <w:pStyle w:val="29"/>
+        <w:pStyle w:val="a1"/>
         <w:keepNext w:val="0"/>
         <w:keepLines w:val="0"/>
         <w:pageBreakBefore w:val="0"/>
@@ -3833,14 +3806,14 @@
     </w:p>
     <w:p>
       <w:pPr>
-        <w:pStyle w:val="30"/>
+        <w:pStyle w:val="2"/>
         <w:bidi w:val="0"/>
         <w:rPr>
           <w:rFonts w:hint="eastAsia"/>
           <w:lang w:val="en-US" w:eastAsia="zh-CN"/>
         </w:rPr>
       </w:pPr>
-      <w:bookmarkStart w:id="4" w:name="_Toc31230"/>
+      <w:bookmarkStart w:id="5" w:name="_Toc31230"/>
       <w:r>
         <w:rPr>
           <w:rFonts w:hint="eastAsia"/>
@@ -3848,11 +3821,11 @@
         </w:rPr>
         <w:t>基础设施与工具高可用</w:t>
       </w:r>
-      <w:bookmarkEnd w:id="4"/>
+      <w:bookmarkEnd w:id="5"/>
     </w:p>
     <w:p>
       <w:pPr>
-        <w:pStyle w:val="29"/>
+        <w:pStyle w:val="a1"/>
         <w:keepNext w:val="0"/>
         <w:keepLines w:val="0"/>
         <w:pageBreakBefore w:val="0"/>
@@ -3882,7 +3855,7 @@
     </w:p>
     <w:p>
       <w:pPr>
-        <w:pStyle w:val="29"/>
+        <w:pStyle w:val="a1"/>
         <w:keepNext w:val="0"/>
         <w:keepLines w:val="0"/>
         <w:pageBreakBefore w:val="0"/>
@@ -3912,7 +3885,7 @@
     </w:p>
     <w:p>
       <w:pPr>
-        <w:pStyle w:val="29"/>
+        <w:pStyle w:val="a1"/>
         <w:keepNext w:val="0"/>
         <w:keepLines w:val="0"/>
         <w:pageBreakBefore w:val="0"/>
@@ -3942,14 +3915,14 @@
     </w:p>
     <w:p>
       <w:pPr>
-        <w:pStyle w:val="30"/>
+        <w:pStyle w:val="2"/>
         <w:bidi w:val="0"/>
         <w:rPr>
           <w:rFonts w:hint="eastAsia"/>
           <w:lang w:val="en-US" w:eastAsia="zh-CN"/>
         </w:rPr>
       </w:pPr>
-      <w:bookmarkStart w:id="5" w:name="_Toc6063"/>
+      <w:bookmarkStart w:id="6" w:name="_Toc6063"/>
       <w:r>
         <w:rPr>
           <w:rFonts w:hint="eastAsia"/>
@@ -3957,11 +3930,11 @@
         </w:rPr>
         <w:t>团队冗余与备份机制</w:t>
       </w:r>
-      <w:bookmarkEnd w:id="5"/>
+      <w:bookmarkEnd w:id="6"/>
     </w:p>
     <w:p>
       <w:pPr>
-        <w:pStyle w:val="29"/>
+        <w:pStyle w:val="a1"/>
         <w:keepNext w:val="0"/>
         <w:keepLines w:val="0"/>
         <w:pageBreakBefore w:val="0"/>
@@ -3991,7 +3964,7 @@
     </w:p>
     <w:p>
       <w:pPr>
-        <w:pStyle w:val="29"/>
+        <w:pStyle w:val="a1"/>
         <w:keepNext w:val="0"/>
         <w:keepLines w:val="0"/>
         <w:pageBreakBefore w:val="0"/>
@@ -4021,7 +3994,7 @@
     </w:p>
     <w:p>
       <w:pPr>
-        <w:pStyle w:val="29"/>
+        <w:pStyle w:val="a1"/>
         <w:keepNext w:val="0"/>
         <w:keepLines w:val="0"/>
         <w:pageBreakBefore w:val="0"/>
@@ -4051,7 +4024,7 @@
     </w:p>
     <w:p>
       <w:pPr>
-        <w:pStyle w:val="28"/>
+        <w:pStyle w:val="1"/>
         <w:bidi w:val="0"/>
         <w:rPr>
           <w:rFonts w:hint="eastAsia"/>
@@ -4065,38 +4038,38 @@
         </w:rPr>
         <w:t xml:space="preserve"> </w:t>
       </w:r>
-      <w:bookmarkStart w:id="6" w:name="_Toc24301"/>
+      <w:bookmarkStart w:id="7" w:name="_Toc24301"/>
       <w:r>
         <w:rPr>
           <w:rFonts w:hint="eastAsia"/>
           <w:lang w:val="en-US" w:eastAsia="zh-CN"/>
         </w:rPr>
         <w:t>服务连续性管理</w:t>
-      </w:r>
-      <w:bookmarkEnd w:id="6"/>
-    </w:p>
-    <w:p>
-      <w:pPr>
-        <w:pStyle w:val="30"/>
-        <w:bidi w:val="0"/>
-        <w:rPr>
-          <w:rFonts w:hint="eastAsia"/>
-          <w:lang w:val="en-US" w:eastAsia="zh-CN"/>
-        </w:rPr>
-      </w:pPr>
-      <w:bookmarkStart w:id="7" w:name="_Toc29364"/>
-      <w:r>
-        <w:rPr>
-          <w:rFonts w:hint="eastAsia"/>
-          <w:lang w:val="en-US" w:eastAsia="zh-CN"/>
-        </w:rPr>
-        <w:t>风险识别与评估</w:t>
       </w:r>
       <w:bookmarkEnd w:id="7"/>
     </w:p>
     <w:p>
       <w:pPr>
-        <w:pStyle w:val="29"/>
+        <w:pStyle w:val="2"/>
+        <w:bidi w:val="0"/>
+        <w:rPr>
+          <w:rFonts w:hint="eastAsia"/>
+          <w:lang w:val="en-US" w:eastAsia="zh-CN"/>
+        </w:rPr>
+      </w:pPr>
+      <w:bookmarkStart w:id="8" w:name="_Toc29364"/>
+      <w:r>
+        <w:rPr>
+          <w:rFonts w:hint="eastAsia"/>
+          <w:lang w:val="en-US" w:eastAsia="zh-CN"/>
+        </w:rPr>
+        <w:t>风险识别与评估</w:t>
+      </w:r>
+      <w:bookmarkEnd w:id="8"/>
+    </w:p>
+    <w:p>
+      <w:pPr>
+        <w:pStyle w:val="a1"/>
         <w:keepNext w:val="0"/>
         <w:keepLines w:val="0"/>
         <w:pageBreakBefore w:val="0"/>
@@ -4126,7 +4099,7 @@
     </w:p>
     <w:p>
       <w:pPr>
-        <w:pStyle w:val="29"/>
+        <w:pStyle w:val="a1"/>
         <w:keepNext w:val="0"/>
         <w:keepLines w:val="0"/>
         <w:pageBreakBefore w:val="0"/>
@@ -4156,45 +4129,45 @@
     </w:p>
     <w:p>
       <w:pPr>
-        <w:pStyle w:val="30"/>
+        <w:pStyle w:val="2"/>
         <w:bidi w:val="0"/>
         <w:rPr>
           <w:rFonts w:hint="eastAsia"/>
           <w:lang w:val="en-US" w:eastAsia="zh-CN"/>
         </w:rPr>
       </w:pPr>
-      <w:bookmarkStart w:id="8" w:name="_Toc23437"/>
+      <w:bookmarkStart w:id="9" w:name="_Toc23437"/>
       <w:r>
         <w:rPr>
           <w:rFonts w:hint="eastAsia"/>
           <w:lang w:val="en-US" w:eastAsia="zh-CN"/>
         </w:rPr>
         <w:t>应急响应与恢复流程</w:t>
-      </w:r>
-      <w:bookmarkEnd w:id="8"/>
-    </w:p>
-    <w:p>
-      <w:pPr>
-        <w:pStyle w:val="31"/>
-        <w:bidi w:val="0"/>
-        <w:rPr>
-          <w:rFonts w:hint="eastAsia"/>
-          <w:lang w:val="en-US" w:eastAsia="zh-CN"/>
-        </w:rPr>
-      </w:pPr>
-      <w:bookmarkStart w:id="9" w:name="_Toc21095"/>
-      <w:r>
-        <w:rPr>
-          <w:rFonts w:hint="eastAsia"/>
-          <w:lang w:val="en-US" w:eastAsia="zh-CN"/>
-        </w:rPr>
-        <w:t>事件分级与启动</w:t>
       </w:r>
       <w:bookmarkEnd w:id="9"/>
     </w:p>
     <w:p>
       <w:pPr>
-        <w:pStyle w:val="29"/>
+        <w:pStyle w:val="3"/>
+        <w:bidi w:val="0"/>
+        <w:rPr>
+          <w:rFonts w:hint="eastAsia"/>
+          <w:lang w:val="en-US" w:eastAsia="zh-CN"/>
+        </w:rPr>
+      </w:pPr>
+      <w:bookmarkStart w:id="10" w:name="_Toc21095"/>
+      <w:r>
+        <w:rPr>
+          <w:rFonts w:hint="eastAsia"/>
+          <w:lang w:val="en-US" w:eastAsia="zh-CN"/>
+        </w:rPr>
+        <w:t>事件分级与启动</w:t>
+      </w:r>
+      <w:bookmarkEnd w:id="10"/>
+    </w:p>
+    <w:p>
+      <w:pPr>
+        <w:pStyle w:val="a1"/>
         <w:keepNext w:val="0"/>
         <w:keepLines w:val="0"/>
         <w:pageBreakBefore w:val="0"/>
@@ -4224,14 +4197,14 @@
     </w:p>
     <w:p>
       <w:pPr>
-        <w:pStyle w:val="31"/>
+        <w:pStyle w:val="3"/>
         <w:bidi w:val="0"/>
         <w:rPr>
           <w:rFonts w:hint="eastAsia"/>
           <w:lang w:val="en-US" w:eastAsia="zh-CN"/>
         </w:rPr>
       </w:pPr>
-      <w:bookmarkStart w:id="10" w:name="_Toc16349"/>
+      <w:bookmarkStart w:id="11" w:name="_Toc16349"/>
       <w:r>
         <w:rPr>
           <w:rFonts w:hint="eastAsia"/>
@@ -4239,11 +4212,11 @@
         </w:rPr>
         <w:t>应急指挥</w:t>
       </w:r>
-      <w:bookmarkEnd w:id="10"/>
+      <w:bookmarkEnd w:id="11"/>
     </w:p>
     <w:p>
       <w:pPr>
-        <w:pStyle w:val="29"/>
+        <w:pStyle w:val="a1"/>
         <w:keepNext w:val="0"/>
         <w:keepLines w:val="0"/>
         <w:pageBreakBefore w:val="0"/>
@@ -4273,14 +4246,14 @@
     </w:p>
     <w:p>
       <w:pPr>
-        <w:pStyle w:val="31"/>
+        <w:pStyle w:val="3"/>
         <w:bidi w:val="0"/>
         <w:rPr>
           <w:rFonts w:hint="eastAsia"/>
           <w:lang w:val="en-US" w:eastAsia="zh-CN"/>
         </w:rPr>
       </w:pPr>
-      <w:bookmarkStart w:id="11" w:name="_Toc3804"/>
+      <w:bookmarkStart w:id="12" w:name="_Toc3804"/>
       <w:r>
         <w:rPr>
           <w:rFonts w:hint="eastAsia"/>
@@ -4288,11 +4261,11 @@
         </w:rPr>
         <w:t>沟通计划</w:t>
       </w:r>
-      <w:bookmarkEnd w:id="11"/>
+      <w:bookmarkEnd w:id="12"/>
     </w:p>
     <w:p>
       <w:pPr>
-        <w:pStyle w:val="29"/>
+        <w:pStyle w:val="a1"/>
         <w:keepNext w:val="0"/>
         <w:keepLines w:val="0"/>
         <w:pageBreakBefore w:val="0"/>
@@ -4322,93 +4295,93 @@
     </w:p>
     <w:p>
       <w:pPr>
-        <w:pStyle w:val="31"/>
+        <w:pStyle w:val="3"/>
         <w:bidi w:val="0"/>
         <w:rPr>
           <w:rFonts w:hint="eastAsia"/>
           <w:lang w:val="en-US" w:eastAsia="zh-CN"/>
         </w:rPr>
       </w:pPr>
-      <w:bookmarkStart w:id="12" w:name="_Toc29544"/>
+      <w:bookmarkStart w:id="13" w:name="_Toc29544"/>
       <w:r>
         <w:rPr>
           <w:rFonts w:hint="eastAsia"/>
           <w:lang w:val="en-US" w:eastAsia="zh-CN"/>
         </w:rPr>
         <w:t>恢复策略</w:t>
-      </w:r>
-      <w:bookmarkEnd w:id="12"/>
-    </w:p>
-    <w:p>
-      <w:pPr>
-        <w:pStyle w:val="29"/>
-        <w:rPr>
-          <w:rFonts w:hint="eastAsia"/>
-          <w:lang w:val="en-US" w:eastAsia="zh-CN"/>
-        </w:rPr>
-      </w:pPr>
-      <w:r>
-        <w:rPr>
-          <w:rFonts w:hint="eastAsia"/>
-          <w:lang w:val="en-US" w:eastAsia="zh-CN"/>
-        </w:rPr>
-        <w:t>按照事件等级启动不同恢复策略。对于P1、P2级事件，应直接调用服务知识中已经验证的流程或脚本进行恢复</w:t>
-      </w:r>
-    </w:p>
-    <w:p>
-      <w:pPr>
-        <w:pStyle w:val="29"/>
-        <w:rPr>
-          <w:rFonts w:hint="eastAsia"/>
-          <w:lang w:val="en-US" w:eastAsia="zh-CN"/>
-        </w:rPr>
-      </w:pPr>
-      <w:r>
-        <w:rPr>
-          <w:rFonts w:hint="eastAsia"/>
-          <w:lang w:val="en-US" w:eastAsia="zh-CN"/>
-        </w:rPr>
-        <w:t>按照先主后次的顺序进行恢复</w:t>
-      </w:r>
-    </w:p>
-    <w:p>
-      <w:pPr>
-        <w:pStyle w:val="29"/>
-        <w:rPr>
-          <w:rFonts w:hint="default"/>
-          <w:lang w:val="en-US" w:eastAsia="zh-CN"/>
-        </w:rPr>
-      </w:pPr>
-      <w:r>
-        <w:rPr>
-          <w:rFonts w:hint="eastAsia"/>
-          <w:lang w:val="en-US" w:eastAsia="zh-CN"/>
-        </w:rPr>
-        <w:t>当无法完全恢复时，应当先关闭非核心功能，保障关键业务运行</w:t>
-      </w:r>
-    </w:p>
-    <w:p>
-      <w:pPr>
-        <w:pStyle w:val="31"/>
-        <w:bidi w:val="0"/>
-        <w:rPr>
-          <w:rFonts w:hint="eastAsia"/>
-          <w:lang w:val="en-US" w:eastAsia="zh-CN"/>
-        </w:rPr>
-      </w:pPr>
-      <w:bookmarkStart w:id="13" w:name="_Toc18970"/>
-      <w:r>
-        <w:rPr>
-          <w:rFonts w:hint="eastAsia"/>
-          <w:lang w:val="en-US" w:eastAsia="zh-CN"/>
-        </w:rPr>
-        <w:t>技术恢复</w:t>
       </w:r>
       <w:bookmarkEnd w:id="13"/>
     </w:p>
     <w:p>
       <w:pPr>
-        <w:pStyle w:val="29"/>
+        <w:pStyle w:val="a1"/>
+        <w:rPr>
+          <w:rFonts w:hint="eastAsia"/>
+          <w:lang w:val="en-US" w:eastAsia="zh-CN"/>
+        </w:rPr>
+      </w:pPr>
+      <w:r>
+        <w:rPr>
+          <w:rFonts w:hint="eastAsia"/>
+          <w:lang w:val="en-US" w:eastAsia="zh-CN"/>
+        </w:rPr>
+        <w:t>按照事件等级启动不同恢复策略。对于P1、P2级事件，应直接调用服务知识中已经验证的流程或脚本进行恢复</w:t>
+      </w:r>
+    </w:p>
+    <w:p>
+      <w:pPr>
+        <w:pStyle w:val="a1"/>
+        <w:rPr>
+          <w:rFonts w:hint="eastAsia"/>
+          <w:lang w:val="en-US" w:eastAsia="zh-CN"/>
+        </w:rPr>
+      </w:pPr>
+      <w:r>
+        <w:rPr>
+          <w:rFonts w:hint="eastAsia"/>
+          <w:lang w:val="en-US" w:eastAsia="zh-CN"/>
+        </w:rPr>
+        <w:t>按照先主后次的顺序进行恢复</w:t>
+      </w:r>
+    </w:p>
+    <w:p>
+      <w:pPr>
+        <w:pStyle w:val="a1"/>
+        <w:rPr>
+          <w:rFonts w:hint="default"/>
+          <w:lang w:val="en-US" w:eastAsia="zh-CN"/>
+        </w:rPr>
+      </w:pPr>
+      <w:r>
+        <w:rPr>
+          <w:rFonts w:hint="eastAsia"/>
+          <w:lang w:val="en-US" w:eastAsia="zh-CN"/>
+        </w:rPr>
+        <w:t>当无法完全恢复时，应当先关闭非核心功能，保障关键业务运行</w:t>
+      </w:r>
+    </w:p>
+    <w:p>
+      <w:pPr>
+        <w:pStyle w:val="3"/>
+        <w:bidi w:val="0"/>
+        <w:rPr>
+          <w:rFonts w:hint="eastAsia"/>
+          <w:lang w:val="en-US" w:eastAsia="zh-CN"/>
+        </w:rPr>
+      </w:pPr>
+      <w:bookmarkStart w:id="14" w:name="_Toc18970"/>
+      <w:r>
+        <w:rPr>
+          <w:rFonts w:hint="eastAsia"/>
+          <w:lang w:val="en-US" w:eastAsia="zh-CN"/>
+        </w:rPr>
+        <w:t>技术恢复</w:t>
+      </w:r>
+      <w:bookmarkEnd w:id="14"/>
+    </w:p>
+    <w:p>
+      <w:pPr>
+        <w:pStyle w:val="a1"/>
         <w:keepNext w:val="0"/>
         <w:keepLines w:val="0"/>
         <w:pageBreakBefore w:val="0"/>
@@ -4438,14 +4411,14 @@
     </w:p>
     <w:p>
       <w:pPr>
-        <w:pStyle w:val="31"/>
+        <w:pStyle w:val="3"/>
         <w:bidi w:val="0"/>
         <w:rPr>
           <w:rFonts w:hint="eastAsia"/>
           <w:lang w:val="en-US" w:eastAsia="zh-CN"/>
         </w:rPr>
       </w:pPr>
-      <w:bookmarkStart w:id="14" w:name="_Toc3640"/>
+      <w:bookmarkStart w:id="15" w:name="_Toc3640"/>
       <w:r>
         <w:rPr>
           <w:rFonts w:hint="eastAsia"/>
@@ -4453,11 +4426,11 @@
         </w:rPr>
         <w:t>服务分流</w:t>
       </w:r>
-      <w:bookmarkEnd w:id="14"/>
+      <w:bookmarkEnd w:id="15"/>
     </w:p>
     <w:p>
       <w:pPr>
-        <w:pStyle w:val="29"/>
+        <w:pStyle w:val="a1"/>
         <w:keepNext w:val="0"/>
         <w:keepLines w:val="0"/>
         <w:pageBreakBefore w:val="0"/>
@@ -4487,14 +4460,14 @@
     </w:p>
     <w:p>
       <w:pPr>
-        <w:pStyle w:val="31"/>
+        <w:pStyle w:val="3"/>
         <w:bidi w:val="0"/>
         <w:rPr>
           <w:rFonts w:hint="eastAsia"/>
           <w:lang w:val="en-US" w:eastAsia="zh-CN"/>
         </w:rPr>
       </w:pPr>
-      <w:bookmarkStart w:id="15" w:name="_Toc10670"/>
+      <w:bookmarkStart w:id="16" w:name="_Toc10670"/>
       <w:r>
         <w:rPr>
           <w:rFonts w:hint="eastAsia"/>
@@ -4502,11 +4475,11 @@
         </w:rPr>
         <w:t>知识调用</w:t>
       </w:r>
-      <w:bookmarkEnd w:id="15"/>
+      <w:bookmarkEnd w:id="16"/>
     </w:p>
     <w:p>
       <w:pPr>
-        <w:pStyle w:val="29"/>
+        <w:pStyle w:val="a1"/>
         <w:keepNext w:val="0"/>
         <w:keepLines w:val="0"/>
         <w:pageBreakBefore w:val="0"/>
@@ -4536,14 +4509,14 @@
     </w:p>
     <w:p>
       <w:pPr>
-        <w:pStyle w:val="30"/>
+        <w:pStyle w:val="2"/>
         <w:bidi w:val="0"/>
         <w:rPr>
           <w:rFonts w:hint="eastAsia"/>
           <w:lang w:val="en-US" w:eastAsia="zh-CN"/>
         </w:rPr>
       </w:pPr>
-      <w:bookmarkStart w:id="16" w:name="_Toc7820"/>
+      <w:bookmarkStart w:id="17" w:name="_Toc7820"/>
       <w:r>
         <w:rPr>
           <w:rFonts w:hint="eastAsia"/>
@@ -4551,11 +4524,11 @@
         </w:rPr>
         <w:t>灾难恢复</w:t>
       </w:r>
-      <w:bookmarkEnd w:id="16"/>
+      <w:bookmarkEnd w:id="17"/>
     </w:p>
     <w:p>
       <w:pPr>
-        <w:pStyle w:val="29"/>
+        <w:pStyle w:val="a1"/>
         <w:keepNext w:val="0"/>
         <w:keepLines w:val="0"/>
         <w:pageBreakBefore w:val="0"/>
@@ -4585,7 +4558,7 @@
     </w:p>
     <w:p>
       <w:pPr>
-        <w:pStyle w:val="29"/>
+        <w:pStyle w:val="a1"/>
         <w:keepNext w:val="0"/>
         <w:keepLines w:val="0"/>
         <w:pageBreakBefore w:val="0"/>
@@ -4615,45 +4588,45 @@
     </w:p>
     <w:p>
       <w:pPr>
-        <w:pStyle w:val="28"/>
+        <w:pStyle w:val="1"/>
         <w:bidi w:val="0"/>
         <w:rPr>
           <w:rFonts w:hint="eastAsia"/>
           <w:lang w:val="en-US" w:eastAsia="zh-CN"/>
         </w:rPr>
       </w:pPr>
-      <w:bookmarkStart w:id="17" w:name="_Toc11809"/>
+      <w:bookmarkStart w:id="18" w:name="_Toc11809"/>
       <w:r>
         <w:rPr>
           <w:rFonts w:hint="eastAsia"/>
           <w:lang w:val="en-US" w:eastAsia="zh-CN"/>
         </w:rPr>
         <w:t>演练、评审与改进</w:t>
-      </w:r>
-      <w:bookmarkEnd w:id="17"/>
-    </w:p>
-    <w:p>
-      <w:pPr>
-        <w:pStyle w:val="30"/>
-        <w:bidi w:val="0"/>
-        <w:rPr>
-          <w:rFonts w:hint="eastAsia"/>
-          <w:lang w:val="en-US" w:eastAsia="zh-CN"/>
-        </w:rPr>
-      </w:pPr>
-      <w:bookmarkStart w:id="18" w:name="_Toc10502"/>
-      <w:r>
-        <w:rPr>
-          <w:rFonts w:hint="eastAsia"/>
-          <w:lang w:val="en-US" w:eastAsia="zh-CN"/>
-        </w:rPr>
-        <w:t>定期演练</w:t>
       </w:r>
       <w:bookmarkEnd w:id="18"/>
     </w:p>
     <w:p>
       <w:pPr>
-        <w:pStyle w:val="29"/>
+        <w:pStyle w:val="2"/>
+        <w:bidi w:val="0"/>
+        <w:rPr>
+          <w:rFonts w:hint="eastAsia"/>
+          <w:lang w:val="en-US" w:eastAsia="zh-CN"/>
+        </w:rPr>
+      </w:pPr>
+      <w:bookmarkStart w:id="19" w:name="_Toc10502"/>
+      <w:r>
+        <w:rPr>
+          <w:rFonts w:hint="eastAsia"/>
+          <w:lang w:val="en-US" w:eastAsia="zh-CN"/>
+        </w:rPr>
+        <w:t>定期演练</w:t>
+      </w:r>
+      <w:bookmarkEnd w:id="19"/>
+    </w:p>
+    <w:p>
+      <w:pPr>
+        <w:pStyle w:val="a1"/>
         <w:keepNext w:val="0"/>
         <w:keepLines w:val="0"/>
         <w:pageBreakBefore w:val="0"/>
@@ -4683,7 +4656,7 @@
     </w:p>
     <w:p>
       <w:pPr>
-        <w:pStyle w:val="29"/>
+        <w:pStyle w:val="a1"/>
         <w:keepNext w:val="0"/>
         <w:keepLines w:val="0"/>
         <w:pageBreakBefore w:val="0"/>
@@ -4713,14 +4686,14 @@
     </w:p>
     <w:p>
       <w:pPr>
-        <w:pStyle w:val="30"/>
+        <w:pStyle w:val="2"/>
         <w:bidi w:val="0"/>
         <w:rPr>
           <w:rFonts w:hint="eastAsia"/>
           <w:lang w:val="en-US" w:eastAsia="zh-CN"/>
         </w:rPr>
       </w:pPr>
-      <w:bookmarkStart w:id="19" w:name="_Toc7905"/>
+      <w:bookmarkStart w:id="20" w:name="_Toc7905"/>
       <w:r>
         <w:rPr>
           <w:rFonts w:hint="eastAsia"/>
@@ -4728,11 +4701,11 @@
         </w:rPr>
         <w:t>计划评审与更新</w:t>
       </w:r>
-      <w:bookmarkEnd w:id="19"/>
+      <w:bookmarkEnd w:id="20"/>
     </w:p>
     <w:p>
       <w:pPr>
-        <w:pStyle w:val="29"/>
+        <w:pStyle w:val="a1"/>
         <w:keepNext w:val="0"/>
         <w:keepLines w:val="0"/>
         <w:pageBreakBefore w:val="0"/>
@@ -4762,7 +4735,7 @@
     </w:p>
     <w:p>
       <w:pPr>
-        <w:pStyle w:val="29"/>
+        <w:pStyle w:val="a1"/>
         <w:keepNext w:val="0"/>
         <w:keepLines w:val="0"/>
         <w:pageBreakBefore w:val="0"/>
@@ -4792,7 +4765,7 @@
     </w:p>
     <w:p>
       <w:pPr>
-        <w:pStyle w:val="29"/>
+        <w:pStyle w:val="a1"/>
         <w:keepNext w:val="0"/>
         <w:keepLines w:val="0"/>
         <w:pageBreakBefore w:val="0"/>
@@ -4822,14 +4795,14 @@
     </w:p>
     <w:p>
       <w:pPr>
-        <w:pStyle w:val="28"/>
+        <w:pStyle w:val="1"/>
         <w:bidi w:val="0"/>
         <w:rPr>
           <w:rFonts w:hint="eastAsia"/>
           <w:lang w:val="en-US" w:eastAsia="zh-CN"/>
         </w:rPr>
       </w:pPr>
-      <w:bookmarkStart w:id="20" w:name="_Toc8034"/>
+      <w:bookmarkStart w:id="21" w:name="_Toc8034"/>
       <w:r>
         <w:rPr>
           <w:rFonts w:hint="eastAsia"/>
@@ -4837,11 +4810,11 @@
         </w:rPr>
         <w:t>交付物与报告</w:t>
       </w:r>
-      <w:bookmarkEnd w:id="20"/>
+      <w:bookmarkEnd w:id="21"/>
     </w:p>
     <w:p>
       <w:pPr>
-        <w:pStyle w:val="29"/>
+        <w:pStyle w:val="a1"/>
         <w:keepNext w:val="0"/>
         <w:keepLines w:val="0"/>
         <w:pageBreakBefore w:val="0"/>
@@ -4871,7 +4844,7 @@
     </w:p>
     <w:p>
       <w:pPr>
-        <w:pStyle w:val="29"/>
+        <w:pStyle w:val="a1"/>
         <w:keepNext w:val="0"/>
         <w:keepLines w:val="0"/>
         <w:pageBreakBefore w:val="0"/>
@@ -4901,7 +4874,7 @@
     </w:p>
     <w:p>
       <w:pPr>
-        <w:pStyle w:val="29"/>
+        <w:pStyle w:val="a1"/>
         <w:keepNext w:val="0"/>
         <w:keepLines w:val="0"/>
         <w:pageBreakBefore w:val="0"/>
@@ -4931,7 +4904,7 @@
     </w:p>
     <w:p>
       <w:pPr>
-        <w:pStyle w:val="29"/>
+        <w:pStyle w:val="a1"/>
         <w:keepNext w:val="0"/>
         <w:keepLines w:val="0"/>
         <w:pageBreakBefore w:val="0"/>
@@ -4961,7 +4934,7 @@
     </w:p>
     <w:p>
       <w:pPr>
-        <w:pStyle w:val="29"/>
+        <w:pStyle w:val="a1"/>
         <w:keepNext w:val="0"/>
         <w:keepLines w:val="0"/>
         <w:pageBreakBefore w:val="0"/>
@@ -4990,73 +4963,23 @@
       </w:r>
     </w:p>
     <w:sectPr>
-      <w:headerReference r:id="rId5" w:type="default"/>
+      <w:headerReference w:type="default" r:id="rId7"/>
       <w:pgSz w:w="11906" w:h="16838"/>
       <w:pgMar w:top="1417" w:right="1800" w:bottom="1440" w:left="1800" w:header="1140" w:footer="992" w:gutter="0"/>
-      <w:cols w:space="425" w:num="1"/>
+      <w:cols w:num="1" w:space="425"/>
       <w:docGrid w:type="lines" w:linePitch="312" w:charSpace="0"/>
     </w:sectPr>
   </w:body>
 </w:document>
 </file>
 
-<file path=word/endnotes.xml><?xml version="1.0" encoding="utf-8"?>
-<w:endnotes xmlns:wpc="http://schemas.microsoft.com/office/word/2010/wordprocessingCanvas" xmlns:mc="http://schemas.openxmlformats.org/markup-compatibility/2006" xmlns:o="urn:schemas-microsoft-com:office:office" xmlns:r="http://schemas.openxmlformats.org/officeDocument/2006/relationships" xmlns:m="http://schemas.openxmlformats.org/officeDocument/2006/math" xmlns:v="urn:schemas-microsoft-com:vml" xmlns:wp14="http://schemas.microsoft.com/office/word/2010/wordprocessingDrawing" xmlns:wp="http://schemas.openxmlformats.org/drawingml/2006/wordprocessingDrawing" xmlns:w="http://schemas.openxmlformats.org/wordprocessingml/2006/main" xmlns:w14="http://schemas.microsoft.com/office/word/2010/wordml" xmlns:w15="http://schemas.microsoft.com/office/word/2012/wordml" xmlns:w10="urn:schemas-microsoft-com:office:word" xmlns:wpg="http://schemas.microsoft.com/office/word/2010/wordprocessingGroup" xmlns:wpi="http://schemas.microsoft.com/office/word/2010/wordprocessingInk" xmlns:wne="http://schemas.microsoft.com/office/word/2006/wordml" xmlns:wps="http://schemas.microsoft.com/office/word/2010/wordprocessingShape" xmlns:wpsCustomData="http://www.wps.cn/officeDocument/2013/wpsCustomData" mc:Ignorable="w14 w15 wp14">
-  <w:endnote w:type="separator" w:id="0">
-    <w:p>
-      <w:pPr>
-        <w:spacing w:line="240" w:lineRule="auto"/>
-      </w:pPr>
-      <w:r>
-        <w:separator/>
-      </w:r>
-    </w:p>
-  </w:endnote>
-  <w:endnote w:type="continuationSeparator" w:id="1">
-    <w:p>
-      <w:pPr>
-        <w:spacing w:line="240" w:lineRule="auto"/>
-      </w:pPr>
-      <w:r>
-        <w:continuationSeparator/>
-      </w:r>
-    </w:p>
-  </w:endnote>
-</w:endnotes>
-</file>
-
-<file path=word/footnotes.xml><?xml version="1.0" encoding="utf-8"?>
-<w:footnotes xmlns:wpc="http://schemas.microsoft.com/office/word/2010/wordprocessingCanvas" xmlns:mc="http://schemas.openxmlformats.org/markup-compatibility/2006" xmlns:o="urn:schemas-microsoft-com:office:office" xmlns:r="http://schemas.openxmlformats.org/officeDocument/2006/relationships" xmlns:m="http://schemas.openxmlformats.org/officeDocument/2006/math" xmlns:v="urn:schemas-microsoft-com:vml" xmlns:wp14="http://schemas.microsoft.com/office/word/2010/wordprocessingDrawing" xmlns:wp="http://schemas.openxmlformats.org/drawingml/2006/wordprocessingDrawing" xmlns:w="http://schemas.openxmlformats.org/wordprocessingml/2006/main" xmlns:w14="http://schemas.microsoft.com/office/word/2010/wordml" xmlns:w15="http://schemas.microsoft.com/office/word/2012/wordml" xmlns:w10="urn:schemas-microsoft-com:office:word" xmlns:wpg="http://schemas.microsoft.com/office/word/2010/wordprocessingGroup" xmlns:wpi="http://schemas.microsoft.com/office/word/2010/wordprocessingInk" xmlns:wne="http://schemas.microsoft.com/office/word/2006/wordml" xmlns:wps="http://schemas.microsoft.com/office/word/2010/wordprocessingShape" xmlns:wpsCustomData="http://www.wps.cn/officeDocument/2013/wpsCustomData" mc:Ignorable="w14 w15 wp14">
-  <w:footnote w:type="separator" w:id="0">
-    <w:p>
-      <w:pPr>
-        <w:spacing w:line="360" w:lineRule="auto"/>
-      </w:pPr>
-      <w:r>
-        <w:separator/>
-      </w:r>
-    </w:p>
-  </w:footnote>
-  <w:footnote w:type="continuationSeparator" w:id="1">
-    <w:p>
-      <w:pPr>
-        <w:spacing w:line="360" w:lineRule="auto"/>
-      </w:pPr>
-      <w:r>
-        <w:continuationSeparator/>
-      </w:r>
-    </w:p>
-  </w:footnote>
-</w:footnotes>
-</file>
-
 <file path=word/header1.xml><?xml version="1.0" encoding="utf-8"?>
-<w:hdr xmlns:wpc="http://schemas.microsoft.com/office/word/2010/wordprocessingCanvas" xmlns:mc="http://schemas.openxmlformats.org/markup-compatibility/2006" xmlns:o="urn:schemas-microsoft-com:office:office" xmlns:r="http://schemas.openxmlformats.org/officeDocument/2006/relationships" xmlns:m="http://schemas.openxmlformats.org/officeDocument/2006/math" xmlns:v="urn:schemas-microsoft-com:vml" xmlns:wp14="http://schemas.microsoft.com/office/word/2010/wordprocessingDrawing" xmlns:wp="http://schemas.openxmlformats.org/drawingml/2006/wordprocessingDrawing" xmlns:w10="urn:schemas-microsoft-com:office:word" xmlns:w="http://schemas.openxmlformats.org/wordprocessingml/2006/main" xmlns:w14="http://schemas.microsoft.com/office/word/2010/wordml" xmlns:w15="http://schemas.microsoft.com/office/word/2012/wordml" xmlns:wpg="http://schemas.microsoft.com/office/word/2010/wordprocessingGroup" xmlns:wpi="http://schemas.microsoft.com/office/word/2010/wordprocessingInk" xmlns:wne="http://schemas.microsoft.com/office/word/2006/wordml" xmlns:wps="http://schemas.microsoft.com/office/word/2010/wordprocessingShape" xmlns:wpsCustomData="http://www.wps.cn/officeDocument/2013/wpsCustomData" mc:Ignorable="w14 w15 wp14">
+<w:hdr xmlns:wpc="http://schemas.microsoft.com/office/word/2010/wordprocessingCanvas" xmlns:mc="http://schemas.openxmlformats.org/markup-compatibility/2006" xmlns:o="urn:schemas-microsoft-com:office:office" xmlns:r="http://schemas.openxmlformats.org/officeDocument/2006/relationships" xmlns:m="http://schemas.openxmlformats.org/officeDocument/2006/math" xmlns:v="urn:schemas-microsoft-com:vml" xmlns:wp14="http://schemas.microsoft.com/office/word/2010/wordprocessingDrawing" xmlns:wp="http://schemas.openxmlformats.org/drawingml/2006/wordprocessingDrawing" xmlns:w10="urn:schemas-microsoft-com:office:word" xmlns:w="http://schemas.openxmlformats.org/wordprocessingml/2006/main" xmlns:w14="http://schemas.microsoft.com/office/word/2010/wordml" xmlns:w15="http://schemas.microsoft.com/office/word/2012/wordml" xmlns:wne="http://schemas.microsoft.com/office/word/2006/wordml" xmlns:wpg="http://schemas.microsoft.com/office/word/2010/wordprocessingGroup" xmlns:wpi="http://schemas.microsoft.com/office/word/2010/wordprocessingInk" xmlns:wps="http://schemas.microsoft.com/office/word/2010/wordprocessingShape" mc:Ignorable="w14 w15 wp14">
   <w:p>
     <w:pPr>
-      <w:pStyle w:val="15"/>
+      <w:pStyle w:val="Header"/>
       <w:pBdr>
-        <w:bottom w:val="single" w:color="auto" w:sz="4" w:space="1"/>
+        <w:bottom w:val="single" w:sz="4" w:space="1" w:color="auto"/>
       </w:pBdr>
       <w:tabs>
         <w:tab w:val="left" w:pos="335"/>
@@ -5064,27 +4987,27 @@
       </w:tabs>
       <w:jc w:val="right"/>
       <w:rPr>
-        <w:rFonts w:hint="eastAsia" w:eastAsiaTheme="minorEastAsia"/>
+        <w:rFonts w:eastAsiaTheme="minorEastAsia" w:hint="eastAsia"/>
         <w:lang w:eastAsia="zh-CN"/>
       </w:rPr>
     </w:pPr>
     <w:r>
       <w:rPr>
-        <w:rFonts w:hint="eastAsia" w:eastAsiaTheme="minorEastAsia"/>
+        <w:rFonts w:eastAsiaTheme="minorEastAsia" w:hint="eastAsia"/>
         <w:lang w:val="en-US" w:eastAsia="zh-CN"/>
       </w:rPr>
       <w:tab/>
     </w:r>
     <w:r>
       <w:rPr>
-        <w:rFonts w:hint="eastAsia" w:eastAsiaTheme="minorEastAsia"/>
+        <w:rFonts w:eastAsiaTheme="minorEastAsia" w:hint="eastAsia"/>
         <w:lang w:val="en-US" w:eastAsia="zh-CN"/>
       </w:rPr>
       <w:tab/>
     </w:r>
     <w:r>
       <w:rPr>
-        <w:rFonts w:hint="eastAsia" w:eastAsiaTheme="minorEastAsia"/>
+        <w:rFonts w:eastAsiaTheme="minorEastAsia" w:hint="eastAsia"/>
         <w:lang w:val="en-US" w:eastAsia="zh-CN"/>
       </w:rPr>
       <w:t>江西通信产业服务有限公司</w:t>
@@ -5094,15 +5017,15 @@
 </file>
 
 <file path=word/numbering.xml><?xml version="1.0" encoding="utf-8"?>
-<w:numbering xmlns:wpc="http://schemas.microsoft.com/office/word/2010/wordprocessingCanvas" xmlns:mc="http://schemas.openxmlformats.org/markup-compatibility/2006" xmlns:o="urn:schemas-microsoft-com:office:office" xmlns:r="http://schemas.openxmlformats.org/officeDocument/2006/relationships" xmlns:m="http://schemas.openxmlformats.org/officeDocument/2006/math" xmlns:v="urn:schemas-microsoft-com:vml" xmlns:wp14="http://schemas.microsoft.com/office/word/2010/wordprocessingDrawing" xmlns:wp="http://schemas.openxmlformats.org/drawingml/2006/wordprocessingDrawing" xmlns:w10="urn:schemas-microsoft-com:office:word" xmlns:w="http://schemas.openxmlformats.org/wordprocessingml/2006/main" xmlns:w14="http://schemas.microsoft.com/office/word/2010/wordml" xmlns:wpg="http://schemas.microsoft.com/office/word/2010/wordprocessingGroup" xmlns:wpi="http://schemas.microsoft.com/office/word/2010/wordprocessingInk" xmlns:wne="http://schemas.microsoft.com/office/word/2006/wordml" xmlns:wps="http://schemas.microsoft.com/office/word/2010/wordprocessingShape" xmlns:wpsCustomData="http://www.wps.cn/officeDocument/2013/wpsCustomData" mc:Ignorable="w14 wp14">
+<w:numbering xmlns:wpc="http://schemas.microsoft.com/office/word/2010/wordprocessingCanvas" xmlns:mc="http://schemas.openxmlformats.org/markup-compatibility/2006" xmlns:o="urn:schemas-microsoft-com:office:office" xmlns:r="http://schemas.openxmlformats.org/officeDocument/2006/relationships" xmlns:m="http://schemas.openxmlformats.org/officeDocument/2006/math" xmlns:v="urn:schemas-microsoft-com:vml" xmlns:wp14="http://schemas.microsoft.com/office/word/2010/wordprocessingDrawing" xmlns:wp="http://schemas.openxmlformats.org/drawingml/2006/wordprocessingDrawing" xmlns:w10="urn:schemas-microsoft-com:office:word" xmlns:w="http://schemas.openxmlformats.org/wordprocessingml/2006/main" xmlns:w14="http://schemas.microsoft.com/office/word/2010/wordml" xmlns:w15="http://schemas.microsoft.com/office/word/2012/wordml" xmlns:wne="http://schemas.microsoft.com/office/word/2006/wordml" xmlns:wpg="http://schemas.microsoft.com/office/word/2010/wordprocessingGroup" xmlns:wpi="http://schemas.microsoft.com/office/word/2010/wordprocessingInk" xmlns:wps="http://schemas.microsoft.com/office/word/2010/wordprocessingShape" mc:Ignorable="w14 w15 wp14">
   <w:abstractNum w:abstractNumId="0">
     <w:nsid w:val="8E964DCE"/>
     <w:multiLevelType w:val="multilevel"/>
     <w:tmpl w:val="8E964DCE"/>
-    <w:lvl w:ilvl="0" w:tentative="0">
+    <w:lvl w:ilvl="0">
       <w:start w:val="1"/>
       <w:numFmt w:val="decimal"/>
-      <w:pStyle w:val="2"/>
+      <w:pStyle w:val="Heading1"/>
       <w:lvlText w:val="%1."/>
       <w:lvlJc w:val="left"/>
       <w:pPr>
@@ -5112,10 +5035,10 @@
         <w:rFonts w:hint="default"/>
       </w:rPr>
     </w:lvl>
-    <w:lvl w:ilvl="1" w:tentative="0">
+    <w:lvl w:ilvl="1">
       <w:start w:val="1"/>
       <w:numFmt w:val="decimal"/>
-      <w:pStyle w:val="3"/>
+      <w:pStyle w:val="Heading2"/>
       <w:lvlText w:val="%1.%2."/>
       <w:lvlJc w:val="left"/>
       <w:pPr>
@@ -5125,10 +5048,10 @@
         <w:rFonts w:hint="default"/>
       </w:rPr>
     </w:lvl>
-    <w:lvl w:ilvl="2" w:tentative="0">
+    <w:lvl w:ilvl="2">
       <w:start w:val="1"/>
       <w:numFmt w:val="decimal"/>
-      <w:pStyle w:val="4"/>
+      <w:pStyle w:val="Heading3"/>
       <w:lvlText w:val="%1.%2.%3."/>
       <w:lvlJc w:val="left"/>
       <w:pPr>
@@ -5138,10 +5061,10 @@
         <w:rFonts w:hint="default"/>
       </w:rPr>
     </w:lvl>
-    <w:lvl w:ilvl="3" w:tentative="0">
+    <w:lvl w:ilvl="3">
       <w:start w:val="1"/>
       <w:numFmt w:val="decimal"/>
-      <w:pStyle w:val="5"/>
+      <w:pStyle w:val="Heading4"/>
       <w:lvlText w:val="%1.%2.%3.%4."/>
       <w:lvlJc w:val="left"/>
       <w:pPr>
@@ -5151,10 +5074,10 @@
         <w:rFonts w:hint="default"/>
       </w:rPr>
     </w:lvl>
-    <w:lvl w:ilvl="4" w:tentative="0">
+    <w:lvl w:ilvl="4">
       <w:start w:val="1"/>
       <w:numFmt w:val="decimal"/>
-      <w:pStyle w:val="6"/>
+      <w:pStyle w:val="Heading5"/>
       <w:lvlText w:val="%1.%2.%3.%4.%5."/>
       <w:lvlJc w:val="left"/>
       <w:pPr>
@@ -5164,10 +5087,10 @@
         <w:rFonts w:hint="default"/>
       </w:rPr>
     </w:lvl>
-    <w:lvl w:ilvl="5" w:tentative="0">
+    <w:lvl w:ilvl="5">
       <w:start w:val="1"/>
       <w:numFmt w:val="decimal"/>
-      <w:pStyle w:val="7"/>
+      <w:pStyle w:val="Heading6"/>
       <w:lvlText w:val="%1.%2.%3.%4.%5.%6."/>
       <w:lvlJc w:val="left"/>
       <w:pPr>
@@ -5177,10 +5100,10 @@
         <w:rFonts w:hint="default"/>
       </w:rPr>
     </w:lvl>
-    <w:lvl w:ilvl="6" w:tentative="0">
+    <w:lvl w:ilvl="6">
       <w:start w:val="1"/>
       <w:numFmt w:val="decimal"/>
-      <w:pStyle w:val="8"/>
+      <w:pStyle w:val="Heading7"/>
       <w:lvlText w:val="%1.%2.%3.%4.%5.%6.%7."/>
       <w:lvlJc w:val="left"/>
       <w:pPr>
@@ -5190,10 +5113,10 @@
         <w:rFonts w:hint="default"/>
       </w:rPr>
     </w:lvl>
-    <w:lvl w:ilvl="7" w:tentative="0">
+    <w:lvl w:ilvl="7">
       <w:start w:val="1"/>
       <w:numFmt w:val="decimal"/>
-      <w:pStyle w:val="9"/>
+      <w:pStyle w:val="Heading8"/>
       <w:lvlText w:val="%1.%2.%3.%4.%5.%6.%7.%8."/>
       <w:lvlJc w:val="left"/>
       <w:pPr>
@@ -5203,10 +5126,10 @@
         <w:rFonts w:hint="default"/>
       </w:rPr>
     </w:lvl>
-    <w:lvl w:ilvl="8" w:tentative="0">
+    <w:lvl w:ilvl="8">
       <w:start w:val="1"/>
       <w:numFmt w:val="decimal"/>
-      <w:pStyle w:val="10"/>
+      <w:pStyle w:val="Heading9"/>
       <w:lvlText w:val="%1.%2.%3.%4.%5.%6.%7.%8.%9."/>
       <w:lvlJc w:val="left"/>
       <w:pPr>
@@ -5224,269 +5147,267 @@
 </file>
 
 <file path=word/styles.xml><?xml version="1.0" encoding="utf-8"?>
-<w:styles xmlns:mc="http://schemas.openxmlformats.org/markup-compatibility/2006" xmlns:o="urn:schemas-microsoft-com:office:office" xmlns:r="http://schemas.openxmlformats.org/officeDocument/2006/relationships" xmlns:m="http://schemas.openxmlformats.org/officeDocument/2006/math" xmlns:v="urn:schemas-microsoft-com:vml" xmlns:w="http://schemas.openxmlformats.org/wordprocessingml/2006/main" xmlns:w14="http://schemas.microsoft.com/office/word/2010/wordml" xmlns:w10="urn:schemas-microsoft-com:office:word" xmlns:sl="http://schemas.openxmlformats.org/schemaLibrary/2006/main" xmlns:wpsCustomData="http://www.wps.cn/officeDocument/2013/wpsCustomData" mc:Ignorable="w14">
+<w:styles xmlns:mc="http://schemas.openxmlformats.org/markup-compatibility/2006" xmlns:r="http://schemas.openxmlformats.org/officeDocument/2006/relationships" xmlns:w="http://schemas.openxmlformats.org/wordprocessingml/2006/main" xmlns:w14="http://schemas.microsoft.com/office/word/2010/wordml" xmlns:w15="http://schemas.microsoft.com/office/word/2012/wordml" mc:Ignorable="w14 w15">
   <w:docDefaults>
     <w:rPrDefault>
       <w:rPr>
-        <w:rFonts w:ascii="Times New Roman" w:hAnsi="Times New Roman" w:eastAsia="宋体" w:cs="Times New Roman"/>
+        <w:rFonts w:ascii="Times New Roman" w:eastAsia="宋体" w:hAnsi="Times New Roman" w:cs="Times New Roman"/>
       </w:rPr>
     </w:rPrDefault>
     <w:pPrDefault/>
   </w:docDefaults>
-  <w:latentStyles w:count="260" w:defQFormat="0" w:defUnhideWhenUsed="1" w:defSemiHidden="1" w:defUIPriority="99" w:defLockedState="0">
-    <w:lsdException w:qFormat="1" w:unhideWhenUsed="0" w:uiPriority="0" w:semiHidden="0" w:name="Normal"/>
-    <w:lsdException w:qFormat="1" w:unhideWhenUsed="0" w:uiPriority="0" w:semiHidden="0" w:name="heading 1"/>
-    <w:lsdException w:qFormat="1" w:uiPriority="0" w:semiHidden="0" w:name="heading 2"/>
-    <w:lsdException w:qFormat="1" w:uiPriority="0" w:name="heading 3"/>
-    <w:lsdException w:qFormat="1" w:uiPriority="0" w:semiHidden="0" w:name="heading 4"/>
-    <w:lsdException w:qFormat="1" w:uiPriority="0" w:name="heading 5"/>
-    <w:lsdException w:qFormat="1" w:uiPriority="0" w:name="heading 6"/>
-    <w:lsdException w:qFormat="1" w:uiPriority="0" w:name="heading 7"/>
-    <w:lsdException w:qFormat="1" w:uiPriority="0" w:name="heading 8"/>
-    <w:lsdException w:qFormat="1" w:uiPriority="0" w:name="heading 9"/>
-    <w:lsdException w:unhideWhenUsed="0" w:uiPriority="0" w:semiHidden="0" w:name="index 1"/>
-    <w:lsdException w:unhideWhenUsed="0" w:uiPriority="0" w:semiHidden="0" w:name="index 2"/>
-    <w:lsdException w:unhideWhenUsed="0" w:uiPriority="0" w:semiHidden="0" w:name="index 3"/>
-    <w:lsdException w:unhideWhenUsed="0" w:uiPriority="0" w:semiHidden="0" w:name="index 4"/>
-    <w:lsdException w:unhideWhenUsed="0" w:uiPriority="0" w:semiHidden="0" w:name="index 5"/>
-    <w:lsdException w:unhideWhenUsed="0" w:uiPriority="0" w:semiHidden="0" w:name="index 6"/>
-    <w:lsdException w:unhideWhenUsed="0" w:uiPriority="0" w:semiHidden="0" w:name="index 7"/>
-    <w:lsdException w:unhideWhenUsed="0" w:uiPriority="0" w:semiHidden="0" w:name="index 8"/>
-    <w:lsdException w:unhideWhenUsed="0" w:uiPriority="0" w:semiHidden="0" w:name="index 9"/>
-    <w:lsdException w:qFormat="1" w:unhideWhenUsed="0" w:uiPriority="0" w:semiHidden="0" w:name="toc 1"/>
-    <w:lsdException w:qFormat="1" w:unhideWhenUsed="0" w:uiPriority="0" w:semiHidden="0" w:name="toc 2"/>
-    <w:lsdException w:qFormat="1" w:unhideWhenUsed="0" w:uiPriority="0" w:semiHidden="0" w:name="toc 3"/>
-    <w:lsdException w:unhideWhenUsed="0" w:uiPriority="0" w:semiHidden="0" w:name="toc 4"/>
-    <w:lsdException w:unhideWhenUsed="0" w:uiPriority="0" w:semiHidden="0" w:name="toc 5"/>
-    <w:lsdException w:unhideWhenUsed="0" w:uiPriority="0" w:semiHidden="0" w:name="toc 6"/>
-    <w:lsdException w:unhideWhenUsed="0" w:uiPriority="0" w:semiHidden="0" w:name="toc 7"/>
-    <w:lsdException w:unhideWhenUsed="0" w:uiPriority="0" w:semiHidden="0" w:name="toc 8"/>
-    <w:lsdException w:unhideWhenUsed="0" w:uiPriority="0" w:semiHidden="0" w:name="toc 9"/>
-    <w:lsdException w:unhideWhenUsed="0" w:uiPriority="0" w:semiHidden="0" w:name="Normal Indent"/>
-    <w:lsdException w:unhideWhenUsed="0" w:uiPriority="0" w:semiHidden="0" w:name="footnote text"/>
-    <w:lsdException w:qFormat="1" w:unhideWhenUsed="0" w:uiPriority="0" w:semiHidden="0" w:name="annotation text"/>
-    <w:lsdException w:qFormat="1" w:unhideWhenUsed="0" w:uiPriority="0" w:semiHidden="0" w:name="header"/>
-    <w:lsdException w:qFormat="1" w:unhideWhenUsed="0" w:uiPriority="0" w:semiHidden="0" w:name="footer"/>
-    <w:lsdException w:unhideWhenUsed="0" w:uiPriority="0" w:semiHidden="0" w:name="index heading"/>
-    <w:lsdException w:qFormat="1" w:uiPriority="0" w:name="caption"/>
-    <w:lsdException w:unhideWhenUsed="0" w:uiPriority="0" w:semiHidden="0" w:name="table of figures"/>
-    <w:lsdException w:unhideWhenUsed="0" w:uiPriority="0" w:semiHidden="0" w:name="envelope address"/>
-    <w:lsdException w:unhideWhenUsed="0" w:uiPriority="0" w:semiHidden="0" w:name="envelope return"/>
-    <w:lsdException w:unhideWhenUsed="0" w:uiPriority="0" w:semiHidden="0" w:name="footnote reference"/>
-    <w:lsdException w:unhideWhenUsed="0" w:uiPriority="0" w:semiHidden="0" w:name="annotation reference"/>
-    <w:lsdException w:unhideWhenUsed="0" w:uiPriority="0" w:semiHidden="0" w:name="line number"/>
-    <w:lsdException w:unhideWhenUsed="0" w:uiPriority="0" w:semiHidden="0" w:name="page number"/>
-    <w:lsdException w:unhideWhenUsed="0" w:uiPriority="0" w:semiHidden="0" w:name="endnote reference"/>
-    <w:lsdException w:unhideWhenUsed="0" w:uiPriority="0" w:semiHidden="0" w:name="endnote text"/>
-    <w:lsdException w:unhideWhenUsed="0" w:uiPriority="0" w:semiHidden="0" w:name="table of authorities"/>
-    <w:lsdException w:unhideWhenUsed="0" w:uiPriority="0" w:semiHidden="0" w:name="macro"/>
-    <w:lsdException w:unhideWhenUsed="0" w:uiPriority="0" w:semiHidden="0" w:name="toa heading"/>
-    <w:lsdException w:unhideWhenUsed="0" w:uiPriority="0" w:semiHidden="0" w:name="List"/>
-    <w:lsdException w:unhideWhenUsed="0" w:uiPriority="0" w:semiHidden="0" w:name="List Bullet"/>
-    <w:lsdException w:unhideWhenUsed="0" w:uiPriority="0" w:semiHidden="0" w:name="List Number"/>
-    <w:lsdException w:unhideWhenUsed="0" w:uiPriority="0" w:semiHidden="0" w:name="List 2"/>
-    <w:lsdException w:unhideWhenUsed="0" w:uiPriority="0" w:semiHidden="0" w:name="List 3"/>
-    <w:lsdException w:unhideWhenUsed="0" w:uiPriority="0" w:semiHidden="0" w:name="List 4"/>
-    <w:lsdException w:unhideWhenUsed="0" w:uiPriority="0" w:semiHidden="0" w:name="List 5"/>
-    <w:lsdException w:unhideWhenUsed="0" w:uiPriority="0" w:semiHidden="0" w:name="List Bullet 2"/>
-    <w:lsdException w:unhideWhenUsed="0" w:uiPriority="0" w:semiHidden="0" w:name="List Bullet 3"/>
-    <w:lsdException w:unhideWhenUsed="0" w:uiPriority="0" w:semiHidden="0" w:name="List Bullet 4"/>
-    <w:lsdException w:unhideWhenUsed="0" w:uiPriority="0" w:semiHidden="0" w:name="List Bullet 5"/>
-    <w:lsdException w:unhideWhenUsed="0" w:uiPriority="0" w:semiHidden="0" w:name="List Number 2"/>
-    <w:lsdException w:unhideWhenUsed="0" w:uiPriority="0" w:semiHidden="0" w:name="List Number 3"/>
-    <w:lsdException w:unhideWhenUsed="0" w:uiPriority="0" w:semiHidden="0" w:name="List Number 4"/>
-    <w:lsdException w:unhideWhenUsed="0" w:uiPriority="0" w:semiHidden="0" w:name="List Number 5"/>
-    <w:lsdException w:qFormat="1" w:unhideWhenUsed="0" w:uiPriority="0" w:semiHidden="0" w:name="Title"/>
-    <w:lsdException w:unhideWhenUsed="0" w:uiPriority="0" w:semiHidden="0" w:name="Closing"/>
-    <w:lsdException w:unhideWhenUsed="0" w:uiPriority="0" w:semiHidden="0" w:name="Signature"/>
-    <w:lsdException w:qFormat="1" w:unhideWhenUsed="0" w:uiPriority="0" w:name="Default Paragraph Font"/>
-    <w:lsdException w:qFormat="1" w:unhideWhenUsed="0" w:uiPriority="0" w:name="Body Text"/>
-    <w:lsdException w:unhideWhenUsed="0" w:uiPriority="0" w:semiHidden="0" w:name="Body Text Indent"/>
-    <w:lsdException w:unhideWhenUsed="0" w:uiPriority="0" w:semiHidden="0" w:name="List Continue"/>
-    <w:lsdException w:unhideWhenUsed="0" w:uiPriority="0" w:semiHidden="0" w:name="List Continue 2"/>
-    <w:lsdException w:unhideWhenUsed="0" w:uiPriority="0" w:semiHidden="0" w:name="List Continue 3"/>
-    <w:lsdException w:unhideWhenUsed="0" w:uiPriority="0" w:semiHidden="0" w:name="List Continue 4"/>
-    <w:lsdException w:unhideWhenUsed="0" w:uiPriority="0" w:semiHidden="0" w:name="List Continue 5"/>
-    <w:lsdException w:unhideWhenUsed="0" w:uiPriority="0" w:semiHidden="0" w:name="Message Header"/>
-    <w:lsdException w:qFormat="1" w:unhideWhenUsed="0" w:uiPriority="0" w:semiHidden="0" w:name="Subtitle"/>
-    <w:lsdException w:unhideWhenUsed="0" w:uiPriority="0" w:semiHidden="0" w:name="Salutation"/>
-    <w:lsdException w:unhideWhenUsed="0" w:uiPriority="0" w:semiHidden="0" w:name="Date"/>
-    <w:lsdException w:unhideWhenUsed="0" w:uiPriority="0" w:semiHidden="0" w:name="Body Text First Indent"/>
-    <w:lsdException w:unhideWhenUsed="0" w:uiPriority="0" w:semiHidden="0" w:name="Body Text First Indent 2"/>
-    <w:lsdException w:uiPriority="99" w:name="Note Heading"/>
-    <w:lsdException w:unhideWhenUsed="0" w:uiPriority="0" w:semiHidden="0" w:name="Body Text 2"/>
-    <w:lsdException w:unhideWhenUsed="0" w:uiPriority="0" w:semiHidden="0" w:name="Body Text 3"/>
-    <w:lsdException w:unhideWhenUsed="0" w:uiPriority="0" w:semiHidden="0" w:name="Body Text Indent 2"/>
-    <w:lsdException w:unhideWhenUsed="0" w:uiPriority="0" w:semiHidden="0" w:name="Body Text Indent 3"/>
-    <w:lsdException w:unhideWhenUsed="0" w:uiPriority="0" w:semiHidden="0" w:name="Block Text"/>
-    <w:lsdException w:unhideWhenUsed="0" w:uiPriority="0" w:semiHidden="0" w:name="Hyperlink"/>
-    <w:lsdException w:unhideWhenUsed="0" w:uiPriority="0" w:semiHidden="0" w:name="FollowedHyperlink"/>
-    <w:lsdException w:qFormat="1" w:unhideWhenUsed="0" w:uiPriority="0" w:semiHidden="0" w:name="Strong"/>
-    <w:lsdException w:qFormat="1" w:unhideWhenUsed="0" w:uiPriority="0" w:semiHidden="0" w:name="Emphasis"/>
-    <w:lsdException w:unhideWhenUsed="0" w:uiPriority="0" w:semiHidden="0" w:name="Document Map"/>
-    <w:lsdException w:unhideWhenUsed="0" w:uiPriority="0" w:semiHidden="0" w:name="Plain Text"/>
-    <w:lsdException w:unhideWhenUsed="0" w:uiPriority="0" w:semiHidden="0" w:name="E-mail Signature"/>
-    <w:lsdException w:qFormat="1" w:unhideWhenUsed="0" w:uiPriority="0" w:semiHidden="0" w:name="Normal (Web)"/>
-    <w:lsdException w:unhideWhenUsed="0" w:uiPriority="0" w:semiHidden="0" w:name="HTML Acronym"/>
-    <w:lsdException w:unhideWhenUsed="0" w:uiPriority="0" w:semiHidden="0" w:name="HTML Address"/>
-    <w:lsdException w:unhideWhenUsed="0" w:uiPriority="0" w:semiHidden="0" w:name="HTML Cite"/>
-    <w:lsdException w:unhideWhenUsed="0" w:uiPriority="0" w:semiHidden="0" w:name="HTML Code"/>
-    <w:lsdException w:unhideWhenUsed="0" w:uiPriority="0" w:semiHidden="0" w:name="HTML Definition"/>
-    <w:lsdException w:unhideWhenUsed="0" w:uiPriority="0" w:semiHidden="0" w:name="HTML Keyboard"/>
-    <w:lsdException w:unhideWhenUsed="0" w:uiPriority="0" w:semiHidden="0" w:name="HTML Preformatted"/>
-    <w:lsdException w:unhideWhenUsed="0" w:uiPriority="0" w:semiHidden="0" w:name="HTML Sample"/>
-    <w:lsdException w:unhideWhenUsed="0" w:uiPriority="0" w:semiHidden="0" w:name="HTML Typewriter"/>
-    <w:lsdException w:unhideWhenUsed="0" w:uiPriority="0" w:semiHidden="0" w:name="HTML Variable"/>
-    <w:lsdException w:qFormat="1" w:unhideWhenUsed="0" w:uiPriority="0" w:name="Normal Table"/>
-    <w:lsdException w:unhideWhenUsed="0" w:uiPriority="0" w:semiHidden="0" w:name="annotation subject"/>
-    <w:lsdException w:unhideWhenUsed="0" w:uiPriority="0" w:semiHidden="0" w:name="Table Simple 1"/>
-    <w:lsdException w:unhideWhenUsed="0" w:uiPriority="0" w:semiHidden="0" w:name="Table Simple 2"/>
-    <w:lsdException w:unhideWhenUsed="0" w:uiPriority="0" w:semiHidden="0" w:name="Table Simple 3"/>
-    <w:lsdException w:unhideWhenUsed="0" w:uiPriority="0" w:semiHidden="0" w:name="Table Classic 1"/>
-    <w:lsdException w:unhideWhenUsed="0" w:uiPriority="0" w:semiHidden="0" w:name="Table Classic 2"/>
-    <w:lsdException w:unhideWhenUsed="0" w:uiPriority="0" w:semiHidden="0" w:name="Table Classic 3"/>
-    <w:lsdException w:unhideWhenUsed="0" w:uiPriority="0" w:semiHidden="0" w:name="Table Classic 4"/>
-    <w:lsdException w:unhideWhenUsed="0" w:uiPriority="0" w:semiHidden="0" w:name="Table Colorful 1"/>
-    <w:lsdException w:unhideWhenUsed="0" w:uiPriority="0" w:semiHidden="0" w:name="Table Colorful 2"/>
-    <w:lsdException w:unhideWhenUsed="0" w:uiPriority="0" w:semiHidden="0" w:name="Table Colorful 3"/>
-    <w:lsdException w:unhideWhenUsed="0" w:uiPriority="0" w:semiHidden="0" w:name="Table Columns 1"/>
-    <w:lsdException w:unhideWhenUsed="0" w:uiPriority="0" w:semiHidden="0" w:name="Table Columns 2"/>
-    <w:lsdException w:unhideWhenUsed="0" w:uiPriority="0" w:semiHidden="0" w:name="Table Columns 3"/>
-    <w:lsdException w:unhideWhenUsed="0" w:uiPriority="0" w:semiHidden="0" w:name="Table Columns 4"/>
-    <w:lsdException w:unhideWhenUsed="0" w:uiPriority="0" w:semiHidden="0" w:name="Table Columns 5"/>
-    <w:lsdException w:unhideWhenUsed="0" w:uiPriority="0" w:semiHidden="0" w:name="Table Grid 1"/>
-    <w:lsdException w:unhideWhenUsed="0" w:uiPriority="0" w:semiHidden="0" w:name="Table Grid 2"/>
-    <w:lsdException w:unhideWhenUsed="0" w:uiPriority="0" w:semiHidden="0" w:name="Table Grid 3"/>
-    <w:lsdException w:unhideWhenUsed="0" w:uiPriority="0" w:semiHidden="0" w:name="Table Grid 4"/>
-    <w:lsdException w:unhideWhenUsed="0" w:uiPriority="0" w:semiHidden="0" w:name="Table Grid 5"/>
-    <w:lsdException w:unhideWhenUsed="0" w:uiPriority="0" w:semiHidden="0" w:name="Table Grid 6"/>
-    <w:lsdException w:unhideWhenUsed="0" w:uiPriority="0" w:semiHidden="0" w:name="Table Grid 7"/>
-    <w:lsdException w:unhideWhenUsed="0" w:uiPriority="0" w:semiHidden="0" w:name="Table Grid 8"/>
-    <w:lsdException w:unhideWhenUsed="0" w:uiPriority="0" w:semiHidden="0" w:name="Table List 1"/>
-    <w:lsdException w:unhideWhenUsed="0" w:uiPriority="0" w:semiHidden="0" w:name="Table List 2"/>
-    <w:lsdException w:unhideWhenUsed="0" w:uiPriority="0" w:semiHidden="0" w:name="Table List 3"/>
-    <w:lsdException w:unhideWhenUsed="0" w:uiPriority="0" w:semiHidden="0" w:name="Table List 4"/>
-    <w:lsdException w:unhideWhenUsed="0" w:uiPriority="0" w:semiHidden="0" w:name="Table List 5"/>
-    <w:lsdException w:unhideWhenUsed="0" w:uiPriority="0" w:semiHidden="0" w:name="Table List 6"/>
-    <w:lsdException w:unhideWhenUsed="0" w:uiPriority="0" w:semiHidden="0" w:name="Table List 7"/>
-    <w:lsdException w:unhideWhenUsed="0" w:uiPriority="0" w:semiHidden="0" w:name="Table List 8"/>
-    <w:lsdException w:unhideWhenUsed="0" w:uiPriority="0" w:semiHidden="0" w:name="Table 3D effects 1"/>
-    <w:lsdException w:unhideWhenUsed="0" w:uiPriority="0" w:semiHidden="0" w:name="Table 3D effects 2"/>
-    <w:lsdException w:unhideWhenUsed="0" w:uiPriority="0" w:semiHidden="0" w:name="Table 3D effects 3"/>
-    <w:lsdException w:unhideWhenUsed="0" w:uiPriority="0" w:semiHidden="0" w:name="Table Contemporary"/>
-    <w:lsdException w:unhideWhenUsed="0" w:uiPriority="0" w:semiHidden="0" w:name="Table Elegant"/>
-    <w:lsdException w:unhideWhenUsed="0" w:uiPriority="0" w:semiHidden="0" w:name="Table Professional"/>
-    <w:lsdException w:unhideWhenUsed="0" w:uiPriority="0" w:semiHidden="0" w:name="Table Subtle 1"/>
-    <w:lsdException w:unhideWhenUsed="0" w:uiPriority="0" w:semiHidden="0" w:name="Table Subtle 2"/>
-    <w:lsdException w:unhideWhenUsed="0" w:uiPriority="0" w:semiHidden="0" w:name="Table Web 1"/>
-    <w:lsdException w:unhideWhenUsed="0" w:uiPriority="0" w:semiHidden="0" w:name="Table Web 2"/>
-    <w:lsdException w:unhideWhenUsed="0" w:uiPriority="0" w:semiHidden="0" w:name="Table Web 3"/>
-    <w:lsdException w:unhideWhenUsed="0" w:uiPriority="0" w:semiHidden="0" w:name="Balloon Text"/>
-    <w:lsdException w:qFormat="1" w:unhideWhenUsed="0" w:uiPriority="0" w:semiHidden="0" w:name="Table Grid"/>
-    <w:lsdException w:unhideWhenUsed="0" w:uiPriority="0" w:semiHidden="0" w:name="Table Theme"/>
-    <w:lsdException w:unhideWhenUsed="0" w:uiPriority="60" w:semiHidden="0" w:name="Light Shading"/>
-    <w:lsdException w:unhideWhenUsed="0" w:uiPriority="61" w:semiHidden="0" w:name="Light List"/>
-    <w:lsdException w:unhideWhenUsed="0" w:uiPriority="62" w:semiHidden="0" w:name="Light Grid"/>
-    <w:lsdException w:unhideWhenUsed="0" w:uiPriority="63" w:semiHidden="0" w:name="Medium Shading 1"/>
-    <w:lsdException w:unhideWhenUsed="0" w:uiPriority="64" w:semiHidden="0" w:name="Medium Shading 2"/>
-    <w:lsdException w:unhideWhenUsed="0" w:uiPriority="65" w:semiHidden="0" w:name="Medium List 1"/>
-    <w:lsdException w:unhideWhenUsed="0" w:uiPriority="66" w:semiHidden="0" w:name="Medium List 2"/>
-    <w:lsdException w:unhideWhenUsed="0" w:uiPriority="67" w:semiHidden="0" w:name="Medium Grid 1"/>
-    <w:lsdException w:unhideWhenUsed="0" w:uiPriority="68" w:semiHidden="0" w:name="Medium Grid 2"/>
-    <w:lsdException w:unhideWhenUsed="0" w:uiPriority="69" w:semiHidden="0" w:name="Medium Grid 3"/>
-    <w:lsdException w:unhideWhenUsed="0" w:uiPriority="70" w:semiHidden="0" w:name="Dark List"/>
-    <w:lsdException w:unhideWhenUsed="0" w:uiPriority="71" w:semiHidden="0" w:name="Colorful Shading"/>
-    <w:lsdException w:unhideWhenUsed="0" w:uiPriority="72" w:semiHidden="0" w:name="Colorful List"/>
-    <w:lsdException w:unhideWhenUsed="0" w:uiPriority="73" w:semiHidden="0" w:name="Colorful Grid"/>
-    <w:lsdException w:unhideWhenUsed="0" w:uiPriority="60" w:semiHidden="0" w:name="Light Shading Accent 1"/>
-    <w:lsdException w:unhideWhenUsed="0" w:uiPriority="61" w:semiHidden="0" w:name="Light List Accent 1"/>
-    <w:lsdException w:unhideWhenUsed="0" w:uiPriority="62" w:semiHidden="0" w:name="Light Grid Accent 1"/>
-    <w:lsdException w:unhideWhenUsed="0" w:uiPriority="63" w:semiHidden="0" w:name="Medium Shading 1 Accent 1"/>
-    <w:lsdException w:unhideWhenUsed="0" w:uiPriority="64" w:semiHidden="0" w:name="Medium Shading 2 Accent 1"/>
-    <w:lsdException w:unhideWhenUsed="0" w:uiPriority="65" w:semiHidden="0" w:name="Medium List 1 Accent 1"/>
-    <w:lsdException w:unhideWhenUsed="0" w:uiPriority="66" w:semiHidden="0" w:name="Medium List 2 Accent 1"/>
-    <w:lsdException w:unhideWhenUsed="0" w:uiPriority="67" w:semiHidden="0" w:name="Medium Grid 1 Accent 1"/>
-    <w:lsdException w:unhideWhenUsed="0" w:uiPriority="68" w:semiHidden="0" w:name="Medium Grid 2 Accent 1"/>
-    <w:lsdException w:unhideWhenUsed="0" w:uiPriority="69" w:semiHidden="0" w:name="Medium Grid 3 Accent 1"/>
-    <w:lsdException w:unhideWhenUsed="0" w:uiPriority="70" w:semiHidden="0" w:name="Dark List Accent 1"/>
-    <w:lsdException w:unhideWhenUsed="0" w:uiPriority="71" w:semiHidden="0" w:name="Colorful Shading Accent 1"/>
-    <w:lsdException w:unhideWhenUsed="0" w:uiPriority="72" w:semiHidden="0" w:name="Colorful List Accent 1"/>
-    <w:lsdException w:unhideWhenUsed="0" w:uiPriority="73" w:semiHidden="0" w:name="Colorful Grid Accent 1"/>
-    <w:lsdException w:unhideWhenUsed="0" w:uiPriority="60" w:semiHidden="0" w:name="Light Shading Accent 2"/>
-    <w:lsdException w:unhideWhenUsed="0" w:uiPriority="61" w:semiHidden="0" w:name="Light List Accent 2"/>
-    <w:lsdException w:unhideWhenUsed="0" w:uiPriority="62" w:semiHidden="0" w:name="Light Grid Accent 2"/>
-    <w:lsdException w:unhideWhenUsed="0" w:uiPriority="63" w:semiHidden="0" w:name="Medium Shading 1 Accent 2"/>
-    <w:lsdException w:unhideWhenUsed="0" w:uiPriority="64" w:semiHidden="0" w:name="Medium Shading 2 Accent 2"/>
-    <w:lsdException w:unhideWhenUsed="0" w:uiPriority="65" w:semiHidden="0" w:name="Medium List 1 Accent 2"/>
-    <w:lsdException w:unhideWhenUsed="0" w:uiPriority="66" w:semiHidden="0" w:name="Medium List 2 Accent 2"/>
-    <w:lsdException w:unhideWhenUsed="0" w:uiPriority="67" w:semiHidden="0" w:name="Medium Grid 1 Accent 2"/>
-    <w:lsdException w:unhideWhenUsed="0" w:uiPriority="68" w:semiHidden="0" w:name="Medium Grid 2 Accent 2"/>
-    <w:lsdException w:unhideWhenUsed="0" w:uiPriority="69" w:semiHidden="0" w:name="Medium Grid 3 Accent 2"/>
-    <w:lsdException w:unhideWhenUsed="0" w:uiPriority="70" w:semiHidden="0" w:name="Dark List Accent 2"/>
-    <w:lsdException w:unhideWhenUsed="0" w:uiPriority="71" w:semiHidden="0" w:name="Colorful Shading Accent 2"/>
-    <w:lsdException w:unhideWhenUsed="0" w:uiPriority="72" w:semiHidden="0" w:name="Colorful List Accent 2"/>
-    <w:lsdException w:unhideWhenUsed="0" w:uiPriority="73" w:semiHidden="0" w:name="Colorful Grid Accent 2"/>
-    <w:lsdException w:unhideWhenUsed="0" w:uiPriority="60" w:semiHidden="0" w:name="Light Shading Accent 3"/>
-    <w:lsdException w:unhideWhenUsed="0" w:uiPriority="61" w:semiHidden="0" w:name="Light List Accent 3"/>
-    <w:lsdException w:unhideWhenUsed="0" w:uiPriority="62" w:semiHidden="0" w:name="Light Grid Accent 3"/>
-    <w:lsdException w:unhideWhenUsed="0" w:uiPriority="63" w:semiHidden="0" w:name="Medium Shading 1 Accent 3"/>
-    <w:lsdException w:unhideWhenUsed="0" w:uiPriority="64" w:semiHidden="0" w:name="Medium Shading 2 Accent 3"/>
-    <w:lsdException w:unhideWhenUsed="0" w:uiPriority="65" w:semiHidden="0" w:name="Medium List 1 Accent 3"/>
-    <w:lsdException w:unhideWhenUsed="0" w:uiPriority="66" w:semiHidden="0" w:name="Medium List 2 Accent 3"/>
-    <w:lsdException w:unhideWhenUsed="0" w:uiPriority="67" w:semiHidden="0" w:name="Medium Grid 1 Accent 3"/>
-    <w:lsdException w:unhideWhenUsed="0" w:uiPriority="68" w:semiHidden="0" w:name="Medium Grid 2 Accent 3"/>
-    <w:lsdException w:unhideWhenUsed="0" w:uiPriority="69" w:semiHidden="0" w:name="Medium Grid 3 Accent 3"/>
-    <w:lsdException w:unhideWhenUsed="0" w:uiPriority="70" w:semiHidden="0" w:name="Dark List Accent 3"/>
-    <w:lsdException w:unhideWhenUsed="0" w:uiPriority="71" w:semiHidden="0" w:name="Colorful Shading Accent 3"/>
-    <w:lsdException w:unhideWhenUsed="0" w:uiPriority="72" w:semiHidden="0" w:name="Colorful List Accent 3"/>
-    <w:lsdException w:unhideWhenUsed="0" w:uiPriority="73" w:semiHidden="0" w:name="Colorful Grid Accent 3"/>
-    <w:lsdException w:unhideWhenUsed="0" w:uiPriority="60" w:semiHidden="0" w:name="Light Shading Accent 4"/>
-    <w:lsdException w:unhideWhenUsed="0" w:uiPriority="61" w:semiHidden="0" w:name="Light List Accent 4"/>
-    <w:lsdException w:unhideWhenUsed="0" w:uiPriority="62" w:semiHidden="0" w:name="Light Grid Accent 4"/>
-    <w:lsdException w:unhideWhenUsed="0" w:uiPriority="63" w:semiHidden="0" w:name="Medium Shading 1 Accent 4"/>
-    <w:lsdException w:unhideWhenUsed="0" w:uiPriority="64" w:semiHidden="0" w:name="Medium Shading 2 Accent 4"/>
-    <w:lsdException w:unhideWhenUsed="0" w:uiPriority="65" w:semiHidden="0" w:name="Medium List 1 Accent 4"/>
-    <w:lsdException w:unhideWhenUsed="0" w:uiPriority="66" w:semiHidden="0" w:name="Medium List 2 Accent 4"/>
-    <w:lsdException w:unhideWhenUsed="0" w:uiPriority="67" w:semiHidden="0" w:name="Medium Grid 1 Accent 4"/>
-    <w:lsdException w:unhideWhenUsed="0" w:uiPriority="68" w:semiHidden="0" w:name="Medium Grid 2 Accent 4"/>
-    <w:lsdException w:unhideWhenUsed="0" w:uiPriority="69" w:semiHidden="0" w:name="Medium Grid 3 Accent 4"/>
-    <w:lsdException w:unhideWhenUsed="0" w:uiPriority="70" w:semiHidden="0" w:name="Dark List Accent 4"/>
-    <w:lsdException w:unhideWhenUsed="0" w:uiPriority="71" w:semiHidden="0" w:name="Colorful Shading Accent 4"/>
-    <w:lsdException w:unhideWhenUsed="0" w:uiPriority="72" w:semiHidden="0" w:name="Colorful List Accent 4"/>
-    <w:lsdException w:unhideWhenUsed="0" w:uiPriority="73" w:semiHidden="0" w:name="Colorful Grid Accent 4"/>
-    <w:lsdException w:unhideWhenUsed="0" w:uiPriority="60" w:semiHidden="0" w:name="Light Shading Accent 5"/>
-    <w:lsdException w:unhideWhenUsed="0" w:uiPriority="61" w:semiHidden="0" w:name="Light List Accent 5"/>
-    <w:lsdException w:unhideWhenUsed="0" w:uiPriority="62" w:semiHidden="0" w:name="Light Grid Accent 5"/>
-    <w:lsdException w:unhideWhenUsed="0" w:uiPriority="63" w:semiHidden="0" w:name="Medium Shading 1 Accent 5"/>
-    <w:lsdException w:unhideWhenUsed="0" w:uiPriority="64" w:semiHidden="0" w:name="Medium Shading 2 Accent 5"/>
-    <w:lsdException w:unhideWhenUsed="0" w:uiPriority="65" w:semiHidden="0" w:name="Medium List 1 Accent 5"/>
-    <w:lsdException w:unhideWhenUsed="0" w:uiPriority="66" w:semiHidden="0" w:name="Medium List 2 Accent 5"/>
-    <w:lsdException w:unhideWhenUsed="0" w:uiPriority="67" w:semiHidden="0" w:name="Medium Grid 1 Accent 5"/>
-    <w:lsdException w:unhideWhenUsed="0" w:uiPriority="68" w:semiHidden="0" w:name="Medium Grid 2 Accent 5"/>
-    <w:lsdException w:unhideWhenUsed="0" w:uiPriority="69" w:semiHidden="0" w:name="Medium Grid 3 Accent 5"/>
-    <w:lsdException w:unhideWhenUsed="0" w:uiPriority="70" w:semiHidden="0" w:name="Dark List Accent 5"/>
-    <w:lsdException w:unhideWhenUsed="0" w:uiPriority="71" w:semiHidden="0" w:name="Colorful Shading Accent 5"/>
-    <w:lsdException w:unhideWhenUsed="0" w:uiPriority="72" w:semiHidden="0" w:name="Colorful List Accent 5"/>
-    <w:lsdException w:unhideWhenUsed="0" w:uiPriority="73" w:semiHidden="0" w:name="Colorful Grid Accent 5"/>
-    <w:lsdException w:unhideWhenUsed="0" w:uiPriority="60" w:semiHidden="0" w:name="Light Shading Accent 6"/>
-    <w:lsdException w:unhideWhenUsed="0" w:uiPriority="61" w:semiHidden="0" w:name="Light List Accent 6"/>
-    <w:lsdException w:unhideWhenUsed="0" w:uiPriority="62" w:semiHidden="0" w:name="Light Grid Accent 6"/>
-    <w:lsdException w:unhideWhenUsed="0" w:uiPriority="63" w:semiHidden="0" w:name="Medium Shading 1 Accent 6"/>
-    <w:lsdException w:unhideWhenUsed="0" w:uiPriority="64" w:semiHidden="0" w:name="Medium Shading 2 Accent 6"/>
-    <w:lsdException w:unhideWhenUsed="0" w:uiPriority="65" w:semiHidden="0" w:name="Medium List 1 Accent 6"/>
-    <w:lsdException w:unhideWhenUsed="0" w:uiPriority="66" w:semiHidden="0" w:name="Medium List 2 Accent 6"/>
-    <w:lsdException w:unhideWhenUsed="0" w:uiPriority="67" w:semiHidden="0" w:name="Medium Grid 1 Accent 6"/>
-    <w:lsdException w:unhideWhenUsed="0" w:uiPriority="68" w:semiHidden="0" w:name="Medium Grid 2 Accent 6"/>
-    <w:lsdException w:unhideWhenUsed="0" w:uiPriority="69" w:semiHidden="0" w:name="Medium Grid 3 Accent 6"/>
-    <w:lsdException w:unhideWhenUsed="0" w:uiPriority="70" w:semiHidden="0" w:name="Dark List Accent 6"/>
-    <w:lsdException w:unhideWhenUsed="0" w:uiPriority="71" w:semiHidden="0" w:name="Colorful Shading Accent 6"/>
-    <w:lsdException w:unhideWhenUsed="0" w:uiPriority="72" w:semiHidden="0" w:name="Colorful List Accent 6"/>
-    <w:lsdException w:unhideWhenUsed="0" w:uiPriority="73" w:semiHidden="0" w:name="Colorful Grid Accent 6"/>
+  <w:latentStyles w:defLockedState="0" w:defUIPriority="99" w:defSemiHidden="1" w:defUnhideWhenUsed="1" w:defQFormat="0" w:count="260">
+    <w:lsdException w:name="Normal" w:semiHidden="0" w:uiPriority="0" w:unhideWhenUsed="0" w:qFormat="1"/>
+    <w:lsdException w:name="heading 1" w:semiHidden="0" w:uiPriority="0" w:unhideWhenUsed="0" w:qFormat="1"/>
+    <w:lsdException w:name="heading 2" w:semiHidden="0" w:uiPriority="0" w:qFormat="1"/>
+    <w:lsdException w:name="heading 3" w:uiPriority="0" w:qFormat="1"/>
+    <w:lsdException w:name="heading 4" w:semiHidden="0" w:uiPriority="0" w:qFormat="1"/>
+    <w:lsdException w:name="heading 5" w:uiPriority="0" w:qFormat="1"/>
+    <w:lsdException w:name="heading 6" w:uiPriority="0" w:qFormat="1"/>
+    <w:lsdException w:name="heading 7" w:uiPriority="0" w:qFormat="1"/>
+    <w:lsdException w:name="heading 8" w:uiPriority="0" w:qFormat="1"/>
+    <w:lsdException w:name="heading 9" w:uiPriority="0" w:qFormat="1"/>
+    <w:lsdException w:name="index 1" w:semiHidden="0" w:uiPriority="0" w:unhideWhenUsed="0"/>
+    <w:lsdException w:name="index 2" w:semiHidden="0" w:uiPriority="0" w:unhideWhenUsed="0"/>
+    <w:lsdException w:name="index 3" w:semiHidden="0" w:uiPriority="0" w:unhideWhenUsed="0"/>
+    <w:lsdException w:name="index 4" w:semiHidden="0" w:uiPriority="0" w:unhideWhenUsed="0"/>
+    <w:lsdException w:name="index 5" w:semiHidden="0" w:uiPriority="0" w:unhideWhenUsed="0"/>
+    <w:lsdException w:name="index 6" w:semiHidden="0" w:uiPriority="0" w:unhideWhenUsed="0"/>
+    <w:lsdException w:name="index 7" w:semiHidden="0" w:uiPriority="0" w:unhideWhenUsed="0"/>
+    <w:lsdException w:name="index 8" w:semiHidden="0" w:uiPriority="0" w:unhideWhenUsed="0"/>
+    <w:lsdException w:name="index 9" w:semiHidden="0" w:uiPriority="0" w:unhideWhenUsed="0"/>
+    <w:lsdException w:name="toc 1" w:semiHidden="0" w:uiPriority="0" w:unhideWhenUsed="0" w:qFormat="1"/>
+    <w:lsdException w:name="toc 2" w:semiHidden="0" w:uiPriority="0" w:unhideWhenUsed="0" w:qFormat="1"/>
+    <w:lsdException w:name="toc 3" w:semiHidden="0" w:uiPriority="0" w:unhideWhenUsed="0" w:qFormat="1"/>
+    <w:lsdException w:name="toc 4" w:semiHidden="0" w:uiPriority="0" w:unhideWhenUsed="0"/>
+    <w:lsdException w:name="toc 5" w:semiHidden="0" w:uiPriority="0" w:unhideWhenUsed="0"/>
+    <w:lsdException w:name="toc 6" w:semiHidden="0" w:uiPriority="0" w:unhideWhenUsed="0"/>
+    <w:lsdException w:name="toc 7" w:semiHidden="0" w:uiPriority="0" w:unhideWhenUsed="0"/>
+    <w:lsdException w:name="toc 8" w:semiHidden="0" w:uiPriority="0" w:unhideWhenUsed="0"/>
+    <w:lsdException w:name="toc 9" w:semiHidden="0" w:uiPriority="0" w:unhideWhenUsed="0"/>
+    <w:lsdException w:name="Normal Indent" w:semiHidden="0" w:uiPriority="0" w:unhideWhenUsed="0"/>
+    <w:lsdException w:name="footnote text" w:semiHidden="0" w:uiPriority="0" w:unhideWhenUsed="0"/>
+    <w:lsdException w:name="annotation text" w:semiHidden="0" w:uiPriority="0" w:unhideWhenUsed="0" w:qFormat="1"/>
+    <w:lsdException w:name="header" w:semiHidden="0" w:uiPriority="0" w:unhideWhenUsed="0" w:qFormat="1"/>
+    <w:lsdException w:name="footer" w:semiHidden="0" w:uiPriority="0" w:unhideWhenUsed="0" w:qFormat="1"/>
+    <w:lsdException w:name="index heading" w:semiHidden="0" w:uiPriority="0" w:unhideWhenUsed="0"/>
+    <w:lsdException w:name="caption" w:uiPriority="0" w:qFormat="1"/>
+    <w:lsdException w:name="table of figures" w:semiHidden="0" w:uiPriority="0" w:unhideWhenUsed="0"/>
+    <w:lsdException w:name="envelope address" w:semiHidden="0" w:uiPriority="0" w:unhideWhenUsed="0"/>
+    <w:lsdException w:name="envelope return" w:semiHidden="0" w:uiPriority="0" w:unhideWhenUsed="0"/>
+    <w:lsdException w:name="footnote reference" w:semiHidden="0" w:uiPriority="0" w:unhideWhenUsed="0"/>
+    <w:lsdException w:name="annotation reference" w:semiHidden="0" w:uiPriority="0" w:unhideWhenUsed="0"/>
+    <w:lsdException w:name="line number" w:semiHidden="0" w:uiPriority="0" w:unhideWhenUsed="0"/>
+    <w:lsdException w:name="page number" w:semiHidden="0" w:uiPriority="0" w:unhideWhenUsed="0"/>
+    <w:lsdException w:name="endnote reference" w:semiHidden="0" w:uiPriority="0" w:unhideWhenUsed="0"/>
+    <w:lsdException w:name="endnote text" w:semiHidden="0" w:uiPriority="0" w:unhideWhenUsed="0"/>
+    <w:lsdException w:name="table of authorities" w:semiHidden="0" w:uiPriority="0" w:unhideWhenUsed="0"/>
+    <w:lsdException w:name="macro" w:semiHidden="0" w:uiPriority="0" w:unhideWhenUsed="0"/>
+    <w:lsdException w:name="toa heading" w:semiHidden="0" w:uiPriority="0" w:unhideWhenUsed="0"/>
+    <w:lsdException w:name="List" w:semiHidden="0" w:uiPriority="0" w:unhideWhenUsed="0"/>
+    <w:lsdException w:name="List Bullet" w:semiHidden="0" w:uiPriority="0" w:unhideWhenUsed="0"/>
+    <w:lsdException w:name="List Number" w:semiHidden="0" w:uiPriority="0" w:unhideWhenUsed="0"/>
+    <w:lsdException w:name="List 2" w:semiHidden="0" w:uiPriority="0" w:unhideWhenUsed="0"/>
+    <w:lsdException w:name="List 3" w:semiHidden="0" w:uiPriority="0" w:unhideWhenUsed="0"/>
+    <w:lsdException w:name="List 4" w:semiHidden="0" w:uiPriority="0" w:unhideWhenUsed="0"/>
+    <w:lsdException w:name="List 5" w:semiHidden="0" w:uiPriority="0" w:unhideWhenUsed="0"/>
+    <w:lsdException w:name="List Bullet 2" w:semiHidden="0" w:uiPriority="0" w:unhideWhenUsed="0"/>
+    <w:lsdException w:name="List Bullet 3" w:semiHidden="0" w:uiPriority="0" w:unhideWhenUsed="0"/>
+    <w:lsdException w:name="List Bullet 4" w:semiHidden="0" w:uiPriority="0" w:unhideWhenUsed="0"/>
+    <w:lsdException w:name="List Bullet 5" w:semiHidden="0" w:uiPriority="0" w:unhideWhenUsed="0"/>
+    <w:lsdException w:name="List Number 2" w:semiHidden="0" w:uiPriority="0" w:unhideWhenUsed="0"/>
+    <w:lsdException w:name="List Number 3" w:semiHidden="0" w:uiPriority="0" w:unhideWhenUsed="0"/>
+    <w:lsdException w:name="List Number 4" w:semiHidden="0" w:uiPriority="0" w:unhideWhenUsed="0"/>
+    <w:lsdException w:name="List Number 5" w:semiHidden="0" w:uiPriority="0" w:unhideWhenUsed="0"/>
+    <w:lsdException w:name="Title" w:semiHidden="0" w:uiPriority="0" w:unhideWhenUsed="0" w:qFormat="1"/>
+    <w:lsdException w:name="Closing" w:semiHidden="0" w:uiPriority="0" w:unhideWhenUsed="0"/>
+    <w:lsdException w:name="Signature" w:semiHidden="0" w:uiPriority="0" w:unhideWhenUsed="0"/>
+    <w:lsdException w:name="Default Paragraph Font" w:uiPriority="0" w:unhideWhenUsed="0" w:qFormat="1"/>
+    <w:lsdException w:name="Body Text" w:uiPriority="0" w:unhideWhenUsed="0" w:qFormat="1"/>
+    <w:lsdException w:name="Body Text Indent" w:semiHidden="0" w:uiPriority="0" w:unhideWhenUsed="0"/>
+    <w:lsdException w:name="List Continue" w:semiHidden="0" w:uiPriority="0" w:unhideWhenUsed="0"/>
+    <w:lsdException w:name="List Continue 2" w:semiHidden="0" w:uiPriority="0" w:unhideWhenUsed="0"/>
+    <w:lsdException w:name="List Continue 3" w:semiHidden="0" w:uiPriority="0" w:unhideWhenUsed="0"/>
+    <w:lsdException w:name="List Continue 4" w:semiHidden="0" w:uiPriority="0" w:unhideWhenUsed="0"/>
+    <w:lsdException w:name="List Continue 5" w:semiHidden="0" w:uiPriority="0" w:unhideWhenUsed="0"/>
+    <w:lsdException w:name="Message Header" w:semiHidden="0" w:uiPriority="0" w:unhideWhenUsed="0"/>
+    <w:lsdException w:name="Subtitle" w:semiHidden="0" w:uiPriority="0" w:unhideWhenUsed="0" w:qFormat="1"/>
+    <w:lsdException w:name="Salutation" w:semiHidden="0" w:uiPriority="0" w:unhideWhenUsed="0"/>
+    <w:lsdException w:name="Date" w:semiHidden="0" w:uiPriority="0" w:unhideWhenUsed="0"/>
+    <w:lsdException w:name="Body Text First Indent" w:semiHidden="0" w:uiPriority="0" w:unhideWhenUsed="0"/>
+    <w:lsdException w:name="Body Text First Indent 2" w:semiHidden="0" w:uiPriority="0" w:unhideWhenUsed="0"/>
+    <w:lsdException w:name="Body Text 2" w:semiHidden="0" w:uiPriority="0" w:unhideWhenUsed="0"/>
+    <w:lsdException w:name="Body Text 3" w:semiHidden="0" w:uiPriority="0" w:unhideWhenUsed="0"/>
+    <w:lsdException w:name="Body Text Indent 2" w:semiHidden="0" w:uiPriority="0" w:unhideWhenUsed="0"/>
+    <w:lsdException w:name="Body Text Indent 3" w:semiHidden="0" w:uiPriority="0" w:unhideWhenUsed="0"/>
+    <w:lsdException w:name="Block Text" w:semiHidden="0" w:uiPriority="0" w:unhideWhenUsed="0"/>
+    <w:lsdException w:name="Hyperlink" w:semiHidden="0" w:uiPriority="0" w:unhideWhenUsed="0"/>
+    <w:lsdException w:name="FollowedHyperlink" w:semiHidden="0" w:uiPriority="0" w:unhideWhenUsed="0"/>
+    <w:lsdException w:name="Strong" w:semiHidden="0" w:uiPriority="0" w:unhideWhenUsed="0" w:qFormat="1"/>
+    <w:lsdException w:name="Emphasis" w:semiHidden="0" w:uiPriority="0" w:unhideWhenUsed="0" w:qFormat="1"/>
+    <w:lsdException w:name="Document Map" w:semiHidden="0" w:uiPriority="0" w:unhideWhenUsed="0"/>
+    <w:lsdException w:name="Plain Text" w:semiHidden="0" w:uiPriority="0" w:unhideWhenUsed="0"/>
+    <w:lsdException w:name="E-mail Signature" w:semiHidden="0" w:uiPriority="0" w:unhideWhenUsed="0"/>
+    <w:lsdException w:name="Normal (Web)" w:semiHidden="0" w:uiPriority="0" w:unhideWhenUsed="0" w:qFormat="1"/>
+    <w:lsdException w:name="HTML Acronym" w:semiHidden="0" w:uiPriority="0" w:unhideWhenUsed="0"/>
+    <w:lsdException w:name="HTML Address" w:semiHidden="0" w:uiPriority="0" w:unhideWhenUsed="0"/>
+    <w:lsdException w:name="HTML Cite" w:semiHidden="0" w:uiPriority="0" w:unhideWhenUsed="0"/>
+    <w:lsdException w:name="HTML Code" w:semiHidden="0" w:uiPriority="0" w:unhideWhenUsed="0"/>
+    <w:lsdException w:name="HTML Definition" w:semiHidden="0" w:uiPriority="0" w:unhideWhenUsed="0"/>
+    <w:lsdException w:name="HTML Keyboard" w:semiHidden="0" w:uiPriority="0" w:unhideWhenUsed="0"/>
+    <w:lsdException w:name="HTML Preformatted" w:semiHidden="0" w:uiPriority="0" w:unhideWhenUsed="0"/>
+    <w:lsdException w:name="HTML Sample" w:semiHidden="0" w:uiPriority="0" w:unhideWhenUsed="0"/>
+    <w:lsdException w:name="HTML Typewriter" w:semiHidden="0" w:uiPriority="0" w:unhideWhenUsed="0"/>
+    <w:lsdException w:name="HTML Variable" w:semiHidden="0" w:uiPriority="0" w:unhideWhenUsed="0"/>
+    <w:lsdException w:name="Normal Table" w:uiPriority="0" w:unhideWhenUsed="0" w:qFormat="1"/>
+    <w:lsdException w:name="annotation subject" w:semiHidden="0" w:uiPriority="0" w:unhideWhenUsed="0"/>
+    <w:lsdException w:name="Table Simple 1" w:semiHidden="0" w:uiPriority="0" w:unhideWhenUsed="0"/>
+    <w:lsdException w:name="Table Simple 2" w:semiHidden="0" w:uiPriority="0" w:unhideWhenUsed="0"/>
+    <w:lsdException w:name="Table Simple 3" w:semiHidden="0" w:uiPriority="0" w:unhideWhenUsed="0"/>
+    <w:lsdException w:name="Table Classic 1" w:semiHidden="0" w:uiPriority="0" w:unhideWhenUsed="0"/>
+    <w:lsdException w:name="Table Classic 2" w:semiHidden="0" w:uiPriority="0" w:unhideWhenUsed="0"/>
+    <w:lsdException w:name="Table Classic 3" w:semiHidden="0" w:uiPriority="0" w:unhideWhenUsed="0"/>
+    <w:lsdException w:name="Table Classic 4" w:semiHidden="0" w:uiPriority="0" w:unhideWhenUsed="0"/>
+    <w:lsdException w:name="Table Colorful 1" w:semiHidden="0" w:uiPriority="0" w:unhideWhenUsed="0"/>
+    <w:lsdException w:name="Table Colorful 2" w:semiHidden="0" w:uiPriority="0" w:unhideWhenUsed="0"/>
+    <w:lsdException w:name="Table Colorful 3" w:semiHidden="0" w:uiPriority="0" w:unhideWhenUsed="0"/>
+    <w:lsdException w:name="Table Columns 1" w:semiHidden="0" w:uiPriority="0" w:unhideWhenUsed="0"/>
+    <w:lsdException w:name="Table Columns 2" w:semiHidden="0" w:uiPriority="0" w:unhideWhenUsed="0"/>
+    <w:lsdException w:name="Table Columns 3" w:semiHidden="0" w:uiPriority="0" w:unhideWhenUsed="0"/>
+    <w:lsdException w:name="Table Columns 4" w:semiHidden="0" w:uiPriority="0" w:unhideWhenUsed="0"/>
+    <w:lsdException w:name="Table Columns 5" w:semiHidden="0" w:uiPriority="0" w:unhideWhenUsed="0"/>
+    <w:lsdException w:name="Table Grid 1" w:semiHidden="0" w:uiPriority="0" w:unhideWhenUsed="0"/>
+    <w:lsdException w:name="Table Grid 2" w:semiHidden="0" w:uiPriority="0" w:unhideWhenUsed="0"/>
+    <w:lsdException w:name="Table Grid 3" w:semiHidden="0" w:uiPriority="0" w:unhideWhenUsed="0"/>
+    <w:lsdException w:name="Table Grid 4" w:semiHidden="0" w:uiPriority="0" w:unhideWhenUsed="0"/>
+    <w:lsdException w:name="Table Grid 5" w:semiHidden="0" w:uiPriority="0" w:unhideWhenUsed="0"/>
+    <w:lsdException w:name="Table Grid 6" w:semiHidden="0" w:uiPriority="0" w:unhideWhenUsed="0"/>
+    <w:lsdException w:name="Table Grid 7" w:semiHidden="0" w:uiPriority="0" w:unhideWhenUsed="0"/>
+    <w:lsdException w:name="Table Grid 8" w:semiHidden="0" w:uiPriority="0" w:unhideWhenUsed="0"/>
+    <w:lsdException w:name="Table List 1" w:semiHidden="0" w:uiPriority="0" w:unhideWhenUsed="0"/>
+    <w:lsdException w:name="Table List 2" w:semiHidden="0" w:uiPriority="0" w:unhideWhenUsed="0"/>
+    <w:lsdException w:name="Table List 3" w:semiHidden="0" w:uiPriority="0" w:unhideWhenUsed="0"/>
+    <w:lsdException w:name="Table List 4" w:semiHidden="0" w:uiPriority="0" w:unhideWhenUsed="0"/>
+    <w:lsdException w:name="Table List 5" w:semiHidden="0" w:uiPriority="0" w:unhideWhenUsed="0"/>
+    <w:lsdException w:name="Table List 6" w:semiHidden="0" w:uiPriority="0" w:unhideWhenUsed="0"/>
+    <w:lsdException w:name="Table List 7" w:semiHidden="0" w:uiPriority="0" w:unhideWhenUsed="0"/>
+    <w:lsdException w:name="Table List 8" w:semiHidden="0" w:uiPriority="0" w:unhideWhenUsed="0"/>
+    <w:lsdException w:name="Table 3D effects 1" w:semiHidden="0" w:uiPriority="0" w:unhideWhenUsed="0"/>
+    <w:lsdException w:name="Table 3D effects 2" w:semiHidden="0" w:uiPriority="0" w:unhideWhenUsed="0"/>
+    <w:lsdException w:name="Table 3D effects 3" w:semiHidden="0" w:uiPriority="0" w:unhideWhenUsed="0"/>
+    <w:lsdException w:name="Table Contemporary" w:semiHidden="0" w:uiPriority="0" w:unhideWhenUsed="0"/>
+    <w:lsdException w:name="Table Elegant" w:semiHidden="0" w:uiPriority="0" w:unhideWhenUsed="0"/>
+    <w:lsdException w:name="Table Professional" w:semiHidden="0" w:uiPriority="0" w:unhideWhenUsed="0"/>
+    <w:lsdException w:name="Table Subtle 1" w:semiHidden="0" w:uiPriority="0" w:unhideWhenUsed="0"/>
+    <w:lsdException w:name="Table Subtle 2" w:semiHidden="0" w:uiPriority="0" w:unhideWhenUsed="0"/>
+    <w:lsdException w:name="Table Web 1" w:semiHidden="0" w:uiPriority="0" w:unhideWhenUsed="0"/>
+    <w:lsdException w:name="Table Web 2" w:semiHidden="0" w:uiPriority="0" w:unhideWhenUsed="0"/>
+    <w:lsdException w:name="Table Web 3" w:semiHidden="0" w:uiPriority="0" w:unhideWhenUsed="0"/>
+    <w:lsdException w:name="Balloon Text" w:semiHidden="0" w:uiPriority="0" w:unhideWhenUsed="0"/>
+    <w:lsdException w:name="Table Grid" w:semiHidden="0" w:uiPriority="0" w:unhideWhenUsed="0" w:qFormat="1"/>
+    <w:lsdException w:name="Table Theme" w:semiHidden="0" w:uiPriority="0" w:unhideWhenUsed="0"/>
+    <w:lsdException w:name="Light Shading" w:semiHidden="0" w:uiPriority="60" w:unhideWhenUsed="0"/>
+    <w:lsdException w:name="Light List" w:semiHidden="0" w:uiPriority="61" w:unhideWhenUsed="0"/>
+    <w:lsdException w:name="Light Grid" w:semiHidden="0" w:uiPriority="62" w:unhideWhenUsed="0"/>
+    <w:lsdException w:name="Medium Shading 1" w:semiHidden="0" w:uiPriority="63" w:unhideWhenUsed="0"/>
+    <w:lsdException w:name="Medium Shading 2" w:semiHidden="0" w:uiPriority="64" w:unhideWhenUsed="0"/>
+    <w:lsdException w:name="Medium List 1" w:semiHidden="0" w:uiPriority="65" w:unhideWhenUsed="0"/>
+    <w:lsdException w:name="Medium List 2" w:semiHidden="0" w:uiPriority="66" w:unhideWhenUsed="0"/>
+    <w:lsdException w:name="Medium Grid 1" w:semiHidden="0" w:uiPriority="67" w:unhideWhenUsed="0"/>
+    <w:lsdException w:name="Medium Grid 2" w:semiHidden="0" w:uiPriority="68" w:unhideWhenUsed="0"/>
+    <w:lsdException w:name="Medium Grid 3" w:semiHidden="0" w:uiPriority="69" w:unhideWhenUsed="0"/>
+    <w:lsdException w:name="Dark List" w:semiHidden="0" w:uiPriority="70" w:unhideWhenUsed="0"/>
+    <w:lsdException w:name="Colorful Shading" w:semiHidden="0" w:uiPriority="71" w:unhideWhenUsed="0"/>
+    <w:lsdException w:name="Colorful List" w:semiHidden="0" w:uiPriority="72" w:unhideWhenUsed="0"/>
+    <w:lsdException w:name="Colorful Grid" w:semiHidden="0" w:uiPriority="73" w:unhideWhenUsed="0"/>
+    <w:lsdException w:name="Light Shading Accent 1" w:semiHidden="0" w:uiPriority="60" w:unhideWhenUsed="0"/>
+    <w:lsdException w:name="Light List Accent 1" w:semiHidden="0" w:uiPriority="61" w:unhideWhenUsed="0"/>
+    <w:lsdException w:name="Light Grid Accent 1" w:semiHidden="0" w:uiPriority="62" w:unhideWhenUsed="0"/>
+    <w:lsdException w:name="Medium Shading 1 Accent 1" w:semiHidden="0" w:uiPriority="63" w:unhideWhenUsed="0"/>
+    <w:lsdException w:name="Medium Shading 2 Accent 1" w:semiHidden="0" w:uiPriority="64" w:unhideWhenUsed="0"/>
+    <w:lsdException w:name="Medium List 1 Accent 1" w:semiHidden="0" w:uiPriority="65" w:unhideWhenUsed="0"/>
+    <w:lsdException w:name="Medium List 2 Accent 1" w:semiHidden="0" w:uiPriority="66" w:unhideWhenUsed="0"/>
+    <w:lsdException w:name="Medium Grid 1 Accent 1" w:semiHidden="0" w:uiPriority="67" w:unhideWhenUsed="0"/>
+    <w:lsdException w:name="Medium Grid 2 Accent 1" w:semiHidden="0" w:uiPriority="68" w:unhideWhenUsed="0"/>
+    <w:lsdException w:name="Medium Grid 3 Accent 1" w:semiHidden="0" w:uiPriority="69" w:unhideWhenUsed="0"/>
+    <w:lsdException w:name="Dark List Accent 1" w:semiHidden="0" w:uiPriority="70" w:unhideWhenUsed="0"/>
+    <w:lsdException w:name="Colorful Shading Accent 1" w:semiHidden="0" w:uiPriority="71" w:unhideWhenUsed="0"/>
+    <w:lsdException w:name="Colorful List Accent 1" w:semiHidden="0" w:uiPriority="72" w:unhideWhenUsed="0"/>
+    <w:lsdException w:name="Colorful Grid Accent 1" w:semiHidden="0" w:uiPriority="73" w:unhideWhenUsed="0"/>
+    <w:lsdException w:name="Light Shading Accent 2" w:semiHidden="0" w:uiPriority="60" w:unhideWhenUsed="0"/>
+    <w:lsdException w:name="Light List Accent 2" w:semiHidden="0" w:uiPriority="61" w:unhideWhenUsed="0"/>
+    <w:lsdException w:name="Light Grid Accent 2" w:semiHidden="0" w:uiPriority="62" w:unhideWhenUsed="0"/>
+    <w:lsdException w:name="Medium Shading 1 Accent 2" w:semiHidden="0" w:uiPriority="63" w:unhideWhenUsed="0"/>
+    <w:lsdException w:name="Medium Shading 2 Accent 2" w:semiHidden="0" w:uiPriority="64" w:unhideWhenUsed="0"/>
+    <w:lsdException w:name="Medium List 1 Accent 2" w:semiHidden="0" w:uiPriority="65" w:unhideWhenUsed="0"/>
+    <w:lsdException w:name="Medium List 2 Accent 2" w:semiHidden="0" w:uiPriority="66" w:unhideWhenUsed="0"/>
+    <w:lsdException w:name="Medium Grid 1 Accent 2" w:semiHidden="0" w:uiPriority="67" w:unhideWhenUsed="0"/>
+    <w:lsdException w:name="Medium Grid 2 Accent 2" w:semiHidden="0" w:uiPriority="68" w:unhideWhenUsed="0"/>
+    <w:lsdException w:name="Medium Grid 3 Accent 2" w:semiHidden="0" w:uiPriority="69" w:unhideWhenUsed="0"/>
+    <w:lsdException w:name="Dark List Accent 2" w:semiHidden="0" w:uiPriority="70" w:unhideWhenUsed="0"/>
+    <w:lsdException w:name="Colorful Shading Accent 2" w:semiHidden="0" w:uiPriority="71" w:unhideWhenUsed="0"/>
+    <w:lsdException w:name="Colorful List Accent 2" w:semiHidden="0" w:uiPriority="72" w:unhideWhenUsed="0"/>
+    <w:lsdException w:name="Colorful Grid Accent 2" w:semiHidden="0" w:uiPriority="73" w:unhideWhenUsed="0"/>
+    <w:lsdException w:name="Light Shading Accent 3" w:semiHidden="0" w:uiPriority="60" w:unhideWhenUsed="0"/>
+    <w:lsdException w:name="Light List Accent 3" w:semiHidden="0" w:uiPriority="61" w:unhideWhenUsed="0"/>
+    <w:lsdException w:name="Light Grid Accent 3" w:semiHidden="0" w:uiPriority="62" w:unhideWhenUsed="0"/>
+    <w:lsdException w:name="Medium Shading 1 Accent 3" w:semiHidden="0" w:uiPriority="63" w:unhideWhenUsed="0"/>
+    <w:lsdException w:name="Medium Shading 2 Accent 3" w:semiHidden="0" w:uiPriority="64" w:unhideWhenUsed="0"/>
+    <w:lsdException w:name="Medium List 1 Accent 3" w:semiHidden="0" w:uiPriority="65" w:unhideWhenUsed="0"/>
+    <w:lsdException w:name="Medium List 2 Accent 3" w:semiHidden="0" w:uiPriority="66" w:unhideWhenUsed="0"/>
+    <w:lsdException w:name="Medium Grid 1 Accent 3" w:semiHidden="0" w:uiPriority="67" w:unhideWhenUsed="0"/>
+    <w:lsdException w:name="Medium Grid 2 Accent 3" w:semiHidden="0" w:uiPriority="68" w:unhideWhenUsed="0"/>
+    <w:lsdException w:name="Medium Grid 3 Accent 3" w:semiHidden="0" w:uiPriority="69" w:unhideWhenUsed="0"/>
+    <w:lsdException w:name="Dark List Accent 3" w:semiHidden="0" w:uiPriority="70" w:unhideWhenUsed="0"/>
+    <w:lsdException w:name="Colorful Shading Accent 3" w:semiHidden="0" w:uiPriority="71" w:unhideWhenUsed="0"/>
+    <w:lsdException w:name="Colorful List Accent 3" w:semiHidden="0" w:uiPriority="72" w:unhideWhenUsed="0"/>
+    <w:lsdException w:name="Colorful Grid Accent 3" w:semiHidden="0" w:uiPriority="73" w:unhideWhenUsed="0"/>
+    <w:lsdException w:name="Light Shading Accent 4" w:semiHidden="0" w:uiPriority="60" w:unhideWhenUsed="0"/>
+    <w:lsdException w:name="Light List Accent 4" w:semiHidden="0" w:uiPriority="61" w:unhideWhenUsed="0"/>
+    <w:lsdException w:name="Light Grid Accent 4" w:semiHidden="0" w:uiPriority="62" w:unhideWhenUsed="0"/>
+    <w:lsdException w:name="Medium Shading 1 Accent 4" w:semiHidden="0" w:uiPriority="63" w:unhideWhenUsed="0"/>
+    <w:lsdException w:name="Medium Shading 2 Accent 4" w:semiHidden="0" w:uiPriority="64" w:unhideWhenUsed="0"/>
+    <w:lsdException w:name="Medium List 1 Accent 4" w:semiHidden="0" w:uiPriority="65" w:unhideWhenUsed="0"/>
+    <w:lsdException w:name="Medium List 2 Accent 4" w:semiHidden="0" w:uiPriority="66" w:unhideWhenUsed="0"/>
+    <w:lsdException w:name="Medium Grid 1 Accent 4" w:semiHidden="0" w:uiPriority="67" w:unhideWhenUsed="0"/>
+    <w:lsdException w:name="Medium Grid 2 Accent 4" w:semiHidden="0" w:uiPriority="68" w:unhideWhenUsed="0"/>
+    <w:lsdException w:name="Medium Grid 3 Accent 4" w:semiHidden="0" w:uiPriority="69" w:unhideWhenUsed="0"/>
+    <w:lsdException w:name="Dark List Accent 4" w:semiHidden="0" w:uiPriority="70" w:unhideWhenUsed="0"/>
+    <w:lsdException w:name="Colorful Shading Accent 4" w:semiHidden="0" w:uiPriority="71" w:unhideWhenUsed="0"/>
+    <w:lsdException w:name="Colorful List Accent 4" w:semiHidden="0" w:uiPriority="72" w:unhideWhenUsed="0"/>
+    <w:lsdException w:name="Colorful Grid Accent 4" w:semiHidden="0" w:uiPriority="73" w:unhideWhenUsed="0"/>
+    <w:lsdException w:name="Light Shading Accent 5" w:semiHidden="0" w:uiPriority="60" w:unhideWhenUsed="0"/>
+    <w:lsdException w:name="Light List Accent 5" w:semiHidden="0" w:uiPriority="61" w:unhideWhenUsed="0"/>
+    <w:lsdException w:name="Light Grid Accent 5" w:semiHidden="0" w:uiPriority="62" w:unhideWhenUsed="0"/>
+    <w:lsdException w:name="Medium Shading 1 Accent 5" w:semiHidden="0" w:uiPriority="63" w:unhideWhenUsed="0"/>
+    <w:lsdException w:name="Medium Shading 2 Accent 5" w:semiHidden="0" w:uiPriority="64" w:unhideWhenUsed="0"/>
+    <w:lsdException w:name="Medium List 1 Accent 5" w:semiHidden="0" w:uiPriority="65" w:unhideWhenUsed="0"/>
+    <w:lsdException w:name="Medium List 2 Accent 5" w:semiHidden="0" w:uiPriority="66" w:unhideWhenUsed="0"/>
+    <w:lsdException w:name="Medium Grid 1 Accent 5" w:semiHidden="0" w:uiPriority="67" w:unhideWhenUsed="0"/>
+    <w:lsdException w:name="Medium Grid 2 Accent 5" w:semiHidden="0" w:uiPriority="68" w:unhideWhenUsed="0"/>
+    <w:lsdException w:name="Medium Grid 3 Accent 5" w:semiHidden="0" w:uiPriority="69" w:unhideWhenUsed="0"/>
+    <w:lsdException w:name="Dark List Accent 5" w:semiHidden="0" w:uiPriority="70" w:unhideWhenUsed="0"/>
+    <w:lsdException w:name="Colorful Shading Accent 5" w:semiHidden="0" w:uiPriority="71" w:unhideWhenUsed="0"/>
+    <w:lsdException w:name="Colorful List Accent 5" w:semiHidden="0" w:uiPriority="72" w:unhideWhenUsed="0"/>
+    <w:lsdException w:name="Colorful Grid Accent 5" w:semiHidden="0" w:uiPriority="73" w:unhideWhenUsed="0"/>
+    <w:lsdException w:name="Light Shading Accent 6" w:semiHidden="0" w:uiPriority="60" w:unhideWhenUsed="0"/>
+    <w:lsdException w:name="Light List Accent 6" w:semiHidden="0" w:uiPriority="61" w:unhideWhenUsed="0"/>
+    <w:lsdException w:name="Light Grid Accent 6" w:semiHidden="0" w:uiPriority="62" w:unhideWhenUsed="0"/>
+    <w:lsdException w:name="Medium Shading 1 Accent 6" w:semiHidden="0" w:uiPriority="63" w:unhideWhenUsed="0"/>
+    <w:lsdException w:name="Medium Shading 2 Accent 6" w:semiHidden="0" w:uiPriority="64" w:unhideWhenUsed="0"/>
+    <w:lsdException w:name="Medium List 1 Accent 6" w:semiHidden="0" w:uiPriority="65" w:unhideWhenUsed="0"/>
+    <w:lsdException w:name="Medium List 2 Accent 6" w:semiHidden="0" w:uiPriority="66" w:unhideWhenUsed="0"/>
+    <w:lsdException w:name="Medium Grid 1 Accent 6" w:semiHidden="0" w:uiPriority="67" w:unhideWhenUsed="0"/>
+    <w:lsdException w:name="Medium Grid 2 Accent 6" w:semiHidden="0" w:uiPriority="68" w:unhideWhenUsed="0"/>
+    <w:lsdException w:name="Medium Grid 3 Accent 6" w:semiHidden="0" w:uiPriority="69" w:unhideWhenUsed="0"/>
+    <w:lsdException w:name="Dark List Accent 6" w:semiHidden="0" w:uiPriority="70" w:unhideWhenUsed="0"/>
+    <w:lsdException w:name="Colorful Shading Accent 6" w:semiHidden="0" w:uiPriority="71" w:unhideWhenUsed="0"/>
+    <w:lsdException w:name="Colorful List Accent 6" w:semiHidden="0" w:uiPriority="72" w:unhideWhenUsed="0"/>
+    <w:lsdException w:name="Colorful Grid Accent 6" w:semiHidden="0" w:uiPriority="73" w:unhideWhenUsed="0"/>
   </w:latentStyles>
-  <w:style w:type="paragraph" w:default="1" w:styleId="1">
+  <w:style w:type="paragraph" w:default="1" w:styleId="Normal">
     <w:name w:val="Normal"/>
     <w:qFormat/>
-    <w:uiPriority w:val="0"/>
     <w:pPr>
       <w:kinsoku w:val="0"/>
       <w:autoSpaceDE w:val="0"/>
@@ -5498,7 +5419,7 @@
       <w:textAlignment w:val="baseline"/>
     </w:pPr>
     <w:rPr>
-      <w:rFonts w:ascii="Arial" w:hAnsi="Arial" w:eastAsia="宋体" w:cs="Arial"/>
+      <w:rFonts w:ascii="Arial" w:eastAsia="宋体" w:hAnsi="Arial" w:cs="Arial"/>
       <w:snapToGrid w:val="0"/>
       <w:color w:val="000000"/>
       <w:kern w:val="0"/>
@@ -5507,12 +5428,11 @@
       <w:lang w:val="en-US" w:eastAsia="en-US" w:bidi="ar-SA"/>
     </w:rPr>
   </w:style>
-  <w:style w:type="paragraph" w:styleId="2">
+  <w:style w:type="paragraph" w:styleId="Heading1">
     <w:name w:val="heading 1"/>
-    <w:basedOn w:val="1"/>
-    <w:next w:val="1"/>
+    <w:basedOn w:val="Normal"/>
+    <w:next w:val="Normal"/>
     <w:qFormat/>
-    <w:uiPriority w:val="0"/>
     <w:pPr>
       <w:keepNext/>
       <w:keepLines/>
@@ -5530,13 +5450,12 @@
       <w:sz w:val="44"/>
     </w:rPr>
   </w:style>
-  <w:style w:type="paragraph" w:styleId="3">
+  <w:style w:type="paragraph" w:styleId="Heading2">
     <w:name w:val="heading 2"/>
-    <w:basedOn w:val="1"/>
-    <w:next w:val="1"/>
+    <w:basedOn w:val="Normal"/>
+    <w:next w:val="Normal"/>
     <w:unhideWhenUsed/>
     <w:qFormat/>
-    <w:uiPriority w:val="0"/>
     <w:pPr>
       <w:keepNext/>
       <w:keepLines/>
@@ -5549,19 +5468,18 @@
       <w:outlineLvl w:val="1"/>
     </w:pPr>
     <w:rPr>
-      <w:rFonts w:ascii="Arial" w:hAnsi="Arial" w:eastAsia="黑体"/>
+      <w:rFonts w:ascii="Arial" w:eastAsia="黑体" w:hAnsi="Arial"/>
       <w:b/>
       <w:sz w:val="32"/>
     </w:rPr>
   </w:style>
-  <w:style w:type="paragraph" w:styleId="4">
+  <w:style w:type="paragraph" w:styleId="Heading3">
     <w:name w:val="heading 3"/>
-    <w:basedOn w:val="1"/>
-    <w:next w:val="1"/>
+    <w:basedOn w:val="Normal"/>
+    <w:next w:val="Normal"/>
     <w:semiHidden/>
     <w:unhideWhenUsed/>
     <w:qFormat/>
-    <w:uiPriority w:val="0"/>
     <w:pPr>
       <w:keepNext/>
       <w:keepLines/>
@@ -5578,13 +5496,12 @@
       <w:sz w:val="32"/>
     </w:rPr>
   </w:style>
-  <w:style w:type="paragraph" w:styleId="5">
+  <w:style w:type="paragraph" w:styleId="Heading4">
     <w:name w:val="heading 4"/>
-    <w:basedOn w:val="1"/>
-    <w:next w:val="1"/>
+    <w:basedOn w:val="Normal"/>
+    <w:next w:val="Normal"/>
     <w:unhideWhenUsed/>
     <w:qFormat/>
-    <w:uiPriority w:val="0"/>
     <w:pPr>
       <w:keepNext/>
       <w:keepLines/>
@@ -5597,19 +5514,18 @@
       <w:outlineLvl w:val="3"/>
     </w:pPr>
     <w:rPr>
-      <w:rFonts w:ascii="Arial" w:hAnsi="Arial" w:eastAsia="黑体"/>
+      <w:rFonts w:ascii="Arial" w:eastAsia="黑体" w:hAnsi="Arial"/>
       <w:b/>
       <w:sz w:val="28"/>
     </w:rPr>
   </w:style>
-  <w:style w:type="paragraph" w:styleId="6">
+  <w:style w:type="paragraph" w:styleId="Heading5">
     <w:name w:val="heading 5"/>
-    <w:basedOn w:val="1"/>
-    <w:next w:val="1"/>
+    <w:basedOn w:val="Normal"/>
+    <w:next w:val="Normal"/>
     <w:semiHidden/>
     <w:unhideWhenUsed/>
     <w:qFormat/>
-    <w:uiPriority w:val="0"/>
     <w:pPr>
       <w:keepNext/>
       <w:keepLines/>
@@ -5626,14 +5542,13 @@
       <w:sz w:val="28"/>
     </w:rPr>
   </w:style>
-  <w:style w:type="paragraph" w:styleId="7">
+  <w:style w:type="paragraph" w:styleId="Heading6">
     <w:name w:val="heading 6"/>
-    <w:basedOn w:val="1"/>
-    <w:next w:val="1"/>
+    <w:basedOn w:val="Normal"/>
+    <w:next w:val="Normal"/>
     <w:semiHidden/>
     <w:unhideWhenUsed/>
     <w:qFormat/>
-    <w:uiPriority w:val="0"/>
     <w:pPr>
       <w:keepNext/>
       <w:keepLines/>
@@ -5646,19 +5561,18 @@
       <w:outlineLvl w:val="5"/>
     </w:pPr>
     <w:rPr>
-      <w:rFonts w:ascii="Arial" w:hAnsi="Arial" w:eastAsia="黑体"/>
+      <w:rFonts w:ascii="Arial" w:eastAsia="黑体" w:hAnsi="Arial"/>
       <w:b/>
       <w:sz w:val="24"/>
     </w:rPr>
   </w:style>
-  <w:style w:type="paragraph" w:styleId="8">
+  <w:style w:type="paragraph" w:styleId="Heading7">
     <w:name w:val="heading 7"/>
-    <w:basedOn w:val="1"/>
-    <w:next w:val="1"/>
+    <w:basedOn w:val="Normal"/>
+    <w:next w:val="Normal"/>
     <w:semiHidden/>
     <w:unhideWhenUsed/>
     <w:qFormat/>
-    <w:uiPriority w:val="0"/>
     <w:pPr>
       <w:keepNext/>
       <w:keepLines/>
@@ -5675,14 +5589,13 @@
       <w:sz w:val="24"/>
     </w:rPr>
   </w:style>
-  <w:style w:type="paragraph" w:styleId="9">
+  <w:style w:type="paragraph" w:styleId="Heading8">
     <w:name w:val="heading 8"/>
-    <w:basedOn w:val="1"/>
-    <w:next w:val="1"/>
+    <w:basedOn w:val="Normal"/>
+    <w:next w:val="Normal"/>
     <w:semiHidden/>
     <w:unhideWhenUsed/>
     <w:qFormat/>
-    <w:uiPriority w:val="0"/>
     <w:pPr>
       <w:keepNext/>
       <w:keepLines/>
@@ -5695,18 +5608,17 @@
       <w:outlineLvl w:val="7"/>
     </w:pPr>
     <w:rPr>
-      <w:rFonts w:ascii="Arial" w:hAnsi="Arial" w:eastAsia="黑体"/>
+      <w:rFonts w:ascii="Arial" w:eastAsia="黑体" w:hAnsi="Arial"/>
       <w:sz w:val="24"/>
     </w:rPr>
   </w:style>
-  <w:style w:type="paragraph" w:styleId="10">
+  <w:style w:type="paragraph" w:styleId="Heading9">
     <w:name w:val="heading 9"/>
-    <w:basedOn w:val="1"/>
-    <w:next w:val="1"/>
+    <w:basedOn w:val="Normal"/>
+    <w:next w:val="Normal"/>
     <w:semiHidden/>
     <w:unhideWhenUsed/>
     <w:qFormat/>
-    <w:uiPriority w:val="0"/>
     <w:pPr>
       <w:keepNext/>
       <w:keepLines/>
@@ -5719,21 +5631,19 @@
       <w:outlineLvl w:val="8"/>
     </w:pPr>
     <w:rPr>
-      <w:rFonts w:ascii="Arial" w:hAnsi="Arial" w:eastAsia="黑体"/>
+      <w:rFonts w:ascii="Arial" w:eastAsia="黑体" w:hAnsi="Arial"/>
       <w:sz w:val="21"/>
     </w:rPr>
   </w:style>
-  <w:style w:type="character" w:default="1" w:styleId="22">
+  <w:style w:type="character" w:default="1" w:styleId="DefaultParagraphFont">
     <w:name w:val="Default Paragraph Font"/>
     <w:semiHidden/>
     <w:qFormat/>
-    <w:uiPriority w:val="0"/>
   </w:style>
-  <w:style w:type="table" w:default="1" w:styleId="20">
+  <w:style w:type="table" w:default="1" w:styleId="TableNormal">
     <w:name w:val="Normal Table"/>
     <w:semiHidden/>
     <w:qFormat/>
-    <w:uiPriority w:val="0"/>
     <w:tblPr>
       <w:tblCellMar>
         <w:top w:w="0" w:type="dxa"/>
@@ -5743,43 +5653,39 @@
       </w:tblCellMar>
     </w:tblPr>
   </w:style>
-  <w:style w:type="paragraph" w:styleId="11">
+  <w:style w:type="paragraph" w:styleId="CommentText">
     <w:name w:val="annotation text"/>
-    <w:basedOn w:val="1"/>
+    <w:basedOn w:val="Normal"/>
     <w:qFormat/>
-    <w:uiPriority w:val="0"/>
     <w:pPr>
       <w:jc w:val="left"/>
     </w:pPr>
   </w:style>
-  <w:style w:type="paragraph" w:styleId="12">
+  <w:style w:type="paragraph" w:styleId="BodyText">
     <w:name w:val="Body Text"/>
-    <w:basedOn w:val="1"/>
+    <w:basedOn w:val="Normal"/>
     <w:semiHidden/>
     <w:qFormat/>
-    <w:uiPriority w:val="0"/>
     <w:rPr>
-      <w:rFonts w:ascii="Arial" w:hAnsi="Arial" w:eastAsia="Arial" w:cs="Arial"/>
+      <w:rFonts w:ascii="Arial" w:eastAsia="Arial" w:hAnsi="Arial" w:cs="Arial"/>
       <w:sz w:val="21"/>
       <w:szCs w:val="21"/>
       <w:lang w:val="en-US" w:eastAsia="en-US" w:bidi="ar-SA"/>
     </w:rPr>
   </w:style>
-  <w:style w:type="paragraph" w:styleId="13">
+  <w:style w:type="paragraph" w:styleId="TOC3">
     <w:name w:val="toc 3"/>
-    <w:basedOn w:val="1"/>
-    <w:next w:val="1"/>
+    <w:basedOn w:val="Normal"/>
+    <w:next w:val="Normal"/>
     <w:qFormat/>
-    <w:uiPriority w:val="0"/>
     <w:pPr>
       <w:ind w:left="840" w:leftChars="400"/>
     </w:pPr>
   </w:style>
-  <w:style w:type="paragraph" w:styleId="14">
+  <w:style w:type="paragraph" w:styleId="Footer">
     <w:name w:val="footer"/>
-    <w:basedOn w:val="1"/>
+    <w:basedOn w:val="Normal"/>
     <w:qFormat/>
-    <w:uiPriority w:val="0"/>
     <w:pPr>
       <w:tabs>
         <w:tab w:val="center" w:pos="4153"/>
@@ -5792,17 +5698,16 @@
       <w:sz w:val="18"/>
     </w:rPr>
   </w:style>
-  <w:style w:type="paragraph" w:styleId="15">
+  <w:style w:type="paragraph" w:styleId="Header">
     <w:name w:val="header"/>
-    <w:basedOn w:val="1"/>
+    <w:basedOn w:val="Normal"/>
     <w:qFormat/>
-    <w:uiPriority w:val="0"/>
     <w:pPr>
       <w:pBdr>
-        <w:top w:val="none" w:color="auto" w:sz="0" w:space="0"/>
-        <w:left w:val="none" w:color="auto" w:sz="0" w:space="0"/>
-        <w:bottom w:val="none" w:color="auto" w:sz="0" w:space="0"/>
-        <w:right w:val="none" w:color="auto" w:sz="0" w:space="0"/>
+        <w:top w:val="nil"/>
+        <w:left w:val="nil"/>
+        <w:bottom w:val="nil"/>
+        <w:right w:val="nil"/>
       </w:pBdr>
       <w:tabs>
         <w:tab w:val="center" w:pos="4153"/>
@@ -5817,41 +5722,37 @@
       <w:sz w:val="18"/>
     </w:rPr>
   </w:style>
-  <w:style w:type="paragraph" w:styleId="16">
+  <w:style w:type="paragraph" w:styleId="TOC1">
     <w:name w:val="toc 1"/>
-    <w:basedOn w:val="1"/>
-    <w:next w:val="1"/>
+    <w:basedOn w:val="Normal"/>
+    <w:next w:val="Normal"/>
     <w:qFormat/>
-    <w:uiPriority w:val="0"/>
     <w:rPr>
-      <w:rFonts w:ascii="Arial" w:hAnsi="Arial" w:eastAsia="Microsoft JhengHei"/>
+      <w:rFonts w:ascii="Arial" w:eastAsia="Microsoft JhengHei" w:hAnsi="Arial"/>
       <w:sz w:val="24"/>
     </w:rPr>
   </w:style>
-  <w:style w:type="paragraph" w:styleId="17">
+  <w:style w:type="paragraph" w:styleId="TOC2">
     <w:name w:val="toc 2"/>
-    <w:basedOn w:val="1"/>
-    <w:next w:val="1"/>
+    <w:basedOn w:val="Normal"/>
+    <w:next w:val="Normal"/>
     <w:qFormat/>
-    <w:uiPriority w:val="0"/>
     <w:pPr>
       <w:ind w:left="420" w:leftChars="200"/>
     </w:pPr>
   </w:style>
-  <w:style w:type="paragraph" w:styleId="18">
+  <w:style w:type="paragraph" w:styleId="NormalWeb">
     <w:name w:val="Normal (Web)"/>
-    <w:basedOn w:val="1"/>
+    <w:basedOn w:val="Normal"/>
     <w:qFormat/>
-    <w:uiPriority w:val="0"/>
     <w:rPr>
       <w:sz w:val="24"/>
     </w:rPr>
   </w:style>
-  <w:style w:type="paragraph" w:styleId="19">
+  <w:style w:type="paragraph" w:styleId="Title">
     <w:name w:val="Title"/>
-    <w:basedOn w:val="1"/>
+    <w:basedOn w:val="Normal"/>
     <w:qFormat/>
-    <w:uiPriority w:val="0"/>
     <w:pPr>
       <w:spacing w:before="240" w:beforeLines="0" w:beforeAutospacing="0" w:after="60" w:afterLines="0" w:afterAutospacing="0"/>
       <w:jc w:val="center"/>
@@ -5863,73 +5764,68 @@
       <w:sz w:val="32"/>
     </w:rPr>
   </w:style>
-  <w:style w:type="table" w:styleId="21">
+  <w:style w:type="table" w:styleId="TableGrid">
     <w:name w:val="Table Grid"/>
-    <w:basedOn w:val="20"/>
+    <w:basedOn w:val="TableNormal"/>
     <w:qFormat/>
-    <w:uiPriority w:val="0"/>
     <w:pPr>
       <w:widowControl w:val="0"/>
       <w:jc w:val="both"/>
     </w:pPr>
     <w:tblPr>
       <w:tblBorders>
-        <w:top w:val="single" w:color="auto" w:sz="4" w:space="0"/>
-        <w:left w:val="single" w:color="auto" w:sz="4" w:space="0"/>
-        <w:bottom w:val="single" w:color="auto" w:sz="4" w:space="0"/>
-        <w:right w:val="single" w:color="auto" w:sz="4" w:space="0"/>
-        <w:insideH w:val="single" w:color="auto" w:sz="4" w:space="0"/>
-        <w:insideV w:val="single" w:color="auto" w:sz="4" w:space="0"/>
+        <w:top w:val="single" w:sz="4" w:space="0" w:color="auto"/>
+        <w:left w:val="single" w:sz="4" w:space="0" w:color="auto"/>
+        <w:bottom w:val="single" w:sz="4" w:space="0" w:color="auto"/>
+        <w:right w:val="single" w:sz="4" w:space="0" w:color="auto"/>
+        <w:insideH w:val="single" w:sz="4" w:space="0" w:color="auto"/>
+        <w:insideV w:val="single" w:sz="4" w:space="0" w:color="auto"/>
       </w:tblBorders>
     </w:tblPr>
   </w:style>
-  <w:style w:type="character" w:styleId="23">
+  <w:style w:type="character" w:styleId="Strong">
     <w:name w:val="Strong"/>
-    <w:basedOn w:val="22"/>
+    <w:basedOn w:val="DefaultParagraphFont"/>
     <w:qFormat/>
-    <w:uiPriority w:val="0"/>
     <w:rPr>
       <w:b/>
     </w:rPr>
   </w:style>
-  <w:style w:type="paragraph" w:customStyle="1" w:styleId="24">
+  <w:style w:type="paragraph" w:customStyle="1" w:styleId="a">
     <w:name w:val="柴_公司名"/>
-    <w:basedOn w:val="19"/>
+    <w:basedOn w:val="Title"/>
     <w:qFormat/>
-    <w:uiPriority w:val="0"/>
     <w:pPr>
       <w:spacing w:after="600" w:afterLines="600"/>
     </w:pPr>
     <w:rPr>
-      <w:rFonts w:hint="eastAsia" w:ascii="宋体" w:hAnsi="宋体" w:eastAsia="宋体" w:cs="宋体"/>
+      <w:rFonts w:ascii="宋体" w:eastAsia="宋体" w:hAnsi="宋体" w:cs="宋体" w:hint="eastAsia"/>
       <w:bCs/>
       <w:spacing w:val="-6"/>
       <w:sz w:val="52"/>
       <w:szCs w:val="52"/>
     </w:rPr>
   </w:style>
-  <w:style w:type="paragraph" w:customStyle="1" w:styleId="25">
+  <w:style w:type="paragraph" w:customStyle="1" w:styleId="a0">
     <w:name w:val="柴_文档名"/>
-    <w:basedOn w:val="19"/>
+    <w:basedOn w:val="Title"/>
     <w:qFormat/>
-    <w:uiPriority w:val="0"/>
     <w:pPr>
       <w:spacing w:after="900" w:afterLines="900"/>
     </w:pPr>
     <w:rPr>
-      <w:rFonts w:ascii="黑体" w:hAnsi="黑体" w:eastAsia="黑体" w:cs="黑体"/>
+      <w:rFonts w:ascii="黑体" w:eastAsia="黑体" w:hAnsi="黑体" w:cs="黑体"/>
       <w:bCs/>
       <w:spacing w:val="-7"/>
       <w:sz w:val="52"/>
       <w:szCs w:val="52"/>
     </w:rPr>
   </w:style>
-  <w:style w:type="table" w:customStyle="1" w:styleId="26">
+  <w:style w:type="table" w:customStyle="1" w:styleId="TableNormal0">
     <w:name w:val="Table Normal_0"/>
     <w:semiHidden/>
     <w:unhideWhenUsed/>
     <w:qFormat/>
-    <w:uiPriority w:val="0"/>
     <w:tblPr>
       <w:tblCellMar>
         <w:top w:w="0" w:type="dxa"/>
@@ -5939,87 +5835,81 @@
       </w:tblCellMar>
     </w:tblPr>
   </w:style>
-  <w:style w:type="paragraph" w:customStyle="1" w:styleId="27">
+  <w:style w:type="paragraph" w:customStyle="1" w:styleId="TableText">
     <w:name w:val="Table Text"/>
-    <w:basedOn w:val="1"/>
+    <w:basedOn w:val="Normal"/>
     <w:semiHidden/>
     <w:qFormat/>
-    <w:uiPriority w:val="0"/>
     <w:rPr>
-      <w:rFonts w:ascii="宋体" w:hAnsi="宋体" w:eastAsia="宋体" w:cs="宋体"/>
+      <w:rFonts w:ascii="宋体" w:eastAsia="宋体" w:hAnsi="宋体" w:cs="宋体"/>
       <w:sz w:val="21"/>
       <w:szCs w:val="21"/>
       <w:lang w:val="en-US" w:eastAsia="en-US" w:bidi="ar-SA"/>
     </w:rPr>
   </w:style>
-  <w:style w:type="paragraph" w:customStyle="1" w:styleId="28">
+  <w:style w:type="paragraph" w:customStyle="1" w:styleId="1">
     <w:name w:val="柴_标题1"/>
-    <w:basedOn w:val="2"/>
-    <w:next w:val="29"/>
-    <w:link w:val="38"/>
+    <w:basedOn w:val="Heading1"/>
+    <w:next w:val="a1"/>
+    <w:link w:val="1Char"/>
     <w:qFormat/>
-    <w:uiPriority w:val="0"/>
     <w:pPr>
       <w:spacing w:before="100" w:after="90" w:line="360" w:lineRule="auto"/>
     </w:pPr>
     <w:rPr>
-      <w:rFonts w:ascii="Arial" w:hAnsi="Arial" w:eastAsia="宋体"/>
+      <w:rFonts w:ascii="Arial" w:eastAsia="宋体" w:hAnsi="Arial"/>
       <w:sz w:val="32"/>
     </w:rPr>
   </w:style>
-  <w:style w:type="paragraph" w:customStyle="1" w:styleId="29">
+  <w:style w:type="paragraph" w:customStyle="1" w:styleId="a1">
     <w:name w:val="柴_正文"/>
-    <w:basedOn w:val="12"/>
-    <w:link w:val="42"/>
+    <w:basedOn w:val="BodyText"/>
+    <w:link w:val="Char"/>
     <w:qFormat/>
-    <w:uiPriority w:val="0"/>
     <w:pPr>
       <w:spacing w:line="360" w:lineRule="auto"/>
       <w:ind w:firstLine="470" w:firstLineChars="200"/>
     </w:pPr>
     <w:rPr>
-      <w:rFonts w:ascii="Arial" w:hAnsi="Arial" w:eastAsia="宋体"/>
+      <w:rFonts w:ascii="Arial" w:eastAsia="宋体" w:hAnsi="Arial"/>
       <w:sz w:val="24"/>
       <w:lang w:eastAsia="zh-CN"/>
     </w:rPr>
   </w:style>
-  <w:style w:type="paragraph" w:customStyle="1" w:styleId="30">
+  <w:style w:type="paragraph" w:customStyle="1" w:styleId="2">
     <w:name w:val="柴_标题2"/>
-    <w:basedOn w:val="3"/>
-    <w:next w:val="29"/>
+    <w:basedOn w:val="Heading2"/>
+    <w:next w:val="a1"/>
     <w:qFormat/>
-    <w:uiPriority w:val="0"/>
     <w:pPr>
       <w:spacing w:line="360" w:lineRule="auto"/>
     </w:pPr>
     <w:rPr>
-      <w:rFonts w:ascii="Arial" w:hAnsi="Arial" w:eastAsia="宋体"/>
+      <w:rFonts w:ascii="Arial" w:eastAsia="宋体" w:hAnsi="Arial"/>
       <w:sz w:val="28"/>
     </w:rPr>
   </w:style>
-  <w:style w:type="paragraph" w:customStyle="1" w:styleId="31">
+  <w:style w:type="paragraph" w:customStyle="1" w:styleId="3">
     <w:name w:val="柴_标题3"/>
-    <w:basedOn w:val="4"/>
-    <w:next w:val="29"/>
+    <w:basedOn w:val="Heading3"/>
+    <w:next w:val="a1"/>
     <w:qFormat/>
-    <w:uiPriority w:val="0"/>
     <w:pPr>
       <w:spacing w:line="360" w:lineRule="auto"/>
       <w:ind w:left="0" w:firstLine="472" w:firstLineChars="200"/>
     </w:pPr>
     <w:rPr>
-      <w:rFonts w:ascii="宋体" w:hAnsi="宋体" w:eastAsia="宋体" w:cs="宋体"/>
+      <w:rFonts w:ascii="宋体" w:eastAsia="宋体" w:hAnsi="宋体" w:cs="宋体"/>
       <w:spacing w:val="-2"/>
       <w:sz w:val="24"/>
       <w:szCs w:val="24"/>
     </w:rPr>
   </w:style>
-  <w:style w:type="paragraph" w:customStyle="1" w:styleId="32">
+  <w:style w:type="paragraph" w:customStyle="1" w:styleId="a2">
     <w:name w:val="柴_目录"/>
-    <w:basedOn w:val="1"/>
-    <w:next w:val="12"/>
+    <w:basedOn w:val="Normal"/>
+    <w:next w:val="BodyText"/>
     <w:qFormat/>
-    <w:uiPriority w:val="0"/>
     <w:pPr>
       <w:tabs>
         <w:tab w:val="right" w:leader="dot" w:pos="8442"/>
@@ -6027,64 +5917,59 @@
       <w:ind w:left="0" w:leftChars="0"/>
     </w:pPr>
     <w:rPr>
-      <w:rFonts w:ascii="Arial" w:hAnsi="Arial" w:eastAsia="Microsoft JhengHei"/>
+      <w:rFonts w:ascii="Arial" w:eastAsia="Microsoft JhengHei" w:hAnsi="Arial"/>
       <w:sz w:val="24"/>
     </w:rPr>
   </w:style>
-  <w:style w:type="paragraph" w:customStyle="1" w:styleId="33">
+  <w:style w:type="paragraph" w:customStyle="1" w:styleId="WPSOffice1">
     <w:name w:val="WPSOffice手动目录 1"/>
     <w:qFormat/>
-    <w:uiPriority w:val="0"/>
     <w:pPr>
       <w:ind w:leftChars="0"/>
     </w:pPr>
     <w:rPr>
-      <w:rFonts w:ascii="Times New Roman" w:hAnsi="Times New Roman" w:eastAsia="宋体" w:cs="Times New Roman"/>
+      <w:rFonts w:ascii="Times New Roman" w:eastAsia="宋体" w:hAnsi="Times New Roman" w:cs="Times New Roman"/>
       <w:sz w:val="20"/>
       <w:szCs w:val="20"/>
     </w:rPr>
   </w:style>
-  <w:style w:type="paragraph" w:customStyle="1" w:styleId="34">
+  <w:style w:type="paragraph" w:customStyle="1" w:styleId="WPSOffice2">
     <w:name w:val="WPSOffice手动目录 2"/>
     <w:qFormat/>
-    <w:uiPriority w:val="0"/>
     <w:pPr>
       <w:ind w:leftChars="200"/>
     </w:pPr>
     <w:rPr>
-      <w:rFonts w:ascii="Times New Roman" w:hAnsi="Times New Roman" w:eastAsia="宋体" w:cs="Times New Roman"/>
+      <w:rFonts w:ascii="Times New Roman" w:eastAsia="宋体" w:hAnsi="Times New Roman" w:cs="Times New Roman"/>
       <w:sz w:val="20"/>
       <w:szCs w:val="20"/>
     </w:rPr>
   </w:style>
-  <w:style w:type="paragraph" w:customStyle="1" w:styleId="35">
+  <w:style w:type="paragraph" w:customStyle="1" w:styleId="WPSOffice3">
     <w:name w:val="WPSOffice手动目录 3"/>
     <w:qFormat/>
-    <w:uiPriority w:val="0"/>
     <w:pPr>
       <w:ind w:leftChars="400"/>
     </w:pPr>
     <w:rPr>
-      <w:rFonts w:ascii="Times New Roman" w:hAnsi="Times New Roman" w:eastAsia="宋体" w:cs="Times New Roman"/>
+      <w:rFonts w:ascii="Times New Roman" w:eastAsia="宋体" w:hAnsi="Times New Roman" w:cs="Times New Roman"/>
       <w:sz w:val="20"/>
       <w:szCs w:val="20"/>
     </w:rPr>
   </w:style>
-  <w:style w:type="paragraph" w:customStyle="1" w:styleId="36">
+  <w:style w:type="paragraph" w:customStyle="1" w:styleId="Compact">
     <w:name w:val="Compact"/>
-    <w:basedOn w:val="12"/>
+    <w:basedOn w:val="BodyText"/>
     <w:qFormat/>
-    <w:uiPriority w:val="0"/>
     <w:pPr>
       <w:spacing w:before="36" w:after="36"/>
     </w:pPr>
   </w:style>
-  <w:style w:type="table" w:customStyle="1" w:styleId="37">
+  <w:style w:type="table" w:customStyle="1" w:styleId="Table">
     <w:name w:val="Table"/>
     <w:semiHidden/>
     <w:unhideWhenUsed/>
     <w:qFormat/>
-    <w:uiPriority w:val="0"/>
     <w:tblPr>
       <w:tblCellMar>
         <w:top w:w="0" w:type="dxa"/>
@@ -6096,28 +5981,26 @@
     <w:tblStylePr w:type="firstRow">
       <w:tcPr>
         <w:tcBorders>
-          <w:bottom w:val="single" w:color="auto" w:sz="0" w:space="0"/>
+          <w:bottom w:val="single" w:sz="0" w:space="0" w:color="auto"/>
         </w:tcBorders>
         <w:vAlign w:val="bottom"/>
       </w:tcPr>
     </w:tblStylePr>
   </w:style>
-  <w:style w:type="character" w:customStyle="1" w:styleId="38">
+  <w:style w:type="character" w:customStyle="1" w:styleId="1Char">
     <w:name w:val="柴_标题1 Char"/>
-    <w:link w:val="28"/>
+    <w:link w:val="1"/>
     <w:qFormat/>
-    <w:uiPriority w:val="0"/>
     <w:rPr>
-      <w:rFonts w:ascii="Arial" w:hAnsi="Arial" w:eastAsia="宋体"/>
+      <w:rFonts w:ascii="Arial" w:eastAsia="宋体" w:hAnsi="Arial"/>
       <w:sz w:val="32"/>
     </w:rPr>
   </w:style>
-  <w:style w:type="table" w:customStyle="1" w:styleId="39">
+  <w:style w:type="table" w:customStyle="1" w:styleId="TableNormal1">
     <w:name w:val="Table Normal_1"/>
     <w:semiHidden/>
     <w:unhideWhenUsed/>
     <w:qFormat/>
-    <w:uiPriority w:val="0"/>
     <w:tblPr>
       <w:tblCellMar>
         <w:top w:w="0" w:type="dxa"/>
@@ -6127,11 +6010,10 @@
       </w:tblCellMar>
     </w:tblPr>
   </w:style>
-  <w:style w:type="paragraph" w:customStyle="1" w:styleId="40">
+  <w:style w:type="paragraph" w:customStyle="1" w:styleId="a3">
     <w:name w:val="柴_正文_无缩进"/>
-    <w:basedOn w:val="1"/>
+    <w:basedOn w:val="Normal"/>
     <w:qFormat/>
-    <w:uiPriority w:val="0"/>
     <w:pPr>
       <w:ind w:firstLine="0" w:firstLineChars="0"/>
     </w:pPr>
@@ -6141,31 +6023,29 @@
       <w:lang w:eastAsia="zh-CN"/>
     </w:rPr>
   </w:style>
-  <w:style w:type="paragraph" w:customStyle="1" w:styleId="41">
+  <w:style w:type="paragraph" w:customStyle="1" w:styleId="4">
     <w:name w:val="柴_标题4"/>
-    <w:basedOn w:val="5"/>
-    <w:next w:val="1"/>
+    <w:basedOn w:val="Heading4"/>
+    <w:next w:val="Normal"/>
     <w:qFormat/>
-    <w:uiPriority w:val="0"/>
     <w:pPr>
       <w:widowControl w:val="0"/>
       <w:spacing w:before="160" w:line="360" w:lineRule="auto"/>
-      <w:ind w:left="981" w:leftChars="300" w:hanging="862"/>
+      <w:ind w:left="981" w:hanging="862" w:leftChars="300"/>
     </w:pPr>
     <w:rPr>
-      <w:rFonts w:hint="eastAsia" w:ascii="Calibri" w:hAnsi="Calibri" w:eastAsia="宋体" w:cs="宋体"/>
+      <w:rFonts w:ascii="Calibri" w:eastAsia="宋体" w:hAnsi="Calibri" w:cs="宋体" w:hint="eastAsia"/>
       <w:sz w:val="24"/>
       <w:szCs w:val="24"/>
       <w:lang w:eastAsia="zh-CN" w:bidi="zh-CN"/>
     </w:rPr>
   </w:style>
-  <w:style w:type="character" w:customStyle="1" w:styleId="42">
+  <w:style w:type="character" w:customStyle="1" w:styleId="Char">
     <w:name w:val="柴_正文 Char"/>
-    <w:link w:val="29"/>
+    <w:link w:val="a1"/>
     <w:qFormat/>
-    <w:uiPriority w:val="0"/>
     <w:rPr>
-      <w:rFonts w:ascii="Arial" w:hAnsi="Arial" w:eastAsia="宋体"/>
+      <w:rFonts w:ascii="Arial" w:eastAsia="宋体" w:hAnsi="Arial"/>
       <w:sz w:val="24"/>
       <w:lang w:eastAsia="zh-CN"/>
     </w:rPr>

--- a/6-过程管理/运行记录类文件/JXTX-06-15-翔云系统运维服务项目-服务可用性和连续性计划.docx
+++ b/6-过程管理/运行记录类文件/JXTX-06-15-翔云系统运维服务项目-服务可用性和连续性计划.docx
@@ -1,11 +1,10 @@
 
 <file path=word/document.xml><?xml version="1.0" encoding="utf-8"?>
-<w:document xmlns:wpc="http://schemas.microsoft.com/office/word/2010/wordprocessingCanvas" xmlns:mc="http://schemas.openxmlformats.org/markup-compatibility/2006" xmlns:o="urn:schemas-microsoft-com:office:office" xmlns:r="http://schemas.openxmlformats.org/officeDocument/2006/relationships" xmlns:m="http://schemas.openxmlformats.org/officeDocument/2006/math" xmlns:v="urn:schemas-microsoft-com:vml" xmlns:wp14="http://schemas.microsoft.com/office/word/2010/wordprocessingDrawing" xmlns:wp="http://schemas.openxmlformats.org/drawingml/2006/wordprocessingDrawing" xmlns:w10="urn:schemas-microsoft-com:office:word" xmlns:w="http://schemas.openxmlformats.org/wordprocessingml/2006/main" xmlns:w14="http://schemas.microsoft.com/office/word/2010/wordml" xmlns:w15="http://schemas.microsoft.com/office/word/2012/wordml" xmlns:wne="http://schemas.microsoft.com/office/word/2006/wordml" xmlns:wpg="http://schemas.microsoft.com/office/word/2010/wordprocessingGroup" xmlns:wpi="http://schemas.microsoft.com/office/word/2010/wordprocessingInk" xmlns:wps="http://schemas.microsoft.com/office/word/2010/wordprocessingShape" mc:Ignorable="w14 w15 wp14">
-  <!-- Generated by Aspose.Words for .NET 13.3.0.1 -->
+<w:document xmlns:wpc="http://schemas.microsoft.com/office/word/2010/wordprocessingCanvas" xmlns:mc="http://schemas.openxmlformats.org/markup-compatibility/2006" xmlns:o="urn:schemas-microsoft-com:office:office" xmlns:r="http://schemas.openxmlformats.org/officeDocument/2006/relationships" xmlns:m="http://schemas.openxmlformats.org/officeDocument/2006/math" xmlns:v="urn:schemas-microsoft-com:vml" xmlns:wp14="http://schemas.microsoft.com/office/word/2010/wordprocessingDrawing" xmlns:wp="http://schemas.openxmlformats.org/drawingml/2006/wordprocessingDrawing" xmlns:w="http://schemas.openxmlformats.org/wordprocessingml/2006/main" xmlns:w14="http://schemas.microsoft.com/office/word/2010/wordml" xmlns:w10="urn:schemas-microsoft-com:office:word" xmlns:w15="http://schemas.microsoft.com/office/word/2012/wordml" xmlns:wpg="http://schemas.microsoft.com/office/word/2010/wordprocessingGroup" xmlns:wpi="http://schemas.microsoft.com/office/word/2010/wordprocessingInk" xmlns:wne="http://schemas.microsoft.com/office/word/2006/wordml" xmlns:wps="http://schemas.microsoft.com/office/word/2010/wordprocessingShape" xmlns:wpsCustomData="http://www.wps.cn/officeDocument/2013/wpsCustomData" mc:Ignorable="w14 w15 wp14">
   <w:body>
     <w:p>
       <w:pPr>
-        <w:pStyle w:val="a"/>
+        <w:pStyle w:val="24"/>
         <w:keepNext w:val="0"/>
         <w:keepLines w:val="0"/>
         <w:pageBreakBefore w:val="0"/>
@@ -22,10 +21,10 @@
         <w:spacing w:before="3120" w:beforeLines="1000"/>
         <w:textAlignment w:val="baseline"/>
       </w:pPr>
-      <w:bookmarkStart w:id="0" w:name="_Toc15925"/>
+      <w:bookmarkStart w:id="0" w:name="_Toc7501"/>
       <w:r>
         <w:drawing>
-          <wp:anchor distT="0" distB="0" distL="114300" distR="114300" simplePos="0" relativeHeight="251660288" behindDoc="1" locked="0" layoutInCell="1" allowOverlap="1">
+          <wp:anchor distT="0" distB="0" distL="114300" distR="114300" simplePos="0" relativeHeight="251661312" behindDoc="1" locked="0" layoutInCell="1" allowOverlap="1">
             <wp:simplePos x="0" y="0"/>
             <wp:positionH relativeFrom="column">
               <wp:posOffset>-34290</wp:posOffset>
@@ -50,7 +49,7 @@
                     </pic:cNvPicPr>
                   </pic:nvPicPr>
                   <pic:blipFill>
-                    <a:blip xmlns:r="http://schemas.openxmlformats.org/officeDocument/2006/relationships" r:embed="rId4"/>
+                    <a:blip r:embed="rId7"/>
                     <a:stretch>
                       <a:fillRect/>
                     </a:stretch>
@@ -76,7 +75,7 @@
       </w:r>
       <w:r>
         <w:drawing>
-          <wp:anchor distT="0" distB="0" distL="114300" distR="114300" simplePos="0" relativeHeight="251659264" behindDoc="1" locked="0" layoutInCell="1" allowOverlap="1">
+          <wp:anchor distT="0" distB="0" distL="114300" distR="114300" simplePos="0" relativeHeight="251660288" behindDoc="1" locked="0" layoutInCell="1" allowOverlap="1">
             <wp:simplePos x="0" y="0"/>
             <wp:positionH relativeFrom="column">
               <wp:posOffset>0</wp:posOffset>
@@ -101,7 +100,7 @@
                     </pic:cNvPicPr>
                   </pic:nvPicPr>
                   <pic:blipFill>
-                    <a:blip xmlns:r="http://schemas.openxmlformats.org/officeDocument/2006/relationships" r:embed="rId5"/>
+                    <a:blip r:embed="rId8"/>
                     <a:stretch>
                       <a:fillRect/>
                     </a:stretch>
@@ -131,7 +130,7 @@
           <w:lang w:val="en-US" w:eastAsia="zh-CN"/>
         </w:rPr>
         <w:drawing>
-          <wp:anchor distT="0" distB="0" distL="114300" distR="114300" simplePos="0" relativeHeight="251658240" behindDoc="1" locked="0" layoutInCell="1" allowOverlap="1">
+          <wp:anchor distT="0" distB="0" distL="114300" distR="114300" simplePos="0" relativeHeight="251659264" behindDoc="1" locked="0" layoutInCell="1" allowOverlap="1">
             <wp:simplePos x="0" y="0"/>
             <wp:positionH relativeFrom="column">
               <wp:posOffset>635</wp:posOffset>
@@ -156,7 +155,7 @@
                     </pic:cNvPicPr>
                   </pic:nvPicPr>
                   <pic:blipFill>
-                    <a:blip xmlns:r="http://schemas.openxmlformats.org/officeDocument/2006/relationships" r:embed="rId6">
+                    <a:blip r:embed="rId9">
                       <a:alphaModFix amt="58000"/>
                       <a:lum contrast="-52000"/>
                     </a:blip>
@@ -190,7 +189,7 @@
     </w:p>
     <w:p>
       <w:pPr>
-        <w:pStyle w:val="a0"/>
+        <w:pStyle w:val="25"/>
         <w:keepNext w:val="0"/>
         <w:keepLines w:val="0"/>
         <w:pageBreakBefore w:val="0"/>
@@ -211,7 +210,7 @@
           <w:lang w:val="en-US" w:eastAsia="zh-CN"/>
         </w:rPr>
       </w:pPr>
-      <w:bookmarkStart w:id="1" w:name="_Toc11832"/>
+      <w:bookmarkStart w:id="1" w:name="_Toc5877"/>
       <w:r>
         <w:rPr>
           <w:rFonts w:hint="eastAsia"/>
@@ -237,11 +236,11 @@
         <w:adjustRightInd w:val="0"/>
         <w:snapToGrid w:val="0"/>
         <w:spacing w:after="624" w:afterLines="200" w:line="219" w:lineRule="auto"/>
-        <w:ind w:left="0" w:right="0" w:firstLine="0" w:leftChars="0" w:rightChars="0" w:firstLineChars="0"/>
+        <w:ind w:left="0" w:leftChars="0" w:right="0" w:rightChars="0" w:firstLine="0" w:firstLineChars="0"/>
         <w:jc w:val="center"/>
         <w:textAlignment w:val="baseline"/>
         <w:rPr>
-          <w:rFonts w:ascii="宋体" w:eastAsia="宋体" w:hAnsi="宋体" w:cs="宋体" w:hint="default"/>
+          <w:rFonts w:hint="default" w:ascii="宋体" w:hAnsi="宋体" w:eastAsia="宋体" w:cs="宋体"/>
           <w:sz w:val="24"/>
           <w:szCs w:val="24"/>
           <w:lang w:val="en-US" w:eastAsia="zh-CN"/>
@@ -249,7 +248,7 @@
       </w:pPr>
       <w:r>
         <w:rPr>
-          <w:rFonts w:ascii="宋体" w:eastAsia="宋体" w:hAnsi="宋体" w:cs="宋体"/>
+          <w:rFonts w:ascii="宋体" w:hAnsi="宋体" w:eastAsia="宋体" w:cs="宋体"/>
           <w:b/>
           <w:bCs/>
           <w:spacing w:val="-3"/>
@@ -260,7 +259,7 @@
       </w:r>
       <w:r>
         <w:rPr>
-          <w:rFonts w:ascii="宋体" w:eastAsia="宋体" w:hAnsi="宋体" w:cs="宋体" w:hint="eastAsia"/>
+          <w:rFonts w:hint="eastAsia" w:ascii="宋体" w:hAnsi="宋体" w:eastAsia="宋体" w:cs="宋体"/>
           <w:b/>
           <w:bCs/>
           <w:spacing w:val="-3"/>
@@ -272,7 +271,7 @@
       </w:r>
       <w:r>
         <w:rPr>
-          <w:rFonts w:ascii="宋体" w:eastAsia="宋体" w:hAnsi="宋体" w:cs="宋体"/>
+          <w:rFonts w:ascii="宋体" w:hAnsi="宋体" w:eastAsia="宋体" w:cs="宋体"/>
           <w:b/>
           <w:bCs/>
           <w:spacing w:val="-3"/>
@@ -283,7 +282,7 @@
       </w:r>
       <w:r>
         <w:rPr>
-          <w:rFonts w:ascii="宋体" w:hAnsi="宋体" w:cs="宋体" w:hint="eastAsia"/>
+          <w:rFonts w:hint="eastAsia" w:ascii="宋体" w:hAnsi="宋体" w:cs="宋体"/>
           <w:b/>
           <w:bCs/>
           <w:spacing w:val="-3"/>
@@ -295,7 +294,7 @@
       </w:r>
       <w:r>
         <w:rPr>
-          <w:rFonts w:ascii="宋体" w:eastAsia="宋体" w:hAnsi="宋体" w:cs="宋体"/>
+          <w:rFonts w:ascii="宋体" w:hAnsi="宋体" w:eastAsia="宋体" w:cs="宋体"/>
           <w:b/>
           <w:bCs/>
           <w:spacing w:val="-3"/>
@@ -306,7 +305,7 @@
       </w:r>
       <w:r>
         <w:rPr>
-          <w:rFonts w:ascii="宋体" w:hAnsi="宋体" w:cs="宋体" w:hint="eastAsia"/>
+          <w:rFonts w:hint="eastAsia" w:ascii="宋体" w:hAnsi="宋体" w:cs="宋体"/>
           <w:b/>
           <w:bCs/>
           <w:spacing w:val="-3"/>
@@ -316,22 +315,21 @@
         </w:rPr>
         <w:t>15</w:t>
       </w:r>
-      <w:bookmarkStart w:id="2" w:name="_GoBack"/>
-      <w:bookmarkEnd w:id="2"/>
     </w:p>
     <w:tbl>
       <w:tblPr>
-        <w:tblStyle w:val="TableGrid"/>
+        <w:tblStyle w:val="21"/>
         <w:tblW w:w="0" w:type="auto"/>
         <w:jc w:val="center"/>
         <w:tblBorders>
-          <w:top w:val="nil"/>
-          <w:left w:val="nil"/>
-          <w:bottom w:val="nil"/>
-          <w:right w:val="nil"/>
-          <w:insideH w:val="nil"/>
-          <w:insideV w:val="nil"/>
+          <w:top w:val="none" w:color="auto" w:sz="0" w:space="0"/>
+          <w:left w:val="none" w:color="auto" w:sz="0" w:space="0"/>
+          <w:bottom w:val="none" w:color="auto" w:sz="0" w:space="0"/>
+          <w:right w:val="none" w:color="auto" w:sz="0" w:space="0"/>
+          <w:insideH w:val="none" w:color="auto" w:sz="0" w:space="0"/>
+          <w:insideV w:val="none" w:color="auto" w:sz="0" w:space="0"/>
         </w:tblBorders>
+        <w:tblLayout w:type="autofit"/>
         <w:tblCellMar>
           <w:top w:w="0" w:type="dxa"/>
           <w:left w:w="108" w:type="dxa"/>
@@ -345,15 +343,13 @@
       </w:tblGrid>
       <w:tr>
         <w:tblPrEx>
-          <w:tblW w:w="0" w:type="auto"/>
-          <w:jc w:val="center"/>
           <w:tblBorders>
-            <w:top w:val="nil"/>
-            <w:left w:val="nil"/>
-            <w:bottom w:val="nil"/>
-            <w:right w:val="nil"/>
-            <w:insideH w:val="nil"/>
-            <w:insideV w:val="nil"/>
+            <w:top w:val="none" w:color="auto" w:sz="0" w:space="0"/>
+            <w:left w:val="none" w:color="auto" w:sz="0" w:space="0"/>
+            <w:bottom w:val="none" w:color="auto" w:sz="0" w:space="0"/>
+            <w:right w:val="none" w:color="auto" w:sz="0" w:space="0"/>
+            <w:insideH w:val="none" w:color="auto" w:sz="0" w:space="0"/>
+            <w:insideV w:val="none" w:color="auto" w:sz="0" w:space="0"/>
           </w:tblBorders>
           <w:tblCellMar>
             <w:top w:w="0" w:type="dxa"/>
@@ -363,7 +359,7 @@
           </w:tblCellMar>
         </w:tblPrEx>
         <w:trPr>
-          <w:trHeight w:val="810"/>
+          <w:trHeight w:val="810" w:hRule="atLeast"/>
           <w:jc w:val="center"/>
         </w:trPr>
         <w:tc>
@@ -402,7 +398,7 @@
             </w:r>
             <w:r>
               <w:rPr>
-                <w:rFonts w:asciiTheme="minorAscii" w:eastAsiaTheme="minorEastAsia" w:hAnsiTheme="minorAscii" w:hint="default"/>
+                <w:rFonts w:hint="default" w:asciiTheme="minorAscii" w:hAnsiTheme="minorAscii" w:eastAsiaTheme="minorEastAsia"/>
                 <w:spacing w:val="227"/>
                 <w:sz w:val="21"/>
                 <w:vertAlign w:val="baseline"/>
@@ -457,7 +453,7 @@
             </w:r>
             <w:r>
               <w:rPr>
-                <w:rFonts w:asciiTheme="minorAscii" w:eastAsiaTheme="minorEastAsia" w:hAnsiTheme="minorAscii" w:hint="eastAsia"/>
+                <w:rFonts w:hint="eastAsia" w:asciiTheme="minorAscii" w:hAnsiTheme="minorAscii" w:eastAsiaTheme="minorEastAsia"/>
                 <w:spacing w:val="227"/>
                 <w:sz w:val="21"/>
                 <w:vertAlign w:val="baseline"/>
@@ -479,8 +475,14 @@
       </w:tr>
       <w:tr>
         <w:tblPrEx>
-          <w:tblW w:w="0" w:type="auto"/>
-          <w:jc w:val="center"/>
+          <w:tblBorders>
+            <w:top w:val="none" w:color="auto" w:sz="0" w:space="0"/>
+            <w:left w:val="none" w:color="auto" w:sz="0" w:space="0"/>
+            <w:bottom w:val="none" w:color="auto" w:sz="0" w:space="0"/>
+            <w:right w:val="none" w:color="auto" w:sz="0" w:space="0"/>
+            <w:insideH w:val="none" w:color="auto" w:sz="0" w:space="0"/>
+            <w:insideV w:val="none" w:color="auto" w:sz="0" w:space="0"/>
+          </w:tblBorders>
           <w:tblCellMar>
             <w:top w:w="0" w:type="dxa"/>
             <w:left w:w="108" w:type="dxa"/>
@@ -489,7 +491,7 @@
           </w:tblCellMar>
         </w:tblPrEx>
         <w:trPr>
-          <w:trHeight w:val="810"/>
+          <w:trHeight w:val="810" w:hRule="atLeast"/>
           <w:jc w:val="center"/>
         </w:trPr>
         <w:tc>
@@ -514,7 +516,7 @@
               <w:snapToGrid w:val="0"/>
               <w:textAlignment w:val="baseline"/>
               <w:rPr>
-                <w:rFonts w:ascii="Arial" w:eastAsia="Arial" w:hAnsi="Arial" w:cs="Arial" w:hint="default"/>
+                <w:rFonts w:hint="default" w:ascii="Arial" w:hAnsi="Arial" w:eastAsia="Arial" w:cs="Arial"/>
                 <w:snapToGrid w:val="0"/>
                 <w:color w:val="000000"/>
                 <w:kern w:val="0"/>
@@ -546,7 +548,7 @@
             </w:r>
             <w:r>
               <w:rPr>
-                <w:rFonts w:asciiTheme="minorAscii" w:eastAsiaTheme="minorEastAsia" w:hAnsiTheme="minorAscii" w:hint="default"/>
+                <w:rFonts w:hint="default" w:asciiTheme="minorAscii" w:hAnsiTheme="minorAscii" w:eastAsiaTheme="minorEastAsia"/>
                 <w:spacing w:val="227"/>
                 <w:sz w:val="21"/>
                 <w:vertAlign w:val="baseline"/>
@@ -600,7 +602,7 @@
               <w:snapToGrid w:val="0"/>
               <w:textAlignment w:val="baseline"/>
               <w:rPr>
-                <w:rFonts w:ascii="Arial" w:eastAsia="Arial" w:hAnsi="Arial" w:cs="Arial" w:hint="default"/>
+                <w:rFonts w:hint="default" w:ascii="Arial" w:hAnsi="Arial" w:eastAsia="Arial" w:cs="Arial"/>
                 <w:snapToGrid w:val="0"/>
                 <w:color w:val="000000"/>
                 <w:kern w:val="0"/>
@@ -620,7 +622,7 @@
             </w:r>
             <w:r>
               <w:rPr>
-                <w:rFonts w:asciiTheme="minorAscii" w:eastAsiaTheme="minorEastAsia" w:hAnsiTheme="minorAscii" w:hint="eastAsia"/>
+                <w:rFonts w:hint="eastAsia" w:asciiTheme="minorAscii" w:hAnsiTheme="minorAscii" w:eastAsiaTheme="minorEastAsia"/>
                 <w:spacing w:val="227"/>
                 <w:sz w:val="21"/>
                 <w:vertAlign w:val="baseline"/>
@@ -642,8 +644,14 @@
       </w:tr>
       <w:tr>
         <w:tblPrEx>
-          <w:tblW w:w="0" w:type="auto"/>
-          <w:jc w:val="center"/>
+          <w:tblBorders>
+            <w:top w:val="none" w:color="auto" w:sz="0" w:space="0"/>
+            <w:left w:val="none" w:color="auto" w:sz="0" w:space="0"/>
+            <w:bottom w:val="none" w:color="auto" w:sz="0" w:space="0"/>
+            <w:right w:val="none" w:color="auto" w:sz="0" w:space="0"/>
+            <w:insideH w:val="none" w:color="auto" w:sz="0" w:space="0"/>
+            <w:insideV w:val="none" w:color="auto" w:sz="0" w:space="0"/>
+          </w:tblBorders>
           <w:tblCellMar>
             <w:top w:w="0" w:type="dxa"/>
             <w:left w:w="108" w:type="dxa"/>
@@ -652,7 +660,7 @@
           </w:tblCellMar>
         </w:tblPrEx>
         <w:trPr>
-          <w:trHeight w:val="635"/>
+          <w:trHeight w:val="635" w:hRule="atLeast"/>
           <w:jc w:val="center"/>
         </w:trPr>
         <w:tc>
@@ -703,7 +711,7 @@
             </w:r>
             <w:r>
               <w:rPr>
-                <w:rFonts w:asciiTheme="minorAscii" w:eastAsiaTheme="minorEastAsia" w:hAnsiTheme="minorAscii" w:hint="eastAsia"/>
+                <w:rFonts w:hint="eastAsia" w:asciiTheme="minorAscii" w:hAnsiTheme="minorAscii" w:eastAsiaTheme="minorEastAsia"/>
                 <w:spacing w:val="227"/>
                 <w:sz w:val="21"/>
                 <w:vertAlign w:val="baseline"/>
@@ -757,7 +765,7 @@
             </w:r>
             <w:r>
               <w:rPr>
-                <w:rFonts w:asciiTheme="minorAscii" w:eastAsiaTheme="minorEastAsia" w:hAnsiTheme="minorAscii" w:hint="eastAsia"/>
+                <w:rFonts w:hint="eastAsia" w:asciiTheme="minorAscii" w:hAnsiTheme="minorAscii" w:eastAsiaTheme="minorEastAsia"/>
                 <w:spacing w:val="227"/>
                 <w:sz w:val="21"/>
                 <w:vertAlign w:val="baseline"/>
@@ -818,14 +826,14 @@
         <w:ind w:left="3634"/>
         <w:textAlignment w:val="baseline"/>
         <w:rPr>
-          <w:rFonts w:ascii="宋体" w:eastAsia="宋体" w:hAnsi="宋体" w:cs="宋体"/>
+          <w:rFonts w:ascii="宋体" w:hAnsi="宋体" w:eastAsia="宋体" w:cs="宋体"/>
           <w:sz w:val="31"/>
           <w:szCs w:val="31"/>
         </w:rPr>
       </w:pPr>
       <w:r>
         <w:rPr>
-          <w:rFonts w:ascii="宋体" w:eastAsia="宋体" w:hAnsi="宋体" w:cs="宋体"/>
+          <w:rFonts w:ascii="宋体" w:hAnsi="宋体" w:eastAsia="宋体" w:cs="宋体"/>
           <w:b/>
           <w:bCs/>
           <w:spacing w:val="4"/>
@@ -837,16 +845,16 @@
     </w:p>
     <w:tbl>
       <w:tblPr>
-        <w:tblStyle w:val="TableNormal0"/>
+        <w:tblStyle w:val="26"/>
         <w:tblW w:w="8214" w:type="dxa"/>
         <w:jc w:val="center"/>
         <w:tblBorders>
-          <w:top w:val="single" w:sz="2" w:space="0" w:color="000000"/>
-          <w:left w:val="single" w:sz="2" w:space="0" w:color="000000"/>
-          <w:bottom w:val="single" w:sz="2" w:space="0" w:color="000000"/>
-          <w:right w:val="single" w:sz="2" w:space="0" w:color="000000"/>
-          <w:insideH w:val="single" w:sz="2" w:space="0" w:color="000000"/>
-          <w:insideV w:val="single" w:sz="2" w:space="0" w:color="000000"/>
+          <w:top w:val="single" w:color="000000" w:sz="2" w:space="0"/>
+          <w:left w:val="single" w:color="000000" w:sz="2" w:space="0"/>
+          <w:bottom w:val="single" w:color="000000" w:sz="2" w:space="0"/>
+          <w:right w:val="single" w:color="000000" w:sz="2" w:space="0"/>
+          <w:insideH w:val="single" w:color="000000" w:sz="2" w:space="0"/>
+          <w:insideV w:val="single" w:color="000000" w:sz="2" w:space="0"/>
         </w:tblBorders>
         <w:tblLayout w:type="fixed"/>
         <w:tblCellMar>
@@ -866,17 +874,14 @@
       </w:tblGrid>
       <w:tr>
         <w:tblPrEx>
-          <w:tblW w:w="8214" w:type="dxa"/>
-          <w:jc w:val="center"/>
           <w:tblBorders>
-            <w:top w:val="single" w:sz="2" w:space="0" w:color="000000"/>
-            <w:left w:val="single" w:sz="2" w:space="0" w:color="000000"/>
-            <w:bottom w:val="single" w:sz="2" w:space="0" w:color="000000"/>
-            <w:right w:val="single" w:sz="2" w:space="0" w:color="000000"/>
-            <w:insideH w:val="single" w:sz="2" w:space="0" w:color="000000"/>
-            <w:insideV w:val="single" w:sz="2" w:space="0" w:color="000000"/>
+            <w:top w:val="single" w:color="000000" w:sz="2" w:space="0"/>
+            <w:left w:val="single" w:color="000000" w:sz="2" w:space="0"/>
+            <w:bottom w:val="single" w:color="000000" w:sz="2" w:space="0"/>
+            <w:right w:val="single" w:color="000000" w:sz="2" w:space="0"/>
+            <w:insideH w:val="single" w:color="000000" w:sz="2" w:space="0"/>
+            <w:insideV w:val="single" w:color="000000" w:sz="2" w:space="0"/>
           </w:tblBorders>
-          <w:tblLayout w:type="fixed"/>
           <w:tblCellMar>
             <w:top w:w="0" w:type="dxa"/>
             <w:left w:w="0" w:type="dxa"/>
@@ -885,7 +890,7 @@
           </w:tblCellMar>
         </w:tblPrEx>
         <w:trPr>
-          <w:trHeight w:val="593"/>
+          <w:trHeight w:val="593" w:hRule="atLeast"/>
           <w:jc w:val="center"/>
         </w:trPr>
         <w:tc>
@@ -907,18 +912,18 @@
               <w:adjustRightInd w:val="0"/>
               <w:snapToGrid w:val="0"/>
               <w:spacing w:before="176" w:line="228" w:lineRule="auto"/>
-              <w:ind w:left="0" w:right="0" w:firstLine="0" w:leftChars="0" w:rightChars="0" w:firstLineChars="0"/>
+              <w:ind w:left="0" w:leftChars="0" w:right="0" w:rightChars="0" w:firstLine="0" w:firstLineChars="0"/>
               <w:jc w:val="center"/>
               <w:textAlignment w:val="baseline"/>
               <w:rPr>
-                <w:rFonts w:ascii="宋体" w:eastAsia="宋体" w:hAnsi="宋体" w:cs="宋体"/>
+                <w:rFonts w:ascii="宋体" w:hAnsi="宋体" w:eastAsia="宋体" w:cs="宋体"/>
                 <w:sz w:val="20"/>
                 <w:szCs w:val="20"/>
               </w:rPr>
             </w:pPr>
             <w:r>
               <w:rPr>
-                <w:rFonts w:ascii="宋体" w:hAnsi="宋体" w:cs="宋体" w:hint="eastAsia"/>
+                <w:rFonts w:hint="eastAsia" w:ascii="宋体" w:hAnsi="宋体" w:cs="宋体"/>
                 <w:spacing w:val="-14"/>
                 <w:sz w:val="20"/>
                 <w:szCs w:val="20"/>
@@ -928,7 +933,7 @@
             </w:r>
             <w:r>
               <w:rPr>
-                <w:rFonts w:ascii="宋体" w:eastAsia="宋体" w:hAnsi="宋体" w:cs="宋体"/>
+                <w:rFonts w:ascii="宋体" w:hAnsi="宋体" w:eastAsia="宋体" w:cs="宋体"/>
                 <w:spacing w:val="-14"/>
                 <w:sz w:val="20"/>
                 <w:szCs w:val="20"/>
@@ -956,18 +961,18 @@
               <w:adjustRightInd w:val="0"/>
               <w:snapToGrid w:val="0"/>
               <w:spacing w:before="175" w:line="227" w:lineRule="auto"/>
-              <w:ind w:left="0" w:right="0" w:firstLine="0" w:leftChars="0" w:rightChars="0" w:firstLineChars="0"/>
+              <w:ind w:left="0" w:leftChars="0" w:right="0" w:rightChars="0" w:firstLine="0" w:firstLineChars="0"/>
               <w:jc w:val="center"/>
               <w:textAlignment w:val="baseline"/>
               <w:rPr>
-                <w:rFonts w:ascii="宋体" w:eastAsia="宋体" w:hAnsi="宋体" w:cs="宋体"/>
+                <w:rFonts w:ascii="宋体" w:hAnsi="宋体" w:eastAsia="宋体" w:cs="宋体"/>
                 <w:sz w:val="20"/>
                 <w:szCs w:val="20"/>
               </w:rPr>
             </w:pPr>
             <w:r>
               <w:rPr>
-                <w:rFonts w:ascii="宋体" w:eastAsia="宋体" w:hAnsi="宋体" w:cs="宋体"/>
+                <w:rFonts w:ascii="宋体" w:hAnsi="宋体" w:eastAsia="宋体" w:cs="宋体"/>
                 <w:spacing w:val="4"/>
                 <w:sz w:val="20"/>
                 <w:szCs w:val="20"/>
@@ -995,18 +1000,18 @@
               <w:adjustRightInd w:val="0"/>
               <w:snapToGrid w:val="0"/>
               <w:spacing w:before="175" w:line="228" w:lineRule="auto"/>
-              <w:ind w:left="0" w:right="0" w:firstLine="0" w:leftChars="0" w:rightChars="0" w:firstLineChars="0"/>
+              <w:ind w:left="0" w:leftChars="0" w:right="0" w:rightChars="0" w:firstLine="0" w:firstLineChars="0"/>
               <w:jc w:val="center"/>
               <w:textAlignment w:val="baseline"/>
               <w:rPr>
-                <w:rFonts w:ascii="宋体" w:eastAsia="宋体" w:hAnsi="宋体" w:cs="宋体"/>
+                <w:rFonts w:ascii="宋体" w:hAnsi="宋体" w:eastAsia="宋体" w:cs="宋体"/>
                 <w:sz w:val="20"/>
                 <w:szCs w:val="20"/>
               </w:rPr>
             </w:pPr>
             <w:r>
               <w:rPr>
-                <w:rFonts w:ascii="宋体" w:eastAsia="宋体" w:hAnsi="宋体" w:cs="宋体"/>
+                <w:rFonts w:ascii="宋体" w:hAnsi="宋体" w:eastAsia="宋体" w:cs="宋体"/>
                 <w:spacing w:val="7"/>
                 <w:sz w:val="20"/>
                 <w:szCs w:val="20"/>
@@ -1034,11 +1039,11 @@
               <w:adjustRightInd w:val="0"/>
               <w:snapToGrid w:val="0"/>
               <w:spacing w:before="175" w:line="228" w:lineRule="auto"/>
-              <w:ind w:left="0" w:right="0" w:firstLine="0" w:leftChars="0" w:rightChars="0" w:firstLineChars="0"/>
+              <w:ind w:left="0" w:leftChars="0" w:right="0" w:rightChars="0" w:firstLine="0" w:firstLineChars="0"/>
               <w:jc w:val="center"/>
               <w:textAlignment w:val="baseline"/>
               <w:rPr>
-                <w:rFonts w:ascii="宋体" w:eastAsia="宋体" w:hAnsi="宋体" w:cs="宋体" w:hint="eastAsia"/>
+                <w:rFonts w:hint="eastAsia" w:ascii="宋体" w:hAnsi="宋体" w:eastAsia="宋体" w:cs="宋体"/>
                 <w:spacing w:val="7"/>
                 <w:sz w:val="20"/>
                 <w:szCs w:val="20"/>
@@ -1047,7 +1052,7 @@
             </w:pPr>
             <w:r>
               <w:rPr>
-                <w:rFonts w:ascii="宋体" w:hAnsi="宋体" w:cs="宋体" w:hint="eastAsia"/>
+                <w:rFonts w:hint="eastAsia" w:ascii="宋体" w:hAnsi="宋体" w:cs="宋体"/>
                 <w:spacing w:val="7"/>
                 <w:sz w:val="20"/>
                 <w:szCs w:val="20"/>
@@ -1076,11 +1081,11 @@
               <w:adjustRightInd w:val="0"/>
               <w:snapToGrid w:val="0"/>
               <w:spacing w:before="175" w:line="228" w:lineRule="auto"/>
-              <w:ind w:left="0" w:right="0" w:firstLine="0" w:leftChars="0" w:rightChars="0" w:firstLineChars="0"/>
+              <w:ind w:left="0" w:leftChars="0" w:right="0" w:rightChars="0" w:firstLine="0" w:firstLineChars="0"/>
               <w:jc w:val="center"/>
               <w:textAlignment w:val="baseline"/>
               <w:rPr>
-                <w:rFonts w:ascii="宋体" w:hAnsi="宋体" w:cs="宋体" w:hint="default"/>
+                <w:rFonts w:hint="default" w:ascii="宋体" w:hAnsi="宋体" w:cs="宋体"/>
                 <w:spacing w:val="7"/>
                 <w:sz w:val="20"/>
                 <w:szCs w:val="20"/>
@@ -1089,7 +1094,7 @@
             </w:pPr>
             <w:r>
               <w:rPr>
-                <w:rFonts w:ascii="宋体" w:hAnsi="宋体" w:cs="宋体" w:hint="eastAsia"/>
+                <w:rFonts w:hint="eastAsia" w:ascii="宋体" w:hAnsi="宋体" w:cs="宋体"/>
                 <w:spacing w:val="7"/>
                 <w:sz w:val="20"/>
                 <w:szCs w:val="20"/>
@@ -1118,18 +1123,18 @@
               <w:adjustRightInd w:val="0"/>
               <w:snapToGrid w:val="0"/>
               <w:spacing w:before="176" w:line="229" w:lineRule="auto"/>
-              <w:ind w:left="0" w:right="0" w:firstLine="0" w:leftChars="0" w:rightChars="0" w:firstLineChars="0"/>
+              <w:ind w:left="0" w:leftChars="0" w:right="0" w:rightChars="0" w:firstLine="0" w:firstLineChars="0"/>
               <w:jc w:val="center"/>
               <w:textAlignment w:val="baseline"/>
               <w:rPr>
-                <w:rFonts w:ascii="宋体" w:eastAsia="宋体" w:hAnsi="宋体" w:cs="宋体"/>
+                <w:rFonts w:ascii="宋体" w:hAnsi="宋体" w:eastAsia="宋体" w:cs="宋体"/>
                 <w:sz w:val="20"/>
                 <w:szCs w:val="20"/>
               </w:rPr>
             </w:pPr>
             <w:r>
               <w:rPr>
-                <w:rFonts w:ascii="宋体" w:eastAsia="宋体" w:hAnsi="宋体" w:cs="宋体"/>
+                <w:rFonts w:ascii="宋体" w:hAnsi="宋体" w:eastAsia="宋体" w:cs="宋体"/>
                 <w:spacing w:val="7"/>
                 <w:sz w:val="20"/>
                 <w:szCs w:val="20"/>
@@ -1141,9 +1146,14 @@
       </w:tr>
       <w:tr>
         <w:tblPrEx>
-          <w:tblW w:w="8214" w:type="dxa"/>
-          <w:jc w:val="center"/>
-          <w:tblLayout w:type="fixed"/>
+          <w:tblBorders>
+            <w:top w:val="single" w:color="000000" w:sz="2" w:space="0"/>
+            <w:left w:val="single" w:color="000000" w:sz="2" w:space="0"/>
+            <w:bottom w:val="single" w:color="000000" w:sz="2" w:space="0"/>
+            <w:right w:val="single" w:color="000000" w:sz="2" w:space="0"/>
+            <w:insideH w:val="single" w:color="000000" w:sz="2" w:space="0"/>
+            <w:insideV w:val="single" w:color="000000" w:sz="2" w:space="0"/>
+          </w:tblBorders>
           <w:tblCellMar>
             <w:top w:w="0" w:type="dxa"/>
             <w:left w:w="0" w:type="dxa"/>
@@ -1152,7 +1162,7 @@
           </w:tblCellMar>
         </w:tblPrEx>
         <w:trPr>
-          <w:trHeight w:val="516"/>
+          <w:trHeight w:val="516" w:hRule="atLeast"/>
           <w:jc w:val="center"/>
         </w:trPr>
         <w:tc>
@@ -1174,11 +1184,11 @@
               <w:adjustRightInd w:val="0"/>
               <w:snapToGrid w:val="0"/>
               <w:spacing w:before="173" w:line="267" w:lineRule="exact"/>
-              <w:ind w:left="0" w:right="0" w:firstLine="0" w:leftChars="0" w:rightChars="0" w:firstLineChars="0"/>
+              <w:ind w:left="0" w:leftChars="0" w:right="0" w:rightChars="0" w:firstLine="0" w:firstLineChars="0"/>
               <w:jc w:val="center"/>
               <w:textAlignment w:val="baseline"/>
               <w:rPr>
-                <w:rFonts w:ascii="宋体" w:eastAsia="宋体" w:hAnsi="宋体" w:cs="宋体" w:hint="default"/>
+                <w:rFonts w:hint="default" w:ascii="宋体" w:hAnsi="宋体" w:eastAsia="宋体" w:cs="宋体"/>
                 <w:sz w:val="20"/>
                 <w:szCs w:val="20"/>
                 <w:lang w:val="en-US"/>
@@ -1186,7 +1196,7 @@
             </w:pPr>
             <w:r>
               <w:rPr>
-                <w:rFonts w:ascii="宋体" w:eastAsia="宋体" w:hAnsi="宋体" w:cs="宋体"/>
+                <w:rFonts w:ascii="宋体" w:hAnsi="宋体" w:eastAsia="宋体" w:cs="宋体"/>
                 <w:spacing w:val="3"/>
                 <w:position w:val="1"/>
                 <w:sz w:val="20"/>
@@ -1196,7 +1206,7 @@
             </w:r>
             <w:r>
               <w:rPr>
-                <w:rFonts w:ascii="宋体" w:hAnsi="宋体" w:cs="宋体" w:hint="eastAsia"/>
+                <w:rFonts w:hint="eastAsia" w:ascii="宋体" w:hAnsi="宋体" w:cs="宋体"/>
                 <w:spacing w:val="3"/>
                 <w:position w:val="1"/>
                 <w:sz w:val="20"/>
@@ -1207,7 +1217,7 @@
             </w:r>
             <w:r>
               <w:rPr>
-                <w:rFonts w:ascii="宋体" w:eastAsia="宋体" w:hAnsi="宋体" w:cs="宋体"/>
+                <w:rFonts w:ascii="宋体" w:hAnsi="宋体" w:eastAsia="宋体" w:cs="宋体"/>
                 <w:spacing w:val="3"/>
                 <w:position w:val="1"/>
                 <w:sz w:val="20"/>
@@ -1217,7 +1227,7 @@
             </w:r>
             <w:r>
               <w:rPr>
-                <w:rFonts w:ascii="宋体" w:hAnsi="宋体" w:cs="宋体" w:hint="eastAsia"/>
+                <w:rFonts w:hint="eastAsia" w:ascii="宋体" w:hAnsi="宋体" w:cs="宋体"/>
                 <w:spacing w:val="3"/>
                 <w:position w:val="1"/>
                 <w:sz w:val="20"/>
@@ -1247,18 +1257,18 @@
               <w:adjustRightInd w:val="0"/>
               <w:snapToGrid w:val="0"/>
               <w:spacing w:before="173" w:line="267" w:lineRule="exact"/>
-              <w:ind w:left="0" w:right="0" w:firstLine="0" w:leftChars="0" w:rightChars="0" w:firstLineChars="0"/>
+              <w:ind w:left="0" w:leftChars="0" w:right="0" w:rightChars="0" w:firstLine="0" w:firstLineChars="0"/>
               <w:jc w:val="center"/>
               <w:textAlignment w:val="baseline"/>
               <w:rPr>
-                <w:rFonts w:ascii="宋体" w:eastAsia="宋体" w:hAnsi="宋体" w:cs="宋体"/>
+                <w:rFonts w:ascii="宋体" w:hAnsi="宋体" w:eastAsia="宋体" w:cs="宋体"/>
                 <w:sz w:val="20"/>
                 <w:szCs w:val="20"/>
               </w:rPr>
             </w:pPr>
             <w:r>
               <w:rPr>
-                <w:rFonts w:ascii="宋体" w:eastAsia="宋体" w:hAnsi="宋体" w:cs="宋体"/>
+                <w:rFonts w:ascii="宋体" w:hAnsi="宋体" w:eastAsia="宋体" w:cs="宋体"/>
                 <w:spacing w:val="4"/>
                 <w:position w:val="1"/>
                 <w:sz w:val="20"/>
@@ -1287,18 +1297,18 @@
               <w:adjustRightInd w:val="0"/>
               <w:snapToGrid w:val="0"/>
               <w:spacing w:before="172" w:line="228" w:lineRule="auto"/>
-              <w:ind w:left="0" w:right="0" w:firstLine="0" w:leftChars="0" w:rightChars="0" w:firstLineChars="0"/>
+              <w:ind w:left="0" w:leftChars="0" w:right="0" w:rightChars="0" w:firstLine="0" w:firstLineChars="0"/>
               <w:jc w:val="center"/>
               <w:textAlignment w:val="baseline"/>
               <w:rPr>
-                <w:rFonts w:ascii="宋体" w:eastAsia="宋体" w:hAnsi="宋体" w:cs="宋体"/>
+                <w:rFonts w:ascii="宋体" w:hAnsi="宋体" w:eastAsia="宋体" w:cs="宋体"/>
                 <w:sz w:val="20"/>
                 <w:szCs w:val="20"/>
               </w:rPr>
             </w:pPr>
             <w:r>
               <w:rPr>
-                <w:rFonts w:ascii="宋体" w:eastAsia="宋体" w:hAnsi="宋体" w:cs="宋体"/>
+                <w:rFonts w:ascii="宋体" w:hAnsi="宋体" w:eastAsia="宋体" w:cs="宋体"/>
                 <w:spacing w:val="200"/>
                 <w:kern w:val="0"/>
                 <w:sz w:val="20"/>
@@ -1308,7 +1318,7 @@
             </w:r>
             <w:r>
               <w:rPr>
-                <w:rFonts w:ascii="宋体" w:eastAsia="宋体" w:hAnsi="宋体" w:cs="宋体"/>
+                <w:rFonts w:ascii="宋体" w:hAnsi="宋体" w:eastAsia="宋体" w:cs="宋体"/>
                 <w:spacing w:val="0"/>
                 <w:kern w:val="0"/>
                 <w:sz w:val="20"/>
@@ -1337,11 +1347,11 @@
               <w:adjustRightInd w:val="0"/>
               <w:snapToGrid w:val="0"/>
               <w:spacing w:before="173" w:line="229" w:lineRule="auto"/>
-              <w:ind w:left="0" w:right="0" w:firstLine="0" w:leftChars="0" w:rightChars="0" w:firstLineChars="0"/>
+              <w:ind w:left="0" w:leftChars="0" w:right="0" w:rightChars="0" w:firstLine="0" w:firstLineChars="0"/>
               <w:jc w:val="center"/>
               <w:textAlignment w:val="baseline"/>
               <w:rPr>
-                <w:rFonts w:ascii="宋体" w:eastAsia="宋体" w:hAnsi="宋体" w:cs="宋体"/>
+                <w:rFonts w:ascii="宋体" w:hAnsi="宋体" w:eastAsia="宋体" w:cs="宋体"/>
                 <w:spacing w:val="200"/>
                 <w:kern w:val="0"/>
                 <w:sz w:val="20"/>
@@ -1350,7 +1360,7 @@
             </w:pPr>
             <w:r>
               <w:rPr>
-                <w:rFonts w:asciiTheme="minorAscii" w:eastAsiaTheme="minorEastAsia" w:hAnsiTheme="minorAscii" w:hint="eastAsia"/>
+                <w:rFonts w:hint="eastAsia" w:asciiTheme="minorAscii" w:hAnsiTheme="minorAscii" w:eastAsiaTheme="minorEastAsia"/>
                 <w:spacing w:val="0"/>
                 <w:kern w:val="0"/>
                 <w:sz w:val="21"/>
@@ -1380,11 +1390,11 @@
               <w:adjustRightInd w:val="0"/>
               <w:snapToGrid w:val="0"/>
               <w:spacing w:before="172" w:line="228" w:lineRule="auto"/>
-              <w:ind w:left="0" w:right="0" w:firstLine="0" w:leftChars="0" w:rightChars="0" w:firstLineChars="0"/>
+              <w:ind w:left="0" w:leftChars="0" w:right="0" w:rightChars="0" w:firstLine="0" w:firstLineChars="0"/>
               <w:jc w:val="center"/>
               <w:textAlignment w:val="baseline"/>
               <w:rPr>
-                <w:rFonts w:ascii="宋体" w:eastAsia="宋体" w:hAnsi="宋体" w:cs="宋体"/>
+                <w:rFonts w:ascii="宋体" w:hAnsi="宋体" w:eastAsia="宋体" w:cs="宋体"/>
                 <w:spacing w:val="200"/>
                 <w:kern w:val="0"/>
                 <w:sz w:val="20"/>
@@ -1393,7 +1403,7 @@
             </w:pPr>
             <w:r>
               <w:rPr>
-                <w:rFonts w:ascii="宋体" w:eastAsia="宋体" w:hAnsi="宋体" w:cs="宋体" w:hint="eastAsia"/>
+                <w:rFonts w:hint="eastAsia" w:ascii="宋体" w:hAnsi="宋体" w:eastAsia="宋体" w:cs="宋体"/>
                 <w:spacing w:val="200"/>
                 <w:kern w:val="0"/>
                 <w:sz w:val="20"/>
@@ -1403,7 +1413,7 @@
             </w:r>
             <w:r>
               <w:rPr>
-                <w:rFonts w:asciiTheme="minorAscii" w:eastAsiaTheme="minorEastAsia" w:hAnsiTheme="minorAscii" w:hint="eastAsia"/>
+                <w:rFonts w:hint="eastAsia" w:asciiTheme="minorAscii" w:hAnsiTheme="minorAscii" w:eastAsiaTheme="minorEastAsia"/>
                 <w:spacing w:val="0"/>
                 <w:kern w:val="0"/>
                 <w:sz w:val="21"/>
@@ -1433,18 +1443,18 @@
               <w:adjustRightInd w:val="0"/>
               <w:snapToGrid w:val="0"/>
               <w:spacing w:before="173" w:line="229" w:lineRule="auto"/>
-              <w:ind w:left="0" w:right="0" w:firstLine="0" w:leftChars="0" w:rightChars="0" w:firstLineChars="0"/>
+              <w:ind w:left="0" w:leftChars="0" w:right="0" w:rightChars="0" w:firstLine="0" w:firstLineChars="0"/>
               <w:jc w:val="center"/>
               <w:textAlignment w:val="baseline"/>
               <w:rPr>
-                <w:rFonts w:ascii="宋体" w:eastAsia="宋体" w:hAnsi="宋体" w:cs="宋体"/>
+                <w:rFonts w:ascii="宋体" w:hAnsi="宋体" w:eastAsia="宋体" w:cs="宋体"/>
                 <w:sz w:val="20"/>
                 <w:szCs w:val="20"/>
               </w:rPr>
             </w:pPr>
             <w:r>
               <w:rPr>
-                <w:rFonts w:asciiTheme="minorAscii" w:eastAsiaTheme="minorEastAsia" w:hAnsiTheme="minorAscii" w:hint="eastAsia"/>
+                <w:rFonts w:hint="eastAsia" w:asciiTheme="minorAscii" w:hAnsiTheme="minorAscii" w:eastAsiaTheme="minorEastAsia"/>
                 <w:spacing w:val="0"/>
                 <w:kern w:val="0"/>
                 <w:sz w:val="21"/>
@@ -1458,9 +1468,14 @@
       </w:tr>
       <w:tr>
         <w:tblPrEx>
-          <w:tblW w:w="8214" w:type="dxa"/>
-          <w:jc w:val="center"/>
-          <w:tblLayout w:type="fixed"/>
+          <w:tblBorders>
+            <w:top w:val="single" w:color="000000" w:sz="2" w:space="0"/>
+            <w:left w:val="single" w:color="000000" w:sz="2" w:space="0"/>
+            <w:bottom w:val="single" w:color="000000" w:sz="2" w:space="0"/>
+            <w:right w:val="single" w:color="000000" w:sz="2" w:space="0"/>
+            <w:insideH w:val="single" w:color="000000" w:sz="2" w:space="0"/>
+            <w:insideV w:val="single" w:color="000000" w:sz="2" w:space="0"/>
+          </w:tblBorders>
           <w:tblCellMar>
             <w:top w:w="0" w:type="dxa"/>
             <w:left w:w="0" w:type="dxa"/>
@@ -1469,7 +1484,7 @@
           </w:tblCellMar>
         </w:tblPrEx>
         <w:trPr>
-          <w:trHeight w:val="556"/>
+          <w:trHeight w:val="556" w:hRule="atLeast"/>
           <w:jc w:val="center"/>
         </w:trPr>
         <w:tc>
@@ -1478,7 +1493,7 @@
           </w:tcPr>
           <w:p>
             <w:pPr>
-              <w:pStyle w:val="TableText"/>
+              <w:pStyle w:val="27"/>
               <w:keepNext w:val="0"/>
               <w:keepLines w:val="0"/>
               <w:pageBreakBefore w:val="0"/>
@@ -1491,7 +1506,7 @@
               <w:bidi w:val="0"/>
               <w:adjustRightInd w:val="0"/>
               <w:snapToGrid w:val="0"/>
-              <w:ind w:left="0" w:right="0" w:firstLine="0" w:leftChars="0" w:rightChars="0" w:firstLineChars="0"/>
+              <w:ind w:left="0" w:leftChars="0" w:right="0" w:rightChars="0" w:firstLine="0" w:firstLineChars="0"/>
               <w:jc w:val="center"/>
               <w:textAlignment w:val="baseline"/>
             </w:pPr>
@@ -1503,7 +1518,7 @@
           </w:tcPr>
           <w:p>
             <w:pPr>
-              <w:pStyle w:val="TableText"/>
+              <w:pStyle w:val="27"/>
               <w:keepNext w:val="0"/>
               <w:keepLines w:val="0"/>
               <w:pageBreakBefore w:val="0"/>
@@ -1516,7 +1531,7 @@
               <w:bidi w:val="0"/>
               <w:adjustRightInd w:val="0"/>
               <w:snapToGrid w:val="0"/>
-              <w:ind w:left="0" w:right="0" w:firstLine="0" w:leftChars="0" w:rightChars="0" w:firstLineChars="0"/>
+              <w:ind w:left="0" w:leftChars="0" w:right="0" w:rightChars="0" w:firstLine="0" w:firstLineChars="0"/>
               <w:jc w:val="center"/>
               <w:textAlignment w:val="baseline"/>
             </w:pPr>
@@ -1528,7 +1543,7 @@
           </w:tcPr>
           <w:p>
             <w:pPr>
-              <w:pStyle w:val="TableText"/>
+              <w:pStyle w:val="27"/>
               <w:keepNext w:val="0"/>
               <w:keepLines w:val="0"/>
               <w:pageBreakBefore w:val="0"/>
@@ -1541,7 +1556,7 @@
               <w:bidi w:val="0"/>
               <w:adjustRightInd w:val="0"/>
               <w:snapToGrid w:val="0"/>
-              <w:ind w:left="0" w:right="0" w:firstLine="0" w:leftChars="0" w:rightChars="0" w:firstLineChars="0"/>
+              <w:ind w:left="0" w:leftChars="0" w:right="0" w:rightChars="0" w:firstLine="0" w:firstLineChars="0"/>
               <w:jc w:val="center"/>
               <w:textAlignment w:val="baseline"/>
             </w:pPr>
@@ -1553,7 +1568,7 @@
           </w:tcPr>
           <w:p>
             <w:pPr>
-              <w:pStyle w:val="TableText"/>
+              <w:pStyle w:val="27"/>
               <w:keepNext w:val="0"/>
               <w:keepLines w:val="0"/>
               <w:pageBreakBefore w:val="0"/>
@@ -1566,7 +1581,7 @@
               <w:bidi w:val="0"/>
               <w:adjustRightInd w:val="0"/>
               <w:snapToGrid w:val="0"/>
-              <w:ind w:left="0" w:right="0" w:firstLine="0" w:leftChars="0" w:rightChars="0" w:firstLineChars="0"/>
+              <w:ind w:left="0" w:leftChars="0" w:right="0" w:rightChars="0" w:firstLine="0" w:firstLineChars="0"/>
               <w:jc w:val="center"/>
               <w:textAlignment w:val="baseline"/>
             </w:pPr>
@@ -1578,7 +1593,7 @@
           </w:tcPr>
           <w:p>
             <w:pPr>
-              <w:pStyle w:val="TableText"/>
+              <w:pStyle w:val="27"/>
               <w:keepNext w:val="0"/>
               <w:keepLines w:val="0"/>
               <w:pageBreakBefore w:val="0"/>
@@ -1591,7 +1606,7 @@
               <w:bidi w:val="0"/>
               <w:adjustRightInd w:val="0"/>
               <w:snapToGrid w:val="0"/>
-              <w:ind w:left="0" w:right="0" w:firstLine="0" w:leftChars="0" w:rightChars="0" w:firstLineChars="0"/>
+              <w:ind w:left="0" w:leftChars="0" w:right="0" w:rightChars="0" w:firstLine="0" w:firstLineChars="0"/>
               <w:jc w:val="center"/>
               <w:textAlignment w:val="baseline"/>
             </w:pPr>
@@ -1603,7 +1618,7 @@
           </w:tcPr>
           <w:p>
             <w:pPr>
-              <w:pStyle w:val="TableText"/>
+              <w:pStyle w:val="27"/>
               <w:keepNext w:val="0"/>
               <w:keepLines w:val="0"/>
               <w:pageBreakBefore w:val="0"/>
@@ -1616,7 +1631,7 @@
               <w:bidi w:val="0"/>
               <w:adjustRightInd w:val="0"/>
               <w:snapToGrid w:val="0"/>
-              <w:ind w:left="0" w:right="0" w:firstLine="0" w:leftChars="0" w:rightChars="0" w:firstLineChars="0"/>
+              <w:ind w:left="0" w:leftChars="0" w:right="0" w:rightChars="0" w:firstLine="0" w:firstLineChars="0"/>
               <w:jc w:val="center"/>
               <w:textAlignment w:val="baseline"/>
             </w:pPr>
@@ -1625,9 +1640,14 @@
       </w:tr>
       <w:tr>
         <w:tblPrEx>
-          <w:tblW w:w="8214" w:type="dxa"/>
-          <w:jc w:val="center"/>
-          <w:tblLayout w:type="fixed"/>
+          <w:tblBorders>
+            <w:top w:val="single" w:color="000000" w:sz="2" w:space="0"/>
+            <w:left w:val="single" w:color="000000" w:sz="2" w:space="0"/>
+            <w:bottom w:val="single" w:color="000000" w:sz="2" w:space="0"/>
+            <w:right w:val="single" w:color="000000" w:sz="2" w:space="0"/>
+            <w:insideH w:val="single" w:color="000000" w:sz="2" w:space="0"/>
+            <w:insideV w:val="single" w:color="000000" w:sz="2" w:space="0"/>
+          </w:tblBorders>
           <w:tblCellMar>
             <w:top w:w="0" w:type="dxa"/>
             <w:left w:w="0" w:type="dxa"/>
@@ -1636,7 +1656,7 @@
           </w:tblCellMar>
         </w:tblPrEx>
         <w:trPr>
-          <w:trHeight w:val="556"/>
+          <w:trHeight w:val="556" w:hRule="atLeast"/>
           <w:jc w:val="center"/>
         </w:trPr>
         <w:tc>
@@ -1645,7 +1665,7 @@
           </w:tcPr>
           <w:p>
             <w:pPr>
-              <w:pStyle w:val="TableText"/>
+              <w:pStyle w:val="27"/>
               <w:keepNext w:val="0"/>
               <w:keepLines w:val="0"/>
               <w:pageBreakBefore w:val="0"/>
@@ -1658,7 +1678,7 @@
               <w:bidi w:val="0"/>
               <w:adjustRightInd w:val="0"/>
               <w:snapToGrid w:val="0"/>
-              <w:ind w:left="0" w:right="0" w:firstLine="0" w:leftChars="0" w:rightChars="0" w:firstLineChars="0"/>
+              <w:ind w:left="0" w:leftChars="0" w:right="0" w:rightChars="0" w:firstLine="0" w:firstLineChars="0"/>
               <w:jc w:val="center"/>
               <w:textAlignment w:val="baseline"/>
             </w:pPr>
@@ -1670,7 +1690,7 @@
           </w:tcPr>
           <w:p>
             <w:pPr>
-              <w:pStyle w:val="TableText"/>
+              <w:pStyle w:val="27"/>
               <w:keepNext w:val="0"/>
               <w:keepLines w:val="0"/>
               <w:pageBreakBefore w:val="0"/>
@@ -1683,7 +1703,7 @@
               <w:bidi w:val="0"/>
               <w:adjustRightInd w:val="0"/>
               <w:snapToGrid w:val="0"/>
-              <w:ind w:left="0" w:right="0" w:firstLine="0" w:leftChars="0" w:rightChars="0" w:firstLineChars="0"/>
+              <w:ind w:left="0" w:leftChars="0" w:right="0" w:rightChars="0" w:firstLine="0" w:firstLineChars="0"/>
               <w:jc w:val="center"/>
               <w:textAlignment w:val="baseline"/>
             </w:pPr>
@@ -1695,7 +1715,7 @@
           </w:tcPr>
           <w:p>
             <w:pPr>
-              <w:pStyle w:val="TableText"/>
+              <w:pStyle w:val="27"/>
               <w:keepNext w:val="0"/>
               <w:keepLines w:val="0"/>
               <w:pageBreakBefore w:val="0"/>
@@ -1708,7 +1728,7 @@
               <w:bidi w:val="0"/>
               <w:adjustRightInd w:val="0"/>
               <w:snapToGrid w:val="0"/>
-              <w:ind w:left="0" w:right="0" w:firstLine="0" w:leftChars="0" w:rightChars="0" w:firstLineChars="0"/>
+              <w:ind w:left="0" w:leftChars="0" w:right="0" w:rightChars="0" w:firstLine="0" w:firstLineChars="0"/>
               <w:jc w:val="center"/>
               <w:textAlignment w:val="baseline"/>
             </w:pPr>
@@ -1720,7 +1740,7 @@
           </w:tcPr>
           <w:p>
             <w:pPr>
-              <w:pStyle w:val="TableText"/>
+              <w:pStyle w:val="27"/>
               <w:keepNext w:val="0"/>
               <w:keepLines w:val="0"/>
               <w:pageBreakBefore w:val="0"/>
@@ -1733,7 +1753,7 @@
               <w:bidi w:val="0"/>
               <w:adjustRightInd w:val="0"/>
               <w:snapToGrid w:val="0"/>
-              <w:ind w:left="0" w:right="0" w:firstLine="0" w:leftChars="0" w:rightChars="0" w:firstLineChars="0"/>
+              <w:ind w:left="0" w:leftChars="0" w:right="0" w:rightChars="0" w:firstLine="0" w:firstLineChars="0"/>
               <w:jc w:val="center"/>
               <w:textAlignment w:val="baseline"/>
             </w:pPr>
@@ -1745,7 +1765,7 @@
           </w:tcPr>
           <w:p>
             <w:pPr>
-              <w:pStyle w:val="TableText"/>
+              <w:pStyle w:val="27"/>
               <w:keepNext w:val="0"/>
               <w:keepLines w:val="0"/>
               <w:pageBreakBefore w:val="0"/>
@@ -1758,7 +1778,7 @@
               <w:bidi w:val="0"/>
               <w:adjustRightInd w:val="0"/>
               <w:snapToGrid w:val="0"/>
-              <w:ind w:left="0" w:right="0" w:firstLine="0" w:leftChars="0" w:rightChars="0" w:firstLineChars="0"/>
+              <w:ind w:left="0" w:leftChars="0" w:right="0" w:rightChars="0" w:firstLine="0" w:firstLineChars="0"/>
               <w:jc w:val="center"/>
               <w:textAlignment w:val="baseline"/>
             </w:pPr>
@@ -1770,7 +1790,7 @@
           </w:tcPr>
           <w:p>
             <w:pPr>
-              <w:pStyle w:val="TableText"/>
+              <w:pStyle w:val="27"/>
               <w:keepNext w:val="0"/>
               <w:keepLines w:val="0"/>
               <w:pageBreakBefore w:val="0"/>
@@ -1783,7 +1803,7 @@
               <w:bidi w:val="0"/>
               <w:adjustRightInd w:val="0"/>
               <w:snapToGrid w:val="0"/>
-              <w:ind w:left="0" w:right="0" w:firstLine="0" w:leftChars="0" w:rightChars="0" w:firstLineChars="0"/>
+              <w:ind w:left="0" w:leftChars="0" w:right="0" w:rightChars="0" w:firstLine="0" w:firstLineChars="0"/>
               <w:jc w:val="center"/>
               <w:textAlignment w:val="baseline"/>
             </w:pPr>
@@ -1792,9 +1812,14 @@
       </w:tr>
       <w:tr>
         <w:tblPrEx>
-          <w:tblW w:w="8214" w:type="dxa"/>
-          <w:jc w:val="center"/>
-          <w:tblLayout w:type="fixed"/>
+          <w:tblBorders>
+            <w:top w:val="single" w:color="000000" w:sz="2" w:space="0"/>
+            <w:left w:val="single" w:color="000000" w:sz="2" w:space="0"/>
+            <w:bottom w:val="single" w:color="000000" w:sz="2" w:space="0"/>
+            <w:right w:val="single" w:color="000000" w:sz="2" w:space="0"/>
+            <w:insideH w:val="single" w:color="000000" w:sz="2" w:space="0"/>
+            <w:insideV w:val="single" w:color="000000" w:sz="2" w:space="0"/>
+          </w:tblBorders>
           <w:tblCellMar>
             <w:top w:w="0" w:type="dxa"/>
             <w:left w:w="0" w:type="dxa"/>
@@ -1803,7 +1828,7 @@
           </w:tblCellMar>
         </w:tblPrEx>
         <w:trPr>
-          <w:trHeight w:val="557"/>
+          <w:trHeight w:val="557" w:hRule="atLeast"/>
           <w:jc w:val="center"/>
         </w:trPr>
         <w:tc>
@@ -1812,7 +1837,7 @@
           </w:tcPr>
           <w:p>
             <w:pPr>
-              <w:pStyle w:val="TableText"/>
+              <w:pStyle w:val="27"/>
               <w:keepNext w:val="0"/>
               <w:keepLines w:val="0"/>
               <w:pageBreakBefore w:val="0"/>
@@ -1825,7 +1850,7 @@
               <w:bidi w:val="0"/>
               <w:adjustRightInd w:val="0"/>
               <w:snapToGrid w:val="0"/>
-              <w:ind w:left="0" w:right="0" w:firstLine="0" w:leftChars="0" w:rightChars="0" w:firstLineChars="0"/>
+              <w:ind w:left="0" w:leftChars="0" w:right="0" w:rightChars="0" w:firstLine="0" w:firstLineChars="0"/>
               <w:jc w:val="center"/>
               <w:textAlignment w:val="baseline"/>
             </w:pPr>
@@ -1837,7 +1862,7 @@
           </w:tcPr>
           <w:p>
             <w:pPr>
-              <w:pStyle w:val="TableText"/>
+              <w:pStyle w:val="27"/>
               <w:keepNext w:val="0"/>
               <w:keepLines w:val="0"/>
               <w:pageBreakBefore w:val="0"/>
@@ -1850,7 +1875,7 @@
               <w:bidi w:val="0"/>
               <w:adjustRightInd w:val="0"/>
               <w:snapToGrid w:val="0"/>
-              <w:ind w:left="0" w:right="0" w:firstLine="0" w:leftChars="0" w:rightChars="0" w:firstLineChars="0"/>
+              <w:ind w:left="0" w:leftChars="0" w:right="0" w:rightChars="0" w:firstLine="0" w:firstLineChars="0"/>
               <w:jc w:val="center"/>
               <w:textAlignment w:val="baseline"/>
             </w:pPr>
@@ -1862,7 +1887,7 @@
           </w:tcPr>
           <w:p>
             <w:pPr>
-              <w:pStyle w:val="TableText"/>
+              <w:pStyle w:val="27"/>
               <w:keepNext w:val="0"/>
               <w:keepLines w:val="0"/>
               <w:pageBreakBefore w:val="0"/>
@@ -1875,7 +1900,7 @@
               <w:bidi w:val="0"/>
               <w:adjustRightInd w:val="0"/>
               <w:snapToGrid w:val="0"/>
-              <w:ind w:left="0" w:right="0" w:firstLine="0" w:leftChars="0" w:rightChars="0" w:firstLineChars="0"/>
+              <w:ind w:left="0" w:leftChars="0" w:right="0" w:rightChars="0" w:firstLine="0" w:firstLineChars="0"/>
               <w:jc w:val="center"/>
               <w:textAlignment w:val="baseline"/>
             </w:pPr>
@@ -1887,7 +1912,7 @@
           </w:tcPr>
           <w:p>
             <w:pPr>
-              <w:pStyle w:val="TableText"/>
+              <w:pStyle w:val="27"/>
               <w:keepNext w:val="0"/>
               <w:keepLines w:val="0"/>
               <w:pageBreakBefore w:val="0"/>
@@ -1900,7 +1925,7 @@
               <w:bidi w:val="0"/>
               <w:adjustRightInd w:val="0"/>
               <w:snapToGrid w:val="0"/>
-              <w:ind w:left="0" w:right="0" w:firstLine="0" w:leftChars="0" w:rightChars="0" w:firstLineChars="0"/>
+              <w:ind w:left="0" w:leftChars="0" w:right="0" w:rightChars="0" w:firstLine="0" w:firstLineChars="0"/>
               <w:jc w:val="center"/>
               <w:textAlignment w:val="baseline"/>
             </w:pPr>
@@ -1912,7 +1937,7 @@
           </w:tcPr>
           <w:p>
             <w:pPr>
-              <w:pStyle w:val="TableText"/>
+              <w:pStyle w:val="27"/>
               <w:keepNext w:val="0"/>
               <w:keepLines w:val="0"/>
               <w:pageBreakBefore w:val="0"/>
@@ -1925,7 +1950,7 @@
               <w:bidi w:val="0"/>
               <w:adjustRightInd w:val="0"/>
               <w:snapToGrid w:val="0"/>
-              <w:ind w:left="0" w:right="0" w:firstLine="0" w:leftChars="0" w:rightChars="0" w:firstLineChars="0"/>
+              <w:ind w:left="0" w:leftChars="0" w:right="0" w:rightChars="0" w:firstLine="0" w:firstLineChars="0"/>
               <w:jc w:val="center"/>
               <w:textAlignment w:val="baseline"/>
             </w:pPr>
@@ -1937,7 +1962,7 @@
           </w:tcPr>
           <w:p>
             <w:pPr>
-              <w:pStyle w:val="TableText"/>
+              <w:pStyle w:val="27"/>
               <w:keepNext w:val="0"/>
               <w:keepLines w:val="0"/>
               <w:pageBreakBefore w:val="0"/>
@@ -1950,7 +1975,7 @@
               <w:bidi w:val="0"/>
               <w:adjustRightInd w:val="0"/>
               <w:snapToGrid w:val="0"/>
-              <w:ind w:left="0" w:right="0" w:firstLine="0" w:leftChars="0" w:rightChars="0" w:firstLineChars="0"/>
+              <w:ind w:left="0" w:leftChars="0" w:right="0" w:rightChars="0" w:firstLine="0" w:firstLineChars="0"/>
               <w:jc w:val="center"/>
               <w:textAlignment w:val="baseline"/>
             </w:pPr>
@@ -1982,7 +2007,7 @@
     <w:sdt>
       <w:sdtPr>
         <w:rPr>
-          <w:rFonts w:ascii="宋体" w:eastAsia="宋体" w:hAnsi="宋体" w:cs="宋体" w:hint="eastAsia"/>
+          <w:rFonts w:hint="eastAsia" w:ascii="宋体" w:hAnsi="宋体" w:eastAsia="宋体" w:cs="宋体"/>
           <w:snapToGrid w:val="0"/>
           <w:color w:val="000000"/>
           <w:kern w:val="0"/>
@@ -1998,7 +2023,7 @@
       </w:sdtPr>
       <w:sdtEndPr>
         <w:rPr>
-          <w:rFonts w:ascii="宋体" w:eastAsia="宋体" w:hAnsi="宋体" w:cs="宋体" w:hint="eastAsia"/>
+          <w:rFonts w:hint="eastAsia" w:ascii="宋体" w:hAnsi="宋体" w:eastAsia="宋体" w:cs="宋体"/>
           <w:snapToGrid w:val="0"/>
           <w:color w:val="000000"/>
           <w:kern w:val="0"/>
@@ -2024,18 +2049,18 @@
             <w:adjustRightInd w:val="0"/>
             <w:snapToGrid w:val="0"/>
             <w:spacing w:before="0" w:beforeLines="0" w:after="0" w:afterLines="0" w:line="312" w:lineRule="auto"/>
-            <w:ind w:left="0" w:right="0" w:firstLine="0" w:leftChars="0" w:rightChars="0" w:firstLineChars="0"/>
+            <w:ind w:left="0" w:leftChars="0" w:right="0" w:rightChars="0" w:firstLine="0" w:firstLineChars="0"/>
             <w:jc w:val="center"/>
             <w:textAlignment w:val="baseline"/>
             <w:rPr>
-              <w:rFonts w:ascii="宋体" w:eastAsia="宋体" w:hAnsi="宋体" w:cs="宋体" w:hint="eastAsia"/>
+              <w:rFonts w:hint="eastAsia" w:ascii="宋体" w:hAnsi="宋体" w:eastAsia="宋体" w:cs="宋体"/>
               <w:sz w:val="24"/>
               <w:szCs w:val="24"/>
             </w:rPr>
           </w:pPr>
           <w:r>
             <w:rPr>
-              <w:rFonts w:ascii="宋体" w:eastAsia="宋体" w:hAnsi="宋体" w:cs="宋体" w:hint="eastAsia"/>
+              <w:rFonts w:hint="eastAsia" w:ascii="宋体" w:hAnsi="宋体" w:eastAsia="宋体" w:cs="宋体"/>
               <w:sz w:val="24"/>
               <w:szCs w:val="24"/>
             </w:rPr>
@@ -2044,14 +2069,14 @@
         </w:p>
         <w:p>
           <w:pPr>
-            <w:pStyle w:val="TOC1"/>
+            <w:pStyle w:val="16"/>
             <w:tabs>
               <w:tab w:val="right" w:leader="dot" w:pos="8306"/>
             </w:tabs>
           </w:pPr>
           <w:r>
             <w:rPr>
-              <w:rFonts w:ascii="宋体" w:eastAsia="宋体" w:hAnsi="宋体" w:cs="宋体" w:hint="eastAsia"/>
+              <w:rFonts w:hint="eastAsia" w:ascii="宋体" w:hAnsi="宋体" w:eastAsia="宋体" w:cs="宋体"/>
               <w:sz w:val="24"/>
               <w:szCs w:val="24"/>
             </w:rPr>
@@ -2059,7 +2084,7 @@
           </w:r>
           <w:r>
             <w:rPr>
-              <w:rFonts w:ascii="宋体" w:eastAsia="宋体" w:hAnsi="宋体" w:cs="宋体" w:hint="eastAsia"/>
+              <w:rFonts w:hint="eastAsia" w:ascii="宋体" w:hAnsi="宋体" w:eastAsia="宋体" w:cs="宋体"/>
               <w:sz w:val="24"/>
               <w:szCs w:val="24"/>
             </w:rPr>
@@ -2067,7 +2092,7 @@
           </w:r>
           <w:r>
             <w:rPr>
-              <w:rFonts w:ascii="宋体" w:eastAsia="宋体" w:hAnsi="宋体" w:cs="宋体" w:hint="eastAsia"/>
+              <w:rFonts w:hint="eastAsia" w:ascii="宋体" w:hAnsi="宋体" w:eastAsia="宋体" w:cs="宋体"/>
               <w:sz w:val="24"/>
               <w:szCs w:val="24"/>
             </w:rPr>
@@ -2075,21 +2100,21 @@
           </w:r>
           <w:r>
             <w:rPr>
-              <w:rFonts w:ascii="宋体" w:eastAsia="宋体" w:hAnsi="宋体" w:cs="宋体" w:hint="eastAsia"/>
+              <w:rFonts w:hint="eastAsia" w:ascii="宋体" w:hAnsi="宋体" w:eastAsia="宋体" w:cs="宋体"/>
               <w:szCs w:val="24"/>
             </w:rPr>
             <w:fldChar w:fldCharType="begin"/>
           </w:r>
           <w:r>
             <w:rPr>
-              <w:rFonts w:ascii="宋体" w:eastAsia="宋体" w:hAnsi="宋体" w:cs="宋体" w:hint="eastAsia"/>
-              <w:szCs w:val="24"/>
-            </w:rPr>
-            <w:instrText xml:space="preserve"> HYPERLINK \l _Toc15925 </w:instrText>
-          </w:r>
-          <w:r>
-            <w:rPr>
-              <w:rFonts w:ascii="宋体" w:eastAsia="宋体" w:hAnsi="宋体" w:cs="宋体" w:hint="eastAsia"/>
+              <w:rFonts w:hint="eastAsia" w:ascii="宋体" w:hAnsi="宋体" w:eastAsia="宋体" w:cs="宋体"/>
+              <w:szCs w:val="24"/>
+            </w:rPr>
+            <w:instrText xml:space="preserve"> HYPERLINK \l _Toc7501 </w:instrText>
+          </w:r>
+          <w:r>
+            <w:rPr>
+              <w:rFonts w:hint="eastAsia" w:ascii="宋体" w:hAnsi="宋体" w:eastAsia="宋体" w:cs="宋体"/>
               <w:szCs w:val="24"/>
             </w:rPr>
             <w:fldChar w:fldCharType="separate"/>
@@ -2108,7 +2133,7 @@
             <w:fldChar w:fldCharType="begin"/>
           </w:r>
           <w:r>
-            <w:instrText xml:space="preserve"> PAGEREF _Toc15925 \h </w:instrText>
+            <w:instrText xml:space="preserve"> PAGEREF _Toc7501 \h </w:instrText>
           </w:r>
           <w:r>
             <w:fldChar w:fldCharType="separate"/>
@@ -2121,7 +2146,7 @@
           </w:r>
           <w:r>
             <w:rPr>
-              <w:rFonts w:ascii="宋体" w:eastAsia="宋体" w:hAnsi="宋体" w:cs="宋体" w:hint="eastAsia"/>
+              <w:rFonts w:hint="eastAsia" w:ascii="宋体" w:hAnsi="宋体" w:eastAsia="宋体" w:cs="宋体"/>
               <w:szCs w:val="24"/>
             </w:rPr>
             <w:fldChar w:fldCharType="end"/>
@@ -2129,28 +2154,28 @@
         </w:p>
         <w:p>
           <w:pPr>
-            <w:pStyle w:val="TOC1"/>
+            <w:pStyle w:val="16"/>
             <w:tabs>
               <w:tab w:val="right" w:leader="dot" w:pos="8306"/>
             </w:tabs>
           </w:pPr>
           <w:r>
             <w:rPr>
-              <w:rFonts w:ascii="宋体" w:eastAsia="宋体" w:hAnsi="宋体" w:cs="宋体" w:hint="eastAsia"/>
+              <w:rFonts w:hint="eastAsia" w:ascii="宋体" w:hAnsi="宋体" w:eastAsia="宋体" w:cs="宋体"/>
               <w:szCs w:val="24"/>
             </w:rPr>
             <w:fldChar w:fldCharType="begin"/>
           </w:r>
           <w:r>
             <w:rPr>
-              <w:rFonts w:ascii="宋体" w:eastAsia="宋体" w:hAnsi="宋体" w:cs="宋体" w:hint="eastAsia"/>
-              <w:szCs w:val="24"/>
-            </w:rPr>
-            <w:instrText xml:space="preserve"> HYPERLINK \l _Toc11832 </w:instrText>
-          </w:r>
-          <w:r>
-            <w:rPr>
-              <w:rFonts w:ascii="宋体" w:eastAsia="宋体" w:hAnsi="宋体" w:cs="宋体" w:hint="eastAsia"/>
+              <w:rFonts w:hint="eastAsia" w:ascii="宋体" w:hAnsi="宋体" w:eastAsia="宋体" w:cs="宋体"/>
+              <w:szCs w:val="24"/>
+            </w:rPr>
+            <w:instrText xml:space="preserve"> HYPERLINK \l _Toc5877 </w:instrText>
+          </w:r>
+          <w:r>
+            <w:rPr>
+              <w:rFonts w:hint="eastAsia" w:ascii="宋体" w:hAnsi="宋体" w:eastAsia="宋体" w:cs="宋体"/>
               <w:szCs w:val="24"/>
             </w:rPr>
             <w:fldChar w:fldCharType="separate"/>
@@ -2169,7 +2194,7 @@
             <w:fldChar w:fldCharType="begin"/>
           </w:r>
           <w:r>
-            <w:instrText xml:space="preserve"> PAGEREF _Toc11832 \h </w:instrText>
+            <w:instrText xml:space="preserve"> PAGEREF _Toc5877 \h </w:instrText>
           </w:r>
           <w:r>
             <w:fldChar w:fldCharType="separate"/>
@@ -2182,7 +2207,7 @@
           </w:r>
           <w:r>
             <w:rPr>
-              <w:rFonts w:ascii="宋体" w:eastAsia="宋体" w:hAnsi="宋体" w:cs="宋体" w:hint="eastAsia"/>
+              <w:rFonts w:hint="eastAsia" w:ascii="宋体" w:hAnsi="宋体" w:eastAsia="宋体" w:cs="宋体"/>
               <w:szCs w:val="24"/>
             </w:rPr>
             <w:fldChar w:fldCharType="end"/>
@@ -2190,28 +2215,28 @@
         </w:p>
         <w:p>
           <w:pPr>
-            <w:pStyle w:val="TOC1"/>
+            <w:pStyle w:val="16"/>
             <w:tabs>
               <w:tab w:val="right" w:leader="dot" w:pos="8306"/>
             </w:tabs>
           </w:pPr>
           <w:r>
             <w:rPr>
-              <w:rFonts w:ascii="宋体" w:eastAsia="宋体" w:hAnsi="宋体" w:cs="宋体" w:hint="eastAsia"/>
+              <w:rFonts w:hint="eastAsia" w:ascii="宋体" w:hAnsi="宋体" w:eastAsia="宋体" w:cs="宋体"/>
               <w:szCs w:val="24"/>
             </w:rPr>
             <w:fldChar w:fldCharType="begin"/>
           </w:r>
           <w:r>
             <w:rPr>
-              <w:rFonts w:ascii="宋体" w:eastAsia="宋体" w:hAnsi="宋体" w:cs="宋体" w:hint="eastAsia"/>
-              <w:szCs w:val="24"/>
-            </w:rPr>
-            <w:instrText xml:space="preserve"> HYPERLINK \l _Toc18055 </w:instrText>
-          </w:r>
-          <w:r>
-            <w:rPr>
-              <w:rFonts w:ascii="宋体" w:eastAsia="宋体" w:hAnsi="宋体" w:cs="宋体" w:hint="eastAsia"/>
+              <w:rFonts w:hint="eastAsia" w:ascii="宋体" w:hAnsi="宋体" w:eastAsia="宋体" w:cs="宋体"/>
+              <w:szCs w:val="24"/>
+            </w:rPr>
+            <w:instrText xml:space="preserve"> HYPERLINK \l _Toc22007 </w:instrText>
+          </w:r>
+          <w:r>
+            <w:rPr>
+              <w:rFonts w:hint="eastAsia" w:ascii="宋体" w:hAnsi="宋体" w:eastAsia="宋体" w:cs="宋体"/>
               <w:szCs w:val="24"/>
             </w:rPr>
             <w:fldChar w:fldCharType="separate"/>
@@ -2237,7 +2262,7 @@
             <w:fldChar w:fldCharType="begin"/>
           </w:r>
           <w:r>
-            <w:instrText xml:space="preserve"> PAGEREF _Toc18055 \h </w:instrText>
+            <w:instrText xml:space="preserve"> PAGEREF _Toc22007 \h </w:instrText>
           </w:r>
           <w:r>
             <w:fldChar w:fldCharType="separate"/>
@@ -2250,7 +2275,7 @@
           </w:r>
           <w:r>
             <w:rPr>
-              <w:rFonts w:ascii="宋体" w:eastAsia="宋体" w:hAnsi="宋体" w:cs="宋体" w:hint="eastAsia"/>
+              <w:rFonts w:hint="eastAsia" w:ascii="宋体" w:hAnsi="宋体" w:eastAsia="宋体" w:cs="宋体"/>
               <w:szCs w:val="24"/>
             </w:rPr>
             <w:fldChar w:fldCharType="end"/>
@@ -2258,28 +2283,28 @@
         </w:p>
         <w:p>
           <w:pPr>
-            <w:pStyle w:val="TOC1"/>
+            <w:pStyle w:val="16"/>
             <w:tabs>
               <w:tab w:val="right" w:leader="dot" w:pos="8306"/>
             </w:tabs>
           </w:pPr>
           <w:r>
             <w:rPr>
-              <w:rFonts w:ascii="宋体" w:eastAsia="宋体" w:hAnsi="宋体" w:cs="宋体" w:hint="eastAsia"/>
+              <w:rFonts w:hint="eastAsia" w:ascii="宋体" w:hAnsi="宋体" w:eastAsia="宋体" w:cs="宋体"/>
               <w:szCs w:val="24"/>
             </w:rPr>
             <w:fldChar w:fldCharType="begin"/>
           </w:r>
           <w:r>
             <w:rPr>
-              <w:rFonts w:ascii="宋体" w:eastAsia="宋体" w:hAnsi="宋体" w:cs="宋体" w:hint="eastAsia"/>
-              <w:szCs w:val="24"/>
-            </w:rPr>
-            <w:instrText xml:space="preserve"> HYPERLINK \l _Toc15364 </w:instrText>
-          </w:r>
-          <w:r>
-            <w:rPr>
-              <w:rFonts w:ascii="宋体" w:eastAsia="宋体" w:hAnsi="宋体" w:cs="宋体" w:hint="eastAsia"/>
+              <w:rFonts w:hint="eastAsia" w:ascii="宋体" w:hAnsi="宋体" w:eastAsia="宋体" w:cs="宋体"/>
+              <w:szCs w:val="24"/>
+            </w:rPr>
+            <w:instrText xml:space="preserve"> HYPERLINK \l _Toc23985 </w:instrText>
+          </w:r>
+          <w:r>
+            <w:rPr>
+              <w:rFonts w:hint="eastAsia" w:ascii="宋体" w:hAnsi="宋体" w:eastAsia="宋体" w:cs="宋体"/>
               <w:szCs w:val="24"/>
             </w:rPr>
             <w:fldChar w:fldCharType="separate"/>
@@ -2305,7 +2330,7 @@
             <w:fldChar w:fldCharType="begin"/>
           </w:r>
           <w:r>
-            <w:instrText xml:space="preserve"> PAGEREF _Toc15364 \h </w:instrText>
+            <w:instrText xml:space="preserve"> PAGEREF _Toc23985 \h </w:instrText>
           </w:r>
           <w:r>
             <w:fldChar w:fldCharType="separate"/>
@@ -2318,7 +2343,7 @@
           </w:r>
           <w:r>
             <w:rPr>
-              <w:rFonts w:ascii="宋体" w:eastAsia="宋体" w:hAnsi="宋体" w:cs="宋体" w:hint="eastAsia"/>
+              <w:rFonts w:hint="eastAsia" w:ascii="宋体" w:hAnsi="宋体" w:eastAsia="宋体" w:cs="宋体"/>
               <w:szCs w:val="24"/>
             </w:rPr>
             <w:fldChar w:fldCharType="end"/>
@@ -2326,28 +2351,28 @@
         </w:p>
         <w:p>
           <w:pPr>
-            <w:pStyle w:val="TOC2"/>
+            <w:pStyle w:val="17"/>
             <w:tabs>
               <w:tab w:val="right" w:leader="dot" w:pos="8306"/>
             </w:tabs>
           </w:pPr>
           <w:r>
             <w:rPr>
-              <w:rFonts w:ascii="宋体" w:eastAsia="宋体" w:hAnsi="宋体" w:cs="宋体" w:hint="eastAsia"/>
+              <w:rFonts w:hint="eastAsia" w:ascii="宋体" w:hAnsi="宋体" w:eastAsia="宋体" w:cs="宋体"/>
               <w:szCs w:val="24"/>
             </w:rPr>
             <w:fldChar w:fldCharType="begin"/>
           </w:r>
           <w:r>
             <w:rPr>
-              <w:rFonts w:ascii="宋体" w:eastAsia="宋体" w:hAnsi="宋体" w:cs="宋体" w:hint="eastAsia"/>
-              <w:szCs w:val="24"/>
-            </w:rPr>
-            <w:instrText xml:space="preserve"> HYPERLINK \l _Toc31230 </w:instrText>
-          </w:r>
-          <w:r>
-            <w:rPr>
-              <w:rFonts w:ascii="宋体" w:eastAsia="宋体" w:hAnsi="宋体" w:cs="宋体" w:hint="eastAsia"/>
+              <w:rFonts w:hint="eastAsia" w:ascii="宋体" w:hAnsi="宋体" w:eastAsia="宋体" w:cs="宋体"/>
+              <w:szCs w:val="24"/>
+            </w:rPr>
+            <w:instrText xml:space="preserve"> HYPERLINK \l _Toc24114 </w:instrText>
+          </w:r>
+          <w:r>
+            <w:rPr>
+              <w:rFonts w:hint="eastAsia" w:ascii="宋体" w:hAnsi="宋体" w:eastAsia="宋体" w:cs="宋体"/>
               <w:szCs w:val="24"/>
             </w:rPr>
             <w:fldChar w:fldCharType="separate"/>
@@ -2373,7 +2398,7 @@
             <w:fldChar w:fldCharType="begin"/>
           </w:r>
           <w:r>
-            <w:instrText xml:space="preserve"> PAGEREF _Toc31230 \h </w:instrText>
+            <w:instrText xml:space="preserve"> PAGEREF _Toc24114 \h </w:instrText>
           </w:r>
           <w:r>
             <w:fldChar w:fldCharType="separate"/>
@@ -2386,7 +2411,7 @@
           </w:r>
           <w:r>
             <w:rPr>
-              <w:rFonts w:ascii="宋体" w:eastAsia="宋体" w:hAnsi="宋体" w:cs="宋体" w:hint="eastAsia"/>
+              <w:rFonts w:hint="eastAsia" w:ascii="宋体" w:hAnsi="宋体" w:eastAsia="宋体" w:cs="宋体"/>
               <w:szCs w:val="24"/>
             </w:rPr>
             <w:fldChar w:fldCharType="end"/>
@@ -2394,28 +2419,28 @@
         </w:p>
         <w:p>
           <w:pPr>
-            <w:pStyle w:val="TOC2"/>
+            <w:pStyle w:val="17"/>
             <w:tabs>
               <w:tab w:val="right" w:leader="dot" w:pos="8306"/>
             </w:tabs>
           </w:pPr>
           <w:r>
             <w:rPr>
-              <w:rFonts w:ascii="宋体" w:eastAsia="宋体" w:hAnsi="宋体" w:cs="宋体" w:hint="eastAsia"/>
+              <w:rFonts w:hint="eastAsia" w:ascii="宋体" w:hAnsi="宋体" w:eastAsia="宋体" w:cs="宋体"/>
               <w:szCs w:val="24"/>
             </w:rPr>
             <w:fldChar w:fldCharType="begin"/>
           </w:r>
           <w:r>
             <w:rPr>
-              <w:rFonts w:ascii="宋体" w:eastAsia="宋体" w:hAnsi="宋体" w:cs="宋体" w:hint="eastAsia"/>
-              <w:szCs w:val="24"/>
-            </w:rPr>
-            <w:instrText xml:space="preserve"> HYPERLINK \l _Toc6063 </w:instrText>
-          </w:r>
-          <w:r>
-            <w:rPr>
-              <w:rFonts w:ascii="宋体" w:eastAsia="宋体" w:hAnsi="宋体" w:cs="宋体" w:hint="eastAsia"/>
+              <w:rFonts w:hint="eastAsia" w:ascii="宋体" w:hAnsi="宋体" w:eastAsia="宋体" w:cs="宋体"/>
+              <w:szCs w:val="24"/>
+            </w:rPr>
+            <w:instrText xml:space="preserve"> HYPERLINK \l _Toc9173 </w:instrText>
+          </w:r>
+          <w:r>
+            <w:rPr>
+              <w:rFonts w:hint="eastAsia" w:ascii="宋体" w:hAnsi="宋体" w:eastAsia="宋体" w:cs="宋体"/>
               <w:szCs w:val="24"/>
             </w:rPr>
             <w:fldChar w:fldCharType="separate"/>
@@ -2441,7 +2466,7 @@
             <w:fldChar w:fldCharType="begin"/>
           </w:r>
           <w:r>
-            <w:instrText xml:space="preserve"> PAGEREF _Toc6063 \h </w:instrText>
+            <w:instrText xml:space="preserve"> PAGEREF _Toc9173 \h </w:instrText>
           </w:r>
           <w:r>
             <w:fldChar w:fldCharType="separate"/>
@@ -2454,7 +2479,7 @@
           </w:r>
           <w:r>
             <w:rPr>
-              <w:rFonts w:ascii="宋体" w:eastAsia="宋体" w:hAnsi="宋体" w:cs="宋体" w:hint="eastAsia"/>
+              <w:rFonts w:hint="eastAsia" w:ascii="宋体" w:hAnsi="宋体" w:eastAsia="宋体" w:cs="宋体"/>
               <w:szCs w:val="24"/>
             </w:rPr>
             <w:fldChar w:fldCharType="end"/>
@@ -2462,28 +2487,28 @@
         </w:p>
         <w:p>
           <w:pPr>
-            <w:pStyle w:val="TOC1"/>
+            <w:pStyle w:val="16"/>
             <w:tabs>
               <w:tab w:val="right" w:leader="dot" w:pos="8306"/>
             </w:tabs>
           </w:pPr>
           <w:r>
             <w:rPr>
-              <w:rFonts w:ascii="宋体" w:eastAsia="宋体" w:hAnsi="宋体" w:cs="宋体" w:hint="eastAsia"/>
+              <w:rFonts w:hint="eastAsia" w:ascii="宋体" w:hAnsi="宋体" w:eastAsia="宋体" w:cs="宋体"/>
               <w:szCs w:val="24"/>
             </w:rPr>
             <w:fldChar w:fldCharType="begin"/>
           </w:r>
           <w:r>
             <w:rPr>
-              <w:rFonts w:ascii="宋体" w:eastAsia="宋体" w:hAnsi="宋体" w:cs="宋体" w:hint="eastAsia"/>
-              <w:szCs w:val="24"/>
-            </w:rPr>
-            <w:instrText xml:space="preserve"> HYPERLINK \l _Toc24301 </w:instrText>
-          </w:r>
-          <w:r>
-            <w:rPr>
-              <w:rFonts w:ascii="宋体" w:eastAsia="宋体" w:hAnsi="宋体" w:cs="宋体" w:hint="eastAsia"/>
+              <w:rFonts w:hint="eastAsia" w:ascii="宋体" w:hAnsi="宋体" w:eastAsia="宋体" w:cs="宋体"/>
+              <w:szCs w:val="24"/>
+            </w:rPr>
+            <w:instrText xml:space="preserve"> HYPERLINK \l _Toc4839 </w:instrText>
+          </w:r>
+          <w:r>
+            <w:rPr>
+              <w:rFonts w:hint="eastAsia" w:ascii="宋体" w:hAnsi="宋体" w:eastAsia="宋体" w:cs="宋体"/>
               <w:szCs w:val="24"/>
             </w:rPr>
             <w:fldChar w:fldCharType="separate"/>
@@ -2509,7 +2534,7 @@
             <w:fldChar w:fldCharType="begin"/>
           </w:r>
           <w:r>
-            <w:instrText xml:space="preserve"> PAGEREF _Toc24301 \h </w:instrText>
+            <w:instrText xml:space="preserve"> PAGEREF _Toc4839 \h </w:instrText>
           </w:r>
           <w:r>
             <w:fldChar w:fldCharType="separate"/>
@@ -2522,7 +2547,7 @@
           </w:r>
           <w:r>
             <w:rPr>
-              <w:rFonts w:ascii="宋体" w:eastAsia="宋体" w:hAnsi="宋体" w:cs="宋体" w:hint="eastAsia"/>
+              <w:rFonts w:hint="eastAsia" w:ascii="宋体" w:hAnsi="宋体" w:eastAsia="宋体" w:cs="宋体"/>
               <w:szCs w:val="24"/>
             </w:rPr>
             <w:fldChar w:fldCharType="end"/>
@@ -2530,28 +2555,28 @@
         </w:p>
         <w:p>
           <w:pPr>
-            <w:pStyle w:val="TOC2"/>
+            <w:pStyle w:val="17"/>
             <w:tabs>
               <w:tab w:val="right" w:leader="dot" w:pos="8306"/>
             </w:tabs>
           </w:pPr>
           <w:r>
             <w:rPr>
-              <w:rFonts w:ascii="宋体" w:eastAsia="宋体" w:hAnsi="宋体" w:cs="宋体" w:hint="eastAsia"/>
+              <w:rFonts w:hint="eastAsia" w:ascii="宋体" w:hAnsi="宋体" w:eastAsia="宋体" w:cs="宋体"/>
               <w:szCs w:val="24"/>
             </w:rPr>
             <w:fldChar w:fldCharType="begin"/>
           </w:r>
           <w:r>
             <w:rPr>
-              <w:rFonts w:ascii="宋体" w:eastAsia="宋体" w:hAnsi="宋体" w:cs="宋体" w:hint="eastAsia"/>
-              <w:szCs w:val="24"/>
-            </w:rPr>
-            <w:instrText xml:space="preserve"> HYPERLINK \l _Toc29364 </w:instrText>
-          </w:r>
-          <w:r>
-            <w:rPr>
-              <w:rFonts w:ascii="宋体" w:eastAsia="宋体" w:hAnsi="宋体" w:cs="宋体" w:hint="eastAsia"/>
+              <w:rFonts w:hint="eastAsia" w:ascii="宋体" w:hAnsi="宋体" w:eastAsia="宋体" w:cs="宋体"/>
+              <w:szCs w:val="24"/>
+            </w:rPr>
+            <w:instrText xml:space="preserve"> HYPERLINK \l _Toc1390 </w:instrText>
+          </w:r>
+          <w:r>
+            <w:rPr>
+              <w:rFonts w:hint="eastAsia" w:ascii="宋体" w:hAnsi="宋体" w:eastAsia="宋体" w:cs="宋体"/>
               <w:szCs w:val="24"/>
             </w:rPr>
             <w:fldChar w:fldCharType="separate"/>
@@ -2577,7 +2602,7 @@
             <w:fldChar w:fldCharType="begin"/>
           </w:r>
           <w:r>
-            <w:instrText xml:space="preserve"> PAGEREF _Toc29364 \h </w:instrText>
+            <w:instrText xml:space="preserve"> PAGEREF _Toc1390 \h </w:instrText>
           </w:r>
           <w:r>
             <w:fldChar w:fldCharType="separate"/>
@@ -2590,7 +2615,7 @@
           </w:r>
           <w:r>
             <w:rPr>
-              <w:rFonts w:ascii="宋体" w:eastAsia="宋体" w:hAnsi="宋体" w:cs="宋体" w:hint="eastAsia"/>
+              <w:rFonts w:hint="eastAsia" w:ascii="宋体" w:hAnsi="宋体" w:eastAsia="宋体" w:cs="宋体"/>
               <w:szCs w:val="24"/>
             </w:rPr>
             <w:fldChar w:fldCharType="end"/>
@@ -2598,28 +2623,28 @@
         </w:p>
         <w:p>
           <w:pPr>
-            <w:pStyle w:val="TOC2"/>
+            <w:pStyle w:val="17"/>
             <w:tabs>
               <w:tab w:val="right" w:leader="dot" w:pos="8306"/>
             </w:tabs>
           </w:pPr>
           <w:r>
             <w:rPr>
-              <w:rFonts w:ascii="宋体" w:eastAsia="宋体" w:hAnsi="宋体" w:cs="宋体" w:hint="eastAsia"/>
+              <w:rFonts w:hint="eastAsia" w:ascii="宋体" w:hAnsi="宋体" w:eastAsia="宋体" w:cs="宋体"/>
               <w:szCs w:val="24"/>
             </w:rPr>
             <w:fldChar w:fldCharType="begin"/>
           </w:r>
           <w:r>
             <w:rPr>
-              <w:rFonts w:ascii="宋体" w:eastAsia="宋体" w:hAnsi="宋体" w:cs="宋体" w:hint="eastAsia"/>
-              <w:szCs w:val="24"/>
-            </w:rPr>
-            <w:instrText xml:space="preserve"> HYPERLINK \l _Toc23437 </w:instrText>
-          </w:r>
-          <w:r>
-            <w:rPr>
-              <w:rFonts w:ascii="宋体" w:eastAsia="宋体" w:hAnsi="宋体" w:cs="宋体" w:hint="eastAsia"/>
+              <w:rFonts w:hint="eastAsia" w:ascii="宋体" w:hAnsi="宋体" w:eastAsia="宋体" w:cs="宋体"/>
+              <w:szCs w:val="24"/>
+            </w:rPr>
+            <w:instrText xml:space="preserve"> HYPERLINK \l _Toc12182 </w:instrText>
+          </w:r>
+          <w:r>
+            <w:rPr>
+              <w:rFonts w:hint="eastAsia" w:ascii="宋体" w:hAnsi="宋体" w:eastAsia="宋体" w:cs="宋体"/>
               <w:szCs w:val="24"/>
             </w:rPr>
             <w:fldChar w:fldCharType="separate"/>
@@ -2645,7 +2670,7 @@
             <w:fldChar w:fldCharType="begin"/>
           </w:r>
           <w:r>
-            <w:instrText xml:space="preserve"> PAGEREF _Toc23437 \h </w:instrText>
+            <w:instrText xml:space="preserve"> PAGEREF _Toc12182 \h </w:instrText>
           </w:r>
           <w:r>
             <w:fldChar w:fldCharType="separate"/>
@@ -2658,7 +2683,7 @@
           </w:r>
           <w:r>
             <w:rPr>
-              <w:rFonts w:ascii="宋体" w:eastAsia="宋体" w:hAnsi="宋体" w:cs="宋体" w:hint="eastAsia"/>
+              <w:rFonts w:hint="eastAsia" w:ascii="宋体" w:hAnsi="宋体" w:eastAsia="宋体" w:cs="宋体"/>
               <w:szCs w:val="24"/>
             </w:rPr>
             <w:fldChar w:fldCharType="end"/>
@@ -2666,28 +2691,28 @@
         </w:p>
         <w:p>
           <w:pPr>
-            <w:pStyle w:val="TOC3"/>
+            <w:pStyle w:val="13"/>
             <w:tabs>
               <w:tab w:val="right" w:leader="dot" w:pos="8306"/>
             </w:tabs>
           </w:pPr>
           <w:r>
             <w:rPr>
-              <w:rFonts w:ascii="宋体" w:eastAsia="宋体" w:hAnsi="宋体" w:cs="宋体" w:hint="eastAsia"/>
+              <w:rFonts w:hint="eastAsia" w:ascii="宋体" w:hAnsi="宋体" w:eastAsia="宋体" w:cs="宋体"/>
               <w:szCs w:val="24"/>
             </w:rPr>
             <w:fldChar w:fldCharType="begin"/>
           </w:r>
           <w:r>
             <w:rPr>
-              <w:rFonts w:ascii="宋体" w:eastAsia="宋体" w:hAnsi="宋体" w:cs="宋体" w:hint="eastAsia"/>
-              <w:szCs w:val="24"/>
-            </w:rPr>
-            <w:instrText xml:space="preserve"> HYPERLINK \l _Toc21095 </w:instrText>
-          </w:r>
-          <w:r>
-            <w:rPr>
-              <w:rFonts w:ascii="宋体" w:eastAsia="宋体" w:hAnsi="宋体" w:cs="宋体" w:hint="eastAsia"/>
+              <w:rFonts w:hint="eastAsia" w:ascii="宋体" w:hAnsi="宋体" w:eastAsia="宋体" w:cs="宋体"/>
+              <w:szCs w:val="24"/>
+            </w:rPr>
+            <w:instrText xml:space="preserve"> HYPERLINK \l _Toc10518 </w:instrText>
+          </w:r>
+          <w:r>
+            <w:rPr>
+              <w:rFonts w:hint="eastAsia" w:ascii="宋体" w:hAnsi="宋体" w:eastAsia="宋体" w:cs="宋体"/>
               <w:szCs w:val="24"/>
             </w:rPr>
             <w:fldChar w:fldCharType="separate"/>
@@ -2713,7 +2738,7 @@
             <w:fldChar w:fldCharType="begin"/>
           </w:r>
           <w:r>
-            <w:instrText xml:space="preserve"> PAGEREF _Toc21095 \h </w:instrText>
+            <w:instrText xml:space="preserve"> PAGEREF _Toc10518 \h </w:instrText>
           </w:r>
           <w:r>
             <w:fldChar w:fldCharType="separate"/>
@@ -2726,7 +2751,7 @@
           </w:r>
           <w:r>
             <w:rPr>
-              <w:rFonts w:ascii="宋体" w:eastAsia="宋体" w:hAnsi="宋体" w:cs="宋体" w:hint="eastAsia"/>
+              <w:rFonts w:hint="eastAsia" w:ascii="宋体" w:hAnsi="宋体" w:eastAsia="宋体" w:cs="宋体"/>
               <w:szCs w:val="24"/>
             </w:rPr>
             <w:fldChar w:fldCharType="end"/>
@@ -2734,28 +2759,28 @@
         </w:p>
         <w:p>
           <w:pPr>
-            <w:pStyle w:val="TOC3"/>
+            <w:pStyle w:val="13"/>
             <w:tabs>
               <w:tab w:val="right" w:leader="dot" w:pos="8306"/>
             </w:tabs>
           </w:pPr>
           <w:r>
             <w:rPr>
-              <w:rFonts w:ascii="宋体" w:eastAsia="宋体" w:hAnsi="宋体" w:cs="宋体" w:hint="eastAsia"/>
+              <w:rFonts w:hint="eastAsia" w:ascii="宋体" w:hAnsi="宋体" w:eastAsia="宋体" w:cs="宋体"/>
               <w:szCs w:val="24"/>
             </w:rPr>
             <w:fldChar w:fldCharType="begin"/>
           </w:r>
           <w:r>
             <w:rPr>
-              <w:rFonts w:ascii="宋体" w:eastAsia="宋体" w:hAnsi="宋体" w:cs="宋体" w:hint="eastAsia"/>
-              <w:szCs w:val="24"/>
-            </w:rPr>
-            <w:instrText xml:space="preserve"> HYPERLINK \l _Toc16349 </w:instrText>
-          </w:r>
-          <w:r>
-            <w:rPr>
-              <w:rFonts w:ascii="宋体" w:eastAsia="宋体" w:hAnsi="宋体" w:cs="宋体" w:hint="eastAsia"/>
+              <w:rFonts w:hint="eastAsia" w:ascii="宋体" w:hAnsi="宋体" w:eastAsia="宋体" w:cs="宋体"/>
+              <w:szCs w:val="24"/>
+            </w:rPr>
+            <w:instrText xml:space="preserve"> HYPERLINK \l _Toc7454 </w:instrText>
+          </w:r>
+          <w:r>
+            <w:rPr>
+              <w:rFonts w:hint="eastAsia" w:ascii="宋体" w:hAnsi="宋体" w:eastAsia="宋体" w:cs="宋体"/>
               <w:szCs w:val="24"/>
             </w:rPr>
             <w:fldChar w:fldCharType="separate"/>
@@ -2781,7 +2806,7 @@
             <w:fldChar w:fldCharType="begin"/>
           </w:r>
           <w:r>
-            <w:instrText xml:space="preserve"> PAGEREF _Toc16349 \h </w:instrText>
+            <w:instrText xml:space="preserve"> PAGEREF _Toc7454 \h </w:instrText>
           </w:r>
           <w:r>
             <w:fldChar w:fldCharType="separate"/>
@@ -2794,7 +2819,7 @@
           </w:r>
           <w:r>
             <w:rPr>
-              <w:rFonts w:ascii="宋体" w:eastAsia="宋体" w:hAnsi="宋体" w:cs="宋体" w:hint="eastAsia"/>
+              <w:rFonts w:hint="eastAsia" w:ascii="宋体" w:hAnsi="宋体" w:eastAsia="宋体" w:cs="宋体"/>
               <w:szCs w:val="24"/>
             </w:rPr>
             <w:fldChar w:fldCharType="end"/>
@@ -2802,28 +2827,28 @@
         </w:p>
         <w:p>
           <w:pPr>
-            <w:pStyle w:val="TOC3"/>
+            <w:pStyle w:val="13"/>
             <w:tabs>
               <w:tab w:val="right" w:leader="dot" w:pos="8306"/>
             </w:tabs>
           </w:pPr>
           <w:r>
             <w:rPr>
-              <w:rFonts w:ascii="宋体" w:eastAsia="宋体" w:hAnsi="宋体" w:cs="宋体" w:hint="eastAsia"/>
+              <w:rFonts w:hint="eastAsia" w:ascii="宋体" w:hAnsi="宋体" w:eastAsia="宋体" w:cs="宋体"/>
               <w:szCs w:val="24"/>
             </w:rPr>
             <w:fldChar w:fldCharType="begin"/>
           </w:r>
           <w:r>
             <w:rPr>
-              <w:rFonts w:ascii="宋体" w:eastAsia="宋体" w:hAnsi="宋体" w:cs="宋体" w:hint="eastAsia"/>
-              <w:szCs w:val="24"/>
-            </w:rPr>
-            <w:instrText xml:space="preserve"> HYPERLINK \l _Toc3804 </w:instrText>
-          </w:r>
-          <w:r>
-            <w:rPr>
-              <w:rFonts w:ascii="宋体" w:eastAsia="宋体" w:hAnsi="宋体" w:cs="宋体" w:hint="eastAsia"/>
+              <w:rFonts w:hint="eastAsia" w:ascii="宋体" w:hAnsi="宋体" w:eastAsia="宋体" w:cs="宋体"/>
+              <w:szCs w:val="24"/>
+            </w:rPr>
+            <w:instrText xml:space="preserve"> HYPERLINK \l _Toc1562 </w:instrText>
+          </w:r>
+          <w:r>
+            <w:rPr>
+              <w:rFonts w:hint="eastAsia" w:ascii="宋体" w:hAnsi="宋体" w:eastAsia="宋体" w:cs="宋体"/>
               <w:szCs w:val="24"/>
             </w:rPr>
             <w:fldChar w:fldCharType="separate"/>
@@ -2849,7 +2874,7 @@
             <w:fldChar w:fldCharType="begin"/>
           </w:r>
           <w:r>
-            <w:instrText xml:space="preserve"> PAGEREF _Toc3804 \h </w:instrText>
+            <w:instrText xml:space="preserve"> PAGEREF _Toc1562 \h </w:instrText>
           </w:r>
           <w:r>
             <w:fldChar w:fldCharType="separate"/>
@@ -2862,7 +2887,7 @@
           </w:r>
           <w:r>
             <w:rPr>
-              <w:rFonts w:ascii="宋体" w:eastAsia="宋体" w:hAnsi="宋体" w:cs="宋体" w:hint="eastAsia"/>
+              <w:rFonts w:hint="eastAsia" w:ascii="宋体" w:hAnsi="宋体" w:eastAsia="宋体" w:cs="宋体"/>
               <w:szCs w:val="24"/>
             </w:rPr>
             <w:fldChar w:fldCharType="end"/>
@@ -2870,28 +2895,28 @@
         </w:p>
         <w:p>
           <w:pPr>
-            <w:pStyle w:val="TOC3"/>
+            <w:pStyle w:val="13"/>
             <w:tabs>
               <w:tab w:val="right" w:leader="dot" w:pos="8306"/>
             </w:tabs>
           </w:pPr>
           <w:r>
             <w:rPr>
-              <w:rFonts w:ascii="宋体" w:eastAsia="宋体" w:hAnsi="宋体" w:cs="宋体" w:hint="eastAsia"/>
+              <w:rFonts w:hint="eastAsia" w:ascii="宋体" w:hAnsi="宋体" w:eastAsia="宋体" w:cs="宋体"/>
               <w:szCs w:val="24"/>
             </w:rPr>
             <w:fldChar w:fldCharType="begin"/>
           </w:r>
           <w:r>
             <w:rPr>
-              <w:rFonts w:ascii="宋体" w:eastAsia="宋体" w:hAnsi="宋体" w:cs="宋体" w:hint="eastAsia"/>
-              <w:szCs w:val="24"/>
-            </w:rPr>
-            <w:instrText xml:space="preserve"> HYPERLINK \l _Toc29544 </w:instrText>
-          </w:r>
-          <w:r>
-            <w:rPr>
-              <w:rFonts w:ascii="宋体" w:eastAsia="宋体" w:hAnsi="宋体" w:cs="宋体" w:hint="eastAsia"/>
+              <w:rFonts w:hint="eastAsia" w:ascii="宋体" w:hAnsi="宋体" w:eastAsia="宋体" w:cs="宋体"/>
+              <w:szCs w:val="24"/>
+            </w:rPr>
+            <w:instrText xml:space="preserve"> HYPERLINK \l _Toc2014 </w:instrText>
+          </w:r>
+          <w:r>
+            <w:rPr>
+              <w:rFonts w:hint="eastAsia" w:ascii="宋体" w:hAnsi="宋体" w:eastAsia="宋体" w:cs="宋体"/>
               <w:szCs w:val="24"/>
             </w:rPr>
             <w:fldChar w:fldCharType="separate"/>
@@ -2917,7 +2942,7 @@
             <w:fldChar w:fldCharType="begin"/>
           </w:r>
           <w:r>
-            <w:instrText xml:space="preserve"> PAGEREF _Toc29544 \h </w:instrText>
+            <w:instrText xml:space="preserve"> PAGEREF _Toc2014 \h </w:instrText>
           </w:r>
           <w:r>
             <w:fldChar w:fldCharType="separate"/>
@@ -2930,7 +2955,7 @@
           </w:r>
           <w:r>
             <w:rPr>
-              <w:rFonts w:ascii="宋体" w:eastAsia="宋体" w:hAnsi="宋体" w:cs="宋体" w:hint="eastAsia"/>
+              <w:rFonts w:hint="eastAsia" w:ascii="宋体" w:hAnsi="宋体" w:eastAsia="宋体" w:cs="宋体"/>
               <w:szCs w:val="24"/>
             </w:rPr>
             <w:fldChar w:fldCharType="end"/>
@@ -2938,28 +2963,28 @@
         </w:p>
         <w:p>
           <w:pPr>
-            <w:pStyle w:val="TOC3"/>
+            <w:pStyle w:val="13"/>
             <w:tabs>
               <w:tab w:val="right" w:leader="dot" w:pos="8306"/>
             </w:tabs>
           </w:pPr>
           <w:r>
             <w:rPr>
-              <w:rFonts w:ascii="宋体" w:eastAsia="宋体" w:hAnsi="宋体" w:cs="宋体" w:hint="eastAsia"/>
+              <w:rFonts w:hint="eastAsia" w:ascii="宋体" w:hAnsi="宋体" w:eastAsia="宋体" w:cs="宋体"/>
               <w:szCs w:val="24"/>
             </w:rPr>
             <w:fldChar w:fldCharType="begin"/>
           </w:r>
           <w:r>
             <w:rPr>
-              <w:rFonts w:ascii="宋体" w:eastAsia="宋体" w:hAnsi="宋体" w:cs="宋体" w:hint="eastAsia"/>
-              <w:szCs w:val="24"/>
-            </w:rPr>
-            <w:instrText xml:space="preserve"> HYPERLINK \l _Toc18970 </w:instrText>
-          </w:r>
-          <w:r>
-            <w:rPr>
-              <w:rFonts w:ascii="宋体" w:eastAsia="宋体" w:hAnsi="宋体" w:cs="宋体" w:hint="eastAsia"/>
+              <w:rFonts w:hint="eastAsia" w:ascii="宋体" w:hAnsi="宋体" w:eastAsia="宋体" w:cs="宋体"/>
+              <w:szCs w:val="24"/>
+            </w:rPr>
+            <w:instrText xml:space="preserve"> HYPERLINK \l _Toc26774 </w:instrText>
+          </w:r>
+          <w:r>
+            <w:rPr>
+              <w:rFonts w:hint="eastAsia" w:ascii="宋体" w:hAnsi="宋体" w:eastAsia="宋体" w:cs="宋体"/>
               <w:szCs w:val="24"/>
             </w:rPr>
             <w:fldChar w:fldCharType="separate"/>
@@ -2985,7 +3010,7 @@
             <w:fldChar w:fldCharType="begin"/>
           </w:r>
           <w:r>
-            <w:instrText xml:space="preserve"> PAGEREF _Toc18970 \h </w:instrText>
+            <w:instrText xml:space="preserve"> PAGEREF _Toc26774 \h </w:instrText>
           </w:r>
           <w:r>
             <w:fldChar w:fldCharType="separate"/>
@@ -2998,7 +3023,7 @@
           </w:r>
           <w:r>
             <w:rPr>
-              <w:rFonts w:ascii="宋体" w:eastAsia="宋体" w:hAnsi="宋体" w:cs="宋体" w:hint="eastAsia"/>
+              <w:rFonts w:hint="eastAsia" w:ascii="宋体" w:hAnsi="宋体" w:eastAsia="宋体" w:cs="宋体"/>
               <w:szCs w:val="24"/>
             </w:rPr>
             <w:fldChar w:fldCharType="end"/>
@@ -3006,28 +3031,28 @@
         </w:p>
         <w:p>
           <w:pPr>
-            <w:pStyle w:val="TOC3"/>
+            <w:pStyle w:val="13"/>
             <w:tabs>
               <w:tab w:val="right" w:leader="dot" w:pos="8306"/>
             </w:tabs>
           </w:pPr>
           <w:r>
             <w:rPr>
-              <w:rFonts w:ascii="宋体" w:eastAsia="宋体" w:hAnsi="宋体" w:cs="宋体" w:hint="eastAsia"/>
+              <w:rFonts w:hint="eastAsia" w:ascii="宋体" w:hAnsi="宋体" w:eastAsia="宋体" w:cs="宋体"/>
               <w:szCs w:val="24"/>
             </w:rPr>
             <w:fldChar w:fldCharType="begin"/>
           </w:r>
           <w:r>
             <w:rPr>
-              <w:rFonts w:ascii="宋体" w:eastAsia="宋体" w:hAnsi="宋体" w:cs="宋体" w:hint="eastAsia"/>
-              <w:szCs w:val="24"/>
-            </w:rPr>
-            <w:instrText xml:space="preserve"> HYPERLINK \l _Toc3640 </w:instrText>
-          </w:r>
-          <w:r>
-            <w:rPr>
-              <w:rFonts w:ascii="宋体" w:eastAsia="宋体" w:hAnsi="宋体" w:cs="宋体" w:hint="eastAsia"/>
+              <w:rFonts w:hint="eastAsia" w:ascii="宋体" w:hAnsi="宋体" w:eastAsia="宋体" w:cs="宋体"/>
+              <w:szCs w:val="24"/>
+            </w:rPr>
+            <w:instrText xml:space="preserve"> HYPERLINK \l _Toc32722 </w:instrText>
+          </w:r>
+          <w:r>
+            <w:rPr>
+              <w:rFonts w:hint="eastAsia" w:ascii="宋体" w:hAnsi="宋体" w:eastAsia="宋体" w:cs="宋体"/>
               <w:szCs w:val="24"/>
             </w:rPr>
             <w:fldChar w:fldCharType="separate"/>
@@ -3053,7 +3078,7 @@
             <w:fldChar w:fldCharType="begin"/>
           </w:r>
           <w:r>
-            <w:instrText xml:space="preserve"> PAGEREF _Toc3640 \h </w:instrText>
+            <w:instrText xml:space="preserve"> PAGEREF _Toc32722 \h </w:instrText>
           </w:r>
           <w:r>
             <w:fldChar w:fldCharType="separate"/>
@@ -3066,7 +3091,7 @@
           </w:r>
           <w:r>
             <w:rPr>
-              <w:rFonts w:ascii="宋体" w:eastAsia="宋体" w:hAnsi="宋体" w:cs="宋体" w:hint="eastAsia"/>
+              <w:rFonts w:hint="eastAsia" w:ascii="宋体" w:hAnsi="宋体" w:eastAsia="宋体" w:cs="宋体"/>
               <w:szCs w:val="24"/>
             </w:rPr>
             <w:fldChar w:fldCharType="end"/>
@@ -3074,28 +3099,28 @@
         </w:p>
         <w:p>
           <w:pPr>
-            <w:pStyle w:val="TOC3"/>
+            <w:pStyle w:val="13"/>
             <w:tabs>
               <w:tab w:val="right" w:leader="dot" w:pos="8306"/>
             </w:tabs>
           </w:pPr>
           <w:r>
             <w:rPr>
-              <w:rFonts w:ascii="宋体" w:eastAsia="宋体" w:hAnsi="宋体" w:cs="宋体" w:hint="eastAsia"/>
+              <w:rFonts w:hint="eastAsia" w:ascii="宋体" w:hAnsi="宋体" w:eastAsia="宋体" w:cs="宋体"/>
               <w:szCs w:val="24"/>
             </w:rPr>
             <w:fldChar w:fldCharType="begin"/>
           </w:r>
           <w:r>
             <w:rPr>
-              <w:rFonts w:ascii="宋体" w:eastAsia="宋体" w:hAnsi="宋体" w:cs="宋体" w:hint="eastAsia"/>
-              <w:szCs w:val="24"/>
-            </w:rPr>
-            <w:instrText xml:space="preserve"> HYPERLINK \l _Toc10670 </w:instrText>
-          </w:r>
-          <w:r>
-            <w:rPr>
-              <w:rFonts w:ascii="宋体" w:eastAsia="宋体" w:hAnsi="宋体" w:cs="宋体" w:hint="eastAsia"/>
+              <w:rFonts w:hint="eastAsia" w:ascii="宋体" w:hAnsi="宋体" w:eastAsia="宋体" w:cs="宋体"/>
+              <w:szCs w:val="24"/>
+            </w:rPr>
+            <w:instrText xml:space="preserve"> HYPERLINK \l _Toc2979 </w:instrText>
+          </w:r>
+          <w:r>
+            <w:rPr>
+              <w:rFonts w:hint="eastAsia" w:ascii="宋体" w:hAnsi="宋体" w:eastAsia="宋体" w:cs="宋体"/>
               <w:szCs w:val="24"/>
             </w:rPr>
             <w:fldChar w:fldCharType="separate"/>
@@ -3121,7 +3146,7 @@
             <w:fldChar w:fldCharType="begin"/>
           </w:r>
           <w:r>
-            <w:instrText xml:space="preserve"> PAGEREF _Toc10670 \h </w:instrText>
+            <w:instrText xml:space="preserve"> PAGEREF _Toc2979 \h </w:instrText>
           </w:r>
           <w:r>
             <w:fldChar w:fldCharType="separate"/>
@@ -3134,7 +3159,7 @@
           </w:r>
           <w:r>
             <w:rPr>
-              <w:rFonts w:ascii="宋体" w:eastAsia="宋体" w:hAnsi="宋体" w:cs="宋体" w:hint="eastAsia"/>
+              <w:rFonts w:hint="eastAsia" w:ascii="宋体" w:hAnsi="宋体" w:eastAsia="宋体" w:cs="宋体"/>
               <w:szCs w:val="24"/>
             </w:rPr>
             <w:fldChar w:fldCharType="end"/>
@@ -3142,28 +3167,28 @@
         </w:p>
         <w:p>
           <w:pPr>
-            <w:pStyle w:val="TOC2"/>
+            <w:pStyle w:val="17"/>
             <w:tabs>
               <w:tab w:val="right" w:leader="dot" w:pos="8306"/>
             </w:tabs>
           </w:pPr>
           <w:r>
             <w:rPr>
-              <w:rFonts w:ascii="宋体" w:eastAsia="宋体" w:hAnsi="宋体" w:cs="宋体" w:hint="eastAsia"/>
+              <w:rFonts w:hint="eastAsia" w:ascii="宋体" w:hAnsi="宋体" w:eastAsia="宋体" w:cs="宋体"/>
               <w:szCs w:val="24"/>
             </w:rPr>
             <w:fldChar w:fldCharType="begin"/>
           </w:r>
           <w:r>
             <w:rPr>
-              <w:rFonts w:ascii="宋体" w:eastAsia="宋体" w:hAnsi="宋体" w:cs="宋体" w:hint="eastAsia"/>
-              <w:szCs w:val="24"/>
-            </w:rPr>
-            <w:instrText xml:space="preserve"> HYPERLINK \l _Toc7820 </w:instrText>
-          </w:r>
-          <w:r>
-            <w:rPr>
-              <w:rFonts w:ascii="宋体" w:eastAsia="宋体" w:hAnsi="宋体" w:cs="宋体" w:hint="eastAsia"/>
+              <w:rFonts w:hint="eastAsia" w:ascii="宋体" w:hAnsi="宋体" w:eastAsia="宋体" w:cs="宋体"/>
+              <w:szCs w:val="24"/>
+            </w:rPr>
+            <w:instrText xml:space="preserve"> HYPERLINK \l _Toc14995 </w:instrText>
+          </w:r>
+          <w:r>
+            <w:rPr>
+              <w:rFonts w:hint="eastAsia" w:ascii="宋体" w:hAnsi="宋体" w:eastAsia="宋体" w:cs="宋体"/>
               <w:szCs w:val="24"/>
             </w:rPr>
             <w:fldChar w:fldCharType="separate"/>
@@ -3189,7 +3214,7 @@
             <w:fldChar w:fldCharType="begin"/>
           </w:r>
           <w:r>
-            <w:instrText xml:space="preserve"> PAGEREF _Toc7820 \h </w:instrText>
+            <w:instrText xml:space="preserve"> PAGEREF _Toc14995 \h </w:instrText>
           </w:r>
           <w:r>
             <w:fldChar w:fldCharType="separate"/>
@@ -3202,7 +3227,7 @@
           </w:r>
           <w:r>
             <w:rPr>
-              <w:rFonts w:ascii="宋体" w:eastAsia="宋体" w:hAnsi="宋体" w:cs="宋体" w:hint="eastAsia"/>
+              <w:rFonts w:hint="eastAsia" w:ascii="宋体" w:hAnsi="宋体" w:eastAsia="宋体" w:cs="宋体"/>
               <w:szCs w:val="24"/>
             </w:rPr>
             <w:fldChar w:fldCharType="end"/>
@@ -3210,28 +3235,28 @@
         </w:p>
         <w:p>
           <w:pPr>
-            <w:pStyle w:val="TOC1"/>
+            <w:pStyle w:val="16"/>
             <w:tabs>
               <w:tab w:val="right" w:leader="dot" w:pos="8306"/>
             </w:tabs>
           </w:pPr>
           <w:r>
             <w:rPr>
-              <w:rFonts w:ascii="宋体" w:eastAsia="宋体" w:hAnsi="宋体" w:cs="宋体" w:hint="eastAsia"/>
+              <w:rFonts w:hint="eastAsia" w:ascii="宋体" w:hAnsi="宋体" w:eastAsia="宋体" w:cs="宋体"/>
               <w:szCs w:val="24"/>
             </w:rPr>
             <w:fldChar w:fldCharType="begin"/>
           </w:r>
           <w:r>
             <w:rPr>
-              <w:rFonts w:ascii="宋体" w:eastAsia="宋体" w:hAnsi="宋体" w:cs="宋体" w:hint="eastAsia"/>
-              <w:szCs w:val="24"/>
-            </w:rPr>
-            <w:instrText xml:space="preserve"> HYPERLINK \l _Toc11809 </w:instrText>
-          </w:r>
-          <w:r>
-            <w:rPr>
-              <w:rFonts w:ascii="宋体" w:eastAsia="宋体" w:hAnsi="宋体" w:cs="宋体" w:hint="eastAsia"/>
+              <w:rFonts w:hint="eastAsia" w:ascii="宋体" w:hAnsi="宋体" w:eastAsia="宋体" w:cs="宋体"/>
+              <w:szCs w:val="24"/>
+            </w:rPr>
+            <w:instrText xml:space="preserve"> HYPERLINK \l _Toc8654 </w:instrText>
+          </w:r>
+          <w:r>
+            <w:rPr>
+              <w:rFonts w:hint="eastAsia" w:ascii="宋体" w:hAnsi="宋体" w:eastAsia="宋体" w:cs="宋体"/>
               <w:szCs w:val="24"/>
             </w:rPr>
             <w:fldChar w:fldCharType="separate"/>
@@ -3257,7 +3282,7 @@
             <w:fldChar w:fldCharType="begin"/>
           </w:r>
           <w:r>
-            <w:instrText xml:space="preserve"> PAGEREF _Toc11809 \h </w:instrText>
+            <w:instrText xml:space="preserve"> PAGEREF _Toc8654 \h </w:instrText>
           </w:r>
           <w:r>
             <w:fldChar w:fldCharType="separate"/>
@@ -3270,7 +3295,7 @@
           </w:r>
           <w:r>
             <w:rPr>
-              <w:rFonts w:ascii="宋体" w:eastAsia="宋体" w:hAnsi="宋体" w:cs="宋体" w:hint="eastAsia"/>
+              <w:rFonts w:hint="eastAsia" w:ascii="宋体" w:hAnsi="宋体" w:eastAsia="宋体" w:cs="宋体"/>
               <w:szCs w:val="24"/>
             </w:rPr>
             <w:fldChar w:fldCharType="end"/>
@@ -3278,28 +3303,28 @@
         </w:p>
         <w:p>
           <w:pPr>
-            <w:pStyle w:val="TOC2"/>
+            <w:pStyle w:val="17"/>
             <w:tabs>
               <w:tab w:val="right" w:leader="dot" w:pos="8306"/>
             </w:tabs>
           </w:pPr>
           <w:r>
             <w:rPr>
-              <w:rFonts w:ascii="宋体" w:eastAsia="宋体" w:hAnsi="宋体" w:cs="宋体" w:hint="eastAsia"/>
+              <w:rFonts w:hint="eastAsia" w:ascii="宋体" w:hAnsi="宋体" w:eastAsia="宋体" w:cs="宋体"/>
               <w:szCs w:val="24"/>
             </w:rPr>
             <w:fldChar w:fldCharType="begin"/>
           </w:r>
           <w:r>
             <w:rPr>
-              <w:rFonts w:ascii="宋体" w:eastAsia="宋体" w:hAnsi="宋体" w:cs="宋体" w:hint="eastAsia"/>
-              <w:szCs w:val="24"/>
-            </w:rPr>
-            <w:instrText xml:space="preserve"> HYPERLINK \l _Toc10502 </w:instrText>
-          </w:r>
-          <w:r>
-            <w:rPr>
-              <w:rFonts w:ascii="宋体" w:eastAsia="宋体" w:hAnsi="宋体" w:cs="宋体" w:hint="eastAsia"/>
+              <w:rFonts w:hint="eastAsia" w:ascii="宋体" w:hAnsi="宋体" w:eastAsia="宋体" w:cs="宋体"/>
+              <w:szCs w:val="24"/>
+            </w:rPr>
+            <w:instrText xml:space="preserve"> HYPERLINK \l _Toc3686 </w:instrText>
+          </w:r>
+          <w:r>
+            <w:rPr>
+              <w:rFonts w:hint="eastAsia" w:ascii="宋体" w:hAnsi="宋体" w:eastAsia="宋体" w:cs="宋体"/>
               <w:szCs w:val="24"/>
             </w:rPr>
             <w:fldChar w:fldCharType="separate"/>
@@ -3325,7 +3350,7 @@
             <w:fldChar w:fldCharType="begin"/>
           </w:r>
           <w:r>
-            <w:instrText xml:space="preserve"> PAGEREF _Toc10502 \h </w:instrText>
+            <w:instrText xml:space="preserve"> PAGEREF _Toc3686 \h </w:instrText>
           </w:r>
           <w:r>
             <w:fldChar w:fldCharType="separate"/>
@@ -3338,7 +3363,7 @@
           </w:r>
           <w:r>
             <w:rPr>
-              <w:rFonts w:ascii="宋体" w:eastAsia="宋体" w:hAnsi="宋体" w:cs="宋体" w:hint="eastAsia"/>
+              <w:rFonts w:hint="eastAsia" w:ascii="宋体" w:hAnsi="宋体" w:eastAsia="宋体" w:cs="宋体"/>
               <w:szCs w:val="24"/>
             </w:rPr>
             <w:fldChar w:fldCharType="end"/>
@@ -3346,28 +3371,28 @@
         </w:p>
         <w:p>
           <w:pPr>
-            <w:pStyle w:val="TOC2"/>
+            <w:pStyle w:val="17"/>
             <w:tabs>
               <w:tab w:val="right" w:leader="dot" w:pos="8306"/>
             </w:tabs>
           </w:pPr>
           <w:r>
             <w:rPr>
-              <w:rFonts w:ascii="宋体" w:eastAsia="宋体" w:hAnsi="宋体" w:cs="宋体" w:hint="eastAsia"/>
+              <w:rFonts w:hint="eastAsia" w:ascii="宋体" w:hAnsi="宋体" w:eastAsia="宋体" w:cs="宋体"/>
               <w:szCs w:val="24"/>
             </w:rPr>
             <w:fldChar w:fldCharType="begin"/>
           </w:r>
           <w:r>
             <w:rPr>
-              <w:rFonts w:ascii="宋体" w:eastAsia="宋体" w:hAnsi="宋体" w:cs="宋体" w:hint="eastAsia"/>
-              <w:szCs w:val="24"/>
-            </w:rPr>
-            <w:instrText xml:space="preserve"> HYPERLINK \l _Toc7905 </w:instrText>
-          </w:r>
-          <w:r>
-            <w:rPr>
-              <w:rFonts w:ascii="宋体" w:eastAsia="宋体" w:hAnsi="宋体" w:cs="宋体" w:hint="eastAsia"/>
+              <w:rFonts w:hint="eastAsia" w:ascii="宋体" w:hAnsi="宋体" w:eastAsia="宋体" w:cs="宋体"/>
+              <w:szCs w:val="24"/>
+            </w:rPr>
+            <w:instrText xml:space="preserve"> HYPERLINK \l _Toc9843 </w:instrText>
+          </w:r>
+          <w:r>
+            <w:rPr>
+              <w:rFonts w:hint="eastAsia" w:ascii="宋体" w:hAnsi="宋体" w:eastAsia="宋体" w:cs="宋体"/>
               <w:szCs w:val="24"/>
             </w:rPr>
             <w:fldChar w:fldCharType="separate"/>
@@ -3393,7 +3418,7 @@
             <w:fldChar w:fldCharType="begin"/>
           </w:r>
           <w:r>
-            <w:instrText xml:space="preserve"> PAGEREF _Toc7905 \h </w:instrText>
+            <w:instrText xml:space="preserve"> PAGEREF _Toc9843 \h </w:instrText>
           </w:r>
           <w:r>
             <w:fldChar w:fldCharType="separate"/>
@@ -3406,7 +3431,7 @@
           </w:r>
           <w:r>
             <w:rPr>
-              <w:rFonts w:ascii="宋体" w:eastAsia="宋体" w:hAnsi="宋体" w:cs="宋体" w:hint="eastAsia"/>
+              <w:rFonts w:hint="eastAsia" w:ascii="宋体" w:hAnsi="宋体" w:eastAsia="宋体" w:cs="宋体"/>
               <w:szCs w:val="24"/>
             </w:rPr>
             <w:fldChar w:fldCharType="end"/>
@@ -3414,28 +3439,28 @@
         </w:p>
         <w:p>
           <w:pPr>
-            <w:pStyle w:val="TOC1"/>
+            <w:pStyle w:val="16"/>
             <w:tabs>
               <w:tab w:val="right" w:leader="dot" w:pos="8306"/>
             </w:tabs>
           </w:pPr>
           <w:r>
             <w:rPr>
-              <w:rFonts w:ascii="宋体" w:eastAsia="宋体" w:hAnsi="宋体" w:cs="宋体" w:hint="eastAsia"/>
+              <w:rFonts w:hint="eastAsia" w:ascii="宋体" w:hAnsi="宋体" w:eastAsia="宋体" w:cs="宋体"/>
               <w:szCs w:val="24"/>
             </w:rPr>
             <w:fldChar w:fldCharType="begin"/>
           </w:r>
           <w:r>
             <w:rPr>
-              <w:rFonts w:ascii="宋体" w:eastAsia="宋体" w:hAnsi="宋体" w:cs="宋体" w:hint="eastAsia"/>
-              <w:szCs w:val="24"/>
-            </w:rPr>
-            <w:instrText xml:space="preserve"> HYPERLINK \l _Toc8034 </w:instrText>
-          </w:r>
-          <w:r>
-            <w:rPr>
-              <w:rFonts w:ascii="宋体" w:eastAsia="宋体" w:hAnsi="宋体" w:cs="宋体" w:hint="eastAsia"/>
+              <w:rFonts w:hint="eastAsia" w:ascii="宋体" w:hAnsi="宋体" w:eastAsia="宋体" w:cs="宋体"/>
+              <w:szCs w:val="24"/>
+            </w:rPr>
+            <w:instrText xml:space="preserve"> HYPERLINK \l _Toc14016 </w:instrText>
+          </w:r>
+          <w:r>
+            <w:rPr>
+              <w:rFonts w:hint="eastAsia" w:ascii="宋体" w:hAnsi="宋体" w:eastAsia="宋体" w:cs="宋体"/>
               <w:szCs w:val="24"/>
             </w:rPr>
             <w:fldChar w:fldCharType="separate"/>
@@ -3461,7 +3486,7 @@
             <w:fldChar w:fldCharType="begin"/>
           </w:r>
           <w:r>
-            <w:instrText xml:space="preserve"> PAGEREF _Toc8034 \h </w:instrText>
+            <w:instrText xml:space="preserve"> PAGEREF _Toc14016 \h </w:instrText>
           </w:r>
           <w:r>
             <w:fldChar w:fldCharType="separate"/>
@@ -3474,7 +3499,7 @@
           </w:r>
           <w:r>
             <w:rPr>
-              <w:rFonts w:ascii="宋体" w:eastAsia="宋体" w:hAnsi="宋体" w:cs="宋体" w:hint="eastAsia"/>
+              <w:rFonts w:hint="eastAsia" w:ascii="宋体" w:hAnsi="宋体" w:eastAsia="宋体" w:cs="宋体"/>
               <w:szCs w:val="24"/>
             </w:rPr>
             <w:fldChar w:fldCharType="end"/>
@@ -3498,7 +3523,7 @@
             <w:spacing w:line="312" w:lineRule="auto"/>
             <w:textAlignment w:val="baseline"/>
             <w:rPr>
-              <w:rFonts w:ascii="宋体" w:eastAsia="宋体" w:hAnsi="宋体" w:cs="宋体" w:hint="eastAsia"/>
+              <w:rFonts w:hint="eastAsia" w:ascii="宋体" w:hAnsi="宋体" w:eastAsia="宋体" w:cs="宋体"/>
               <w:snapToGrid w:val="0"/>
               <w:color w:val="000000"/>
               <w:kern w:val="0"/>
@@ -3509,7 +3534,7 @@
           </w:pPr>
           <w:r>
             <w:rPr>
-              <w:rFonts w:ascii="宋体" w:eastAsia="宋体" w:hAnsi="宋体" w:cs="宋体" w:hint="eastAsia"/>
+              <w:rFonts w:hint="eastAsia" w:ascii="宋体" w:hAnsi="宋体" w:eastAsia="宋体" w:cs="宋体"/>
               <w:szCs w:val="24"/>
             </w:rPr>
             <w:fldChar w:fldCharType="end"/>
@@ -3534,7 +3559,7 @@
         <w:snapToGrid w:val="0"/>
         <w:textAlignment w:val="baseline"/>
         <w:rPr>
-          <w:rFonts w:ascii="Arial" w:eastAsia="Arial" w:hAnsi="Arial" w:cs="Arial"/>
+          <w:rFonts w:ascii="Arial" w:hAnsi="Arial" w:eastAsia="Arial" w:cs="Arial"/>
           <w:snapToGrid w:val="0"/>
           <w:color w:val="000000"/>
           <w:kern w:val="0"/>
@@ -3545,7 +3570,7 @@
       </w:pPr>
       <w:r>
         <w:rPr>
-          <w:rFonts w:ascii="Arial" w:eastAsia="Arial" w:hAnsi="Arial" w:cs="Arial"/>
+          <w:rFonts w:ascii="Arial" w:hAnsi="Arial" w:eastAsia="Arial" w:cs="Arial"/>
           <w:snapToGrid w:val="0"/>
           <w:color w:val="000000"/>
           <w:kern w:val="0"/>
@@ -3558,14 +3583,14 @@
     </w:p>
     <w:p>
       <w:pPr>
-        <w:pStyle w:val="1"/>
+        <w:pStyle w:val="28"/>
         <w:bidi w:val="0"/>
         <w:rPr>
           <w:rFonts w:hint="eastAsia"/>
           <w:lang w:val="en-US" w:eastAsia="zh-CN"/>
         </w:rPr>
       </w:pPr>
-      <w:bookmarkStart w:id="3" w:name="_Toc18055"/>
+      <w:bookmarkStart w:id="2" w:name="_Toc22007"/>
       <w:r>
         <w:rPr>
           <w:rFonts w:hint="eastAsia"/>
@@ -3573,11 +3598,11 @@
         </w:rPr>
         <w:t>计划目标</w:t>
       </w:r>
-      <w:bookmarkEnd w:id="3"/>
-    </w:p>
-    <w:p>
-      <w:pPr>
-        <w:pStyle w:val="a1"/>
+      <w:bookmarkEnd w:id="2"/>
+    </w:p>
+    <w:p>
+      <w:pPr>
+        <w:pStyle w:val="29"/>
         <w:keepNext w:val="0"/>
         <w:keepLines w:val="0"/>
         <w:pageBreakBefore w:val="0"/>
@@ -3602,12 +3627,12 @@
           <w:rFonts w:hint="eastAsia"/>
           <w:lang w:val="en-US" w:eastAsia="zh-CN"/>
         </w:rPr>
-        <w:t>核心目标： 确保向甲方提供的“翔云系统”运维支持服务，在任何情况下（包括常规运营、高峰期、系统故障及突发事件），每月服务可用性不低于 90%，并具备快速恢复服务、持续交付核心价值的能力。</w:t>
-      </w:r>
-    </w:p>
-    <w:p>
-      <w:pPr>
-        <w:pStyle w:val="a1"/>
+        <w:t>核心目标：确保向甲方提供的“翔云系统”运维支持服务，在任何情况下（包括常规运营、高峰期、系统故障及突发事件），每月服务可用性不低于90%，并具备快速恢复服务、持续交付核心价值的能力。</w:t>
+      </w:r>
+    </w:p>
+    <w:p>
+      <w:pPr>
+        <w:pStyle w:val="29"/>
         <w:keepNext w:val="0"/>
         <w:keepLines w:val="0"/>
         <w:pageBreakBefore w:val="0"/>
@@ -3637,7 +3662,7 @@
     </w:p>
     <w:p>
       <w:pPr>
-        <w:pStyle w:val="a1"/>
+        <w:pStyle w:val="29"/>
         <w:keepNext w:val="0"/>
         <w:keepLines w:val="0"/>
         <w:pageBreakBefore w:val="0"/>
@@ -3662,12 +3687,12 @@
           <w:rFonts w:hint="eastAsia"/>
           <w:lang w:val="en-US" w:eastAsia="zh-CN"/>
         </w:rPr>
-        <w:t>最小化中断： 通过主动监控和预防性维护，减少服务中断事件的发生频率和持续时间。</w:t>
-      </w:r>
-    </w:p>
-    <w:p>
-      <w:pPr>
-        <w:pStyle w:val="a1"/>
+        <w:t>最小化中断：通过主动监控和预防性维护，减少服务中断事件的发生频率和持续时间。</w:t>
+      </w:r>
+    </w:p>
+    <w:p>
+      <w:pPr>
+        <w:pStyle w:val="29"/>
         <w:keepNext w:val="0"/>
         <w:keepLines w:val="0"/>
         <w:pageBreakBefore w:val="0"/>
@@ -3692,12 +3717,12 @@
           <w:rFonts w:hint="eastAsia"/>
           <w:lang w:val="en-US" w:eastAsia="zh-CN"/>
         </w:rPr>
-        <w:t>快速恢复： 建立分级应急响应机制，确保在合同约定的SLA时限内（如P1级2小时内）恢复服务或提供应急方案。</w:t>
-      </w:r>
-    </w:p>
-    <w:p>
-      <w:pPr>
-        <w:pStyle w:val="a1"/>
+        <w:t>快速恢复：建立分级应急响应机制，确保在合同约定的SLA时限内（如P1级2小时内）恢复服务或提供应急方案。</w:t>
+      </w:r>
+    </w:p>
+    <w:p>
+      <w:pPr>
+        <w:pStyle w:val="29"/>
         <w:keepNext w:val="0"/>
         <w:keepLines w:val="0"/>
         <w:pageBreakBefore w:val="0"/>
@@ -3722,12 +3747,12 @@
           <w:rFonts w:hint="eastAsia"/>
           <w:lang w:val="en-US" w:eastAsia="zh-CN"/>
         </w:rPr>
-        <w:t>持续运营： 在面临重大技术故障、自然灾害、公共卫生事件等灾难性场景时，保障核心运维支持功能（如服务台接单、重大事件处理）不中断。</w:t>
-      </w:r>
-    </w:p>
-    <w:p>
-      <w:pPr>
-        <w:pStyle w:val="a1"/>
+        <w:t>持续运营：面临重大技术故障、自然灾害、公共卫生事件等灾难性场景时，保障核心运维支持功能（如服务台接单、重大事件处理）不中断。</w:t>
+      </w:r>
+    </w:p>
+    <w:p>
+      <w:pPr>
+        <w:pStyle w:val="29"/>
         <w:keepNext w:val="0"/>
         <w:keepLines w:val="0"/>
         <w:pageBreakBefore w:val="0"/>
@@ -3752,19 +3777,19 @@
           <w:rFonts w:hint="eastAsia"/>
           <w:lang w:val="en-US" w:eastAsia="zh-CN"/>
         </w:rPr>
-        <w:t>知识延续： 确保运维知识库的完整性与可访问性，使其在应急状态下仍能作为关键的决策与恢复依据。</w:t>
-      </w:r>
-    </w:p>
-    <w:p>
-      <w:pPr>
-        <w:pStyle w:val="1"/>
+        <w:t>知识延续：确保运维知识库的完整性与可访问性，使其在应急状态下仍能作为关键的决策与恢复依据。</w:t>
+      </w:r>
+    </w:p>
+    <w:p>
+      <w:pPr>
+        <w:pStyle w:val="28"/>
         <w:bidi w:val="0"/>
         <w:rPr>
           <w:rFonts w:hint="eastAsia"/>
           <w:lang w:val="en-US" w:eastAsia="zh-CN"/>
         </w:rPr>
       </w:pPr>
-      <w:bookmarkStart w:id="4" w:name="_Toc15364"/>
+      <w:bookmarkStart w:id="3" w:name="_Toc23985"/>
       <w:r>
         <w:rPr>
           <w:rFonts w:hint="eastAsia"/>
@@ -3772,11 +3797,11 @@
         </w:rPr>
         <w:t>可用性保障体系</w:t>
       </w:r>
-      <w:bookmarkEnd w:id="4"/>
-    </w:p>
-    <w:p>
-      <w:pPr>
-        <w:pStyle w:val="a1"/>
+      <w:bookmarkEnd w:id="3"/>
+    </w:p>
+    <w:p>
+      <w:pPr>
+        <w:pStyle w:val="29"/>
         <w:keepNext w:val="0"/>
         <w:keepLines w:val="0"/>
         <w:pageBreakBefore w:val="0"/>
@@ -3806,14 +3831,14 @@
     </w:p>
     <w:p>
       <w:pPr>
-        <w:pStyle w:val="2"/>
+        <w:pStyle w:val="30"/>
         <w:bidi w:val="0"/>
         <w:rPr>
           <w:rFonts w:hint="eastAsia"/>
           <w:lang w:val="en-US" w:eastAsia="zh-CN"/>
         </w:rPr>
       </w:pPr>
-      <w:bookmarkStart w:id="5" w:name="_Toc31230"/>
+      <w:bookmarkStart w:id="4" w:name="_Toc24114"/>
       <w:r>
         <w:rPr>
           <w:rFonts w:hint="eastAsia"/>
@@ -3821,11 +3846,11 @@
         </w:rPr>
         <w:t>基础设施与工具高可用</w:t>
       </w:r>
-      <w:bookmarkEnd w:id="5"/>
-    </w:p>
-    <w:p>
-      <w:pPr>
-        <w:pStyle w:val="a1"/>
+      <w:bookmarkEnd w:id="4"/>
+    </w:p>
+    <w:p>
+      <w:pPr>
+        <w:pStyle w:val="29"/>
         <w:keepNext w:val="0"/>
         <w:keepLines w:val="0"/>
         <w:pageBreakBefore w:val="0"/>
@@ -3850,12 +3875,12 @@
           <w:rFonts w:hint="eastAsia"/>
           <w:lang w:val="en-US" w:eastAsia="zh-CN"/>
         </w:rPr>
-        <w:t>服务台系统： 采用负载均衡与热备部署，确保服务热线与在线门户7x24小时可访问。</w:t>
-      </w:r>
-    </w:p>
-    <w:p>
-      <w:pPr>
-        <w:pStyle w:val="a1"/>
+        <w:t>服务台系统：采用负载均衡与热备部署，确保服务热线与在线门户7x24小时可访问。</w:t>
+      </w:r>
+    </w:p>
+    <w:p>
+      <w:pPr>
+        <w:pStyle w:val="29"/>
         <w:keepNext w:val="0"/>
         <w:keepLines w:val="0"/>
         <w:pageBreakBefore w:val="0"/>
@@ -3880,12 +3905,12 @@
           <w:rFonts w:hint="eastAsia"/>
           <w:lang w:val="en-US" w:eastAsia="zh-CN"/>
         </w:rPr>
-        <w:t>知识库平台： 实现多地定时备份与实时同步，支持在主干平台故障时，一键切换至只读备用站点，保障知识检索服务不中断。</w:t>
-      </w:r>
-    </w:p>
-    <w:p>
-      <w:pPr>
-        <w:pStyle w:val="a1"/>
+        <w:t>知识库平台：实现多地定时备份与实时同步，支持在主干平台故障时，一键切换至只读备用站点，保障知识检索服务不中断。</w:t>
+      </w:r>
+    </w:p>
+    <w:p>
+      <w:pPr>
+        <w:pStyle w:val="29"/>
         <w:keepNext w:val="0"/>
         <w:keepLines w:val="0"/>
         <w:pageBreakBefore w:val="0"/>
@@ -3910,19 +3935,19 @@
           <w:rFonts w:hint="eastAsia"/>
           <w:lang w:val="en-US" w:eastAsia="zh-CN"/>
         </w:rPr>
-        <w:t>远程支持工具： 配备主备两套远程支持与监控工具，确保对翔云系统运行状态的持续可视性。</w:t>
-      </w:r>
-    </w:p>
-    <w:p>
-      <w:pPr>
-        <w:pStyle w:val="2"/>
+        <w:t>远程支持工具：配备主备两套远程支持与监控工具，确保对翔云系统运行状态的持续可视性。</w:t>
+      </w:r>
+    </w:p>
+    <w:p>
+      <w:pPr>
+        <w:pStyle w:val="30"/>
         <w:bidi w:val="0"/>
         <w:rPr>
           <w:rFonts w:hint="eastAsia"/>
           <w:lang w:val="en-US" w:eastAsia="zh-CN"/>
         </w:rPr>
       </w:pPr>
-      <w:bookmarkStart w:id="6" w:name="_Toc6063"/>
+      <w:bookmarkStart w:id="5" w:name="_Toc9173"/>
       <w:r>
         <w:rPr>
           <w:rFonts w:hint="eastAsia"/>
@@ -3930,11 +3955,11 @@
         </w:rPr>
         <w:t>团队冗余与备份机制</w:t>
       </w:r>
-      <w:bookmarkEnd w:id="6"/>
-    </w:p>
-    <w:p>
-      <w:pPr>
-        <w:pStyle w:val="a1"/>
+      <w:bookmarkEnd w:id="5"/>
+    </w:p>
+    <w:p>
+      <w:pPr>
+        <w:pStyle w:val="29"/>
         <w:keepNext w:val="0"/>
         <w:keepLines w:val="0"/>
         <w:pageBreakBefore w:val="0"/>
@@ -3959,12 +3984,12 @@
           <w:rFonts w:hint="eastAsia"/>
           <w:lang w:val="en-US" w:eastAsia="zh-CN"/>
         </w:rPr>
-        <w:t>服务台团队： 实施A/B班轮值与跨地域后备支持制度，确保任何时间均有至少两名工程师在岗。</w:t>
-      </w:r>
-    </w:p>
-    <w:p>
-      <w:pPr>
-        <w:pStyle w:val="a1"/>
+        <w:t>服务台团队：实施A/B班轮值与跨地域后备支持制度，确保任何时间均有至少两名工程师在岗。</w:t>
+      </w:r>
+    </w:p>
+    <w:p>
+      <w:pPr>
+        <w:pStyle w:val="29"/>
         <w:keepNext w:val="0"/>
         <w:keepLines w:val="0"/>
         <w:pageBreakBefore w:val="0"/>
@@ -3989,12 +4014,12 @@
           <w:rFonts w:hint="eastAsia"/>
           <w:lang w:val="en-US" w:eastAsia="zh-CN"/>
         </w:rPr>
-        <w:t>专业知识团队： 遵循“主备岗”原则。为研发支撑组、知识管理组的关键岗位（如SAP接口专家、核心模块运维专家）设立备份人员，定期进行技能交叉培训与演练，确保单一人员缺席不影响服务深度。</w:t>
-      </w:r>
-    </w:p>
-    <w:p>
-      <w:pPr>
-        <w:pStyle w:val="a1"/>
+        <w:t>专业知识团队：遵循“主备岗”原则。为研发支撑组、知识管理组的关键岗位设立备份人员，定期进行技能交叉培训与演练，确保单一人员缺席不影响服务深度。</w:t>
+      </w:r>
+    </w:p>
+    <w:p>
+      <w:pPr>
+        <w:pStyle w:val="29"/>
         <w:keepNext w:val="0"/>
         <w:keepLines w:val="0"/>
         <w:pageBreakBefore w:val="0"/>
@@ -4019,12 +4044,12 @@
           <w:rFonts w:hint="eastAsia"/>
           <w:lang w:val="en-US" w:eastAsia="zh-CN"/>
         </w:rPr>
-        <w:t>管理岗备份： 项目经理（运维经理）设立明确的第一、第二备份负责人，分别来自数智运营部管理层及研究总院接口负责人。</w:t>
-      </w:r>
-    </w:p>
-    <w:p>
-      <w:pPr>
-        <w:pStyle w:val="1"/>
+        <w:t>管理岗备份：运维项目经理设立明确的第一、第二备份负责人，分别来自数智运营部管理层及研究总院接口负责人。</w:t>
+      </w:r>
+    </w:p>
+    <w:p>
+      <w:pPr>
+        <w:pStyle w:val="28"/>
         <w:bidi w:val="0"/>
         <w:rPr>
           <w:rFonts w:hint="eastAsia"/>
@@ -4038,7 +4063,7 @@
         </w:rPr>
         <w:t xml:space="preserve"> </w:t>
       </w:r>
-      <w:bookmarkStart w:id="7" w:name="_Toc24301"/>
+      <w:bookmarkStart w:id="6" w:name="_Toc4839"/>
       <w:r>
         <w:rPr>
           <w:rFonts w:hint="eastAsia"/>
@@ -4046,30 +4071,30 @@
         </w:rPr>
         <w:t>服务连续性管理</w:t>
       </w:r>
+      <w:bookmarkEnd w:id="6"/>
+    </w:p>
+    <w:p>
+      <w:pPr>
+        <w:pStyle w:val="30"/>
+        <w:bidi w:val="0"/>
+        <w:rPr>
+          <w:rFonts w:hint="eastAsia"/>
+          <w:lang w:val="en-US" w:eastAsia="zh-CN"/>
+        </w:rPr>
+      </w:pPr>
+      <w:bookmarkStart w:id="7" w:name="_Toc1390"/>
+      <w:r>
+        <w:rPr>
+          <w:rFonts w:hint="eastAsia"/>
+          <w:lang w:val="en-US" w:eastAsia="zh-CN"/>
+        </w:rPr>
+        <w:t>风险识别与评估</w:t>
+      </w:r>
       <w:bookmarkEnd w:id="7"/>
     </w:p>
     <w:p>
       <w:pPr>
-        <w:pStyle w:val="2"/>
-        <w:bidi w:val="0"/>
-        <w:rPr>
-          <w:rFonts w:hint="eastAsia"/>
-          <w:lang w:val="en-US" w:eastAsia="zh-CN"/>
-        </w:rPr>
-      </w:pPr>
-      <w:bookmarkStart w:id="8" w:name="_Toc29364"/>
-      <w:r>
-        <w:rPr>
-          <w:rFonts w:hint="eastAsia"/>
-          <w:lang w:val="en-US" w:eastAsia="zh-CN"/>
-        </w:rPr>
-        <w:t>风险识别与评估</w:t>
-      </w:r>
-      <w:bookmarkEnd w:id="8"/>
-    </w:p>
-    <w:p>
-      <w:pPr>
-        <w:pStyle w:val="a1"/>
+        <w:pStyle w:val="29"/>
         <w:keepNext w:val="0"/>
         <w:keepLines w:val="0"/>
         <w:pageBreakBefore w:val="0"/>
@@ -4094,12 +4119,21 @@
           <w:rFonts w:hint="eastAsia"/>
           <w:lang w:val="en-US" w:eastAsia="zh-CN"/>
         </w:rPr>
-        <w:t>定期（每季度）进行风险评估，识别可能影响服务连续性的内外部风险，如：核心人员流失、供应商（如云平台、通信运营商）服务中断、大规模疫情、区域性电力故障等。</w:t>
-      </w:r>
-    </w:p>
-    <w:p>
-      <w:pPr>
-        <w:pStyle w:val="a1"/>
+        <w:t>定期进行风险评估，识别可能影响服务连续性的内外部风险，如：核心人员流失、供应商</w:t>
+      </w:r>
+      <w:bookmarkStart w:id="21" w:name="_GoBack"/>
+      <w:bookmarkEnd w:id="21"/>
+      <w:r>
+        <w:rPr>
+          <w:rFonts w:hint="eastAsia"/>
+          <w:lang w:val="en-US" w:eastAsia="zh-CN"/>
+        </w:rPr>
+        <w:t>服务中断、大规模疫情、区域性电力故障等。</w:t>
+      </w:r>
+    </w:p>
+    <w:p>
+      <w:pPr>
+        <w:pStyle w:val="29"/>
         <w:keepNext w:val="0"/>
         <w:keepLines w:val="0"/>
         <w:pageBreakBefore w:val="0"/>
@@ -4129,14 +4163,14 @@
     </w:p>
     <w:p>
       <w:pPr>
-        <w:pStyle w:val="2"/>
+        <w:pStyle w:val="30"/>
         <w:bidi w:val="0"/>
         <w:rPr>
           <w:rFonts w:hint="eastAsia"/>
           <w:lang w:val="en-US" w:eastAsia="zh-CN"/>
         </w:rPr>
       </w:pPr>
-      <w:bookmarkStart w:id="9" w:name="_Toc23437"/>
+      <w:bookmarkStart w:id="8" w:name="_Toc12182"/>
       <w:r>
         <w:rPr>
           <w:rFonts w:hint="eastAsia"/>
@@ -4144,30 +4178,30 @@
         </w:rPr>
         <w:t>应急响应与恢复流程</w:t>
       </w:r>
+      <w:bookmarkEnd w:id="8"/>
+    </w:p>
+    <w:p>
+      <w:pPr>
+        <w:pStyle w:val="31"/>
+        <w:bidi w:val="0"/>
+        <w:rPr>
+          <w:rFonts w:hint="eastAsia"/>
+          <w:lang w:val="en-US" w:eastAsia="zh-CN"/>
+        </w:rPr>
+      </w:pPr>
+      <w:bookmarkStart w:id="9" w:name="_Toc10518"/>
+      <w:r>
+        <w:rPr>
+          <w:rFonts w:hint="eastAsia"/>
+          <w:lang w:val="en-US" w:eastAsia="zh-CN"/>
+        </w:rPr>
+        <w:t>事件分级与启动</w:t>
+      </w:r>
       <w:bookmarkEnd w:id="9"/>
     </w:p>
     <w:p>
       <w:pPr>
-        <w:pStyle w:val="3"/>
-        <w:bidi w:val="0"/>
-        <w:rPr>
-          <w:rFonts w:hint="eastAsia"/>
-          <w:lang w:val="en-US" w:eastAsia="zh-CN"/>
-        </w:rPr>
-      </w:pPr>
-      <w:bookmarkStart w:id="10" w:name="_Toc21095"/>
-      <w:r>
-        <w:rPr>
-          <w:rFonts w:hint="eastAsia"/>
-          <w:lang w:val="en-US" w:eastAsia="zh-CN"/>
-        </w:rPr>
-        <w:t>事件分级与启动</w:t>
-      </w:r>
-      <w:bookmarkEnd w:id="10"/>
-    </w:p>
-    <w:p>
-      <w:pPr>
-        <w:pStyle w:val="a1"/>
+        <w:pStyle w:val="29"/>
         <w:keepNext w:val="0"/>
         <w:keepLines w:val="0"/>
         <w:pageBreakBefore w:val="0"/>
@@ -4197,14 +4231,14 @@
     </w:p>
     <w:p>
       <w:pPr>
-        <w:pStyle w:val="3"/>
+        <w:pStyle w:val="31"/>
         <w:bidi w:val="0"/>
         <w:rPr>
           <w:rFonts w:hint="eastAsia"/>
           <w:lang w:val="en-US" w:eastAsia="zh-CN"/>
         </w:rPr>
       </w:pPr>
-      <w:bookmarkStart w:id="11" w:name="_Toc16349"/>
+      <w:bookmarkStart w:id="10" w:name="_Toc7454"/>
       <w:r>
         <w:rPr>
           <w:rFonts w:hint="eastAsia"/>
@@ -4212,11 +4246,11 @@
         </w:rPr>
         <w:t>应急指挥</w:t>
       </w:r>
-      <w:bookmarkEnd w:id="11"/>
-    </w:p>
-    <w:p>
-      <w:pPr>
-        <w:pStyle w:val="a1"/>
+      <w:bookmarkEnd w:id="10"/>
+    </w:p>
+    <w:p>
+      <w:pPr>
+        <w:pStyle w:val="29"/>
         <w:keepNext w:val="0"/>
         <w:keepLines w:val="0"/>
         <w:pageBreakBefore w:val="0"/>
@@ -4246,14 +4280,14 @@
     </w:p>
     <w:p>
       <w:pPr>
-        <w:pStyle w:val="3"/>
+        <w:pStyle w:val="31"/>
         <w:bidi w:val="0"/>
         <w:rPr>
           <w:rFonts w:hint="eastAsia"/>
           <w:lang w:val="en-US" w:eastAsia="zh-CN"/>
         </w:rPr>
       </w:pPr>
-      <w:bookmarkStart w:id="12" w:name="_Toc3804"/>
+      <w:bookmarkStart w:id="11" w:name="_Toc1562"/>
       <w:r>
         <w:rPr>
           <w:rFonts w:hint="eastAsia"/>
@@ -4261,11 +4295,11 @@
         </w:rPr>
         <w:t>沟通计划</w:t>
       </w:r>
-      <w:bookmarkEnd w:id="12"/>
-    </w:p>
-    <w:p>
-      <w:pPr>
-        <w:pStyle w:val="a1"/>
+      <w:bookmarkEnd w:id="11"/>
+    </w:p>
+    <w:p>
+      <w:pPr>
+        <w:pStyle w:val="29"/>
         <w:keepNext w:val="0"/>
         <w:keepLines w:val="0"/>
         <w:pageBreakBefore w:val="0"/>
@@ -4295,14 +4329,14 @@
     </w:p>
     <w:p>
       <w:pPr>
-        <w:pStyle w:val="3"/>
+        <w:pStyle w:val="31"/>
         <w:bidi w:val="0"/>
         <w:rPr>
           <w:rFonts w:hint="eastAsia"/>
           <w:lang w:val="en-US" w:eastAsia="zh-CN"/>
         </w:rPr>
       </w:pPr>
-      <w:bookmarkStart w:id="13" w:name="_Toc29544"/>
+      <w:bookmarkStart w:id="12" w:name="_Toc2014"/>
       <w:r>
         <w:rPr>
           <w:rFonts w:hint="eastAsia"/>
@@ -4310,78 +4344,78 @@
         </w:rPr>
         <w:t>恢复策略</w:t>
       </w:r>
+      <w:bookmarkEnd w:id="12"/>
+    </w:p>
+    <w:p>
+      <w:pPr>
+        <w:pStyle w:val="29"/>
+        <w:rPr>
+          <w:rFonts w:hint="eastAsia"/>
+          <w:lang w:val="en-US" w:eastAsia="zh-CN"/>
+        </w:rPr>
+      </w:pPr>
+      <w:r>
+        <w:rPr>
+          <w:rFonts w:hint="eastAsia"/>
+          <w:lang w:val="en-US" w:eastAsia="zh-CN"/>
+        </w:rPr>
+        <w:t>按照事件等级启动不同恢复策略。对于P1、P2级事件，应直接调用服务知识中已经验证的流程或脚本进行恢复</w:t>
+      </w:r>
+    </w:p>
+    <w:p>
+      <w:pPr>
+        <w:pStyle w:val="29"/>
+        <w:rPr>
+          <w:rFonts w:hint="eastAsia"/>
+          <w:lang w:val="en-US" w:eastAsia="zh-CN"/>
+        </w:rPr>
+      </w:pPr>
+      <w:r>
+        <w:rPr>
+          <w:rFonts w:hint="eastAsia"/>
+          <w:lang w:val="en-US" w:eastAsia="zh-CN"/>
+        </w:rPr>
+        <w:t>按照先主后次的顺序进行恢复</w:t>
+      </w:r>
+    </w:p>
+    <w:p>
+      <w:pPr>
+        <w:pStyle w:val="29"/>
+        <w:rPr>
+          <w:rFonts w:hint="default"/>
+          <w:lang w:val="en-US" w:eastAsia="zh-CN"/>
+        </w:rPr>
+      </w:pPr>
+      <w:r>
+        <w:rPr>
+          <w:rFonts w:hint="eastAsia"/>
+          <w:lang w:val="en-US" w:eastAsia="zh-CN"/>
+        </w:rPr>
+        <w:t>当无法完全恢复时，应当先关闭非核心功能，保障关键业务运行</w:t>
+      </w:r>
+    </w:p>
+    <w:p>
+      <w:pPr>
+        <w:pStyle w:val="31"/>
+        <w:bidi w:val="0"/>
+        <w:rPr>
+          <w:rFonts w:hint="eastAsia"/>
+          <w:lang w:val="en-US" w:eastAsia="zh-CN"/>
+        </w:rPr>
+      </w:pPr>
+      <w:bookmarkStart w:id="13" w:name="_Toc26774"/>
+      <w:r>
+        <w:rPr>
+          <w:rFonts w:hint="eastAsia"/>
+          <w:lang w:val="en-US" w:eastAsia="zh-CN"/>
+        </w:rPr>
+        <w:t>技术恢复</w:t>
+      </w:r>
       <w:bookmarkEnd w:id="13"/>
     </w:p>
     <w:p>
       <w:pPr>
-        <w:pStyle w:val="a1"/>
-        <w:rPr>
-          <w:rFonts w:hint="eastAsia"/>
-          <w:lang w:val="en-US" w:eastAsia="zh-CN"/>
-        </w:rPr>
-      </w:pPr>
-      <w:r>
-        <w:rPr>
-          <w:rFonts w:hint="eastAsia"/>
-          <w:lang w:val="en-US" w:eastAsia="zh-CN"/>
-        </w:rPr>
-        <w:t>按照事件等级启动不同恢复策略。对于P1、P2级事件，应直接调用服务知识中已经验证的流程或脚本进行恢复</w:t>
-      </w:r>
-    </w:p>
-    <w:p>
-      <w:pPr>
-        <w:pStyle w:val="a1"/>
-        <w:rPr>
-          <w:rFonts w:hint="eastAsia"/>
-          <w:lang w:val="en-US" w:eastAsia="zh-CN"/>
-        </w:rPr>
-      </w:pPr>
-      <w:r>
-        <w:rPr>
-          <w:rFonts w:hint="eastAsia"/>
-          <w:lang w:val="en-US" w:eastAsia="zh-CN"/>
-        </w:rPr>
-        <w:t>按照先主后次的顺序进行恢复</w:t>
-      </w:r>
-    </w:p>
-    <w:p>
-      <w:pPr>
-        <w:pStyle w:val="a1"/>
-        <w:rPr>
-          <w:rFonts w:hint="default"/>
-          <w:lang w:val="en-US" w:eastAsia="zh-CN"/>
-        </w:rPr>
-      </w:pPr>
-      <w:r>
-        <w:rPr>
-          <w:rFonts w:hint="eastAsia"/>
-          <w:lang w:val="en-US" w:eastAsia="zh-CN"/>
-        </w:rPr>
-        <w:t>当无法完全恢复时，应当先关闭非核心功能，保障关键业务运行</w:t>
-      </w:r>
-    </w:p>
-    <w:p>
-      <w:pPr>
-        <w:pStyle w:val="3"/>
-        <w:bidi w:val="0"/>
-        <w:rPr>
-          <w:rFonts w:hint="eastAsia"/>
-          <w:lang w:val="en-US" w:eastAsia="zh-CN"/>
-        </w:rPr>
-      </w:pPr>
-      <w:bookmarkStart w:id="14" w:name="_Toc18970"/>
-      <w:r>
-        <w:rPr>
-          <w:rFonts w:hint="eastAsia"/>
-          <w:lang w:val="en-US" w:eastAsia="zh-CN"/>
-        </w:rPr>
-        <w:t>技术恢复</w:t>
-      </w:r>
-      <w:bookmarkEnd w:id="14"/>
-    </w:p>
-    <w:p>
-      <w:pPr>
-        <w:pStyle w:val="a1"/>
+        <w:pStyle w:val="29"/>
         <w:keepNext w:val="0"/>
         <w:keepLines w:val="0"/>
         <w:pageBreakBefore w:val="0"/>
@@ -4411,14 +4445,14 @@
     </w:p>
     <w:p>
       <w:pPr>
-        <w:pStyle w:val="3"/>
+        <w:pStyle w:val="31"/>
         <w:bidi w:val="0"/>
         <w:rPr>
           <w:rFonts w:hint="eastAsia"/>
           <w:lang w:val="en-US" w:eastAsia="zh-CN"/>
         </w:rPr>
       </w:pPr>
-      <w:bookmarkStart w:id="15" w:name="_Toc3640"/>
+      <w:bookmarkStart w:id="14" w:name="_Toc32722"/>
       <w:r>
         <w:rPr>
           <w:rFonts w:hint="eastAsia"/>
@@ -4426,11 +4460,11 @@
         </w:rPr>
         <w:t>服务分流</w:t>
       </w:r>
-      <w:bookmarkEnd w:id="15"/>
-    </w:p>
-    <w:p>
-      <w:pPr>
-        <w:pStyle w:val="a1"/>
+      <w:bookmarkEnd w:id="14"/>
+    </w:p>
+    <w:p>
+      <w:pPr>
+        <w:pStyle w:val="29"/>
         <w:keepNext w:val="0"/>
         <w:keepLines w:val="0"/>
         <w:pageBreakBefore w:val="0"/>
@@ -4460,14 +4494,14 @@
     </w:p>
     <w:p>
       <w:pPr>
-        <w:pStyle w:val="3"/>
+        <w:pStyle w:val="31"/>
         <w:bidi w:val="0"/>
         <w:rPr>
           <w:rFonts w:hint="eastAsia"/>
           <w:lang w:val="en-US" w:eastAsia="zh-CN"/>
         </w:rPr>
       </w:pPr>
-      <w:bookmarkStart w:id="16" w:name="_Toc10670"/>
+      <w:bookmarkStart w:id="15" w:name="_Toc2979"/>
       <w:r>
         <w:rPr>
           <w:rFonts w:hint="eastAsia"/>
@@ -4475,11 +4509,11 @@
         </w:rPr>
         <w:t>知识调用</w:t>
       </w:r>
-      <w:bookmarkEnd w:id="16"/>
-    </w:p>
-    <w:p>
-      <w:pPr>
-        <w:pStyle w:val="a1"/>
+      <w:bookmarkEnd w:id="15"/>
+    </w:p>
+    <w:p>
+      <w:pPr>
+        <w:pStyle w:val="29"/>
         <w:keepNext w:val="0"/>
         <w:keepLines w:val="0"/>
         <w:pageBreakBefore w:val="0"/>
@@ -4509,14 +4543,14 @@
     </w:p>
     <w:p>
       <w:pPr>
-        <w:pStyle w:val="2"/>
+        <w:pStyle w:val="30"/>
         <w:bidi w:val="0"/>
         <w:rPr>
           <w:rFonts w:hint="eastAsia"/>
           <w:lang w:val="en-US" w:eastAsia="zh-CN"/>
         </w:rPr>
       </w:pPr>
-      <w:bookmarkStart w:id="17" w:name="_Toc7820"/>
+      <w:bookmarkStart w:id="16" w:name="_Toc14995"/>
       <w:r>
         <w:rPr>
           <w:rFonts w:hint="eastAsia"/>
@@ -4524,11 +4558,11 @@
         </w:rPr>
         <w:t>灾难恢复</w:t>
       </w:r>
-      <w:bookmarkEnd w:id="17"/>
-    </w:p>
-    <w:p>
-      <w:pPr>
-        <w:pStyle w:val="a1"/>
+      <w:bookmarkEnd w:id="16"/>
+    </w:p>
+    <w:p>
+      <w:pPr>
+        <w:pStyle w:val="29"/>
         <w:keepNext w:val="0"/>
         <w:keepLines w:val="0"/>
         <w:pageBreakBefore w:val="0"/>
@@ -4558,7 +4592,7 @@
     </w:p>
     <w:p>
       <w:pPr>
-        <w:pStyle w:val="a1"/>
+        <w:pStyle w:val="29"/>
         <w:keepNext w:val="0"/>
         <w:keepLines w:val="0"/>
         <w:pageBreakBefore w:val="0"/>
@@ -4588,14 +4622,14 @@
     </w:p>
     <w:p>
       <w:pPr>
-        <w:pStyle w:val="1"/>
+        <w:pStyle w:val="28"/>
         <w:bidi w:val="0"/>
         <w:rPr>
           <w:rFonts w:hint="eastAsia"/>
           <w:lang w:val="en-US" w:eastAsia="zh-CN"/>
         </w:rPr>
       </w:pPr>
-      <w:bookmarkStart w:id="18" w:name="_Toc11809"/>
+      <w:bookmarkStart w:id="17" w:name="_Toc8654"/>
       <w:r>
         <w:rPr>
           <w:rFonts w:hint="eastAsia"/>
@@ -4603,30 +4637,30 @@
         </w:rPr>
         <w:t>演练、评审与改进</w:t>
       </w:r>
+      <w:bookmarkEnd w:id="17"/>
+    </w:p>
+    <w:p>
+      <w:pPr>
+        <w:pStyle w:val="30"/>
+        <w:bidi w:val="0"/>
+        <w:rPr>
+          <w:rFonts w:hint="eastAsia"/>
+          <w:lang w:val="en-US" w:eastAsia="zh-CN"/>
+        </w:rPr>
+      </w:pPr>
+      <w:bookmarkStart w:id="18" w:name="_Toc3686"/>
+      <w:r>
+        <w:rPr>
+          <w:rFonts w:hint="eastAsia"/>
+          <w:lang w:val="en-US" w:eastAsia="zh-CN"/>
+        </w:rPr>
+        <w:t>定期演练</w:t>
+      </w:r>
       <w:bookmarkEnd w:id="18"/>
     </w:p>
     <w:p>
       <w:pPr>
-        <w:pStyle w:val="2"/>
-        <w:bidi w:val="0"/>
-        <w:rPr>
-          <w:rFonts w:hint="eastAsia"/>
-          <w:lang w:val="en-US" w:eastAsia="zh-CN"/>
-        </w:rPr>
-      </w:pPr>
-      <w:bookmarkStart w:id="19" w:name="_Toc10502"/>
-      <w:r>
-        <w:rPr>
-          <w:rFonts w:hint="eastAsia"/>
-          <w:lang w:val="en-US" w:eastAsia="zh-CN"/>
-        </w:rPr>
-        <w:t>定期演练</w:t>
-      </w:r>
-      <w:bookmarkEnd w:id="19"/>
-    </w:p>
-    <w:p>
-      <w:pPr>
-        <w:pStyle w:val="a1"/>
+        <w:pStyle w:val="29"/>
         <w:keepNext w:val="0"/>
         <w:keepLines w:val="0"/>
         <w:pageBreakBefore w:val="0"/>
@@ -4656,7 +4690,7 @@
     </w:p>
     <w:p>
       <w:pPr>
-        <w:pStyle w:val="a1"/>
+        <w:pStyle w:val="29"/>
         <w:keepNext w:val="0"/>
         <w:keepLines w:val="0"/>
         <w:pageBreakBefore w:val="0"/>
@@ -4686,14 +4720,14 @@
     </w:p>
     <w:p>
       <w:pPr>
-        <w:pStyle w:val="2"/>
+        <w:pStyle w:val="30"/>
         <w:bidi w:val="0"/>
         <w:rPr>
           <w:rFonts w:hint="eastAsia"/>
           <w:lang w:val="en-US" w:eastAsia="zh-CN"/>
         </w:rPr>
       </w:pPr>
-      <w:bookmarkStart w:id="20" w:name="_Toc7905"/>
+      <w:bookmarkStart w:id="19" w:name="_Toc9843"/>
       <w:r>
         <w:rPr>
           <w:rFonts w:hint="eastAsia"/>
@@ -4701,11 +4735,11 @@
         </w:rPr>
         <w:t>计划评审与更新</w:t>
       </w:r>
-      <w:bookmarkEnd w:id="20"/>
-    </w:p>
-    <w:p>
-      <w:pPr>
-        <w:pStyle w:val="a1"/>
+      <w:bookmarkEnd w:id="19"/>
+    </w:p>
+    <w:p>
+      <w:pPr>
+        <w:pStyle w:val="29"/>
         <w:keepNext w:val="0"/>
         <w:keepLines w:val="0"/>
         <w:pageBreakBefore w:val="0"/>
@@ -4735,7 +4769,7 @@
     </w:p>
     <w:p>
       <w:pPr>
-        <w:pStyle w:val="a1"/>
+        <w:pStyle w:val="29"/>
         <w:keepNext w:val="0"/>
         <w:keepLines w:val="0"/>
         <w:pageBreakBefore w:val="0"/>
@@ -4765,7 +4799,7 @@
     </w:p>
     <w:p>
       <w:pPr>
-        <w:pStyle w:val="a1"/>
+        <w:pStyle w:val="29"/>
         <w:keepNext w:val="0"/>
         <w:keepLines w:val="0"/>
         <w:pageBreakBefore w:val="0"/>
@@ -4795,14 +4829,14 @@
     </w:p>
     <w:p>
       <w:pPr>
-        <w:pStyle w:val="1"/>
+        <w:pStyle w:val="28"/>
         <w:bidi w:val="0"/>
         <w:rPr>
           <w:rFonts w:hint="eastAsia"/>
           <w:lang w:val="en-US" w:eastAsia="zh-CN"/>
         </w:rPr>
       </w:pPr>
-      <w:bookmarkStart w:id="21" w:name="_Toc8034"/>
+      <w:bookmarkStart w:id="20" w:name="_Toc14016"/>
       <w:r>
         <w:rPr>
           <w:rFonts w:hint="eastAsia"/>
@@ -4810,11 +4844,11 @@
         </w:rPr>
         <w:t>交付物与报告</w:t>
       </w:r>
-      <w:bookmarkEnd w:id="21"/>
-    </w:p>
-    <w:p>
-      <w:pPr>
-        <w:pStyle w:val="a1"/>
+      <w:bookmarkEnd w:id="20"/>
+    </w:p>
+    <w:p>
+      <w:pPr>
+        <w:pStyle w:val="29"/>
         <w:keepNext w:val="0"/>
         <w:keepLines w:val="0"/>
         <w:pageBreakBefore w:val="0"/>
@@ -4844,7 +4878,7 @@
     </w:p>
     <w:p>
       <w:pPr>
-        <w:pStyle w:val="a1"/>
+        <w:pStyle w:val="29"/>
         <w:keepNext w:val="0"/>
         <w:keepLines w:val="0"/>
         <w:pageBreakBefore w:val="0"/>
@@ -4874,7 +4908,7 @@
     </w:p>
     <w:p>
       <w:pPr>
-        <w:pStyle w:val="a1"/>
+        <w:pStyle w:val="29"/>
         <w:keepNext w:val="0"/>
         <w:keepLines w:val="0"/>
         <w:pageBreakBefore w:val="0"/>
@@ -4904,7 +4938,7 @@
     </w:p>
     <w:p>
       <w:pPr>
-        <w:pStyle w:val="a1"/>
+        <w:pStyle w:val="29"/>
         <w:keepNext w:val="0"/>
         <w:keepLines w:val="0"/>
         <w:pageBreakBefore w:val="0"/>
@@ -4934,7 +4968,7 @@
     </w:p>
     <w:p>
       <w:pPr>
-        <w:pStyle w:val="a1"/>
+        <w:pStyle w:val="29"/>
         <w:keepNext w:val="0"/>
         <w:keepLines w:val="0"/>
         <w:pageBreakBefore w:val="0"/>
@@ -4963,23 +4997,73 @@
       </w:r>
     </w:p>
     <w:sectPr>
-      <w:headerReference w:type="default" r:id="rId7"/>
+      <w:headerReference r:id="rId5" w:type="default"/>
       <w:pgSz w:w="11906" w:h="16838"/>
       <w:pgMar w:top="1417" w:right="1800" w:bottom="1440" w:left="1800" w:header="1140" w:footer="992" w:gutter="0"/>
-      <w:cols w:num="1" w:space="425"/>
+      <w:cols w:space="425" w:num="1"/>
       <w:docGrid w:type="lines" w:linePitch="312" w:charSpace="0"/>
     </w:sectPr>
   </w:body>
 </w:document>
 </file>
 
+<file path=word/endnotes.xml><?xml version="1.0" encoding="utf-8"?>
+<w:endnotes xmlns:wpc="http://schemas.microsoft.com/office/word/2010/wordprocessingCanvas" xmlns:mc="http://schemas.openxmlformats.org/markup-compatibility/2006" xmlns:o="urn:schemas-microsoft-com:office:office" xmlns:r="http://schemas.openxmlformats.org/officeDocument/2006/relationships" xmlns:m="http://schemas.openxmlformats.org/officeDocument/2006/math" xmlns:v="urn:schemas-microsoft-com:vml" xmlns:wp14="http://schemas.microsoft.com/office/word/2010/wordprocessingDrawing" xmlns:wp="http://schemas.openxmlformats.org/drawingml/2006/wordprocessingDrawing" xmlns:w="http://schemas.openxmlformats.org/wordprocessingml/2006/main" xmlns:w14="http://schemas.microsoft.com/office/word/2010/wordml" xmlns:w15="http://schemas.microsoft.com/office/word/2012/wordml" xmlns:w10="urn:schemas-microsoft-com:office:word" xmlns:wpg="http://schemas.microsoft.com/office/word/2010/wordprocessingGroup" xmlns:wpi="http://schemas.microsoft.com/office/word/2010/wordprocessingInk" xmlns:wne="http://schemas.microsoft.com/office/word/2006/wordml" xmlns:wps="http://schemas.microsoft.com/office/word/2010/wordprocessingShape" xmlns:wpsCustomData="http://www.wps.cn/officeDocument/2013/wpsCustomData" mc:Ignorable="w14 w15 wp14">
+  <w:endnote w:type="separator" w:id="0">
+    <w:p>
+      <w:pPr>
+        <w:spacing w:line="240" w:lineRule="auto"/>
+      </w:pPr>
+      <w:r>
+        <w:separator/>
+      </w:r>
+    </w:p>
+  </w:endnote>
+  <w:endnote w:type="continuationSeparator" w:id="1">
+    <w:p>
+      <w:pPr>
+        <w:spacing w:line="240" w:lineRule="auto"/>
+      </w:pPr>
+      <w:r>
+        <w:continuationSeparator/>
+      </w:r>
+    </w:p>
+  </w:endnote>
+</w:endnotes>
+</file>
+
+<file path=word/footnotes.xml><?xml version="1.0" encoding="utf-8"?>
+<w:footnotes xmlns:wpc="http://schemas.microsoft.com/office/word/2010/wordprocessingCanvas" xmlns:mc="http://schemas.openxmlformats.org/markup-compatibility/2006" xmlns:o="urn:schemas-microsoft-com:office:office" xmlns:r="http://schemas.openxmlformats.org/officeDocument/2006/relationships" xmlns:m="http://schemas.openxmlformats.org/officeDocument/2006/math" xmlns:v="urn:schemas-microsoft-com:vml" xmlns:wp14="http://schemas.microsoft.com/office/word/2010/wordprocessingDrawing" xmlns:wp="http://schemas.openxmlformats.org/drawingml/2006/wordprocessingDrawing" xmlns:w="http://schemas.openxmlformats.org/wordprocessingml/2006/main" xmlns:w14="http://schemas.microsoft.com/office/word/2010/wordml" xmlns:w15="http://schemas.microsoft.com/office/word/2012/wordml" xmlns:w10="urn:schemas-microsoft-com:office:word" xmlns:wpg="http://schemas.microsoft.com/office/word/2010/wordprocessingGroup" xmlns:wpi="http://schemas.microsoft.com/office/word/2010/wordprocessingInk" xmlns:wne="http://schemas.microsoft.com/office/word/2006/wordml" xmlns:wps="http://schemas.microsoft.com/office/word/2010/wordprocessingShape" xmlns:wpsCustomData="http://www.wps.cn/officeDocument/2013/wpsCustomData" mc:Ignorable="w14 w15 wp14">
+  <w:footnote w:type="separator" w:id="0">
+    <w:p>
+      <w:pPr>
+        <w:spacing w:line="360" w:lineRule="auto"/>
+      </w:pPr>
+      <w:r>
+        <w:separator/>
+      </w:r>
+    </w:p>
+  </w:footnote>
+  <w:footnote w:type="continuationSeparator" w:id="1">
+    <w:p>
+      <w:pPr>
+        <w:spacing w:line="360" w:lineRule="auto"/>
+      </w:pPr>
+      <w:r>
+        <w:continuationSeparator/>
+      </w:r>
+    </w:p>
+  </w:footnote>
+</w:footnotes>
+</file>
+
 <file path=word/header1.xml><?xml version="1.0" encoding="utf-8"?>
-<w:hdr xmlns:wpc="http://schemas.microsoft.com/office/word/2010/wordprocessingCanvas" xmlns:mc="http://schemas.openxmlformats.org/markup-compatibility/2006" xmlns:o="urn:schemas-microsoft-com:office:office" xmlns:r="http://schemas.openxmlformats.org/officeDocument/2006/relationships" xmlns:m="http://schemas.openxmlformats.org/officeDocument/2006/math" xmlns:v="urn:schemas-microsoft-com:vml" xmlns:wp14="http://schemas.microsoft.com/office/word/2010/wordprocessingDrawing" xmlns:wp="http://schemas.openxmlformats.org/drawingml/2006/wordprocessingDrawing" xmlns:w10="urn:schemas-microsoft-com:office:word" xmlns:w="http://schemas.openxmlformats.org/wordprocessingml/2006/main" xmlns:w14="http://schemas.microsoft.com/office/word/2010/wordml" xmlns:w15="http://schemas.microsoft.com/office/word/2012/wordml" xmlns:wne="http://schemas.microsoft.com/office/word/2006/wordml" xmlns:wpg="http://schemas.microsoft.com/office/word/2010/wordprocessingGroup" xmlns:wpi="http://schemas.microsoft.com/office/word/2010/wordprocessingInk" xmlns:wps="http://schemas.microsoft.com/office/word/2010/wordprocessingShape" mc:Ignorable="w14 w15 wp14">
+<w:hdr xmlns:wpc="http://schemas.microsoft.com/office/word/2010/wordprocessingCanvas" xmlns:mc="http://schemas.openxmlformats.org/markup-compatibility/2006" xmlns:o="urn:schemas-microsoft-com:office:office" xmlns:r="http://schemas.openxmlformats.org/officeDocument/2006/relationships" xmlns:m="http://schemas.openxmlformats.org/officeDocument/2006/math" xmlns:v="urn:schemas-microsoft-com:vml" xmlns:wp14="http://schemas.microsoft.com/office/word/2010/wordprocessingDrawing" xmlns:wp="http://schemas.openxmlformats.org/drawingml/2006/wordprocessingDrawing" xmlns:w10="urn:schemas-microsoft-com:office:word" xmlns:w="http://schemas.openxmlformats.org/wordprocessingml/2006/main" xmlns:w14="http://schemas.microsoft.com/office/word/2010/wordml" xmlns:w15="http://schemas.microsoft.com/office/word/2012/wordml" xmlns:wpg="http://schemas.microsoft.com/office/word/2010/wordprocessingGroup" xmlns:wpi="http://schemas.microsoft.com/office/word/2010/wordprocessingInk" xmlns:wne="http://schemas.microsoft.com/office/word/2006/wordml" xmlns:wps="http://schemas.microsoft.com/office/word/2010/wordprocessingShape" xmlns:wpsCustomData="http://www.wps.cn/officeDocument/2013/wpsCustomData" mc:Ignorable="w14 w15 wp14">
   <w:p>
     <w:pPr>
-      <w:pStyle w:val="Header"/>
+      <w:pStyle w:val="15"/>
       <w:pBdr>
-        <w:bottom w:val="single" w:sz="4" w:space="1" w:color="auto"/>
+        <w:bottom w:val="single" w:color="auto" w:sz="4" w:space="1"/>
       </w:pBdr>
       <w:tabs>
         <w:tab w:val="left" w:pos="335"/>
@@ -4987,27 +5071,27 @@
       </w:tabs>
       <w:jc w:val="right"/>
       <w:rPr>
-        <w:rFonts w:eastAsiaTheme="minorEastAsia" w:hint="eastAsia"/>
+        <w:rFonts w:hint="eastAsia" w:eastAsiaTheme="minorEastAsia"/>
         <w:lang w:eastAsia="zh-CN"/>
       </w:rPr>
     </w:pPr>
     <w:r>
       <w:rPr>
-        <w:rFonts w:eastAsiaTheme="minorEastAsia" w:hint="eastAsia"/>
+        <w:rFonts w:hint="eastAsia" w:eastAsiaTheme="minorEastAsia"/>
         <w:lang w:val="en-US" w:eastAsia="zh-CN"/>
       </w:rPr>
       <w:tab/>
     </w:r>
     <w:r>
       <w:rPr>
-        <w:rFonts w:eastAsiaTheme="minorEastAsia" w:hint="eastAsia"/>
+        <w:rFonts w:hint="eastAsia" w:eastAsiaTheme="minorEastAsia"/>
         <w:lang w:val="en-US" w:eastAsia="zh-CN"/>
       </w:rPr>
       <w:tab/>
     </w:r>
     <w:r>
       <w:rPr>
-        <w:rFonts w:eastAsiaTheme="minorEastAsia" w:hint="eastAsia"/>
+        <w:rFonts w:hint="eastAsia" w:eastAsiaTheme="minorEastAsia"/>
         <w:lang w:val="en-US" w:eastAsia="zh-CN"/>
       </w:rPr>
       <w:t>江西通信产业服务有限公司</w:t>
@@ -5017,15 +5101,15 @@
 </file>
 
 <file path=word/numbering.xml><?xml version="1.0" encoding="utf-8"?>
-<w:numbering xmlns:wpc="http://schemas.microsoft.com/office/word/2010/wordprocessingCanvas" xmlns:mc="http://schemas.openxmlformats.org/markup-compatibility/2006" xmlns:o="urn:schemas-microsoft-com:office:office" xmlns:r="http://schemas.openxmlformats.org/officeDocument/2006/relationships" xmlns:m="http://schemas.openxmlformats.org/officeDocument/2006/math" xmlns:v="urn:schemas-microsoft-com:vml" xmlns:wp14="http://schemas.microsoft.com/office/word/2010/wordprocessingDrawing" xmlns:wp="http://schemas.openxmlformats.org/drawingml/2006/wordprocessingDrawing" xmlns:w10="urn:schemas-microsoft-com:office:word" xmlns:w="http://schemas.openxmlformats.org/wordprocessingml/2006/main" xmlns:w14="http://schemas.microsoft.com/office/word/2010/wordml" xmlns:w15="http://schemas.microsoft.com/office/word/2012/wordml" xmlns:wne="http://schemas.microsoft.com/office/word/2006/wordml" xmlns:wpg="http://schemas.microsoft.com/office/word/2010/wordprocessingGroup" xmlns:wpi="http://schemas.microsoft.com/office/word/2010/wordprocessingInk" xmlns:wps="http://schemas.microsoft.com/office/word/2010/wordprocessingShape" mc:Ignorable="w14 w15 wp14">
+<w:numbering xmlns:wpc="http://schemas.microsoft.com/office/word/2010/wordprocessingCanvas" xmlns:mc="http://schemas.openxmlformats.org/markup-compatibility/2006" xmlns:o="urn:schemas-microsoft-com:office:office" xmlns:r="http://schemas.openxmlformats.org/officeDocument/2006/relationships" xmlns:m="http://schemas.openxmlformats.org/officeDocument/2006/math" xmlns:v="urn:schemas-microsoft-com:vml" xmlns:wp14="http://schemas.microsoft.com/office/word/2010/wordprocessingDrawing" xmlns:wp="http://schemas.openxmlformats.org/drawingml/2006/wordprocessingDrawing" xmlns:w10="urn:schemas-microsoft-com:office:word" xmlns:w="http://schemas.openxmlformats.org/wordprocessingml/2006/main" xmlns:w14="http://schemas.microsoft.com/office/word/2010/wordml" xmlns:wpg="http://schemas.microsoft.com/office/word/2010/wordprocessingGroup" xmlns:wpi="http://schemas.microsoft.com/office/word/2010/wordprocessingInk" xmlns:wne="http://schemas.microsoft.com/office/word/2006/wordml" xmlns:wps="http://schemas.microsoft.com/office/word/2010/wordprocessingShape" xmlns:wpsCustomData="http://www.wps.cn/officeDocument/2013/wpsCustomData" mc:Ignorable="w14 wp14">
   <w:abstractNum w:abstractNumId="0">
     <w:nsid w:val="8E964DCE"/>
     <w:multiLevelType w:val="multilevel"/>
     <w:tmpl w:val="8E964DCE"/>
-    <w:lvl w:ilvl="0">
+    <w:lvl w:ilvl="0" w:tentative="0">
       <w:start w:val="1"/>
       <w:numFmt w:val="decimal"/>
-      <w:pStyle w:val="Heading1"/>
+      <w:pStyle w:val="2"/>
       <w:lvlText w:val="%1."/>
       <w:lvlJc w:val="left"/>
       <w:pPr>
@@ -5035,10 +5119,10 @@
         <w:rFonts w:hint="default"/>
       </w:rPr>
     </w:lvl>
-    <w:lvl w:ilvl="1">
+    <w:lvl w:ilvl="1" w:tentative="0">
       <w:start w:val="1"/>
       <w:numFmt w:val="decimal"/>
-      <w:pStyle w:val="Heading2"/>
+      <w:pStyle w:val="3"/>
       <w:lvlText w:val="%1.%2."/>
       <w:lvlJc w:val="left"/>
       <w:pPr>
@@ -5048,10 +5132,10 @@
         <w:rFonts w:hint="default"/>
       </w:rPr>
     </w:lvl>
-    <w:lvl w:ilvl="2">
+    <w:lvl w:ilvl="2" w:tentative="0">
       <w:start w:val="1"/>
       <w:numFmt w:val="decimal"/>
-      <w:pStyle w:val="Heading3"/>
+      <w:pStyle w:val="4"/>
       <w:lvlText w:val="%1.%2.%3."/>
       <w:lvlJc w:val="left"/>
       <w:pPr>
@@ -5061,10 +5145,10 @@
         <w:rFonts w:hint="default"/>
       </w:rPr>
     </w:lvl>
-    <w:lvl w:ilvl="3">
+    <w:lvl w:ilvl="3" w:tentative="0">
       <w:start w:val="1"/>
       <w:numFmt w:val="decimal"/>
-      <w:pStyle w:val="Heading4"/>
+      <w:pStyle w:val="5"/>
       <w:lvlText w:val="%1.%2.%3.%4."/>
       <w:lvlJc w:val="left"/>
       <w:pPr>
@@ -5074,10 +5158,10 @@
         <w:rFonts w:hint="default"/>
       </w:rPr>
     </w:lvl>
-    <w:lvl w:ilvl="4">
+    <w:lvl w:ilvl="4" w:tentative="0">
       <w:start w:val="1"/>
       <w:numFmt w:val="decimal"/>
-      <w:pStyle w:val="Heading5"/>
+      <w:pStyle w:val="6"/>
       <w:lvlText w:val="%1.%2.%3.%4.%5."/>
       <w:lvlJc w:val="left"/>
       <w:pPr>
@@ -5087,10 +5171,10 @@
         <w:rFonts w:hint="default"/>
       </w:rPr>
     </w:lvl>
-    <w:lvl w:ilvl="5">
+    <w:lvl w:ilvl="5" w:tentative="0">
       <w:start w:val="1"/>
       <w:numFmt w:val="decimal"/>
-      <w:pStyle w:val="Heading6"/>
+      <w:pStyle w:val="7"/>
       <w:lvlText w:val="%1.%2.%3.%4.%5.%6."/>
       <w:lvlJc w:val="left"/>
       <w:pPr>
@@ -5100,10 +5184,10 @@
         <w:rFonts w:hint="default"/>
       </w:rPr>
     </w:lvl>
-    <w:lvl w:ilvl="6">
+    <w:lvl w:ilvl="6" w:tentative="0">
       <w:start w:val="1"/>
       <w:numFmt w:val="decimal"/>
-      <w:pStyle w:val="Heading7"/>
+      <w:pStyle w:val="8"/>
       <w:lvlText w:val="%1.%2.%3.%4.%5.%6.%7."/>
       <w:lvlJc w:val="left"/>
       <w:pPr>
@@ -5113,10 +5197,10 @@
         <w:rFonts w:hint="default"/>
       </w:rPr>
     </w:lvl>
-    <w:lvl w:ilvl="7">
+    <w:lvl w:ilvl="7" w:tentative="0">
       <w:start w:val="1"/>
       <w:numFmt w:val="decimal"/>
-      <w:pStyle w:val="Heading8"/>
+      <w:pStyle w:val="9"/>
       <w:lvlText w:val="%1.%2.%3.%4.%5.%6.%7.%8."/>
       <w:lvlJc w:val="left"/>
       <w:pPr>
@@ -5126,10 +5210,10 @@
         <w:rFonts w:hint="default"/>
       </w:rPr>
     </w:lvl>
-    <w:lvl w:ilvl="8">
+    <w:lvl w:ilvl="8" w:tentative="0">
       <w:start w:val="1"/>
       <w:numFmt w:val="decimal"/>
-      <w:pStyle w:val="Heading9"/>
+      <w:pStyle w:val="10"/>
       <w:lvlText w:val="%1.%2.%3.%4.%5.%6.%7.%8.%9."/>
       <w:lvlJc w:val="left"/>
       <w:pPr>
@@ -5147,267 +5231,269 @@
 </file>
 
 <file path=word/styles.xml><?xml version="1.0" encoding="utf-8"?>
-<w:styles xmlns:mc="http://schemas.openxmlformats.org/markup-compatibility/2006" xmlns:r="http://schemas.openxmlformats.org/officeDocument/2006/relationships" xmlns:w="http://schemas.openxmlformats.org/wordprocessingml/2006/main" xmlns:w14="http://schemas.microsoft.com/office/word/2010/wordml" xmlns:w15="http://schemas.microsoft.com/office/word/2012/wordml" mc:Ignorable="w14 w15">
+<w:styles xmlns:mc="http://schemas.openxmlformats.org/markup-compatibility/2006" xmlns:o="urn:schemas-microsoft-com:office:office" xmlns:r="http://schemas.openxmlformats.org/officeDocument/2006/relationships" xmlns:m="http://schemas.openxmlformats.org/officeDocument/2006/math" xmlns:v="urn:schemas-microsoft-com:vml" xmlns:w="http://schemas.openxmlformats.org/wordprocessingml/2006/main" xmlns:w14="http://schemas.microsoft.com/office/word/2010/wordml" xmlns:w10="urn:schemas-microsoft-com:office:word" xmlns:sl="http://schemas.openxmlformats.org/schemaLibrary/2006/main" xmlns:wpsCustomData="http://www.wps.cn/officeDocument/2013/wpsCustomData" mc:Ignorable="w14">
   <w:docDefaults>
     <w:rPrDefault>
       <w:rPr>
-        <w:rFonts w:ascii="Times New Roman" w:eastAsia="宋体" w:hAnsi="Times New Roman" w:cs="Times New Roman"/>
+        <w:rFonts w:ascii="Times New Roman" w:hAnsi="Times New Roman" w:eastAsia="宋体" w:cs="Times New Roman"/>
       </w:rPr>
     </w:rPrDefault>
     <w:pPrDefault/>
   </w:docDefaults>
-  <w:latentStyles w:defLockedState="0" w:defUIPriority="99" w:defSemiHidden="1" w:defUnhideWhenUsed="1" w:defQFormat="0" w:count="260">
-    <w:lsdException w:name="Normal" w:semiHidden="0" w:uiPriority="0" w:unhideWhenUsed="0" w:qFormat="1"/>
-    <w:lsdException w:name="heading 1" w:semiHidden="0" w:uiPriority="0" w:unhideWhenUsed="0" w:qFormat="1"/>
-    <w:lsdException w:name="heading 2" w:semiHidden="0" w:uiPriority="0" w:qFormat="1"/>
-    <w:lsdException w:name="heading 3" w:uiPriority="0" w:qFormat="1"/>
-    <w:lsdException w:name="heading 4" w:semiHidden="0" w:uiPriority="0" w:qFormat="1"/>
-    <w:lsdException w:name="heading 5" w:uiPriority="0" w:qFormat="1"/>
-    <w:lsdException w:name="heading 6" w:uiPriority="0" w:qFormat="1"/>
-    <w:lsdException w:name="heading 7" w:uiPriority="0" w:qFormat="1"/>
-    <w:lsdException w:name="heading 8" w:uiPriority="0" w:qFormat="1"/>
-    <w:lsdException w:name="heading 9" w:uiPriority="0" w:qFormat="1"/>
-    <w:lsdException w:name="index 1" w:semiHidden="0" w:uiPriority="0" w:unhideWhenUsed="0"/>
-    <w:lsdException w:name="index 2" w:semiHidden="0" w:uiPriority="0" w:unhideWhenUsed="0"/>
-    <w:lsdException w:name="index 3" w:semiHidden="0" w:uiPriority="0" w:unhideWhenUsed="0"/>
-    <w:lsdException w:name="index 4" w:semiHidden="0" w:uiPriority="0" w:unhideWhenUsed="0"/>
-    <w:lsdException w:name="index 5" w:semiHidden="0" w:uiPriority="0" w:unhideWhenUsed="0"/>
-    <w:lsdException w:name="index 6" w:semiHidden="0" w:uiPriority="0" w:unhideWhenUsed="0"/>
-    <w:lsdException w:name="index 7" w:semiHidden="0" w:uiPriority="0" w:unhideWhenUsed="0"/>
-    <w:lsdException w:name="index 8" w:semiHidden="0" w:uiPriority="0" w:unhideWhenUsed="0"/>
-    <w:lsdException w:name="index 9" w:semiHidden="0" w:uiPriority="0" w:unhideWhenUsed="0"/>
-    <w:lsdException w:name="toc 1" w:semiHidden="0" w:uiPriority="0" w:unhideWhenUsed="0" w:qFormat="1"/>
-    <w:lsdException w:name="toc 2" w:semiHidden="0" w:uiPriority="0" w:unhideWhenUsed="0" w:qFormat="1"/>
-    <w:lsdException w:name="toc 3" w:semiHidden="0" w:uiPriority="0" w:unhideWhenUsed="0" w:qFormat="1"/>
-    <w:lsdException w:name="toc 4" w:semiHidden="0" w:uiPriority="0" w:unhideWhenUsed="0"/>
-    <w:lsdException w:name="toc 5" w:semiHidden="0" w:uiPriority="0" w:unhideWhenUsed="0"/>
-    <w:lsdException w:name="toc 6" w:semiHidden="0" w:uiPriority="0" w:unhideWhenUsed="0"/>
-    <w:lsdException w:name="toc 7" w:semiHidden="0" w:uiPriority="0" w:unhideWhenUsed="0"/>
-    <w:lsdException w:name="toc 8" w:semiHidden="0" w:uiPriority="0" w:unhideWhenUsed="0"/>
-    <w:lsdException w:name="toc 9" w:semiHidden="0" w:uiPriority="0" w:unhideWhenUsed="0"/>
-    <w:lsdException w:name="Normal Indent" w:semiHidden="0" w:uiPriority="0" w:unhideWhenUsed="0"/>
-    <w:lsdException w:name="footnote text" w:semiHidden="0" w:uiPriority="0" w:unhideWhenUsed="0"/>
-    <w:lsdException w:name="annotation text" w:semiHidden="0" w:uiPriority="0" w:unhideWhenUsed="0" w:qFormat="1"/>
-    <w:lsdException w:name="header" w:semiHidden="0" w:uiPriority="0" w:unhideWhenUsed="0" w:qFormat="1"/>
-    <w:lsdException w:name="footer" w:semiHidden="0" w:uiPriority="0" w:unhideWhenUsed="0" w:qFormat="1"/>
-    <w:lsdException w:name="index heading" w:semiHidden="0" w:uiPriority="0" w:unhideWhenUsed="0"/>
-    <w:lsdException w:name="caption" w:uiPriority="0" w:qFormat="1"/>
-    <w:lsdException w:name="table of figures" w:semiHidden="0" w:uiPriority="0" w:unhideWhenUsed="0"/>
-    <w:lsdException w:name="envelope address" w:semiHidden="0" w:uiPriority="0" w:unhideWhenUsed="0"/>
-    <w:lsdException w:name="envelope return" w:semiHidden="0" w:uiPriority="0" w:unhideWhenUsed="0"/>
-    <w:lsdException w:name="footnote reference" w:semiHidden="0" w:uiPriority="0" w:unhideWhenUsed="0"/>
-    <w:lsdException w:name="annotation reference" w:semiHidden="0" w:uiPriority="0" w:unhideWhenUsed="0"/>
-    <w:lsdException w:name="line number" w:semiHidden="0" w:uiPriority="0" w:unhideWhenUsed="0"/>
-    <w:lsdException w:name="page number" w:semiHidden="0" w:uiPriority="0" w:unhideWhenUsed="0"/>
-    <w:lsdException w:name="endnote reference" w:semiHidden="0" w:uiPriority="0" w:unhideWhenUsed="0"/>
-    <w:lsdException w:name="endnote text" w:semiHidden="0" w:uiPriority="0" w:unhideWhenUsed="0"/>
-    <w:lsdException w:name="table of authorities" w:semiHidden="0" w:uiPriority="0" w:unhideWhenUsed="0"/>
-    <w:lsdException w:name="macro" w:semiHidden="0" w:uiPriority="0" w:unhideWhenUsed="0"/>
-    <w:lsdException w:name="toa heading" w:semiHidden="0" w:uiPriority="0" w:unhideWhenUsed="0"/>
-    <w:lsdException w:name="List" w:semiHidden="0" w:uiPriority="0" w:unhideWhenUsed="0"/>
-    <w:lsdException w:name="List Bullet" w:semiHidden="0" w:uiPriority="0" w:unhideWhenUsed="0"/>
-    <w:lsdException w:name="List Number" w:semiHidden="0" w:uiPriority="0" w:unhideWhenUsed="0"/>
-    <w:lsdException w:name="List 2" w:semiHidden="0" w:uiPriority="0" w:unhideWhenUsed="0"/>
-    <w:lsdException w:name="List 3" w:semiHidden="0" w:uiPriority="0" w:unhideWhenUsed="0"/>
-    <w:lsdException w:name="List 4" w:semiHidden="0" w:uiPriority="0" w:unhideWhenUsed="0"/>
-    <w:lsdException w:name="List 5" w:semiHidden="0" w:uiPriority="0" w:unhideWhenUsed="0"/>
-    <w:lsdException w:name="List Bullet 2" w:semiHidden="0" w:uiPriority="0" w:unhideWhenUsed="0"/>
-    <w:lsdException w:name="List Bullet 3" w:semiHidden="0" w:uiPriority="0" w:unhideWhenUsed="0"/>
-    <w:lsdException w:name="List Bullet 4" w:semiHidden="0" w:uiPriority="0" w:unhideWhenUsed="0"/>
-    <w:lsdException w:name="List Bullet 5" w:semiHidden="0" w:uiPriority="0" w:unhideWhenUsed="0"/>
-    <w:lsdException w:name="List Number 2" w:semiHidden="0" w:uiPriority="0" w:unhideWhenUsed="0"/>
-    <w:lsdException w:name="List Number 3" w:semiHidden="0" w:uiPriority="0" w:unhideWhenUsed="0"/>
-    <w:lsdException w:name="List Number 4" w:semiHidden="0" w:uiPriority="0" w:unhideWhenUsed="0"/>
-    <w:lsdException w:name="List Number 5" w:semiHidden="0" w:uiPriority="0" w:unhideWhenUsed="0"/>
-    <w:lsdException w:name="Title" w:semiHidden="0" w:uiPriority="0" w:unhideWhenUsed="0" w:qFormat="1"/>
-    <w:lsdException w:name="Closing" w:semiHidden="0" w:uiPriority="0" w:unhideWhenUsed="0"/>
-    <w:lsdException w:name="Signature" w:semiHidden="0" w:uiPriority="0" w:unhideWhenUsed="0"/>
-    <w:lsdException w:name="Default Paragraph Font" w:uiPriority="0" w:unhideWhenUsed="0" w:qFormat="1"/>
-    <w:lsdException w:name="Body Text" w:uiPriority="0" w:unhideWhenUsed="0" w:qFormat="1"/>
-    <w:lsdException w:name="Body Text Indent" w:semiHidden="0" w:uiPriority="0" w:unhideWhenUsed="0"/>
-    <w:lsdException w:name="List Continue" w:semiHidden="0" w:uiPriority="0" w:unhideWhenUsed="0"/>
-    <w:lsdException w:name="List Continue 2" w:semiHidden="0" w:uiPriority="0" w:unhideWhenUsed="0"/>
-    <w:lsdException w:name="List Continue 3" w:semiHidden="0" w:uiPriority="0" w:unhideWhenUsed="0"/>
-    <w:lsdException w:name="List Continue 4" w:semiHidden="0" w:uiPriority="0" w:unhideWhenUsed="0"/>
-    <w:lsdException w:name="List Continue 5" w:semiHidden="0" w:uiPriority="0" w:unhideWhenUsed="0"/>
-    <w:lsdException w:name="Message Header" w:semiHidden="0" w:uiPriority="0" w:unhideWhenUsed="0"/>
-    <w:lsdException w:name="Subtitle" w:semiHidden="0" w:uiPriority="0" w:unhideWhenUsed="0" w:qFormat="1"/>
-    <w:lsdException w:name="Salutation" w:semiHidden="0" w:uiPriority="0" w:unhideWhenUsed="0"/>
-    <w:lsdException w:name="Date" w:semiHidden="0" w:uiPriority="0" w:unhideWhenUsed="0"/>
-    <w:lsdException w:name="Body Text First Indent" w:semiHidden="0" w:uiPriority="0" w:unhideWhenUsed="0"/>
-    <w:lsdException w:name="Body Text First Indent 2" w:semiHidden="0" w:uiPriority="0" w:unhideWhenUsed="0"/>
-    <w:lsdException w:name="Body Text 2" w:semiHidden="0" w:uiPriority="0" w:unhideWhenUsed="0"/>
-    <w:lsdException w:name="Body Text 3" w:semiHidden="0" w:uiPriority="0" w:unhideWhenUsed="0"/>
-    <w:lsdException w:name="Body Text Indent 2" w:semiHidden="0" w:uiPriority="0" w:unhideWhenUsed="0"/>
-    <w:lsdException w:name="Body Text Indent 3" w:semiHidden="0" w:uiPriority="0" w:unhideWhenUsed="0"/>
-    <w:lsdException w:name="Block Text" w:semiHidden="0" w:uiPriority="0" w:unhideWhenUsed="0"/>
-    <w:lsdException w:name="Hyperlink" w:semiHidden="0" w:uiPriority="0" w:unhideWhenUsed="0"/>
-    <w:lsdException w:name="FollowedHyperlink" w:semiHidden="0" w:uiPriority="0" w:unhideWhenUsed="0"/>
-    <w:lsdException w:name="Strong" w:semiHidden="0" w:uiPriority="0" w:unhideWhenUsed="0" w:qFormat="1"/>
-    <w:lsdException w:name="Emphasis" w:semiHidden="0" w:uiPriority="0" w:unhideWhenUsed="0" w:qFormat="1"/>
-    <w:lsdException w:name="Document Map" w:semiHidden="0" w:uiPriority="0" w:unhideWhenUsed="0"/>
-    <w:lsdException w:name="Plain Text" w:semiHidden="0" w:uiPriority="0" w:unhideWhenUsed="0"/>
-    <w:lsdException w:name="E-mail Signature" w:semiHidden="0" w:uiPriority="0" w:unhideWhenUsed="0"/>
-    <w:lsdException w:name="Normal (Web)" w:semiHidden="0" w:uiPriority="0" w:unhideWhenUsed="0" w:qFormat="1"/>
-    <w:lsdException w:name="HTML Acronym" w:semiHidden="0" w:uiPriority="0" w:unhideWhenUsed="0"/>
-    <w:lsdException w:name="HTML Address" w:semiHidden="0" w:uiPriority="0" w:unhideWhenUsed="0"/>
-    <w:lsdException w:name="HTML Cite" w:semiHidden="0" w:uiPriority="0" w:unhideWhenUsed="0"/>
-    <w:lsdException w:name="HTML Code" w:semiHidden="0" w:uiPriority="0" w:unhideWhenUsed="0"/>
-    <w:lsdException w:name="HTML Definition" w:semiHidden="0" w:uiPriority="0" w:unhideWhenUsed="0"/>
-    <w:lsdException w:name="HTML Keyboard" w:semiHidden="0" w:uiPriority="0" w:unhideWhenUsed="0"/>
-    <w:lsdException w:name="HTML Preformatted" w:semiHidden="0" w:uiPriority="0" w:unhideWhenUsed="0"/>
-    <w:lsdException w:name="HTML Sample" w:semiHidden="0" w:uiPriority="0" w:unhideWhenUsed="0"/>
-    <w:lsdException w:name="HTML Typewriter" w:semiHidden="0" w:uiPriority="0" w:unhideWhenUsed="0"/>
-    <w:lsdException w:name="HTML Variable" w:semiHidden="0" w:uiPriority="0" w:unhideWhenUsed="0"/>
-    <w:lsdException w:name="Normal Table" w:uiPriority="0" w:unhideWhenUsed="0" w:qFormat="1"/>
-    <w:lsdException w:name="annotation subject" w:semiHidden="0" w:uiPriority="0" w:unhideWhenUsed="0"/>
-    <w:lsdException w:name="Table Simple 1" w:semiHidden="0" w:uiPriority="0" w:unhideWhenUsed="0"/>
-    <w:lsdException w:name="Table Simple 2" w:semiHidden="0" w:uiPriority="0" w:unhideWhenUsed="0"/>
-    <w:lsdException w:name="Table Simple 3" w:semiHidden="0" w:uiPriority="0" w:unhideWhenUsed="0"/>
-    <w:lsdException w:name="Table Classic 1" w:semiHidden="0" w:uiPriority="0" w:unhideWhenUsed="0"/>
-    <w:lsdException w:name="Table Classic 2" w:semiHidden="0" w:uiPriority="0" w:unhideWhenUsed="0"/>
-    <w:lsdException w:name="Table Classic 3" w:semiHidden="0" w:uiPriority="0" w:unhideWhenUsed="0"/>
-    <w:lsdException w:name="Table Classic 4" w:semiHidden="0" w:uiPriority="0" w:unhideWhenUsed="0"/>
-    <w:lsdException w:name="Table Colorful 1" w:semiHidden="0" w:uiPriority="0" w:unhideWhenUsed="0"/>
-    <w:lsdException w:name="Table Colorful 2" w:semiHidden="0" w:uiPriority="0" w:unhideWhenUsed="0"/>
-    <w:lsdException w:name="Table Colorful 3" w:semiHidden="0" w:uiPriority="0" w:unhideWhenUsed="0"/>
-    <w:lsdException w:name="Table Columns 1" w:semiHidden="0" w:uiPriority="0" w:unhideWhenUsed="0"/>
-    <w:lsdException w:name="Table Columns 2" w:semiHidden="0" w:uiPriority="0" w:unhideWhenUsed="0"/>
-    <w:lsdException w:name="Table Columns 3" w:semiHidden="0" w:uiPriority="0" w:unhideWhenUsed="0"/>
-    <w:lsdException w:name="Table Columns 4" w:semiHidden="0" w:uiPriority="0" w:unhideWhenUsed="0"/>
-    <w:lsdException w:name="Table Columns 5" w:semiHidden="0" w:uiPriority="0" w:unhideWhenUsed="0"/>
-    <w:lsdException w:name="Table Grid 1" w:semiHidden="0" w:uiPriority="0" w:unhideWhenUsed="0"/>
-    <w:lsdException w:name="Table Grid 2" w:semiHidden="0" w:uiPriority="0" w:unhideWhenUsed="0"/>
-    <w:lsdException w:name="Table Grid 3" w:semiHidden="0" w:uiPriority="0" w:unhideWhenUsed="0"/>
-    <w:lsdException w:name="Table Grid 4" w:semiHidden="0" w:uiPriority="0" w:unhideWhenUsed="0"/>
-    <w:lsdException w:name="Table Grid 5" w:semiHidden="0" w:uiPriority="0" w:unhideWhenUsed="0"/>
-    <w:lsdException w:name="Table Grid 6" w:semiHidden="0" w:uiPriority="0" w:unhideWhenUsed="0"/>
-    <w:lsdException w:name="Table Grid 7" w:semiHidden="0" w:uiPriority="0" w:unhideWhenUsed="0"/>
-    <w:lsdException w:name="Table Grid 8" w:semiHidden="0" w:uiPriority="0" w:unhideWhenUsed="0"/>
-    <w:lsdException w:name="Table List 1" w:semiHidden="0" w:uiPriority="0" w:unhideWhenUsed="0"/>
-    <w:lsdException w:name="Table List 2" w:semiHidden="0" w:uiPriority="0" w:unhideWhenUsed="0"/>
-    <w:lsdException w:name="Table List 3" w:semiHidden="0" w:uiPriority="0" w:unhideWhenUsed="0"/>
-    <w:lsdException w:name="Table List 4" w:semiHidden="0" w:uiPriority="0" w:unhideWhenUsed="0"/>
-    <w:lsdException w:name="Table List 5" w:semiHidden="0" w:uiPriority="0" w:unhideWhenUsed="0"/>
-    <w:lsdException w:name="Table List 6" w:semiHidden="0" w:uiPriority="0" w:unhideWhenUsed="0"/>
-    <w:lsdException w:name="Table List 7" w:semiHidden="0" w:uiPriority="0" w:unhideWhenUsed="0"/>
-    <w:lsdException w:name="Table List 8" w:semiHidden="0" w:uiPriority="0" w:unhideWhenUsed="0"/>
-    <w:lsdException w:name="Table 3D effects 1" w:semiHidden="0" w:uiPriority="0" w:unhideWhenUsed="0"/>
-    <w:lsdException w:name="Table 3D effects 2" w:semiHidden="0" w:uiPriority="0" w:unhideWhenUsed="0"/>
-    <w:lsdException w:name="Table 3D effects 3" w:semiHidden="0" w:uiPriority="0" w:unhideWhenUsed="0"/>
-    <w:lsdException w:name="Table Contemporary" w:semiHidden="0" w:uiPriority="0" w:unhideWhenUsed="0"/>
-    <w:lsdException w:name="Table Elegant" w:semiHidden="0" w:uiPriority="0" w:unhideWhenUsed="0"/>
-    <w:lsdException w:name="Table Professional" w:semiHidden="0" w:uiPriority="0" w:unhideWhenUsed="0"/>
-    <w:lsdException w:name="Table Subtle 1" w:semiHidden="0" w:uiPriority="0" w:unhideWhenUsed="0"/>
-    <w:lsdException w:name="Table Subtle 2" w:semiHidden="0" w:uiPriority="0" w:unhideWhenUsed="0"/>
-    <w:lsdException w:name="Table Web 1" w:semiHidden="0" w:uiPriority="0" w:unhideWhenUsed="0"/>
-    <w:lsdException w:name="Table Web 2" w:semiHidden="0" w:uiPriority="0" w:unhideWhenUsed="0"/>
-    <w:lsdException w:name="Table Web 3" w:semiHidden="0" w:uiPriority="0" w:unhideWhenUsed="0"/>
-    <w:lsdException w:name="Balloon Text" w:semiHidden="0" w:uiPriority="0" w:unhideWhenUsed="0"/>
-    <w:lsdException w:name="Table Grid" w:semiHidden="0" w:uiPriority="0" w:unhideWhenUsed="0" w:qFormat="1"/>
-    <w:lsdException w:name="Table Theme" w:semiHidden="0" w:uiPriority="0" w:unhideWhenUsed="0"/>
-    <w:lsdException w:name="Light Shading" w:semiHidden="0" w:uiPriority="60" w:unhideWhenUsed="0"/>
-    <w:lsdException w:name="Light List" w:semiHidden="0" w:uiPriority="61" w:unhideWhenUsed="0"/>
-    <w:lsdException w:name="Light Grid" w:semiHidden="0" w:uiPriority="62" w:unhideWhenUsed="0"/>
-    <w:lsdException w:name="Medium Shading 1" w:semiHidden="0" w:uiPriority="63" w:unhideWhenUsed="0"/>
-    <w:lsdException w:name="Medium Shading 2" w:semiHidden="0" w:uiPriority="64" w:unhideWhenUsed="0"/>
-    <w:lsdException w:name="Medium List 1" w:semiHidden="0" w:uiPriority="65" w:unhideWhenUsed="0"/>
-    <w:lsdException w:name="Medium List 2" w:semiHidden="0" w:uiPriority="66" w:unhideWhenUsed="0"/>
-    <w:lsdException w:name="Medium Grid 1" w:semiHidden="0" w:uiPriority="67" w:unhideWhenUsed="0"/>
-    <w:lsdException w:name="Medium Grid 2" w:semiHidden="0" w:uiPriority="68" w:unhideWhenUsed="0"/>
-    <w:lsdException w:name="Medium Grid 3" w:semiHidden="0" w:uiPriority="69" w:unhideWhenUsed="0"/>
-    <w:lsdException w:name="Dark List" w:semiHidden="0" w:uiPriority="70" w:unhideWhenUsed="0"/>
-    <w:lsdException w:name="Colorful Shading" w:semiHidden="0" w:uiPriority="71" w:unhideWhenUsed="0"/>
-    <w:lsdException w:name="Colorful List" w:semiHidden="0" w:uiPriority="72" w:unhideWhenUsed="0"/>
-    <w:lsdException w:name="Colorful Grid" w:semiHidden="0" w:uiPriority="73" w:unhideWhenUsed="0"/>
-    <w:lsdException w:name="Light Shading Accent 1" w:semiHidden="0" w:uiPriority="60" w:unhideWhenUsed="0"/>
-    <w:lsdException w:name="Light List Accent 1" w:semiHidden="0" w:uiPriority="61" w:unhideWhenUsed="0"/>
-    <w:lsdException w:name="Light Grid Accent 1" w:semiHidden="0" w:uiPriority="62" w:unhideWhenUsed="0"/>
-    <w:lsdException w:name="Medium Shading 1 Accent 1" w:semiHidden="0" w:uiPriority="63" w:unhideWhenUsed="0"/>
-    <w:lsdException w:name="Medium Shading 2 Accent 1" w:semiHidden="0" w:uiPriority="64" w:unhideWhenUsed="0"/>
-    <w:lsdException w:name="Medium List 1 Accent 1" w:semiHidden="0" w:uiPriority="65" w:unhideWhenUsed="0"/>
-    <w:lsdException w:name="Medium List 2 Accent 1" w:semiHidden="0" w:uiPriority="66" w:unhideWhenUsed="0"/>
-    <w:lsdException w:name="Medium Grid 1 Accent 1" w:semiHidden="0" w:uiPriority="67" w:unhideWhenUsed="0"/>
-    <w:lsdException w:name="Medium Grid 2 Accent 1" w:semiHidden="0" w:uiPriority="68" w:unhideWhenUsed="0"/>
-    <w:lsdException w:name="Medium Grid 3 Accent 1" w:semiHidden="0" w:uiPriority="69" w:unhideWhenUsed="0"/>
-    <w:lsdException w:name="Dark List Accent 1" w:semiHidden="0" w:uiPriority="70" w:unhideWhenUsed="0"/>
-    <w:lsdException w:name="Colorful Shading Accent 1" w:semiHidden="0" w:uiPriority="71" w:unhideWhenUsed="0"/>
-    <w:lsdException w:name="Colorful List Accent 1" w:semiHidden="0" w:uiPriority="72" w:unhideWhenUsed="0"/>
-    <w:lsdException w:name="Colorful Grid Accent 1" w:semiHidden="0" w:uiPriority="73" w:unhideWhenUsed="0"/>
-    <w:lsdException w:name="Light Shading Accent 2" w:semiHidden="0" w:uiPriority="60" w:unhideWhenUsed="0"/>
-    <w:lsdException w:name="Light List Accent 2" w:semiHidden="0" w:uiPriority="61" w:unhideWhenUsed="0"/>
-    <w:lsdException w:name="Light Grid Accent 2" w:semiHidden="0" w:uiPriority="62" w:unhideWhenUsed="0"/>
-    <w:lsdException w:name="Medium Shading 1 Accent 2" w:semiHidden="0" w:uiPriority="63" w:unhideWhenUsed="0"/>
-    <w:lsdException w:name="Medium Shading 2 Accent 2" w:semiHidden="0" w:uiPriority="64" w:unhideWhenUsed="0"/>
-    <w:lsdException w:name="Medium List 1 Accent 2" w:semiHidden="0" w:uiPriority="65" w:unhideWhenUsed="0"/>
-    <w:lsdException w:name="Medium List 2 Accent 2" w:semiHidden="0" w:uiPriority="66" w:unhideWhenUsed="0"/>
-    <w:lsdException w:name="Medium Grid 1 Accent 2" w:semiHidden="0" w:uiPriority="67" w:unhideWhenUsed="0"/>
-    <w:lsdException w:name="Medium Grid 2 Accent 2" w:semiHidden="0" w:uiPriority="68" w:unhideWhenUsed="0"/>
-    <w:lsdException w:name="Medium Grid 3 Accent 2" w:semiHidden="0" w:uiPriority="69" w:unhideWhenUsed="0"/>
-    <w:lsdException w:name="Dark List Accent 2" w:semiHidden="0" w:uiPriority="70" w:unhideWhenUsed="0"/>
-    <w:lsdException w:name="Colorful Shading Accent 2" w:semiHidden="0" w:uiPriority="71" w:unhideWhenUsed="0"/>
-    <w:lsdException w:name="Colorful List Accent 2" w:semiHidden="0" w:uiPriority="72" w:unhideWhenUsed="0"/>
-    <w:lsdException w:name="Colorful Grid Accent 2" w:semiHidden="0" w:uiPriority="73" w:unhideWhenUsed="0"/>
-    <w:lsdException w:name="Light Shading Accent 3" w:semiHidden="0" w:uiPriority="60" w:unhideWhenUsed="0"/>
-    <w:lsdException w:name="Light List Accent 3" w:semiHidden="0" w:uiPriority="61" w:unhideWhenUsed="0"/>
-    <w:lsdException w:name="Light Grid Accent 3" w:semiHidden="0" w:uiPriority="62" w:unhideWhenUsed="0"/>
-    <w:lsdException w:name="Medium Shading 1 Accent 3" w:semiHidden="0" w:uiPriority="63" w:unhideWhenUsed="0"/>
-    <w:lsdException w:name="Medium Shading 2 Accent 3" w:semiHidden="0" w:uiPriority="64" w:unhideWhenUsed="0"/>
-    <w:lsdException w:name="Medium List 1 Accent 3" w:semiHidden="0" w:uiPriority="65" w:unhideWhenUsed="0"/>
-    <w:lsdException w:name="Medium List 2 Accent 3" w:semiHidden="0" w:uiPriority="66" w:unhideWhenUsed="0"/>
-    <w:lsdException w:name="Medium Grid 1 Accent 3" w:semiHidden="0" w:uiPriority="67" w:unhideWhenUsed="0"/>
-    <w:lsdException w:name="Medium Grid 2 Accent 3" w:semiHidden="0" w:uiPriority="68" w:unhideWhenUsed="0"/>
-    <w:lsdException w:name="Medium Grid 3 Accent 3" w:semiHidden="0" w:uiPriority="69" w:unhideWhenUsed="0"/>
-    <w:lsdException w:name="Dark List Accent 3" w:semiHidden="0" w:uiPriority="70" w:unhideWhenUsed="0"/>
-    <w:lsdException w:name="Colorful Shading Accent 3" w:semiHidden="0" w:uiPriority="71" w:unhideWhenUsed="0"/>
-    <w:lsdException w:name="Colorful List Accent 3" w:semiHidden="0" w:uiPriority="72" w:unhideWhenUsed="0"/>
-    <w:lsdException w:name="Colorful Grid Accent 3" w:semiHidden="0" w:uiPriority="73" w:unhideWhenUsed="0"/>
-    <w:lsdException w:name="Light Shading Accent 4" w:semiHidden="0" w:uiPriority="60" w:unhideWhenUsed="0"/>
-    <w:lsdException w:name="Light List Accent 4" w:semiHidden="0" w:uiPriority="61" w:unhideWhenUsed="0"/>
-    <w:lsdException w:name="Light Grid Accent 4" w:semiHidden="0" w:uiPriority="62" w:unhideWhenUsed="0"/>
-    <w:lsdException w:name="Medium Shading 1 Accent 4" w:semiHidden="0" w:uiPriority="63" w:unhideWhenUsed="0"/>
-    <w:lsdException w:name="Medium Shading 2 Accent 4" w:semiHidden="0" w:uiPriority="64" w:unhideWhenUsed="0"/>
-    <w:lsdException w:name="Medium List 1 Accent 4" w:semiHidden="0" w:uiPriority="65" w:unhideWhenUsed="0"/>
-    <w:lsdException w:name="Medium List 2 Accent 4" w:semiHidden="0" w:uiPriority="66" w:unhideWhenUsed="0"/>
-    <w:lsdException w:name="Medium Grid 1 Accent 4" w:semiHidden="0" w:uiPriority="67" w:unhideWhenUsed="0"/>
-    <w:lsdException w:name="Medium Grid 2 Accent 4" w:semiHidden="0" w:uiPriority="68" w:unhideWhenUsed="0"/>
-    <w:lsdException w:name="Medium Grid 3 Accent 4" w:semiHidden="0" w:uiPriority="69" w:unhideWhenUsed="0"/>
-    <w:lsdException w:name="Dark List Accent 4" w:semiHidden="0" w:uiPriority="70" w:unhideWhenUsed="0"/>
-    <w:lsdException w:name="Colorful Shading Accent 4" w:semiHidden="0" w:uiPriority="71" w:unhideWhenUsed="0"/>
-    <w:lsdException w:name="Colorful List Accent 4" w:semiHidden="0" w:uiPriority="72" w:unhideWhenUsed="0"/>
-    <w:lsdException w:name="Colorful Grid Accent 4" w:semiHidden="0" w:uiPriority="73" w:unhideWhenUsed="0"/>
-    <w:lsdException w:name="Light Shading Accent 5" w:semiHidden="0" w:uiPriority="60" w:unhideWhenUsed="0"/>
-    <w:lsdException w:name="Light List Accent 5" w:semiHidden="0" w:uiPriority="61" w:unhideWhenUsed="0"/>
-    <w:lsdException w:name="Light Grid Accent 5" w:semiHidden="0" w:uiPriority="62" w:unhideWhenUsed="0"/>
-    <w:lsdException w:name="Medium Shading 1 Accent 5" w:semiHidden="0" w:uiPriority="63" w:unhideWhenUsed="0"/>
-    <w:lsdException w:name="Medium Shading 2 Accent 5" w:semiHidden="0" w:uiPriority="64" w:unhideWhenUsed="0"/>
-    <w:lsdException w:name="Medium List 1 Accent 5" w:semiHidden="0" w:uiPriority="65" w:unhideWhenUsed="0"/>
-    <w:lsdException w:name="Medium List 2 Accent 5" w:semiHidden="0" w:uiPriority="66" w:unhideWhenUsed="0"/>
-    <w:lsdException w:name="Medium Grid 1 Accent 5" w:semiHidden="0" w:uiPriority="67" w:unhideWhenUsed="0"/>
-    <w:lsdException w:name="Medium Grid 2 Accent 5" w:semiHidden="0" w:uiPriority="68" w:unhideWhenUsed="0"/>
-    <w:lsdException w:name="Medium Grid 3 Accent 5" w:semiHidden="0" w:uiPriority="69" w:unhideWhenUsed="0"/>
-    <w:lsdException w:name="Dark List Accent 5" w:semiHidden="0" w:uiPriority="70" w:unhideWhenUsed="0"/>
-    <w:lsdException w:name="Colorful Shading Accent 5" w:semiHidden="0" w:uiPriority="71" w:unhideWhenUsed="0"/>
-    <w:lsdException w:name="Colorful List Accent 5" w:semiHidden="0" w:uiPriority="72" w:unhideWhenUsed="0"/>
-    <w:lsdException w:name="Colorful Grid Accent 5" w:semiHidden="0" w:uiPriority="73" w:unhideWhenUsed="0"/>
-    <w:lsdException w:name="Light Shading Accent 6" w:semiHidden="0" w:uiPriority="60" w:unhideWhenUsed="0"/>
-    <w:lsdException w:name="Light List Accent 6" w:semiHidden="0" w:uiPriority="61" w:unhideWhenUsed="0"/>
-    <w:lsdException w:name="Light Grid Accent 6" w:semiHidden="0" w:uiPriority="62" w:unhideWhenUsed="0"/>
-    <w:lsdException w:name="Medium Shading 1 Accent 6" w:semiHidden="0" w:uiPriority="63" w:unhideWhenUsed="0"/>
-    <w:lsdException w:name="Medium Shading 2 Accent 6" w:semiHidden="0" w:uiPriority="64" w:unhideWhenUsed="0"/>
-    <w:lsdException w:name="Medium List 1 Accent 6" w:semiHidden="0" w:uiPriority="65" w:unhideWhenUsed="0"/>
-    <w:lsdException w:name="Medium List 2 Accent 6" w:semiHidden="0" w:uiPriority="66" w:unhideWhenUsed="0"/>
-    <w:lsdException w:name="Medium Grid 1 Accent 6" w:semiHidden="0" w:uiPriority="67" w:unhideWhenUsed="0"/>
-    <w:lsdException w:name="Medium Grid 2 Accent 6" w:semiHidden="0" w:uiPriority="68" w:unhideWhenUsed="0"/>
-    <w:lsdException w:name="Medium Grid 3 Accent 6" w:semiHidden="0" w:uiPriority="69" w:unhideWhenUsed="0"/>
-    <w:lsdException w:name="Dark List Accent 6" w:semiHidden="0" w:uiPriority="70" w:unhideWhenUsed="0"/>
-    <w:lsdException w:name="Colorful Shading Accent 6" w:semiHidden="0" w:uiPriority="71" w:unhideWhenUsed="0"/>
-    <w:lsdException w:name="Colorful List Accent 6" w:semiHidden="0" w:uiPriority="72" w:unhideWhenUsed="0"/>
-    <w:lsdException w:name="Colorful Grid Accent 6" w:semiHidden="0" w:uiPriority="73" w:unhideWhenUsed="0"/>
+  <w:latentStyles w:count="260" w:defQFormat="0" w:defUnhideWhenUsed="1" w:defSemiHidden="1" w:defUIPriority="99" w:defLockedState="0">
+    <w:lsdException w:qFormat="1" w:unhideWhenUsed="0" w:uiPriority="0" w:semiHidden="0" w:name="Normal"/>
+    <w:lsdException w:qFormat="1" w:unhideWhenUsed="0" w:uiPriority="0" w:semiHidden="0" w:name="heading 1"/>
+    <w:lsdException w:qFormat="1" w:uiPriority="0" w:semiHidden="0" w:name="heading 2"/>
+    <w:lsdException w:qFormat="1" w:uiPriority="0" w:name="heading 3"/>
+    <w:lsdException w:qFormat="1" w:uiPriority="0" w:semiHidden="0" w:name="heading 4"/>
+    <w:lsdException w:qFormat="1" w:uiPriority="0" w:name="heading 5"/>
+    <w:lsdException w:qFormat="1" w:uiPriority="0" w:name="heading 6"/>
+    <w:lsdException w:qFormat="1" w:uiPriority="0" w:name="heading 7"/>
+    <w:lsdException w:qFormat="1" w:uiPriority="0" w:name="heading 8"/>
+    <w:lsdException w:qFormat="1" w:uiPriority="0" w:name="heading 9"/>
+    <w:lsdException w:unhideWhenUsed="0" w:uiPriority="0" w:semiHidden="0" w:name="index 1"/>
+    <w:lsdException w:unhideWhenUsed="0" w:uiPriority="0" w:semiHidden="0" w:name="index 2"/>
+    <w:lsdException w:unhideWhenUsed="0" w:uiPriority="0" w:semiHidden="0" w:name="index 3"/>
+    <w:lsdException w:unhideWhenUsed="0" w:uiPriority="0" w:semiHidden="0" w:name="index 4"/>
+    <w:lsdException w:unhideWhenUsed="0" w:uiPriority="0" w:semiHidden="0" w:name="index 5"/>
+    <w:lsdException w:unhideWhenUsed="0" w:uiPriority="0" w:semiHidden="0" w:name="index 6"/>
+    <w:lsdException w:unhideWhenUsed="0" w:uiPriority="0" w:semiHidden="0" w:name="index 7"/>
+    <w:lsdException w:unhideWhenUsed="0" w:uiPriority="0" w:semiHidden="0" w:name="index 8"/>
+    <w:lsdException w:unhideWhenUsed="0" w:uiPriority="0" w:semiHidden="0" w:name="index 9"/>
+    <w:lsdException w:qFormat="1" w:unhideWhenUsed="0" w:uiPriority="0" w:semiHidden="0" w:name="toc 1"/>
+    <w:lsdException w:qFormat="1" w:unhideWhenUsed="0" w:uiPriority="0" w:semiHidden="0" w:name="toc 2"/>
+    <w:lsdException w:qFormat="1" w:unhideWhenUsed="0" w:uiPriority="0" w:semiHidden="0" w:name="toc 3"/>
+    <w:lsdException w:unhideWhenUsed="0" w:uiPriority="0" w:semiHidden="0" w:name="toc 4"/>
+    <w:lsdException w:unhideWhenUsed="0" w:uiPriority="0" w:semiHidden="0" w:name="toc 5"/>
+    <w:lsdException w:unhideWhenUsed="0" w:uiPriority="0" w:semiHidden="0" w:name="toc 6"/>
+    <w:lsdException w:unhideWhenUsed="0" w:uiPriority="0" w:semiHidden="0" w:name="toc 7"/>
+    <w:lsdException w:unhideWhenUsed="0" w:uiPriority="0" w:semiHidden="0" w:name="toc 8"/>
+    <w:lsdException w:unhideWhenUsed="0" w:uiPriority="0" w:semiHidden="0" w:name="toc 9"/>
+    <w:lsdException w:unhideWhenUsed="0" w:uiPriority="0" w:semiHidden="0" w:name="Normal Indent"/>
+    <w:lsdException w:unhideWhenUsed="0" w:uiPriority="0" w:semiHidden="0" w:name="footnote text"/>
+    <w:lsdException w:qFormat="1" w:unhideWhenUsed="0" w:uiPriority="0" w:semiHidden="0" w:name="annotation text"/>
+    <w:lsdException w:qFormat="1" w:unhideWhenUsed="0" w:uiPriority="0" w:semiHidden="0" w:name="header"/>
+    <w:lsdException w:qFormat="1" w:unhideWhenUsed="0" w:uiPriority="0" w:semiHidden="0" w:name="footer"/>
+    <w:lsdException w:unhideWhenUsed="0" w:uiPriority="0" w:semiHidden="0" w:name="index heading"/>
+    <w:lsdException w:qFormat="1" w:uiPriority="0" w:name="caption"/>
+    <w:lsdException w:unhideWhenUsed="0" w:uiPriority="0" w:semiHidden="0" w:name="table of figures"/>
+    <w:lsdException w:unhideWhenUsed="0" w:uiPriority="0" w:semiHidden="0" w:name="envelope address"/>
+    <w:lsdException w:unhideWhenUsed="0" w:uiPriority="0" w:semiHidden="0" w:name="envelope return"/>
+    <w:lsdException w:unhideWhenUsed="0" w:uiPriority="0" w:semiHidden="0" w:name="footnote reference"/>
+    <w:lsdException w:unhideWhenUsed="0" w:uiPriority="0" w:semiHidden="0" w:name="annotation reference"/>
+    <w:lsdException w:unhideWhenUsed="0" w:uiPriority="0" w:semiHidden="0" w:name="line number"/>
+    <w:lsdException w:unhideWhenUsed="0" w:uiPriority="0" w:semiHidden="0" w:name="page number"/>
+    <w:lsdException w:unhideWhenUsed="0" w:uiPriority="0" w:semiHidden="0" w:name="endnote reference"/>
+    <w:lsdException w:unhideWhenUsed="0" w:uiPriority="0" w:semiHidden="0" w:name="endnote text"/>
+    <w:lsdException w:unhideWhenUsed="0" w:uiPriority="0" w:semiHidden="0" w:name="table of authorities"/>
+    <w:lsdException w:unhideWhenUsed="0" w:uiPriority="0" w:semiHidden="0" w:name="macro"/>
+    <w:lsdException w:unhideWhenUsed="0" w:uiPriority="0" w:semiHidden="0" w:name="toa heading"/>
+    <w:lsdException w:unhideWhenUsed="0" w:uiPriority="0" w:semiHidden="0" w:name="List"/>
+    <w:lsdException w:unhideWhenUsed="0" w:uiPriority="0" w:semiHidden="0" w:name="List Bullet"/>
+    <w:lsdException w:unhideWhenUsed="0" w:uiPriority="0" w:semiHidden="0" w:name="List Number"/>
+    <w:lsdException w:unhideWhenUsed="0" w:uiPriority="0" w:semiHidden="0" w:name="List 2"/>
+    <w:lsdException w:unhideWhenUsed="0" w:uiPriority="0" w:semiHidden="0" w:name="List 3"/>
+    <w:lsdException w:unhideWhenUsed="0" w:uiPriority="0" w:semiHidden="0" w:name="List 4"/>
+    <w:lsdException w:unhideWhenUsed="0" w:uiPriority="0" w:semiHidden="0" w:name="List 5"/>
+    <w:lsdException w:unhideWhenUsed="0" w:uiPriority="0" w:semiHidden="0" w:name="List Bullet 2"/>
+    <w:lsdException w:unhideWhenUsed="0" w:uiPriority="0" w:semiHidden="0" w:name="List Bullet 3"/>
+    <w:lsdException w:unhideWhenUsed="0" w:uiPriority="0" w:semiHidden="0" w:name="List Bullet 4"/>
+    <w:lsdException w:unhideWhenUsed="0" w:uiPriority="0" w:semiHidden="0" w:name="List Bullet 5"/>
+    <w:lsdException w:unhideWhenUsed="0" w:uiPriority="0" w:semiHidden="0" w:name="List Number 2"/>
+    <w:lsdException w:unhideWhenUsed="0" w:uiPriority="0" w:semiHidden="0" w:name="List Number 3"/>
+    <w:lsdException w:unhideWhenUsed="0" w:uiPriority="0" w:semiHidden="0" w:name="List Number 4"/>
+    <w:lsdException w:unhideWhenUsed="0" w:uiPriority="0" w:semiHidden="0" w:name="List Number 5"/>
+    <w:lsdException w:qFormat="1" w:unhideWhenUsed="0" w:uiPriority="0" w:semiHidden="0" w:name="Title"/>
+    <w:lsdException w:unhideWhenUsed="0" w:uiPriority="0" w:semiHidden="0" w:name="Closing"/>
+    <w:lsdException w:unhideWhenUsed="0" w:uiPriority="0" w:semiHidden="0" w:name="Signature"/>
+    <w:lsdException w:qFormat="1" w:unhideWhenUsed="0" w:uiPriority="0" w:name="Default Paragraph Font"/>
+    <w:lsdException w:qFormat="1" w:unhideWhenUsed="0" w:uiPriority="0" w:name="Body Text"/>
+    <w:lsdException w:unhideWhenUsed="0" w:uiPriority="0" w:semiHidden="0" w:name="Body Text Indent"/>
+    <w:lsdException w:unhideWhenUsed="0" w:uiPriority="0" w:semiHidden="0" w:name="List Continue"/>
+    <w:lsdException w:unhideWhenUsed="0" w:uiPriority="0" w:semiHidden="0" w:name="List Continue 2"/>
+    <w:lsdException w:unhideWhenUsed="0" w:uiPriority="0" w:semiHidden="0" w:name="List Continue 3"/>
+    <w:lsdException w:unhideWhenUsed="0" w:uiPriority="0" w:semiHidden="0" w:name="List Continue 4"/>
+    <w:lsdException w:unhideWhenUsed="0" w:uiPriority="0" w:semiHidden="0" w:name="List Continue 5"/>
+    <w:lsdException w:unhideWhenUsed="0" w:uiPriority="0" w:semiHidden="0" w:name="Message Header"/>
+    <w:lsdException w:qFormat="1" w:unhideWhenUsed="0" w:uiPriority="0" w:semiHidden="0" w:name="Subtitle"/>
+    <w:lsdException w:unhideWhenUsed="0" w:uiPriority="0" w:semiHidden="0" w:name="Salutation"/>
+    <w:lsdException w:unhideWhenUsed="0" w:uiPriority="0" w:semiHidden="0" w:name="Date"/>
+    <w:lsdException w:unhideWhenUsed="0" w:uiPriority="0" w:semiHidden="0" w:name="Body Text First Indent"/>
+    <w:lsdException w:unhideWhenUsed="0" w:uiPriority="0" w:semiHidden="0" w:name="Body Text First Indent 2"/>
+    <w:lsdException w:uiPriority="99" w:name="Note Heading"/>
+    <w:lsdException w:unhideWhenUsed="0" w:uiPriority="0" w:semiHidden="0" w:name="Body Text 2"/>
+    <w:lsdException w:unhideWhenUsed="0" w:uiPriority="0" w:semiHidden="0" w:name="Body Text 3"/>
+    <w:lsdException w:unhideWhenUsed="0" w:uiPriority="0" w:semiHidden="0" w:name="Body Text Indent 2"/>
+    <w:lsdException w:unhideWhenUsed="0" w:uiPriority="0" w:semiHidden="0" w:name="Body Text Indent 3"/>
+    <w:lsdException w:unhideWhenUsed="0" w:uiPriority="0" w:semiHidden="0" w:name="Block Text"/>
+    <w:lsdException w:unhideWhenUsed="0" w:uiPriority="0" w:semiHidden="0" w:name="Hyperlink"/>
+    <w:lsdException w:unhideWhenUsed="0" w:uiPriority="0" w:semiHidden="0" w:name="FollowedHyperlink"/>
+    <w:lsdException w:qFormat="1" w:unhideWhenUsed="0" w:uiPriority="0" w:semiHidden="0" w:name="Strong"/>
+    <w:lsdException w:qFormat="1" w:unhideWhenUsed="0" w:uiPriority="0" w:semiHidden="0" w:name="Emphasis"/>
+    <w:lsdException w:unhideWhenUsed="0" w:uiPriority="0" w:semiHidden="0" w:name="Document Map"/>
+    <w:lsdException w:unhideWhenUsed="0" w:uiPriority="0" w:semiHidden="0" w:name="Plain Text"/>
+    <w:lsdException w:unhideWhenUsed="0" w:uiPriority="0" w:semiHidden="0" w:name="E-mail Signature"/>
+    <w:lsdException w:qFormat="1" w:unhideWhenUsed="0" w:uiPriority="0" w:semiHidden="0" w:name="Normal (Web)"/>
+    <w:lsdException w:unhideWhenUsed="0" w:uiPriority="0" w:semiHidden="0" w:name="HTML Acronym"/>
+    <w:lsdException w:unhideWhenUsed="0" w:uiPriority="0" w:semiHidden="0" w:name="HTML Address"/>
+    <w:lsdException w:unhideWhenUsed="0" w:uiPriority="0" w:semiHidden="0" w:name="HTML Cite"/>
+    <w:lsdException w:unhideWhenUsed="0" w:uiPriority="0" w:semiHidden="0" w:name="HTML Code"/>
+    <w:lsdException w:unhideWhenUsed="0" w:uiPriority="0" w:semiHidden="0" w:name="HTML Definition"/>
+    <w:lsdException w:unhideWhenUsed="0" w:uiPriority="0" w:semiHidden="0" w:name="HTML Keyboard"/>
+    <w:lsdException w:unhideWhenUsed="0" w:uiPriority="0" w:semiHidden="0" w:name="HTML Preformatted"/>
+    <w:lsdException w:unhideWhenUsed="0" w:uiPriority="0" w:semiHidden="0" w:name="HTML Sample"/>
+    <w:lsdException w:unhideWhenUsed="0" w:uiPriority="0" w:semiHidden="0" w:name="HTML Typewriter"/>
+    <w:lsdException w:unhideWhenUsed="0" w:uiPriority="0" w:semiHidden="0" w:name="HTML Variable"/>
+    <w:lsdException w:qFormat="1" w:unhideWhenUsed="0" w:uiPriority="0" w:name="Normal Table"/>
+    <w:lsdException w:unhideWhenUsed="0" w:uiPriority="0" w:semiHidden="0" w:name="annotation subject"/>
+    <w:lsdException w:unhideWhenUsed="0" w:uiPriority="0" w:semiHidden="0" w:name="Table Simple 1"/>
+    <w:lsdException w:unhideWhenUsed="0" w:uiPriority="0" w:semiHidden="0" w:name="Table Simple 2"/>
+    <w:lsdException w:unhideWhenUsed="0" w:uiPriority="0" w:semiHidden="0" w:name="Table Simple 3"/>
+    <w:lsdException w:unhideWhenUsed="0" w:uiPriority="0" w:semiHidden="0" w:name="Table Classic 1"/>
+    <w:lsdException w:unhideWhenUsed="0" w:uiPriority="0" w:semiHidden="0" w:name="Table Classic 2"/>
+    <w:lsdException w:unhideWhenUsed="0" w:uiPriority="0" w:semiHidden="0" w:name="Table Classic 3"/>
+    <w:lsdException w:unhideWhenUsed="0" w:uiPriority="0" w:semiHidden="0" w:name="Table Classic 4"/>
+    <w:lsdException w:unhideWhenUsed="0" w:uiPriority="0" w:semiHidden="0" w:name="Table Colorful 1"/>
+    <w:lsdException w:unhideWhenUsed="0" w:uiPriority="0" w:semiHidden="0" w:name="Table Colorful 2"/>
+    <w:lsdException w:unhideWhenUsed="0" w:uiPriority="0" w:semiHidden="0" w:name="Table Colorful 3"/>
+    <w:lsdException w:unhideWhenUsed="0" w:uiPriority="0" w:semiHidden="0" w:name="Table Columns 1"/>
+    <w:lsdException w:unhideWhenUsed="0" w:uiPriority="0" w:semiHidden="0" w:name="Table Columns 2"/>
+    <w:lsdException w:unhideWhenUsed="0" w:uiPriority="0" w:semiHidden="0" w:name="Table Columns 3"/>
+    <w:lsdException w:unhideWhenUsed="0" w:uiPriority="0" w:semiHidden="0" w:name="Table Columns 4"/>
+    <w:lsdException w:unhideWhenUsed="0" w:uiPriority="0" w:semiHidden="0" w:name="Table Columns 5"/>
+    <w:lsdException w:unhideWhenUsed="0" w:uiPriority="0" w:semiHidden="0" w:name="Table Grid 1"/>
+    <w:lsdException w:unhideWhenUsed="0" w:uiPriority="0" w:semiHidden="0" w:name="Table Grid 2"/>
+    <w:lsdException w:unhideWhenUsed="0" w:uiPriority="0" w:semiHidden="0" w:name="Table Grid 3"/>
+    <w:lsdException w:unhideWhenUsed="0" w:uiPriority="0" w:semiHidden="0" w:name="Table Grid 4"/>
+    <w:lsdException w:unhideWhenUsed="0" w:uiPriority="0" w:semiHidden="0" w:name="Table Grid 5"/>
+    <w:lsdException w:unhideWhenUsed="0" w:uiPriority="0" w:semiHidden="0" w:name="Table Grid 6"/>
+    <w:lsdException w:unhideWhenUsed="0" w:uiPriority="0" w:semiHidden="0" w:name="Table Grid 7"/>
+    <w:lsdException w:unhideWhenUsed="0" w:uiPriority="0" w:semiHidden="0" w:name="Table Grid 8"/>
+    <w:lsdException w:unhideWhenUsed="0" w:uiPriority="0" w:semiHidden="0" w:name="Table List 1"/>
+    <w:lsdException w:unhideWhenUsed="0" w:uiPriority="0" w:semiHidden="0" w:name="Table List 2"/>
+    <w:lsdException w:unhideWhenUsed="0" w:uiPriority="0" w:semiHidden="0" w:name="Table List 3"/>
+    <w:lsdException w:unhideWhenUsed="0" w:uiPriority="0" w:semiHidden="0" w:name="Table List 4"/>
+    <w:lsdException w:unhideWhenUsed="0" w:uiPriority="0" w:semiHidden="0" w:name="Table List 5"/>
+    <w:lsdException w:unhideWhenUsed="0" w:uiPriority="0" w:semiHidden="0" w:name="Table List 6"/>
+    <w:lsdException w:unhideWhenUsed="0" w:uiPriority="0" w:semiHidden="0" w:name="Table List 7"/>
+    <w:lsdException w:unhideWhenUsed="0" w:uiPriority="0" w:semiHidden="0" w:name="Table List 8"/>
+    <w:lsdException w:unhideWhenUsed="0" w:uiPriority="0" w:semiHidden="0" w:name="Table 3D effects 1"/>
+    <w:lsdException w:unhideWhenUsed="0" w:uiPriority="0" w:semiHidden="0" w:name="Table 3D effects 2"/>
+    <w:lsdException w:unhideWhenUsed="0" w:uiPriority="0" w:semiHidden="0" w:name="Table 3D effects 3"/>
+    <w:lsdException w:unhideWhenUsed="0" w:uiPriority="0" w:semiHidden="0" w:name="Table Contemporary"/>
+    <w:lsdException w:unhideWhenUsed="0" w:uiPriority="0" w:semiHidden="0" w:name="Table Elegant"/>
+    <w:lsdException w:unhideWhenUsed="0" w:uiPriority="0" w:semiHidden="0" w:name="Table Professional"/>
+    <w:lsdException w:unhideWhenUsed="0" w:uiPriority="0" w:semiHidden="0" w:name="Table Subtle 1"/>
+    <w:lsdException w:unhideWhenUsed="0" w:uiPriority="0" w:semiHidden="0" w:name="Table Subtle 2"/>
+    <w:lsdException w:unhideWhenUsed="0" w:uiPriority="0" w:semiHidden="0" w:name="Table Web 1"/>
+    <w:lsdException w:unhideWhenUsed="0" w:uiPriority="0" w:semiHidden="0" w:name="Table Web 2"/>
+    <w:lsdException w:unhideWhenUsed="0" w:uiPriority="0" w:semiHidden="0" w:name="Table Web 3"/>
+    <w:lsdException w:unhideWhenUsed="0" w:uiPriority="0" w:semiHidden="0" w:name="Balloon Text"/>
+    <w:lsdException w:qFormat="1" w:unhideWhenUsed="0" w:uiPriority="0" w:semiHidden="0" w:name="Table Grid"/>
+    <w:lsdException w:unhideWhenUsed="0" w:uiPriority="0" w:semiHidden="0" w:name="Table Theme"/>
+    <w:lsdException w:unhideWhenUsed="0" w:uiPriority="60" w:semiHidden="0" w:name="Light Shading"/>
+    <w:lsdException w:unhideWhenUsed="0" w:uiPriority="61" w:semiHidden="0" w:name="Light List"/>
+    <w:lsdException w:unhideWhenUsed="0" w:uiPriority="62" w:semiHidden="0" w:name="Light Grid"/>
+    <w:lsdException w:unhideWhenUsed="0" w:uiPriority="63" w:semiHidden="0" w:name="Medium Shading 1"/>
+    <w:lsdException w:unhideWhenUsed="0" w:uiPriority="64" w:semiHidden="0" w:name="Medium Shading 2"/>
+    <w:lsdException w:unhideWhenUsed="0" w:uiPriority="65" w:semiHidden="0" w:name="Medium List 1"/>
+    <w:lsdException w:unhideWhenUsed="0" w:uiPriority="66" w:semiHidden="0" w:name="Medium List 2"/>
+    <w:lsdException w:unhideWhenUsed="0" w:uiPriority="67" w:semiHidden="0" w:name="Medium Grid 1"/>
+    <w:lsdException w:unhideWhenUsed="0" w:uiPriority="68" w:semiHidden="0" w:name="Medium Grid 2"/>
+    <w:lsdException w:unhideWhenUsed="0" w:uiPriority="69" w:semiHidden="0" w:name="Medium Grid 3"/>
+    <w:lsdException w:unhideWhenUsed="0" w:uiPriority="70" w:semiHidden="0" w:name="Dark List"/>
+    <w:lsdException w:unhideWhenUsed="0" w:uiPriority="71" w:semiHidden="0" w:name="Colorful Shading"/>
+    <w:lsdException w:unhideWhenUsed="0" w:uiPriority="72" w:semiHidden="0" w:name="Colorful List"/>
+    <w:lsdException w:unhideWhenUsed="0" w:uiPriority="73" w:semiHidden="0" w:name="Colorful Grid"/>
+    <w:lsdException w:unhideWhenUsed="0" w:uiPriority="60" w:semiHidden="0" w:name="Light Shading Accent 1"/>
+    <w:lsdException w:unhideWhenUsed="0" w:uiPriority="61" w:semiHidden="0" w:name="Light List Accent 1"/>
+    <w:lsdException w:unhideWhenUsed="0" w:uiPriority="62" w:semiHidden="0" w:name="Light Grid Accent 1"/>
+    <w:lsdException w:unhideWhenUsed="0" w:uiPriority="63" w:semiHidden="0" w:name="Medium Shading 1 Accent 1"/>
+    <w:lsdException w:unhideWhenUsed="0" w:uiPriority="64" w:semiHidden="0" w:name="Medium Shading 2 Accent 1"/>
+    <w:lsdException w:unhideWhenUsed="0" w:uiPriority="65" w:semiHidden="0" w:name="Medium List 1 Accent 1"/>
+    <w:lsdException w:unhideWhenUsed="0" w:uiPriority="66" w:semiHidden="0" w:name="Medium List 2 Accent 1"/>
+    <w:lsdException w:unhideWhenUsed="0" w:uiPriority="67" w:semiHidden="0" w:name="Medium Grid 1 Accent 1"/>
+    <w:lsdException w:unhideWhenUsed="0" w:uiPriority="68" w:semiHidden="0" w:name="Medium Grid 2 Accent 1"/>
+    <w:lsdException w:unhideWhenUsed="0" w:uiPriority="69" w:semiHidden="0" w:name="Medium Grid 3 Accent 1"/>
+    <w:lsdException w:unhideWhenUsed="0" w:uiPriority="70" w:semiHidden="0" w:name="Dark List Accent 1"/>
+    <w:lsdException w:unhideWhenUsed="0" w:uiPriority="71" w:semiHidden="0" w:name="Colorful Shading Accent 1"/>
+    <w:lsdException w:unhideWhenUsed="0" w:uiPriority="72" w:semiHidden="0" w:name="Colorful List Accent 1"/>
+    <w:lsdException w:unhideWhenUsed="0" w:uiPriority="73" w:semiHidden="0" w:name="Colorful Grid Accent 1"/>
+    <w:lsdException w:unhideWhenUsed="0" w:uiPriority="60" w:semiHidden="0" w:name="Light Shading Accent 2"/>
+    <w:lsdException w:unhideWhenUsed="0" w:uiPriority="61" w:semiHidden="0" w:name="Light List Accent 2"/>
+    <w:lsdException w:unhideWhenUsed="0" w:uiPriority="62" w:semiHidden="0" w:name="Light Grid Accent 2"/>
+    <w:lsdException w:unhideWhenUsed="0" w:uiPriority="63" w:semiHidden="0" w:name="Medium Shading 1 Accent 2"/>
+    <w:lsdException w:unhideWhenUsed="0" w:uiPriority="64" w:semiHidden="0" w:name="Medium Shading 2 Accent 2"/>
+    <w:lsdException w:unhideWhenUsed="0" w:uiPriority="65" w:semiHidden="0" w:name="Medium List 1 Accent 2"/>
+    <w:lsdException w:unhideWhenUsed="0" w:uiPriority="66" w:semiHidden="0" w:name="Medium List 2 Accent 2"/>
+    <w:lsdException w:unhideWhenUsed="0" w:uiPriority="67" w:semiHidden="0" w:name="Medium Grid 1 Accent 2"/>
+    <w:lsdException w:unhideWhenUsed="0" w:uiPriority="68" w:semiHidden="0" w:name="Medium Grid 2 Accent 2"/>
+    <w:lsdException w:unhideWhenUsed="0" w:uiPriority="69" w:semiHidden="0" w:name="Medium Grid 3 Accent 2"/>
+    <w:lsdException w:unhideWhenUsed="0" w:uiPriority="70" w:semiHidden="0" w:name="Dark List Accent 2"/>
+    <w:lsdException w:unhideWhenUsed="0" w:uiPriority="71" w:semiHidden="0" w:name="Colorful Shading Accent 2"/>
+    <w:lsdException w:unhideWhenUsed="0" w:uiPriority="72" w:semiHidden="0" w:name="Colorful List Accent 2"/>
+    <w:lsdException w:unhideWhenUsed="0" w:uiPriority="73" w:semiHidden="0" w:name="Colorful Grid Accent 2"/>
+    <w:lsdException w:unhideWhenUsed="0" w:uiPriority="60" w:semiHidden="0" w:name="Light Shading Accent 3"/>
+    <w:lsdException w:unhideWhenUsed="0" w:uiPriority="61" w:semiHidden="0" w:name="Light List Accent 3"/>
+    <w:lsdException w:unhideWhenUsed="0" w:uiPriority="62" w:semiHidden="0" w:name="Light Grid Accent 3"/>
+    <w:lsdException w:unhideWhenUsed="0" w:uiPriority="63" w:semiHidden="0" w:name="Medium Shading 1 Accent 3"/>
+    <w:lsdException w:unhideWhenUsed="0" w:uiPriority="64" w:semiHidden="0" w:name="Medium Shading 2 Accent 3"/>
+    <w:lsdException w:unhideWhenUsed="0" w:uiPriority="65" w:semiHidden="0" w:name="Medium List 1 Accent 3"/>
+    <w:lsdException w:unhideWhenUsed="0" w:uiPriority="66" w:semiHidden="0" w:name="Medium List 2 Accent 3"/>
+    <w:lsdException w:unhideWhenUsed="0" w:uiPriority="67" w:semiHidden="0" w:name="Medium Grid 1 Accent 3"/>
+    <w:lsdException w:unhideWhenUsed="0" w:uiPriority="68" w:semiHidden="0" w:name="Medium Grid 2 Accent 3"/>
+    <w:lsdException w:unhideWhenUsed="0" w:uiPriority="69" w:semiHidden="0" w:name="Medium Grid 3 Accent 3"/>
+    <w:lsdException w:unhideWhenUsed="0" w:uiPriority="70" w:semiHidden="0" w:name="Dark List Accent 3"/>
+    <w:lsdException w:unhideWhenUsed="0" w:uiPriority="71" w:semiHidden="0" w:name="Colorful Shading Accent 3"/>
+    <w:lsdException w:unhideWhenUsed="0" w:uiPriority="72" w:semiHidden="0" w:name="Colorful List Accent 3"/>
+    <w:lsdException w:unhideWhenUsed="0" w:uiPriority="73" w:semiHidden="0" w:name="Colorful Grid Accent 3"/>
+    <w:lsdException w:unhideWhenUsed="0" w:uiPriority="60" w:semiHidden="0" w:name="Light Shading Accent 4"/>
+    <w:lsdException w:unhideWhenUsed="0" w:uiPriority="61" w:semiHidden="0" w:name="Light List Accent 4"/>
+    <w:lsdException w:unhideWhenUsed="0" w:uiPriority="62" w:semiHidden="0" w:name="Light Grid Accent 4"/>
+    <w:lsdException w:unhideWhenUsed="0" w:uiPriority="63" w:semiHidden="0" w:name="Medium Shading 1 Accent 4"/>
+    <w:lsdException w:unhideWhenUsed="0" w:uiPriority="64" w:semiHidden="0" w:name="Medium Shading 2 Accent 4"/>
+    <w:lsdException w:unhideWhenUsed="0" w:uiPriority="65" w:semiHidden="0" w:name="Medium List 1 Accent 4"/>
+    <w:lsdException w:unhideWhenUsed="0" w:uiPriority="66" w:semiHidden="0" w:name="Medium List 2 Accent 4"/>
+    <w:lsdException w:unhideWhenUsed="0" w:uiPriority="67" w:semiHidden="0" w:name="Medium Grid 1 Accent 4"/>
+    <w:lsdException w:unhideWhenUsed="0" w:uiPriority="68" w:semiHidden="0" w:name="Medium Grid 2 Accent 4"/>
+    <w:lsdException w:unhideWhenUsed="0" w:uiPriority="69" w:semiHidden="0" w:name="Medium Grid 3 Accent 4"/>
+    <w:lsdException w:unhideWhenUsed="0" w:uiPriority="70" w:semiHidden="0" w:name="Dark List Accent 4"/>
+    <w:lsdException w:unhideWhenUsed="0" w:uiPriority="71" w:semiHidden="0" w:name="Colorful Shading Accent 4"/>
+    <w:lsdException w:unhideWhenUsed="0" w:uiPriority="72" w:semiHidden="0" w:name="Colorful List Accent 4"/>
+    <w:lsdException w:unhideWhenUsed="0" w:uiPriority="73" w:semiHidden="0" w:name="Colorful Grid Accent 4"/>
+    <w:lsdException w:unhideWhenUsed="0" w:uiPriority="60" w:semiHidden="0" w:name="Light Shading Accent 5"/>
+    <w:lsdException w:unhideWhenUsed="0" w:uiPriority="61" w:semiHidden="0" w:name="Light List Accent 5"/>
+    <w:lsdException w:unhideWhenUsed="0" w:uiPriority="62" w:semiHidden="0" w:name="Light Grid Accent 5"/>
+    <w:lsdException w:unhideWhenUsed="0" w:uiPriority="63" w:semiHidden="0" w:name="Medium Shading 1 Accent 5"/>
+    <w:lsdException w:unhideWhenUsed="0" w:uiPriority="64" w:semiHidden="0" w:name="Medium Shading 2 Accent 5"/>
+    <w:lsdException w:unhideWhenUsed="0" w:uiPriority="65" w:semiHidden="0" w:name="Medium List 1 Accent 5"/>
+    <w:lsdException w:unhideWhenUsed="0" w:uiPriority="66" w:semiHidden="0" w:name="Medium List 2 Accent 5"/>
+    <w:lsdException w:unhideWhenUsed="0" w:uiPriority="67" w:semiHidden="0" w:name="Medium Grid 1 Accent 5"/>
+    <w:lsdException w:unhideWhenUsed="0" w:uiPriority="68" w:semiHidden="0" w:name="Medium Grid 2 Accent 5"/>
+    <w:lsdException w:unhideWhenUsed="0" w:uiPriority="69" w:semiHidden="0" w:name="Medium Grid 3 Accent 5"/>
+    <w:lsdException w:unhideWhenUsed="0" w:uiPriority="70" w:semiHidden="0" w:name="Dark List Accent 5"/>
+    <w:lsdException w:unhideWhenUsed="0" w:uiPriority="71" w:semiHidden="0" w:name="Colorful Shading Accent 5"/>
+    <w:lsdException w:unhideWhenUsed="0" w:uiPriority="72" w:semiHidden="0" w:name="Colorful List Accent 5"/>
+    <w:lsdException w:unhideWhenUsed="0" w:uiPriority="73" w:semiHidden="0" w:name="Colorful Grid Accent 5"/>
+    <w:lsdException w:unhideWhenUsed="0" w:uiPriority="60" w:semiHidden="0" w:name="Light Shading Accent 6"/>
+    <w:lsdException w:unhideWhenUsed="0" w:uiPriority="61" w:semiHidden="0" w:name="Light List Accent 6"/>
+    <w:lsdException w:unhideWhenUsed="0" w:uiPriority="62" w:semiHidden="0" w:name="Light Grid Accent 6"/>
+    <w:lsdException w:unhideWhenUsed="0" w:uiPriority="63" w:semiHidden="0" w:name="Medium Shading 1 Accent 6"/>
+    <w:lsdException w:unhideWhenUsed="0" w:uiPriority="64" w:semiHidden="0" w:name="Medium Shading 2 Accent 6"/>
+    <w:lsdException w:unhideWhenUsed="0" w:uiPriority="65" w:semiHidden="0" w:name="Medium List 1 Accent 6"/>
+    <w:lsdException w:unhideWhenUsed="0" w:uiPriority="66" w:semiHidden="0" w:name="Medium List 2 Accent 6"/>
+    <w:lsdException w:unhideWhenUsed="0" w:uiPriority="67" w:semiHidden="0" w:name="Medium Grid 1 Accent 6"/>
+    <w:lsdException w:unhideWhenUsed="0" w:uiPriority="68" w:semiHidden="0" w:name="Medium Grid 2 Accent 6"/>
+    <w:lsdException w:unhideWhenUsed="0" w:uiPriority="69" w:semiHidden="0" w:name="Medium Grid 3 Accent 6"/>
+    <w:lsdException w:unhideWhenUsed="0" w:uiPriority="70" w:semiHidden="0" w:name="Dark List Accent 6"/>
+    <w:lsdException w:unhideWhenUsed="0" w:uiPriority="71" w:semiHidden="0" w:name="Colorful Shading Accent 6"/>
+    <w:lsdException w:unhideWhenUsed="0" w:uiPriority="72" w:semiHidden="0" w:name="Colorful List Accent 6"/>
+    <w:lsdException w:unhideWhenUsed="0" w:uiPriority="73" w:semiHidden="0" w:name="Colorful Grid Accent 6"/>
   </w:latentStyles>
-  <w:style w:type="paragraph" w:default="1" w:styleId="Normal">
+  <w:style w:type="paragraph" w:default="1" w:styleId="1">
     <w:name w:val="Normal"/>
     <w:qFormat/>
+    <w:uiPriority w:val="0"/>
     <w:pPr>
       <w:kinsoku w:val="0"/>
       <w:autoSpaceDE w:val="0"/>
@@ -5419,7 +5505,7 @@
       <w:textAlignment w:val="baseline"/>
     </w:pPr>
     <w:rPr>
-      <w:rFonts w:ascii="Arial" w:eastAsia="宋体" w:hAnsi="Arial" w:cs="Arial"/>
+      <w:rFonts w:ascii="Arial" w:hAnsi="Arial" w:eastAsia="宋体" w:cs="Arial"/>
       <w:snapToGrid w:val="0"/>
       <w:color w:val="000000"/>
       <w:kern w:val="0"/>
@@ -5428,11 +5514,12 @@
       <w:lang w:val="en-US" w:eastAsia="en-US" w:bidi="ar-SA"/>
     </w:rPr>
   </w:style>
-  <w:style w:type="paragraph" w:styleId="Heading1">
+  <w:style w:type="paragraph" w:styleId="2">
     <w:name w:val="heading 1"/>
-    <w:basedOn w:val="Normal"/>
-    <w:next w:val="Normal"/>
+    <w:basedOn w:val="1"/>
+    <w:next w:val="1"/>
     <w:qFormat/>
+    <w:uiPriority w:val="0"/>
     <w:pPr>
       <w:keepNext/>
       <w:keepLines/>
@@ -5450,12 +5537,13 @@
       <w:sz w:val="44"/>
     </w:rPr>
   </w:style>
-  <w:style w:type="paragraph" w:styleId="Heading2">
+  <w:style w:type="paragraph" w:styleId="3">
     <w:name w:val="heading 2"/>
-    <w:basedOn w:val="Normal"/>
-    <w:next w:val="Normal"/>
+    <w:basedOn w:val="1"/>
+    <w:next w:val="1"/>
     <w:unhideWhenUsed/>
     <w:qFormat/>
+    <w:uiPriority w:val="0"/>
     <w:pPr>
       <w:keepNext/>
       <w:keepLines/>
@@ -5468,18 +5556,19 @@
       <w:outlineLvl w:val="1"/>
     </w:pPr>
     <w:rPr>
-      <w:rFonts w:ascii="Arial" w:eastAsia="黑体" w:hAnsi="Arial"/>
+      <w:rFonts w:ascii="Arial" w:hAnsi="Arial" w:eastAsia="黑体"/>
       <w:b/>
       <w:sz w:val="32"/>
     </w:rPr>
   </w:style>
-  <w:style w:type="paragraph" w:styleId="Heading3">
+  <w:style w:type="paragraph" w:styleId="4">
     <w:name w:val="heading 3"/>
-    <w:basedOn w:val="Normal"/>
-    <w:next w:val="Normal"/>
+    <w:basedOn w:val="1"/>
+    <w:next w:val="1"/>
     <w:semiHidden/>
     <w:unhideWhenUsed/>
     <w:qFormat/>
+    <w:uiPriority w:val="0"/>
     <w:pPr>
       <w:keepNext/>
       <w:keepLines/>
@@ -5496,12 +5585,13 @@
       <w:sz w:val="32"/>
     </w:rPr>
   </w:style>
-  <w:style w:type="paragraph" w:styleId="Heading4">
+  <w:style w:type="paragraph" w:styleId="5">
     <w:name w:val="heading 4"/>
-    <w:basedOn w:val="Normal"/>
-    <w:next w:val="Normal"/>
+    <w:basedOn w:val="1"/>
+    <w:next w:val="1"/>
     <w:unhideWhenUsed/>
     <w:qFormat/>
+    <w:uiPriority w:val="0"/>
     <w:pPr>
       <w:keepNext/>
       <w:keepLines/>
@@ -5514,18 +5604,19 @@
       <w:outlineLvl w:val="3"/>
     </w:pPr>
     <w:rPr>
-      <w:rFonts w:ascii="Arial" w:eastAsia="黑体" w:hAnsi="Arial"/>
+      <w:rFonts w:ascii="Arial" w:hAnsi="Arial" w:eastAsia="黑体"/>
       <w:b/>
       <w:sz w:val="28"/>
     </w:rPr>
   </w:style>
-  <w:style w:type="paragraph" w:styleId="Heading5">
+  <w:style w:type="paragraph" w:styleId="6">
     <w:name w:val="heading 5"/>
-    <w:basedOn w:val="Normal"/>
-    <w:next w:val="Normal"/>
+    <w:basedOn w:val="1"/>
+    <w:next w:val="1"/>
     <w:semiHidden/>
     <w:unhideWhenUsed/>
     <w:qFormat/>
+    <w:uiPriority w:val="0"/>
     <w:pPr>
       <w:keepNext/>
       <w:keepLines/>
@@ -5542,13 +5633,14 @@
       <w:sz w:val="28"/>
     </w:rPr>
   </w:style>
-  <w:style w:type="paragraph" w:styleId="Heading6">
+  <w:style w:type="paragraph" w:styleId="7">
     <w:name w:val="heading 6"/>
-    <w:basedOn w:val="Normal"/>
-    <w:next w:val="Normal"/>
+    <w:basedOn w:val="1"/>
+    <w:next w:val="1"/>
     <w:semiHidden/>
     <w:unhideWhenUsed/>
     <w:qFormat/>
+    <w:uiPriority w:val="0"/>
     <w:pPr>
       <w:keepNext/>
       <w:keepLines/>
@@ -5561,18 +5653,19 @@
       <w:outlineLvl w:val="5"/>
     </w:pPr>
     <w:rPr>
-      <w:rFonts w:ascii="Arial" w:eastAsia="黑体" w:hAnsi="Arial"/>
+      <w:rFonts w:ascii="Arial" w:hAnsi="Arial" w:eastAsia="黑体"/>
       <w:b/>
       <w:sz w:val="24"/>
     </w:rPr>
   </w:style>
-  <w:style w:type="paragraph" w:styleId="Heading7">
+  <w:style w:type="paragraph" w:styleId="8">
     <w:name w:val="heading 7"/>
-    <w:basedOn w:val="Normal"/>
-    <w:next w:val="Normal"/>
+    <w:basedOn w:val="1"/>
+    <w:next w:val="1"/>
     <w:semiHidden/>
     <w:unhideWhenUsed/>
     <w:qFormat/>
+    <w:uiPriority w:val="0"/>
     <w:pPr>
       <w:keepNext/>
       <w:keepLines/>
@@ -5589,13 +5682,14 @@
       <w:sz w:val="24"/>
     </w:rPr>
   </w:style>
-  <w:style w:type="paragraph" w:styleId="Heading8">
+  <w:style w:type="paragraph" w:styleId="9">
     <w:name w:val="heading 8"/>
-    <w:basedOn w:val="Normal"/>
-    <w:next w:val="Normal"/>
+    <w:basedOn w:val="1"/>
+    <w:next w:val="1"/>
     <w:semiHidden/>
     <w:unhideWhenUsed/>
     <w:qFormat/>
+    <w:uiPriority w:val="0"/>
     <w:pPr>
       <w:keepNext/>
       <w:keepLines/>
@@ -5608,17 +5702,18 @@
       <w:outlineLvl w:val="7"/>
     </w:pPr>
     <w:rPr>
-      <w:rFonts w:ascii="Arial" w:eastAsia="黑体" w:hAnsi="Arial"/>
+      <w:rFonts w:ascii="Arial" w:hAnsi="Arial" w:eastAsia="黑体"/>
       <w:sz w:val="24"/>
     </w:rPr>
   </w:style>
-  <w:style w:type="paragraph" w:styleId="Heading9">
+  <w:style w:type="paragraph" w:styleId="10">
     <w:name w:val="heading 9"/>
-    <w:basedOn w:val="Normal"/>
-    <w:next w:val="Normal"/>
+    <w:basedOn w:val="1"/>
+    <w:next w:val="1"/>
     <w:semiHidden/>
     <w:unhideWhenUsed/>
     <w:qFormat/>
+    <w:uiPriority w:val="0"/>
     <w:pPr>
       <w:keepNext/>
       <w:keepLines/>
@@ -5631,19 +5726,21 @@
       <w:outlineLvl w:val="8"/>
     </w:pPr>
     <w:rPr>
-      <w:rFonts w:ascii="Arial" w:eastAsia="黑体" w:hAnsi="Arial"/>
+      <w:rFonts w:ascii="Arial" w:hAnsi="Arial" w:eastAsia="黑体"/>
       <w:sz w:val="21"/>
     </w:rPr>
   </w:style>
-  <w:style w:type="character" w:default="1" w:styleId="DefaultParagraphFont">
+  <w:style w:type="character" w:default="1" w:styleId="22">
     <w:name w:val="Default Paragraph Font"/>
     <w:semiHidden/>
     <w:qFormat/>
+    <w:uiPriority w:val="0"/>
   </w:style>
-  <w:style w:type="table" w:default="1" w:styleId="TableNormal">
+  <w:style w:type="table" w:default="1" w:styleId="20">
     <w:name w:val="Normal Table"/>
     <w:semiHidden/>
     <w:qFormat/>
+    <w:uiPriority w:val="0"/>
     <w:tblPr>
       <w:tblCellMar>
         <w:top w:w="0" w:type="dxa"/>
@@ -5653,39 +5750,43 @@
       </w:tblCellMar>
     </w:tblPr>
   </w:style>
-  <w:style w:type="paragraph" w:styleId="CommentText">
+  <w:style w:type="paragraph" w:styleId="11">
     <w:name w:val="annotation text"/>
-    <w:basedOn w:val="Normal"/>
+    <w:basedOn w:val="1"/>
     <w:qFormat/>
+    <w:uiPriority w:val="0"/>
     <w:pPr>
       <w:jc w:val="left"/>
     </w:pPr>
   </w:style>
-  <w:style w:type="paragraph" w:styleId="BodyText">
+  <w:style w:type="paragraph" w:styleId="12">
     <w:name w:val="Body Text"/>
-    <w:basedOn w:val="Normal"/>
+    <w:basedOn w:val="1"/>
     <w:semiHidden/>
     <w:qFormat/>
+    <w:uiPriority w:val="0"/>
     <w:rPr>
-      <w:rFonts w:ascii="Arial" w:eastAsia="Arial" w:hAnsi="Arial" w:cs="Arial"/>
+      <w:rFonts w:ascii="Arial" w:hAnsi="Arial" w:eastAsia="Arial" w:cs="Arial"/>
       <w:sz w:val="21"/>
       <w:szCs w:val="21"/>
       <w:lang w:val="en-US" w:eastAsia="en-US" w:bidi="ar-SA"/>
     </w:rPr>
   </w:style>
-  <w:style w:type="paragraph" w:styleId="TOC3">
+  <w:style w:type="paragraph" w:styleId="13">
     <w:name w:val="toc 3"/>
-    <w:basedOn w:val="Normal"/>
-    <w:next w:val="Normal"/>
+    <w:basedOn w:val="1"/>
+    <w:next w:val="1"/>
     <w:qFormat/>
+    <w:uiPriority w:val="0"/>
     <w:pPr>
       <w:ind w:left="840" w:leftChars="400"/>
     </w:pPr>
   </w:style>
-  <w:style w:type="paragraph" w:styleId="Footer">
+  <w:style w:type="paragraph" w:styleId="14">
     <w:name w:val="footer"/>
-    <w:basedOn w:val="Normal"/>
+    <w:basedOn w:val="1"/>
     <w:qFormat/>
+    <w:uiPriority w:val="0"/>
     <w:pPr>
       <w:tabs>
         <w:tab w:val="center" w:pos="4153"/>
@@ -5698,16 +5799,17 @@
       <w:sz w:val="18"/>
     </w:rPr>
   </w:style>
-  <w:style w:type="paragraph" w:styleId="Header">
+  <w:style w:type="paragraph" w:styleId="15">
     <w:name w:val="header"/>
-    <w:basedOn w:val="Normal"/>
+    <w:basedOn w:val="1"/>
     <w:qFormat/>
+    <w:uiPriority w:val="0"/>
     <w:pPr>
       <w:pBdr>
-        <w:top w:val="nil"/>
-        <w:left w:val="nil"/>
-        <w:bottom w:val="nil"/>
-        <w:right w:val="nil"/>
+        <w:top w:val="none" w:color="auto" w:sz="0" w:space="0"/>
+        <w:left w:val="none" w:color="auto" w:sz="0" w:space="0"/>
+        <w:bottom w:val="none" w:color="auto" w:sz="0" w:space="0"/>
+        <w:right w:val="none" w:color="auto" w:sz="0" w:space="0"/>
       </w:pBdr>
       <w:tabs>
         <w:tab w:val="center" w:pos="4153"/>
@@ -5722,37 +5824,41 @@
       <w:sz w:val="18"/>
     </w:rPr>
   </w:style>
-  <w:style w:type="paragraph" w:styleId="TOC1">
+  <w:style w:type="paragraph" w:styleId="16">
     <w:name w:val="toc 1"/>
-    <w:basedOn w:val="Normal"/>
-    <w:next w:val="Normal"/>
+    <w:basedOn w:val="1"/>
+    <w:next w:val="1"/>
     <w:qFormat/>
+    <w:uiPriority w:val="0"/>
     <w:rPr>
-      <w:rFonts w:ascii="Arial" w:eastAsia="Microsoft JhengHei" w:hAnsi="Arial"/>
+      <w:rFonts w:ascii="Arial" w:hAnsi="Arial" w:eastAsia="Microsoft JhengHei"/>
       <w:sz w:val="24"/>
     </w:rPr>
   </w:style>
-  <w:style w:type="paragraph" w:styleId="TOC2">
+  <w:style w:type="paragraph" w:styleId="17">
     <w:name w:val="toc 2"/>
-    <w:basedOn w:val="Normal"/>
-    <w:next w:val="Normal"/>
+    <w:basedOn w:val="1"/>
+    <w:next w:val="1"/>
     <w:qFormat/>
+    <w:uiPriority w:val="0"/>
     <w:pPr>
       <w:ind w:left="420" w:leftChars="200"/>
     </w:pPr>
   </w:style>
-  <w:style w:type="paragraph" w:styleId="NormalWeb">
+  <w:style w:type="paragraph" w:styleId="18">
     <w:name w:val="Normal (Web)"/>
-    <w:basedOn w:val="Normal"/>
+    <w:basedOn w:val="1"/>
     <w:qFormat/>
+    <w:uiPriority w:val="0"/>
     <w:rPr>
       <w:sz w:val="24"/>
     </w:rPr>
   </w:style>
-  <w:style w:type="paragraph" w:styleId="Title">
+  <w:style w:type="paragraph" w:styleId="19">
     <w:name w:val="Title"/>
-    <w:basedOn w:val="Normal"/>
+    <w:basedOn w:val="1"/>
     <w:qFormat/>
+    <w:uiPriority w:val="0"/>
     <w:pPr>
       <w:spacing w:before="240" w:beforeLines="0" w:beforeAutospacing="0" w:after="60" w:afterLines="0" w:afterAutospacing="0"/>
       <w:jc w:val="center"/>
@@ -5764,68 +5870,73 @@
       <w:sz w:val="32"/>
     </w:rPr>
   </w:style>
-  <w:style w:type="table" w:styleId="TableGrid">
+  <w:style w:type="table" w:styleId="21">
     <w:name w:val="Table Grid"/>
-    <w:basedOn w:val="TableNormal"/>
+    <w:basedOn w:val="20"/>
     <w:qFormat/>
+    <w:uiPriority w:val="0"/>
     <w:pPr>
       <w:widowControl w:val="0"/>
       <w:jc w:val="both"/>
     </w:pPr>
     <w:tblPr>
       <w:tblBorders>
-        <w:top w:val="single" w:sz="4" w:space="0" w:color="auto"/>
-        <w:left w:val="single" w:sz="4" w:space="0" w:color="auto"/>
-        <w:bottom w:val="single" w:sz="4" w:space="0" w:color="auto"/>
-        <w:right w:val="single" w:sz="4" w:space="0" w:color="auto"/>
-        <w:insideH w:val="single" w:sz="4" w:space="0" w:color="auto"/>
-        <w:insideV w:val="single" w:sz="4" w:space="0" w:color="auto"/>
+        <w:top w:val="single" w:color="auto" w:sz="4" w:space="0"/>
+        <w:left w:val="single" w:color="auto" w:sz="4" w:space="0"/>
+        <w:bottom w:val="single" w:color="auto" w:sz="4" w:space="0"/>
+        <w:right w:val="single" w:color="auto" w:sz="4" w:space="0"/>
+        <w:insideH w:val="single" w:color="auto" w:sz="4" w:space="0"/>
+        <w:insideV w:val="single" w:color="auto" w:sz="4" w:space="0"/>
       </w:tblBorders>
     </w:tblPr>
   </w:style>
-  <w:style w:type="character" w:styleId="Strong">
+  <w:style w:type="character" w:styleId="23">
     <w:name w:val="Strong"/>
-    <w:basedOn w:val="DefaultParagraphFont"/>
+    <w:basedOn w:val="22"/>
     <w:qFormat/>
+    <w:uiPriority w:val="0"/>
     <w:rPr>
       <w:b/>
     </w:rPr>
   </w:style>
-  <w:style w:type="paragraph" w:customStyle="1" w:styleId="a">
+  <w:style w:type="paragraph" w:customStyle="1" w:styleId="24">
     <w:name w:val="柴_公司名"/>
-    <w:basedOn w:val="Title"/>
+    <w:basedOn w:val="19"/>
     <w:qFormat/>
+    <w:uiPriority w:val="0"/>
     <w:pPr>
       <w:spacing w:after="600" w:afterLines="600"/>
     </w:pPr>
     <w:rPr>
-      <w:rFonts w:ascii="宋体" w:eastAsia="宋体" w:hAnsi="宋体" w:cs="宋体" w:hint="eastAsia"/>
+      <w:rFonts w:hint="eastAsia" w:ascii="宋体" w:hAnsi="宋体" w:eastAsia="宋体" w:cs="宋体"/>
       <w:bCs/>
       <w:spacing w:val="-6"/>
       <w:sz w:val="52"/>
       <w:szCs w:val="52"/>
     </w:rPr>
   </w:style>
-  <w:style w:type="paragraph" w:customStyle="1" w:styleId="a0">
+  <w:style w:type="paragraph" w:customStyle="1" w:styleId="25">
     <w:name w:val="柴_文档名"/>
-    <w:basedOn w:val="Title"/>
+    <w:basedOn w:val="19"/>
     <w:qFormat/>
+    <w:uiPriority w:val="0"/>
     <w:pPr>
       <w:spacing w:after="900" w:afterLines="900"/>
     </w:pPr>
     <w:rPr>
-      <w:rFonts w:ascii="黑体" w:eastAsia="黑体" w:hAnsi="黑体" w:cs="黑体"/>
+      <w:rFonts w:ascii="黑体" w:hAnsi="黑体" w:eastAsia="黑体" w:cs="黑体"/>
       <w:bCs/>
       <w:spacing w:val="-7"/>
       <w:sz w:val="52"/>
       <w:szCs w:val="52"/>
     </w:rPr>
   </w:style>
-  <w:style w:type="table" w:customStyle="1" w:styleId="TableNormal0">
+  <w:style w:type="table" w:customStyle="1" w:styleId="26">
     <w:name w:val="Table Normal_0"/>
     <w:semiHidden/>
     <w:unhideWhenUsed/>
     <w:qFormat/>
+    <w:uiPriority w:val="0"/>
     <w:tblPr>
       <w:tblCellMar>
         <w:top w:w="0" w:type="dxa"/>
@@ -5835,81 +5946,87 @@
       </w:tblCellMar>
     </w:tblPr>
   </w:style>
-  <w:style w:type="paragraph" w:customStyle="1" w:styleId="TableText">
+  <w:style w:type="paragraph" w:customStyle="1" w:styleId="27">
     <w:name w:val="Table Text"/>
-    <w:basedOn w:val="Normal"/>
+    <w:basedOn w:val="1"/>
     <w:semiHidden/>
     <w:qFormat/>
+    <w:uiPriority w:val="0"/>
     <w:rPr>
-      <w:rFonts w:ascii="宋体" w:eastAsia="宋体" w:hAnsi="宋体" w:cs="宋体"/>
+      <w:rFonts w:ascii="宋体" w:hAnsi="宋体" w:eastAsia="宋体" w:cs="宋体"/>
       <w:sz w:val="21"/>
       <w:szCs w:val="21"/>
       <w:lang w:val="en-US" w:eastAsia="en-US" w:bidi="ar-SA"/>
     </w:rPr>
   </w:style>
-  <w:style w:type="paragraph" w:customStyle="1" w:styleId="1">
+  <w:style w:type="paragraph" w:customStyle="1" w:styleId="28">
     <w:name w:val="柴_标题1"/>
-    <w:basedOn w:val="Heading1"/>
-    <w:next w:val="a1"/>
-    <w:link w:val="1Char"/>
+    <w:basedOn w:val="2"/>
+    <w:next w:val="29"/>
+    <w:link w:val="38"/>
     <w:qFormat/>
+    <w:uiPriority w:val="0"/>
     <w:pPr>
       <w:spacing w:before="100" w:after="90" w:line="360" w:lineRule="auto"/>
     </w:pPr>
     <w:rPr>
-      <w:rFonts w:ascii="Arial" w:eastAsia="宋体" w:hAnsi="Arial"/>
+      <w:rFonts w:ascii="Arial" w:hAnsi="Arial" w:eastAsia="宋体"/>
       <w:sz w:val="32"/>
     </w:rPr>
   </w:style>
-  <w:style w:type="paragraph" w:customStyle="1" w:styleId="a1">
+  <w:style w:type="paragraph" w:customStyle="1" w:styleId="29">
     <w:name w:val="柴_正文"/>
-    <w:basedOn w:val="BodyText"/>
-    <w:link w:val="Char"/>
+    <w:basedOn w:val="12"/>
+    <w:link w:val="42"/>
     <w:qFormat/>
+    <w:uiPriority w:val="0"/>
     <w:pPr>
       <w:spacing w:line="360" w:lineRule="auto"/>
       <w:ind w:firstLine="470" w:firstLineChars="200"/>
     </w:pPr>
     <w:rPr>
-      <w:rFonts w:ascii="Arial" w:eastAsia="宋体" w:hAnsi="Arial"/>
+      <w:rFonts w:ascii="Arial" w:hAnsi="Arial" w:eastAsia="宋体"/>
       <w:sz w:val="24"/>
       <w:lang w:eastAsia="zh-CN"/>
     </w:rPr>
   </w:style>
-  <w:style w:type="paragraph" w:customStyle="1" w:styleId="2">
+  <w:style w:type="paragraph" w:customStyle="1" w:styleId="30">
     <w:name w:val="柴_标题2"/>
-    <w:basedOn w:val="Heading2"/>
-    <w:next w:val="a1"/>
+    <w:basedOn w:val="3"/>
+    <w:next w:val="29"/>
     <w:qFormat/>
+    <w:uiPriority w:val="0"/>
     <w:pPr>
       <w:spacing w:line="360" w:lineRule="auto"/>
     </w:pPr>
     <w:rPr>
-      <w:rFonts w:ascii="Arial" w:eastAsia="宋体" w:hAnsi="Arial"/>
+      <w:rFonts w:ascii="Arial" w:hAnsi="Arial" w:eastAsia="宋体"/>
       <w:sz w:val="28"/>
     </w:rPr>
   </w:style>
-  <w:style w:type="paragraph" w:customStyle="1" w:styleId="3">
+  <w:style w:type="paragraph" w:customStyle="1" w:styleId="31">
     <w:name w:val="柴_标题3"/>
-    <w:basedOn w:val="Heading3"/>
-    <w:next w:val="a1"/>
+    <w:basedOn w:val="4"/>
+    <w:next w:val="29"/>
     <w:qFormat/>
+    <w:uiPriority w:val="0"/>
     <w:pPr>
       <w:spacing w:line="360" w:lineRule="auto"/>
       <w:ind w:left="0" w:firstLine="472" w:firstLineChars="200"/>
     </w:pPr>
     <w:rPr>
-      <w:rFonts w:ascii="宋体" w:eastAsia="宋体" w:hAnsi="宋体" w:cs="宋体"/>
+      <w:rFonts w:ascii="宋体" w:hAnsi="宋体" w:eastAsia="宋体" w:cs="宋体"/>
       <w:spacing w:val="-2"/>
       <w:sz w:val="24"/>
       <w:szCs w:val="24"/>
     </w:rPr>
   </w:style>
-  <w:style w:type="paragraph" w:customStyle="1" w:styleId="a2">
+  <w:style w:type="paragraph" w:customStyle="1" w:styleId="32">
     <w:name w:val="柴_目录"/>
-    <w:basedOn w:val="Normal"/>
-    <w:next w:val="BodyText"/>
+    <w:basedOn w:val="1"/>
+    <w:next w:val="12"/>
     <w:qFormat/>
+    <w:uiPriority w:val="0"/>
     <w:pPr>
       <w:tabs>
         <w:tab w:val="right" w:leader="dot" w:pos="8442"/>
@@ -5917,59 +6034,64 @@
       <w:ind w:left="0" w:leftChars="0"/>
     </w:pPr>
     <w:rPr>
-      <w:rFonts w:ascii="Arial" w:eastAsia="Microsoft JhengHei" w:hAnsi="Arial"/>
+      <w:rFonts w:ascii="Arial" w:hAnsi="Arial" w:eastAsia="Microsoft JhengHei"/>
       <w:sz w:val="24"/>
     </w:rPr>
   </w:style>
-  <w:style w:type="paragraph" w:customStyle="1" w:styleId="WPSOffice1">
+  <w:style w:type="paragraph" w:customStyle="1" w:styleId="33">
     <w:name w:val="WPSOffice手动目录 1"/>
     <w:qFormat/>
+    <w:uiPriority w:val="0"/>
     <w:pPr>
       <w:ind w:leftChars="0"/>
     </w:pPr>
     <w:rPr>
-      <w:rFonts w:ascii="Times New Roman" w:eastAsia="宋体" w:hAnsi="Times New Roman" w:cs="Times New Roman"/>
+      <w:rFonts w:ascii="Times New Roman" w:hAnsi="Times New Roman" w:eastAsia="宋体" w:cs="Times New Roman"/>
       <w:sz w:val="20"/>
       <w:szCs w:val="20"/>
     </w:rPr>
   </w:style>
-  <w:style w:type="paragraph" w:customStyle="1" w:styleId="WPSOffice2">
+  <w:style w:type="paragraph" w:customStyle="1" w:styleId="34">
     <w:name w:val="WPSOffice手动目录 2"/>
     <w:qFormat/>
+    <w:uiPriority w:val="0"/>
     <w:pPr>
       <w:ind w:leftChars="200"/>
     </w:pPr>
     <w:rPr>
-      <w:rFonts w:ascii="Times New Roman" w:eastAsia="宋体" w:hAnsi="Times New Roman" w:cs="Times New Roman"/>
+      <w:rFonts w:ascii="Times New Roman" w:hAnsi="Times New Roman" w:eastAsia="宋体" w:cs="Times New Roman"/>
       <w:sz w:val="20"/>
       <w:szCs w:val="20"/>
     </w:rPr>
   </w:style>
-  <w:style w:type="paragraph" w:customStyle="1" w:styleId="WPSOffice3">
+  <w:style w:type="paragraph" w:customStyle="1" w:styleId="35">
     <w:name w:val="WPSOffice手动目录 3"/>
     <w:qFormat/>
+    <w:uiPriority w:val="0"/>
     <w:pPr>
       <w:ind w:leftChars="400"/>
     </w:pPr>
     <w:rPr>
-      <w:rFonts w:ascii="Times New Roman" w:eastAsia="宋体" w:hAnsi="Times New Roman" w:cs="Times New Roman"/>
+      <w:rFonts w:ascii="Times New Roman" w:hAnsi="Times New Roman" w:eastAsia="宋体" w:cs="Times New Roman"/>
       <w:sz w:val="20"/>
       <w:szCs w:val="20"/>
     </w:rPr>
   </w:style>
-  <w:style w:type="paragraph" w:customStyle="1" w:styleId="Compact">
+  <w:style w:type="paragraph" w:customStyle="1" w:styleId="36">
     <w:name w:val="Compact"/>
-    <w:basedOn w:val="BodyText"/>
+    <w:basedOn w:val="12"/>
     <w:qFormat/>
+    <w:uiPriority w:val="0"/>
     <w:pPr>
       <w:spacing w:before="36" w:after="36"/>
     </w:pPr>
   </w:style>
-  <w:style w:type="table" w:customStyle="1" w:styleId="Table">
+  <w:style w:type="table" w:customStyle="1" w:styleId="37">
     <w:name w:val="Table"/>
     <w:semiHidden/>
     <w:unhideWhenUsed/>
     <w:qFormat/>
+    <w:uiPriority w:val="0"/>
     <w:tblPr>
       <w:tblCellMar>
         <w:top w:w="0" w:type="dxa"/>
@@ -5981,26 +6103,28 @@
     <w:tblStylePr w:type="firstRow">
       <w:tcPr>
         <w:tcBorders>
-          <w:bottom w:val="single" w:sz="0" w:space="0" w:color="auto"/>
+          <w:bottom w:val="single" w:color="auto" w:sz="0" w:space="0"/>
         </w:tcBorders>
         <w:vAlign w:val="bottom"/>
       </w:tcPr>
     </w:tblStylePr>
   </w:style>
-  <w:style w:type="character" w:customStyle="1" w:styleId="1Char">
+  <w:style w:type="character" w:customStyle="1" w:styleId="38">
     <w:name w:val="柴_标题1 Char"/>
-    <w:link w:val="1"/>
+    <w:link w:val="28"/>
     <w:qFormat/>
+    <w:uiPriority w:val="0"/>
     <w:rPr>
-      <w:rFonts w:ascii="Arial" w:eastAsia="宋体" w:hAnsi="Arial"/>
+      <w:rFonts w:ascii="Arial" w:hAnsi="Arial" w:eastAsia="宋体"/>
       <w:sz w:val="32"/>
     </w:rPr>
   </w:style>
-  <w:style w:type="table" w:customStyle="1" w:styleId="TableNormal1">
+  <w:style w:type="table" w:customStyle="1" w:styleId="39">
     <w:name w:val="Table Normal_1"/>
     <w:semiHidden/>
     <w:unhideWhenUsed/>
     <w:qFormat/>
+    <w:uiPriority w:val="0"/>
     <w:tblPr>
       <w:tblCellMar>
         <w:top w:w="0" w:type="dxa"/>
@@ -6010,10 +6134,11 @@
       </w:tblCellMar>
     </w:tblPr>
   </w:style>
-  <w:style w:type="paragraph" w:customStyle="1" w:styleId="a3">
+  <w:style w:type="paragraph" w:customStyle="1" w:styleId="40">
     <w:name w:val="柴_正文_无缩进"/>
-    <w:basedOn w:val="Normal"/>
+    <w:basedOn w:val="1"/>
     <w:qFormat/>
+    <w:uiPriority w:val="0"/>
     <w:pPr>
       <w:ind w:firstLine="0" w:firstLineChars="0"/>
     </w:pPr>
@@ -6023,29 +6148,31 @@
       <w:lang w:eastAsia="zh-CN"/>
     </w:rPr>
   </w:style>
-  <w:style w:type="paragraph" w:customStyle="1" w:styleId="4">
+  <w:style w:type="paragraph" w:customStyle="1" w:styleId="41">
     <w:name w:val="柴_标题4"/>
-    <w:basedOn w:val="Heading4"/>
-    <w:next w:val="Normal"/>
+    <w:basedOn w:val="5"/>
+    <w:next w:val="1"/>
     <w:qFormat/>
+    <w:uiPriority w:val="0"/>
     <w:pPr>
       <w:widowControl w:val="0"/>
       <w:spacing w:before="160" w:line="360" w:lineRule="auto"/>
-      <w:ind w:left="981" w:hanging="862" w:leftChars="300"/>
+      <w:ind w:left="981" w:leftChars="300" w:hanging="862"/>
     </w:pPr>
     <w:rPr>
-      <w:rFonts w:ascii="Calibri" w:eastAsia="宋体" w:hAnsi="Calibri" w:cs="宋体" w:hint="eastAsia"/>
+      <w:rFonts w:hint="eastAsia" w:ascii="Calibri" w:hAnsi="Calibri" w:eastAsia="宋体" w:cs="宋体"/>
       <w:sz w:val="24"/>
       <w:szCs w:val="24"/>
       <w:lang w:eastAsia="zh-CN" w:bidi="zh-CN"/>
     </w:rPr>
   </w:style>
-  <w:style w:type="character" w:customStyle="1" w:styleId="Char">
+  <w:style w:type="character" w:customStyle="1" w:styleId="42">
     <w:name w:val="柴_正文 Char"/>
-    <w:link w:val="a1"/>
+    <w:link w:val="29"/>
     <w:qFormat/>
+    <w:uiPriority w:val="0"/>
     <w:rPr>
-      <w:rFonts w:ascii="Arial" w:eastAsia="宋体" w:hAnsi="Arial"/>
+      <w:rFonts w:ascii="Arial" w:hAnsi="Arial" w:eastAsia="宋体"/>
       <w:sz w:val="24"/>
       <w:lang w:eastAsia="zh-CN"/>
     </w:rPr>
